--- a/public/templates/contratos/leasing/CONTRATO DE LEASING OPERACIONAL DE SISTEMA FOTOVOLTAICO.docx
+++ b/public/templates/contratos/leasing/CONTRATO DE LEASING OPERACIONAL DE SISTEMA FOTOVOLTAICO.docx
@@ -573,7 +573,7 @@
         <w:rPr>
           <w:lang w:val="en-BR"/>
         </w:rPr>
-        <w:t>SOLARINVEST</w:t>
+        <w:t>contratada</w:t>
       </w:r>
       <w:r>
         <w:rPr>
@@ -967,27 +967,31 @@
         <w:rPr>
           <w:lang w:val="en-BR"/>
         </w:rPr>
-        <w:t xml:space="preserve"> A Mensalidade </w:t>
-      </w:r>
-      <w:r>
-        <w:rPr>
-          <w:lang w:val="en-BR"/>
-        </w:rPr>
-        <w:t>SOLARINVEST</w:t>
-      </w:r>
-      <w:r>
-        <w:rPr>
-          <w:lang w:val="en-BR"/>
-        </w:rPr>
-        <w:t xml:space="preserve"> tem como base um consumo estimado de </w:t>
-      </w:r>
-      <w:r>
-        <w:rPr>
-          <w:b/>
-          <w:bCs/>
-          <w:lang w:val="en-BR"/>
-        </w:rPr>
-        <w:t>{{kwhContratado}} kWh por mês (“Kc”)</w:t>
+        <w:t xml:space="preserve"> A Mensalidade tem como base um consumo estimado de </w:t>
+      </w:r>
+      <w:r>
+        <w:rPr>
+          <w:b/>
+          <w:bCs/>
+          <w:lang w:val="en-BR"/>
+        </w:rPr>
+        <w:t>{{kwhContratado}} kWh</w:t>
+      </w:r>
+      <w:r>
+        <w:rPr>
+          <w:b/>
+          <w:bCs/>
+          <w:lang w:val="en-BR"/>
+        </w:rPr>
+        <w:t xml:space="preserve"> contratado</w:t>
+      </w:r>
+      <w:r>
+        <w:rPr>
+          <w:b/>
+          <w:bCs/>
+          <w:lang w:val="en-BR"/>
+        </w:rPr>
+        <w:t xml:space="preserve"> por mês (“Kc”)</w:t>
       </w:r>
       <w:r>
         <w:rPr>
@@ -1847,44 +1851,40 @@
     </w:p>
     <w:p>
       <w:pPr>
-        <w:spacing w:before="100" w:beforeAutospacing="1" w:after="100" w:afterAutospacing="1"/>
-        <w:rPr>
-          <w:lang w:val="en-BR"/>
-        </w:rPr>
-      </w:pPr>
-      <w:r>
-        <w:rPr>
-          <w:lang w:val="en-BR"/>
-        </w:rPr>
-        <w:t>6.1. O contrato terá vigência de {{prazoContratual}} meses, iniciando-se no primeiro ciclo completo de medição da distribuidora após a instalação e homologação do sistema.</w:t>
-      </w:r>
-    </w:p>
-    <w:p>
-      <w:pPr>
         <w:pStyle w:val="p1"/>
       </w:pPr>
       <w:r>
         <w:rPr>
           <w:lang w:val="en-BR"/>
         </w:rPr>
+        <w:t xml:space="preserve">6.1. </w:t>
+      </w:r>
+      <w:r>
+        <w:rPr>
+          <w:rStyle w:val="apple-converted-space"/>
+        </w:rPr>
+        <w:t> </w:t>
+      </w:r>
+      <w:r>
+        <w:t>O presente contrato terá vigência pelo prazo de {{prazoContratual}} meses, iniciando-se a partir de sua assinatura pelas partes, momento em que passa a produzir efeitos jurídicos plenos. Os efeitos econômicos e o início da cobrança da mensalidade observarão exclusivamente os critérios estabelecidos na CLÁUSULA 12.5 – INÍCIO DA COBRANÇA.</w:t>
+      </w:r>
+    </w:p>
+    <w:p>
+      <w:pPr>
+        <w:pStyle w:val="p1"/>
+      </w:pPr>
+      <w:r>
+        <w:rPr>
+          <w:lang w:val="en-BR"/>
+        </w:rPr>
         <w:t xml:space="preserve">6.2. </w:t>
       </w:r>
       <w:r>
-        <w:t>Caso haja atraso na instalação, comissionamento, homologação ou início da operação do sistema por fato imputável ao CONTRATANTE, devidamente comprovado por registro técnico, operacional ou documental, a SOLARINVEST poderá iniciar as cobranças após 30 (trinta) dias da conclusão da instalação física do Sistema, independentemente da conclusão das demais etapas.</w:t>
-      </w:r>
-    </w:p>
-    <w:p>
-      <w:pPr>
-        <w:spacing w:before="100" w:beforeAutospacing="1" w:after="100" w:afterAutospacing="1"/>
-        <w:rPr>
-          <w:lang w:val="en-BR"/>
-        </w:rPr>
-      </w:pPr>
-      <w:r>
-        <w:rPr>
-          <w:lang w:val="en-BR"/>
-        </w:rPr>
-        <w:t>6.3. O presente contrato passa a produzir efeitos plenos a partir de sua assinatura pelas partes, momento em que se considera iniciado para todos os fins, inclusive para caracterização de obrigações, responsabilidades e eventuais consequências decorrentes de rescisão imotivada.</w:t>
+        <w:t xml:space="preserve">Caso haja atraso na instalação, comissionamento, homologação ou início da operação do sistema por fato imputável ao CONTRATANTE, devidamente comprovado por registro técnico, operacional ou documental, incluindo, mas não se limitando, à ausência de acesso ao imóvel, pendências cadastrais, documentais, estruturais ou qualquer outra condição sob sua responsabilidade, a SOLARINVEST poderá iniciar a cobrança da mensalidade após 30 (trinta) dias da conclusão da instalação física do Sistema, independentemente da ocorrência dos eventos </w:t>
+      </w:r>
+      <w:r>
+        <w:lastRenderedPageBreak/>
+        <w:t>previstos na CLÁUSULA 13 – INÍCIO DA COBRANÇA, não caracterizando tal antecipação descumprimento contratual ou cobrança indevida.</w:t>
       </w:r>
     </w:p>
     <w:p>
@@ -1903,46 +1903,317 @@
           <w:bCs/>
           <w:lang w:val="en-BR"/>
         </w:rPr>
+        <w:t>CL</w:t>
+      </w:r>
+      <w:r>
+        <w:rPr>
+          <w:b/>
+          <w:bCs/>
+          <w:lang w:val="en-BR"/>
+        </w:rPr>
+        <w:t>Á</w:t>
+      </w:r>
+      <w:r>
+        <w:rPr>
+          <w:b/>
+          <w:bCs/>
+          <w:lang w:val="en-BR"/>
+        </w:rPr>
+        <w:t xml:space="preserve">USULA 7 – DAS OBRIGAÇÕES DA </w:t>
+      </w:r>
+      <w:r>
+        <w:rPr>
+          <w:b/>
+          <w:bCs/>
+          <w:lang w:val="en-BR"/>
+        </w:rPr>
+        <w:t>SOLARINVEST</w:t>
+      </w:r>
+    </w:p>
+    <w:p>
+      <w:pPr>
+        <w:spacing w:before="100" w:beforeAutospacing="1" w:after="100" w:afterAutospacing="1"/>
+        <w:rPr>
+          <w:lang w:val="en-BR"/>
+        </w:rPr>
+      </w:pPr>
+      <w:r>
+        <w:rPr>
+          <w:lang w:val="en-BR"/>
+        </w:rPr>
+        <w:t xml:space="preserve">7.1. São responsabilidades da </w:t>
+      </w:r>
+      <w:r>
+        <w:rPr>
+          <w:lang w:val="en-BR"/>
+        </w:rPr>
+        <w:t>SOLARINVEST</w:t>
+      </w:r>
+      <w:r>
+        <w:rPr>
+          <w:lang w:val="en-BR"/>
+        </w:rPr>
+        <w:t>:</w:t>
+      </w:r>
+    </w:p>
+    <w:p>
+      <w:pPr>
+        <w:spacing w:before="100" w:beforeAutospacing="1" w:after="100" w:afterAutospacing="1"/>
+        <w:rPr>
+          <w:lang w:val="en-BR"/>
+        </w:rPr>
+      </w:pPr>
+      <w:r>
+        <w:rPr>
+          <w:lang w:val="en-BR"/>
+        </w:rPr>
+        <w:t>a) projeto, instalação e homologação do Sistema;</w:t>
+      </w:r>
+    </w:p>
+    <w:p>
+      <w:pPr>
+        <w:spacing w:before="100" w:beforeAutospacing="1" w:after="100" w:afterAutospacing="1"/>
+        <w:rPr>
+          <w:lang w:val="en-BR"/>
+        </w:rPr>
+      </w:pPr>
+      <w:r>
+        <w:rPr>
+          <w:lang w:val="en-BR"/>
+        </w:rPr>
+        <w:t>b) monitoramento remoto;</w:t>
+      </w:r>
+    </w:p>
+    <w:p>
+      <w:pPr>
+        <w:spacing w:before="100" w:beforeAutospacing="1" w:after="100" w:afterAutospacing="1"/>
+        <w:rPr>
+          <w:lang w:val="en-BR"/>
+        </w:rPr>
+      </w:pPr>
+      <w:r>
+        <w:rPr>
+          <w:lang w:val="en-BR"/>
+        </w:rPr>
+        <w:t>c) manutenção corretiva;</w:t>
+      </w:r>
+    </w:p>
+    <w:p>
+      <w:pPr>
+        <w:spacing w:before="100" w:beforeAutospacing="1" w:after="100" w:afterAutospacing="1"/>
+        <w:rPr>
+          <w:lang w:val="en-BR"/>
+        </w:rPr>
+      </w:pPr>
+      <w:r>
+        <w:rPr>
+          <w:lang w:val="en-BR"/>
+        </w:rPr>
+        <w:t>d) seguro contra sinistros e danos;</w:t>
+      </w:r>
+    </w:p>
+    <w:p>
+      <w:pPr>
+        <w:spacing w:before="100" w:beforeAutospacing="1" w:after="100" w:afterAutospacing="1"/>
+        <w:rPr>
+          <w:lang w:val="en-BR"/>
+        </w:rPr>
+      </w:pPr>
+      <w:r>
+        <w:rPr>
+          <w:lang w:val="en-BR"/>
+        </w:rPr>
+        <w:t>e) suporte ao CONTRATANTE durante a vigência.</w:t>
+      </w:r>
+    </w:p>
+    <w:p>
+      <w:pPr>
+        <w:spacing w:before="100" w:beforeAutospacing="1" w:after="100" w:afterAutospacing="1"/>
+        <w:outlineLvl w:val="1"/>
+        <w:rPr>
+          <w:b/>
+          <w:bCs/>
+          <w:lang w:val="en-BR"/>
+        </w:rPr>
+      </w:pPr>
+      <w:r>
+        <w:rPr>
+          <w:b/>
+          <w:bCs/>
+          <w:lang w:val="en-BR"/>
+        </w:rPr>
+        <w:t>CLÁUSULA 8 – DAS OBRIGAÇÕES DO CONTRATANTE</w:t>
+      </w:r>
+    </w:p>
+    <w:p>
+      <w:pPr>
+        <w:spacing w:before="100" w:beforeAutospacing="1" w:after="100" w:afterAutospacing="1"/>
+        <w:rPr>
+          <w:lang w:val="en-BR"/>
+        </w:rPr>
+      </w:pPr>
+      <w:r>
+        <w:rPr>
+          <w:lang w:val="en-BR"/>
+        </w:rPr>
+        <w:t>8.1. São obrigações do CONTRATANTE:</w:t>
+      </w:r>
+    </w:p>
+    <w:p>
+      <w:pPr>
+        <w:spacing w:before="100" w:beforeAutospacing="1" w:after="100" w:afterAutospacing="1"/>
+        <w:rPr>
+          <w:lang w:val="en-BR"/>
+        </w:rPr>
+      </w:pPr>
+      <w:r>
+        <w:rPr>
+          <w:lang w:val="en-BR"/>
+        </w:rPr>
+        <w:t>a) manter o imóvel regular e com titularidade em dia junto à distribuidora;</w:t>
+      </w:r>
+    </w:p>
+    <w:p>
+      <w:pPr>
+        <w:spacing w:before="100" w:beforeAutospacing="1" w:after="100" w:afterAutospacing="1"/>
+        <w:rPr>
+          <w:lang w:val="en-BR"/>
+        </w:rPr>
+      </w:pPr>
+      <w:r>
+        <w:rPr>
+          <w:lang w:val="en-BR"/>
+        </w:rPr>
+        <w:t>b) permitir acesso ao Sistema;</w:t>
+      </w:r>
+    </w:p>
+    <w:p>
+      <w:pPr>
+        <w:spacing w:before="100" w:beforeAutospacing="1" w:after="100" w:afterAutospacing="1"/>
+        <w:rPr>
+          <w:lang w:val="en-BR"/>
+        </w:rPr>
+      </w:pPr>
+      <w:r>
+        <w:rPr>
+          <w:lang w:val="en-BR"/>
+        </w:rPr>
+        <w:t>c) manter conexão Wi-Fi estável para monitoramento;</w:t>
+      </w:r>
+    </w:p>
+    <w:p>
+      <w:pPr>
+        <w:spacing w:before="100" w:beforeAutospacing="1" w:after="100" w:afterAutospacing="1"/>
+        <w:rPr>
+          <w:lang w:val="en-BR"/>
+        </w:rPr>
+      </w:pPr>
+      <w:r>
+        <w:rPr>
+          <w:lang w:val="en-BR"/>
+        </w:rPr>
+        <w:t>d) não realizar obras que prejudiquem o sistema;</w:t>
+      </w:r>
+    </w:p>
+    <w:p>
+      <w:pPr>
+        <w:spacing w:before="100" w:beforeAutospacing="1" w:after="100" w:afterAutospacing="1"/>
+        <w:rPr>
+          <w:lang w:val="en-BR"/>
+        </w:rPr>
+      </w:pPr>
+      <w:r>
+        <w:rPr>
+          <w:lang w:val="en-BR"/>
+        </w:rPr>
+        <w:t>e) comunicar falhas imediatamente.</w:t>
+      </w:r>
+    </w:p>
+    <w:p>
+      <w:pPr>
+        <w:spacing w:before="100" w:beforeAutospacing="1" w:after="100" w:afterAutospacing="1"/>
+        <w:rPr>
+          <w:lang w:val="en-BR"/>
+        </w:rPr>
+      </w:pPr>
+      <w:r>
+        <w:rPr>
+          <w:lang w:val="en-BR"/>
+        </w:rPr>
+        <w:t xml:space="preserve">8.2. O CONTRATANTE reconhece que, embora a </w:t>
+      </w:r>
+      <w:r>
+        <w:rPr>
+          <w:lang w:val="en-BR"/>
+        </w:rPr>
+        <w:t>SOLARINVEST</w:t>
+      </w:r>
+      <w:r>
+        <w:rPr>
+          <w:lang w:val="en-BR"/>
+        </w:rPr>
+        <w:t xml:space="preserve"> e seus técnicos adotem os mais elevados padrões de cuidado, segurança e zelo durante a instalação do sistema fotovoltaico, o processo pode envolver o deslocamento de telhas ou intervenções sobre coberturas existentes, o que representa risco especialmente em estruturas frágeis, antigas ou previamente danificadas.</w:t>
+      </w:r>
+    </w:p>
+    <w:p>
+      <w:pPr>
+        <w:spacing w:before="100" w:beforeAutospacing="1" w:after="100" w:afterAutospacing="1"/>
+        <w:rPr>
+          <w:lang w:val="en-BR"/>
+        </w:rPr>
+      </w:pPr>
+      <w:r>
+        <w:rPr>
+          <w:lang w:val="en-BR"/>
+        </w:rPr>
+        <w:t>8.2.1. É de responsabilidade exclusiva do CONTRATANTE assegurar que o telhado, estrutura de cobertura ou superfície onde será instalado o sistema esteja em boas condições de integridade, suportando carga adicional e acesso seguro por parte da equipe técnica.</w:t>
+      </w:r>
+    </w:p>
+    <w:p>
+      <w:pPr>
+        <w:spacing w:before="100" w:beforeAutospacing="1" w:after="100" w:afterAutospacing="1"/>
+        <w:rPr>
+          <w:lang w:val="en-BR"/>
+        </w:rPr>
+      </w:pPr>
+      <w:r>
+        <w:rPr>
+          <w:lang w:val="en-BR"/>
+        </w:rPr>
+        <w:t xml:space="preserve">8.2.2. Caso, durante a instalação, venham a ocorrer quebras, rachaduras ou deslocamentos de telhas ou partes da cobertura, em decorrência de sua fragilidade ou desgaste pré-existente, o </w:t>
+      </w:r>
+      <w:r>
+        <w:rPr>
+          <w:lang w:val="en-BR"/>
+        </w:rPr>
         <w:lastRenderedPageBreak/>
-        <w:t>CL</w:t>
-      </w:r>
-      <w:r>
-        <w:rPr>
-          <w:b/>
-          <w:bCs/>
-          <w:lang w:val="en-BR"/>
-        </w:rPr>
-        <w:t>Á</w:t>
-      </w:r>
-      <w:r>
-        <w:rPr>
-          <w:b/>
-          <w:bCs/>
-          <w:lang w:val="en-BR"/>
-        </w:rPr>
-        <w:t xml:space="preserve">USULA 7 – DAS OBRIGAÇÕES DA </w:t>
-      </w:r>
-      <w:r>
-        <w:rPr>
-          <w:b/>
-          <w:bCs/>
+        <w:t xml:space="preserve">CONTRATANTE será o responsável por sua substituição, sem que isso configure obrigação de reparo ou compensação por parte da </w:t>
+      </w:r>
+      <w:r>
+        <w:rPr>
           <w:lang w:val="en-BR"/>
         </w:rPr>
         <w:t>SOLARINVEST</w:t>
       </w:r>
-    </w:p>
-    <w:p>
-      <w:pPr>
-        <w:spacing w:before="100" w:beforeAutospacing="1" w:after="100" w:afterAutospacing="1"/>
-        <w:rPr>
-          <w:lang w:val="en-BR"/>
-        </w:rPr>
-      </w:pPr>
-      <w:r>
-        <w:rPr>
-          <w:lang w:val="en-BR"/>
-        </w:rPr>
-        <w:t xml:space="preserve">7.1. São responsabilidades da </w:t>
+      <w:r>
+        <w:rPr>
+          <w:lang w:val="en-BR"/>
+        </w:rPr>
+        <w:t>.</w:t>
+      </w:r>
+    </w:p>
+    <w:p>
+      <w:pPr>
+        <w:spacing w:before="100" w:beforeAutospacing="1" w:after="100" w:afterAutospacing="1"/>
+        <w:rPr>
+          <w:lang w:val="en-BR"/>
+        </w:rPr>
+      </w:pPr>
+      <w:r>
+        <w:rPr>
+          <w:lang w:val="en-BR"/>
+        </w:rPr>
+        <w:t xml:space="preserve">8.2.3. Caso seja identificada condição estrutural crítica que comprometa a segurança da instalação, a </w:t>
       </w:r>
       <w:r>
         <w:rPr>
@@ -1954,77 +2225,191 @@
         <w:rPr>
           <w:lang w:val="en-BR"/>
         </w:rPr>
-        <w:t>:</w:t>
-      </w:r>
-    </w:p>
-    <w:p>
-      <w:pPr>
-        <w:spacing w:before="100" w:beforeAutospacing="1" w:after="100" w:afterAutospacing="1"/>
-        <w:rPr>
-          <w:lang w:val="en-BR"/>
-        </w:rPr>
-      </w:pPr>
-      <w:r>
-        <w:rPr>
-          <w:lang w:val="en-BR"/>
-        </w:rPr>
-        <w:t>a) projeto, instalação e homologação do Sistema;</w:t>
-      </w:r>
-    </w:p>
-    <w:p>
-      <w:pPr>
-        <w:spacing w:before="100" w:beforeAutospacing="1" w:after="100" w:afterAutospacing="1"/>
-        <w:rPr>
-          <w:lang w:val="en-BR"/>
-        </w:rPr>
-      </w:pPr>
-      <w:r>
-        <w:rPr>
-          <w:lang w:val="en-BR"/>
-        </w:rPr>
-        <w:t>b) monitoramento remoto;</w:t>
-      </w:r>
-    </w:p>
-    <w:p>
-      <w:pPr>
-        <w:spacing w:before="100" w:beforeAutospacing="1" w:after="100" w:afterAutospacing="1"/>
-        <w:rPr>
-          <w:lang w:val="en-BR"/>
-        </w:rPr>
-      </w:pPr>
-      <w:r>
-        <w:rPr>
-          <w:lang w:val="en-BR"/>
-        </w:rPr>
-        <w:t>c) manutenção corretiva;</w:t>
-      </w:r>
-    </w:p>
-    <w:p>
-      <w:pPr>
-        <w:spacing w:before="100" w:beforeAutospacing="1" w:after="100" w:afterAutospacing="1"/>
-        <w:rPr>
-          <w:lang w:val="en-BR"/>
-        </w:rPr>
-      </w:pPr>
-      <w:r>
-        <w:rPr>
-          <w:lang w:val="en-BR"/>
-        </w:rPr>
-        <w:t>d) seguro contra sinistros e danos;</w:t>
-      </w:r>
-    </w:p>
-    <w:p>
-      <w:pPr>
-        <w:spacing w:before="100" w:beforeAutospacing="1" w:after="100" w:afterAutospacing="1"/>
-        <w:rPr>
-          <w:lang w:val="en-BR"/>
-        </w:rPr>
-      </w:pPr>
-      <w:r>
-        <w:rPr>
-          <w:lang w:val="en-BR"/>
-        </w:rPr>
-        <w:t>e) suporte ao CONTRATANTE durante a vigência.</w:t>
+        <w:t xml:space="preserve"> poderá suspender os trabalhos até que as adequações sejam providenciadas pelo CONTRATANTE.</w:t>
+      </w:r>
+    </w:p>
+    <w:p>
+      <w:pPr>
+        <w:spacing w:before="100" w:beforeAutospacing="1" w:after="100" w:afterAutospacing="1"/>
+        <w:rPr>
+          <w:lang w:val="en-BR"/>
+        </w:rPr>
+      </w:pPr>
+      <w:r>
+        <w:rPr>
+          <w:lang w:val="en-BR"/>
+        </w:rPr>
+        <w:t xml:space="preserve">8.2.4. A </w:t>
+      </w:r>
+      <w:r>
+        <w:rPr>
+          <w:lang w:val="en-BR"/>
+        </w:rPr>
+        <w:t>SOLARINVEST</w:t>
+      </w:r>
+      <w:r>
+        <w:rPr>
+          <w:lang w:val="en-BR"/>
+        </w:rPr>
+        <w:t xml:space="preserve"> não realiza, não está obrigada a realizar e não se responsabiliza por avaliação estrutural, cálculo de carga, análise de resistência mecânica ou emissão de laudo técnico do telhado, cobertura ou de qualquer estrutura do imóvel onde será instalado o Sistema.</w:t>
+      </w:r>
+    </w:p>
+    <w:p>
+      <w:pPr>
+        <w:spacing w:before="100" w:beforeAutospacing="1" w:after="100" w:afterAutospacing="1"/>
+        <w:rPr>
+          <w:lang w:val="en-BR"/>
+        </w:rPr>
+      </w:pPr>
+      <w:r>
+        <w:rPr>
+          <w:lang w:val="en-BR"/>
+        </w:rPr>
+        <w:t xml:space="preserve">8.2.5. A eventual vistoria técnica realizada pela </w:t>
+      </w:r>
+      <w:r>
+        <w:rPr>
+          <w:lang w:val="en-BR"/>
+        </w:rPr>
+        <w:t>SOLARINVEST</w:t>
+      </w:r>
+      <w:r>
+        <w:rPr>
+          <w:lang w:val="en-BR"/>
+        </w:rPr>
+        <w:t xml:space="preserve"> possui caráter exclusivamente operacional, destinada à verificação de viabilidade de instalação do Sistema, não substituindo, em nenhuma hipótese, laudo estrutural emitido por profissional legalmente habilitado, cuja contratação é de inteira e exclusiva responsabilidade do CONTRATANTE.</w:t>
+      </w:r>
+    </w:p>
+    <w:p>
+      <w:pPr>
+        <w:spacing w:before="100" w:beforeAutospacing="1" w:after="100" w:afterAutospacing="1"/>
+        <w:outlineLvl w:val="2"/>
+        <w:rPr>
+          <w:b/>
+          <w:bCs/>
+          <w:lang w:val="en-BR"/>
+        </w:rPr>
+      </w:pPr>
+      <w:r>
+        <w:rPr>
+          <w:b/>
+          <w:bCs/>
+          <w:lang w:val="en-BR"/>
+        </w:rPr>
+        <w:t>CLÁUSULA 8-A – DA GUARDA PROVISÓRIA DO SISTEMA ANTES DA INSTALAÇÃO</w:t>
+      </w:r>
+    </w:p>
+    <w:p>
+      <w:pPr>
+        <w:spacing w:before="100" w:beforeAutospacing="1" w:after="100" w:afterAutospacing="1"/>
+        <w:rPr>
+          <w:lang w:val="en-BR"/>
+        </w:rPr>
+      </w:pPr>
+      <w:r>
+        <w:rPr>
+          <w:lang w:val="en-BR"/>
+        </w:rPr>
+        <w:t>8-A.1. Caso, por necessidade logística, operacional ou estratégica, os equipamentos que compõem o Sistema sejam entregues no imóvel do CONTRATANTE antes da efetiva instalação, considera-se que, a partir da entrega física e assinatura do comprovante de recebimento, ocorre a transferência provisória da guarda do bem ao CONTRATANTE, sem transferência de propriedade.</w:t>
+      </w:r>
+    </w:p>
+    <w:p>
+      <w:pPr>
+        <w:spacing w:before="100" w:beforeAutospacing="1" w:after="100" w:afterAutospacing="1"/>
+        <w:rPr>
+          <w:lang w:val="en-BR"/>
+        </w:rPr>
+      </w:pPr>
+      <w:r>
+        <w:rPr>
+          <w:lang w:val="en-BR"/>
+        </w:rPr>
+        <w:t>8-A.2. Durante o período compreendido entre a entrega e a instalação, o CONTRATANTE compromete-se a:</w:t>
+      </w:r>
+    </w:p>
+    <w:p>
+      <w:pPr>
+        <w:spacing w:before="100" w:beforeAutospacing="1" w:after="100" w:afterAutospacing="1"/>
+        <w:rPr>
+          <w:lang w:val="en-BR"/>
+        </w:rPr>
+      </w:pPr>
+      <w:r>
+        <w:rPr>
+          <w:lang w:val="en-BR"/>
+        </w:rPr>
+        <w:t>a) armazenar os equipamentos em local coberto, seco e protegido contra intempéries;</w:t>
+      </w:r>
+    </w:p>
+    <w:p>
+      <w:pPr>
+        <w:spacing w:before="100" w:beforeAutospacing="1" w:after="100" w:afterAutospacing="1"/>
+        <w:rPr>
+          <w:lang w:val="en-BR"/>
+        </w:rPr>
+      </w:pPr>
+      <w:r>
+        <w:rPr>
+          <w:lang w:val="en-BR"/>
+        </w:rPr>
+        <w:t>b) adotar medidas razoáveis de segurança para evitar furto, extravio ou danos;</w:t>
+      </w:r>
+    </w:p>
+    <w:p>
+      <w:pPr>
+        <w:spacing w:before="100" w:beforeAutospacing="1" w:after="100" w:afterAutospacing="1"/>
+        <w:rPr>
+          <w:lang w:val="en-BR"/>
+        </w:rPr>
+      </w:pPr>
+      <w:r>
+        <w:rPr>
+          <w:lang w:val="en-BR"/>
+        </w:rPr>
+        <w:t>c) não manusear, abrir embalagens técnicas ou permitir intervenção de terceiros não autorizados.</w:t>
+      </w:r>
+    </w:p>
+    <w:p>
+      <w:pPr>
+        <w:spacing w:before="100" w:beforeAutospacing="1" w:after="100" w:afterAutospacing="1"/>
+        <w:rPr>
+          <w:lang w:val="en-BR"/>
+        </w:rPr>
+      </w:pPr>
+      <w:r>
+        <w:rPr>
+          <w:lang w:val="en-BR"/>
+        </w:rPr>
+        <w:t>8-A.3. O CONTRATANTE responderá por danos, perdas, extravios ou deteriorações decorrentes de culpa, negligência, imprudência ou má conservação durante o período de guarda provisória.</w:t>
+      </w:r>
+    </w:p>
+    <w:p>
+      <w:pPr>
+        <w:spacing w:before="100" w:beforeAutospacing="1" w:after="100" w:afterAutospacing="1"/>
+        <w:rPr>
+          <w:lang w:val="en-BR"/>
+        </w:rPr>
+      </w:pPr>
+      <w:r>
+        <w:rPr>
+          <w:lang w:val="en-BR"/>
+        </w:rPr>
+        <w:t>8-A.4. Não será imputada responsabilidade ao CONTRATANTE quando o dano decorrer de caso fortuito externo ou força maior devidamente comprovados, nos termos do artigo 393 do Código Civil.</w:t>
+      </w:r>
+    </w:p>
+    <w:p>
+      <w:pPr>
+        <w:spacing w:before="100" w:beforeAutospacing="1" w:after="100" w:afterAutospacing="1"/>
+        <w:rPr>
+          <w:lang w:val="en-BR"/>
+        </w:rPr>
+      </w:pPr>
+      <w:r>
+        <w:rPr>
+          <w:lang w:val="en-BR"/>
+        </w:rPr>
+        <w:lastRenderedPageBreak/>
+        <w:t>8-A.5. Eventual sinistro ocorrido durante o período de guarda provisória poderá ensejar a cobrança dos custos de reposição dos equipamentos danificados, sem prejuízo das demais obrigações contratuais.</w:t>
       </w:r>
     </w:p>
     <w:p>
@@ -2037,111 +2422,38 @@
           <w:lang w:val="en-BR"/>
         </w:rPr>
       </w:pPr>
-      <w:r>
-        <w:rPr>
-          <w:b/>
-          <w:bCs/>
-          <w:lang w:val="en-BR"/>
-        </w:rPr>
-        <w:t>CLÁUSULA 8 – DAS OBRIGAÇÕES DO CONTRATANTE</w:t>
-      </w:r>
-    </w:p>
-    <w:p>
-      <w:pPr>
-        <w:spacing w:before="100" w:beforeAutospacing="1" w:after="100" w:afterAutospacing="1"/>
-        <w:rPr>
-          <w:lang w:val="en-BR"/>
-        </w:rPr>
-      </w:pPr>
-      <w:r>
-        <w:rPr>
-          <w:lang w:val="en-BR"/>
-        </w:rPr>
-        <w:t>8.1. São obrigações do CONTRATANTE:</w:t>
-      </w:r>
-    </w:p>
-    <w:p>
-      <w:pPr>
-        <w:spacing w:before="100" w:beforeAutospacing="1" w:after="100" w:afterAutospacing="1"/>
-        <w:rPr>
-          <w:lang w:val="en-BR"/>
-        </w:rPr>
-      </w:pPr>
-      <w:r>
-        <w:rPr>
-          <w:lang w:val="en-BR"/>
-        </w:rPr>
-        <w:t>a) manter o imóvel regular e com titularidade em dia junto à distribuidora;</w:t>
-      </w:r>
-    </w:p>
-    <w:p>
-      <w:pPr>
-        <w:spacing w:before="100" w:beforeAutospacing="1" w:after="100" w:afterAutospacing="1"/>
-        <w:rPr>
-          <w:lang w:val="en-BR"/>
-        </w:rPr>
-      </w:pPr>
-      <w:r>
-        <w:rPr>
-          <w:lang w:val="en-BR"/>
-        </w:rPr>
-        <w:t>b) permitir acesso ao Sistema;</w:t>
-      </w:r>
-    </w:p>
-    <w:p>
-      <w:pPr>
-        <w:spacing w:before="100" w:beforeAutospacing="1" w:after="100" w:afterAutospacing="1"/>
-        <w:rPr>
-          <w:lang w:val="en-BR"/>
-        </w:rPr>
-      </w:pPr>
-      <w:r>
-        <w:rPr>
-          <w:lang w:val="en-BR"/>
-        </w:rPr>
-        <w:t>c) manter conexão Wi-Fi estável para monitoramento;</w:t>
-      </w:r>
-    </w:p>
-    <w:p>
-      <w:pPr>
-        <w:spacing w:before="100" w:beforeAutospacing="1" w:after="100" w:afterAutospacing="1"/>
-        <w:rPr>
-          <w:lang w:val="en-BR"/>
-        </w:rPr>
-      </w:pPr>
-      <w:r>
-        <w:rPr>
-          <w:lang w:val="en-BR"/>
-        </w:rPr>
-        <w:t>d) não realizar obras que prejudiquem o sistema;</w:t>
-      </w:r>
-    </w:p>
-    <w:p>
-      <w:pPr>
-        <w:spacing w:before="100" w:beforeAutospacing="1" w:after="100" w:afterAutospacing="1"/>
-        <w:rPr>
-          <w:lang w:val="en-BR"/>
-        </w:rPr>
-      </w:pPr>
-      <w:r>
-        <w:rPr>
-          <w:lang w:val="en-BR"/>
-        </w:rPr>
-        <w:t>e) comunicar falhas imediatamente.</w:t>
-      </w:r>
-    </w:p>
-    <w:p>
-      <w:pPr>
-        <w:spacing w:before="100" w:beforeAutospacing="1" w:after="100" w:afterAutospacing="1"/>
-        <w:rPr>
-          <w:lang w:val="en-BR"/>
-        </w:rPr>
-      </w:pPr>
-      <w:r>
-        <w:rPr>
-          <w:lang w:val="en-BR"/>
-        </w:rPr>
-        <w:t xml:space="preserve">8.2. O CONTRATANTE reconhece que, embora a </w:t>
+    </w:p>
+    <w:p>
+      <w:pPr>
+        <w:spacing w:before="100" w:beforeAutospacing="1" w:after="100" w:afterAutospacing="1"/>
+        <w:outlineLvl w:val="1"/>
+        <w:rPr>
+          <w:b/>
+          <w:bCs/>
+          <w:lang w:val="en-BR"/>
+        </w:rPr>
+      </w:pPr>
+      <w:r>
+        <w:rPr>
+          <w:b/>
+          <w:bCs/>
+          <w:lang w:val="en-BR"/>
+        </w:rPr>
+        <w:t>CLÁUSULA 9 – DO DESEMPENHO E DA OBRIGAÇÃO DE MEIO</w:t>
+      </w:r>
+    </w:p>
+    <w:p>
+      <w:pPr>
+        <w:spacing w:before="100" w:beforeAutospacing="1" w:after="100" w:afterAutospacing="1"/>
+        <w:rPr>
+          <w:lang w:val="en-BR"/>
+        </w:rPr>
+      </w:pPr>
+      <w:r>
+        <w:rPr>
+          <w:lang w:val="en-BR"/>
+        </w:rPr>
+        <w:t xml:space="preserve">9.1. A </w:t>
       </w:r>
       <w:r>
         <w:rPr>
@@ -2153,35 +2465,21 @@
         <w:rPr>
           <w:lang w:val="en-BR"/>
         </w:rPr>
-        <w:t xml:space="preserve"> e seus técnicos adotem os mais elevados padrões de cuidado, segurança e zelo durante a instalação do sistema fotovoltaico, o processo pode envolver o deslocamento de telhas ou intervenções sobre coberturas existentes, o que representa risco especialmente em estruturas frágeis, antigas ou previamente danificadas.</w:t>
-      </w:r>
-    </w:p>
-    <w:p>
-      <w:pPr>
-        <w:spacing w:before="100" w:beforeAutospacing="1" w:after="100" w:afterAutospacing="1"/>
-        <w:rPr>
-          <w:lang w:val="en-BR"/>
-        </w:rPr>
-      </w:pPr>
-      <w:r>
-        <w:rPr>
-          <w:lang w:val="en-BR"/>
-        </w:rPr>
-        <w:t>8.2.1. É de responsabilidade exclusiva do CONTRATANTE assegurar que o telhado, estrutura de cobertura ou superfície onde será instalado o sistema esteja em boas condições de integridade, suportando carga adicional e acesso seguro por parte da equipe técnica.</w:t>
-      </w:r>
-    </w:p>
-    <w:p>
-      <w:pPr>
-        <w:spacing w:before="100" w:beforeAutospacing="1" w:after="100" w:afterAutospacing="1"/>
-        <w:rPr>
-          <w:lang w:val="en-BR"/>
-        </w:rPr>
-      </w:pPr>
-      <w:r>
-        <w:rPr>
-          <w:lang w:val="en-BR"/>
-        </w:rPr>
-        <w:t xml:space="preserve">8.2.2. Caso, durante a instalação, venham a ocorrer quebras, rachaduras ou deslocamentos de telhas ou partes da cobertura, em decorrência de sua fragilidade ou desgaste pré-existente, o CONTRATANTE será o responsável por sua substituição, sem que isso configure obrigação de reparo ou compensação por parte da </w:t>
+        <w:t xml:space="preserve"> possui obrigação de meio, e não de resultado.</w:t>
+      </w:r>
+    </w:p>
+    <w:p>
+      <w:pPr>
+        <w:spacing w:before="100" w:beforeAutospacing="1" w:after="100" w:afterAutospacing="1"/>
+        <w:rPr>
+          <w:lang w:val="en-BR"/>
+        </w:rPr>
+      </w:pPr>
+      <w:r>
+        <w:rPr>
+          <w:lang w:val="en-BR"/>
+        </w:rPr>
+        <w:t xml:space="preserve">9.2. A </w:t>
       </w:r>
       <w:r>
         <w:rPr>
@@ -2193,22 +2491,235 @@
         <w:rPr>
           <w:lang w:val="en-BR"/>
         </w:rPr>
+        <w:t xml:space="preserve"> não se responsabiliza por redução de geração causada por:</w:t>
+      </w:r>
+    </w:p>
+    <w:p>
+      <w:pPr>
+        <w:spacing w:before="100" w:beforeAutospacing="1" w:after="100" w:afterAutospacing="1"/>
+        <w:rPr>
+          <w:lang w:val="en-BR"/>
+        </w:rPr>
+      </w:pPr>
+      <w:r>
+        <w:rPr>
+          <w:lang w:val="en-BR"/>
+        </w:rPr>
+        <w:t>a) sombreamento, clima ou obras no imóvel;</w:t>
+      </w:r>
+    </w:p>
+    <w:p>
+      <w:pPr>
+        <w:spacing w:before="100" w:beforeAutospacing="1" w:after="100" w:afterAutospacing="1"/>
+        <w:rPr>
+          <w:lang w:val="en-BR"/>
+        </w:rPr>
+      </w:pPr>
+      <w:r>
+        <w:rPr>
+          <w:lang w:val="en-BR"/>
+        </w:rPr>
+        <w:t>b) falta de limpeza dos módulos;</w:t>
+      </w:r>
+    </w:p>
+    <w:p>
+      <w:pPr>
+        <w:spacing w:before="100" w:beforeAutospacing="1" w:after="100" w:afterAutospacing="1"/>
+        <w:rPr>
+          <w:lang w:val="en-BR"/>
+        </w:rPr>
+      </w:pPr>
+      <w:r>
+        <w:rPr>
+          <w:lang w:val="en-BR"/>
+        </w:rPr>
+        <w:t>c) falhas na rede da distribuidora;</w:t>
+      </w:r>
+    </w:p>
+    <w:p>
+      <w:pPr>
+        <w:spacing w:before="100" w:beforeAutospacing="1" w:after="100" w:afterAutospacing="1"/>
+        <w:rPr>
+          <w:lang w:val="en-BR"/>
+        </w:rPr>
+      </w:pPr>
+      <w:r>
+        <w:rPr>
+          <w:lang w:val="en-BR"/>
+        </w:rPr>
+        <w:t>d) desconexão da internet.</w:t>
+      </w:r>
+    </w:p>
+    <w:p>
+      <w:pPr>
+        <w:spacing w:before="100" w:beforeAutospacing="1" w:after="100" w:afterAutospacing="1"/>
+        <w:rPr>
+          <w:lang w:val="en-BR"/>
+        </w:rPr>
+      </w:pPr>
+      <w:r>
+        <w:rPr>
+          <w:lang w:val="en-BR"/>
+        </w:rPr>
+        <w:t>9.3. Em caso de limitação técnica permanente, o valor do Kc poderá ser ajustado, sem caracterizar inadimplemento.</w:t>
+      </w:r>
+    </w:p>
+    <w:p>
+      <w:pPr>
+        <w:pStyle w:val="p1"/>
+      </w:pPr>
+      <w:r>
+        <w:t>9.4 O CONTRATANTE declara estar ciente de que eventuais estimativas de geração de energia, economia financeira ou desempenho do sistema possuem caráter meramente indicativo, não constituindo garantia mínima de resultado, rendimento ou economia.</w:t>
+      </w:r>
+    </w:p>
+    <w:p>
+      <w:pPr>
+        <w:spacing w:before="100" w:beforeAutospacing="1" w:after="100" w:afterAutospacing="1"/>
+        <w:outlineLvl w:val="1"/>
+        <w:rPr>
+          <w:b/>
+          <w:bCs/>
+          <w:lang w:val="en-BR"/>
+        </w:rPr>
+      </w:pPr>
+      <w:r>
+        <w:rPr>
+          <w:b/>
+          <w:bCs/>
+          <w:lang w:val="en-BR"/>
+        </w:rPr>
+        <w:t>CLÁUSULA 10 – DOS ENCARGOS JUNTO À DISTRIBUIDORA</w:t>
+      </w:r>
+    </w:p>
+    <w:p>
+      <w:pPr>
+        <w:spacing w:before="100" w:beforeAutospacing="1" w:after="100" w:afterAutospacing="1"/>
+        <w:rPr>
+          <w:lang w:val="en-BR"/>
+        </w:rPr>
+      </w:pPr>
+      <w:r>
+        <w:rPr>
+          <w:lang w:val="en-BR"/>
+        </w:rPr>
+        <w:t xml:space="preserve">10.1. </w:t>
+      </w:r>
+      <w:r>
+        <w:rPr>
+          <w:lang w:val="en-BR"/>
+        </w:rPr>
+        <w:t xml:space="preserve">Permanecem de responsabilidade exclusiva do CONTRATANTE, perante a distribuidora de energia elétrica e os órgãos competentes, os encargos, tarifas, tributos, contribuições, bandeiras tarifárias, refaturamentos, multas e demais valores cobrados diretamente em sua fatura de energia elétrica, não se confundindo tais obrigações com a metodologia de cálculo da mensalidade devida à </w:t>
+      </w:r>
+      <w:r>
+        <w:rPr>
+          <w:lang w:val="en-BR"/>
+        </w:rPr>
+        <w:t>SOLARINVEST</w:t>
+      </w:r>
+      <w:r>
+        <w:rPr>
+          <w:lang w:val="en-BR"/>
+        </w:rPr>
+        <w:t>, prevista na Cláusula 4 e no Anexo III deste contrato</w:t>
+      </w:r>
+      <w:r>
+        <w:rPr>
+          <w:lang w:val="en-BR"/>
+        </w:rPr>
         <w:t>.</w:t>
       </w:r>
     </w:p>
     <w:p>
       <w:pPr>
         <w:spacing w:before="100" w:beforeAutospacing="1" w:after="100" w:afterAutospacing="1"/>
-        <w:rPr>
-          <w:lang w:val="en-BR"/>
-        </w:rPr>
-      </w:pPr>
-      <w:r>
-        <w:rPr>
-          <w:lang w:val="en-BR"/>
-        </w:rPr>
+        <w:outlineLvl w:val="1"/>
+        <w:rPr>
+          <w:b/>
+          <w:bCs/>
+          <w:lang w:val="en-BR"/>
+        </w:rPr>
+      </w:pPr>
+      <w:r>
+        <w:rPr>
+          <w:b/>
+          <w:bCs/>
+          <w:lang w:val="en-BR"/>
+        </w:rPr>
+        <w:t>CLÁUSULA 11 – DOS CRÉDITOS EM CASO DE INADIMPLÊNCIA</w:t>
+      </w:r>
+    </w:p>
+    <w:p>
+      <w:pPr>
+        <w:spacing w:before="100" w:beforeAutospacing="1" w:after="100" w:afterAutospacing="1"/>
+        <w:rPr>
+          <w:lang w:val="en-BR"/>
+        </w:rPr>
+      </w:pPr>
+      <w:r>
+        <w:rPr>
+          <w:lang w:val="en-BR"/>
+        </w:rPr>
+        <w:t>11.1. Estando adimplente, o CONTRATANTE usufruirá integralmente dos créditos de energia.</w:t>
+      </w:r>
+    </w:p>
+    <w:p>
+      <w:pPr>
+        <w:pStyle w:val="p1"/>
+      </w:pPr>
+      <w:r>
+        <w:t>11.2. Em caso de inadimplência, os créditos de energia passam a ser de uso exclusivo da SOLARINVEST enquanto perdurar a inadimplência, podendo esta, a seu critério:</w:t>
+      </w:r>
+    </w:p>
+    <w:p>
+      <w:pPr>
+        <w:pStyle w:val="p2"/>
+      </w:pPr>
+    </w:p>
+    <w:p>
+      <w:pPr>
+        <w:pStyle w:val="p1"/>
+      </w:pPr>
+      <w:r>
         <w:lastRenderedPageBreak/>
-        <w:t xml:space="preserve">8.2.3. Caso seja identificada condição estrutural crítica que comprometa a segurança da instalação, a </w:t>
+        <w:t>a) redirecioná-los a outras unidades consumidoras;</w:t>
+      </w:r>
+    </w:p>
+    <w:p>
+      <w:pPr>
+        <w:pStyle w:val="p1"/>
+      </w:pPr>
+      <w:r>
+        <w:t>b) retê-los;</w:t>
+      </w:r>
+    </w:p>
+    <w:p>
+      <w:pPr>
+        <w:pStyle w:val="p1"/>
+      </w:pPr>
+      <w:r>
+        <w:t>c) redistribuí-los;</w:t>
+      </w:r>
+    </w:p>
+    <w:p>
+      <w:pPr>
+        <w:pStyle w:val="p1"/>
+      </w:pPr>
+      <w:r>
+        <w:t>d) utilizá-los para mitigação de prejuízos decorrentes do inadimplemento.</w:t>
+      </w:r>
+    </w:p>
+    <w:p>
+      <w:pPr>
+        <w:spacing w:before="100" w:beforeAutospacing="1" w:after="100" w:afterAutospacing="1"/>
+        <w:rPr>
+          <w:lang w:val="en-BR"/>
+        </w:rPr>
+      </w:pPr>
+      <w:r>
+        <w:rPr>
+          <w:lang w:val="en-BR"/>
+        </w:rPr>
+        <w:t xml:space="preserve">11.3. Não há direito à compensação retroativa dos créditos usados pela </w:t>
       </w:r>
       <w:r>
         <w:rPr>
@@ -2220,190 +2731,139 @@
         <w:rPr>
           <w:lang w:val="en-BR"/>
         </w:rPr>
-        <w:t xml:space="preserve"> poderá suspender os trabalhos até que as adequações sejam providenciadas pelo CONTRATANTE.</w:t>
-      </w:r>
-    </w:p>
-    <w:p>
-      <w:pPr>
-        <w:spacing w:before="100" w:beforeAutospacing="1" w:after="100" w:afterAutospacing="1"/>
-        <w:rPr>
-          <w:lang w:val="en-BR"/>
-        </w:rPr>
-      </w:pPr>
-      <w:r>
-        <w:rPr>
-          <w:lang w:val="en-BR"/>
-        </w:rPr>
-        <w:t xml:space="preserve">8.2.4. A </w:t>
-      </w:r>
-      <w:r>
-        <w:rPr>
-          <w:lang w:val="en-BR"/>
-        </w:rPr>
-        <w:t>SOLARINVEST</w:t>
-      </w:r>
-      <w:r>
-        <w:rPr>
-          <w:lang w:val="en-BR"/>
-        </w:rPr>
-        <w:t xml:space="preserve"> não realiza, não está obrigada a realizar e não se responsabiliza por avaliação estrutural, cálculo de carga, análise de resistência mecânica ou emissão de laudo técnico do telhado, cobertura ou de qualquer estrutura do imóvel onde será instalado o Sistema.</w:t>
-      </w:r>
-    </w:p>
-    <w:p>
-      <w:pPr>
-        <w:spacing w:before="100" w:beforeAutospacing="1" w:after="100" w:afterAutospacing="1"/>
-        <w:rPr>
-          <w:lang w:val="en-BR"/>
-        </w:rPr>
-      </w:pPr>
-      <w:r>
-        <w:rPr>
-          <w:lang w:val="en-BR"/>
-        </w:rPr>
-        <w:t xml:space="preserve">8.2.5. A eventual vistoria técnica realizada pela </w:t>
-      </w:r>
-      <w:r>
-        <w:rPr>
-          <w:lang w:val="en-BR"/>
-        </w:rPr>
-        <w:t>SOLARINVEST</w:t>
-      </w:r>
-      <w:r>
-        <w:rPr>
-          <w:lang w:val="en-BR"/>
-        </w:rPr>
-        <w:t xml:space="preserve"> possui caráter exclusivamente operacional, destinada à verificação de viabilidade de instalação do Sistema, não substituindo, em nenhuma hipótese, laudo estrutural emitido por profissional legalmente habilitado, cuja contratação é de inteira e exclusiva responsabilidade do CONTRATANTE.</w:t>
-      </w:r>
-    </w:p>
-    <w:p>
-      <w:pPr>
-        <w:spacing w:before="100" w:beforeAutospacing="1" w:after="100" w:afterAutospacing="1"/>
-        <w:outlineLvl w:val="2"/>
-        <w:rPr>
-          <w:b/>
-          <w:bCs/>
-          <w:lang w:val="en-BR"/>
-        </w:rPr>
-      </w:pPr>
-      <w:r>
-        <w:rPr>
-          <w:b/>
-          <w:bCs/>
-          <w:lang w:val="en-BR"/>
-        </w:rPr>
-        <w:t>CLÁUSULA 8-A – DA GUARDA PROVISÓRIA DO SISTEMA ANTES DA INSTALAÇÃO</w:t>
-      </w:r>
-    </w:p>
-    <w:p>
-      <w:pPr>
-        <w:spacing w:before="100" w:beforeAutospacing="1" w:after="100" w:afterAutospacing="1"/>
-        <w:rPr>
-          <w:lang w:val="en-BR"/>
-        </w:rPr>
-      </w:pPr>
-      <w:r>
-        <w:rPr>
-          <w:lang w:val="en-BR"/>
-        </w:rPr>
-        <w:t>8-A.1. Caso, por necessidade logística, operacional ou estratégica, os equipamentos que compõem o Sistema sejam entregues no imóvel do CONTRATANTE antes da efetiva instalação, considera-se que, a partir da entrega física e assinatura do comprovante de recebimento, ocorre a transferência provisória da guarda do bem ao CONTRATANTE, sem transferência de propriedade.</w:t>
-      </w:r>
-    </w:p>
-    <w:p>
-      <w:pPr>
-        <w:spacing w:before="100" w:beforeAutospacing="1" w:after="100" w:afterAutospacing="1"/>
-        <w:rPr>
-          <w:lang w:val="en-BR"/>
-        </w:rPr>
-      </w:pPr>
-      <w:r>
-        <w:rPr>
-          <w:lang w:val="en-BR"/>
-        </w:rPr>
-        <w:t>8-A.2. Durante o período compreendido entre a entrega e a instalação, o CONTRATANTE compromete-se a:</w:t>
-      </w:r>
-    </w:p>
-    <w:p>
-      <w:pPr>
-        <w:spacing w:before="100" w:beforeAutospacing="1" w:after="100" w:afterAutospacing="1"/>
-        <w:rPr>
-          <w:lang w:val="en-BR"/>
-        </w:rPr>
-      </w:pPr>
-      <w:r>
-        <w:rPr>
-          <w:lang w:val="en-BR"/>
-        </w:rPr>
-        <w:t>a) armazenar os equipamentos em local coberto, seco e protegido contra intempéries;</w:t>
-      </w:r>
-    </w:p>
-    <w:p>
-      <w:pPr>
-        <w:spacing w:before="100" w:beforeAutospacing="1" w:after="100" w:afterAutospacing="1"/>
-        <w:rPr>
-          <w:lang w:val="en-BR"/>
-        </w:rPr>
-      </w:pPr>
-      <w:r>
-        <w:rPr>
-          <w:lang w:val="en-BR"/>
-        </w:rPr>
-        <w:t>b) adotar medidas razoáveis de segurança para evitar furto, extravio ou danos;</w:t>
-      </w:r>
-    </w:p>
-    <w:p>
-      <w:pPr>
-        <w:spacing w:before="100" w:beforeAutospacing="1" w:after="100" w:afterAutospacing="1"/>
-        <w:rPr>
-          <w:lang w:val="en-BR"/>
-        </w:rPr>
-      </w:pPr>
-      <w:r>
-        <w:rPr>
-          <w:lang w:val="en-BR"/>
-        </w:rPr>
-        <w:t>c) não manusear, abrir embalagens técnicas ou permitir intervenção de terceiros não autorizados.</w:t>
-      </w:r>
-    </w:p>
-    <w:p>
-      <w:pPr>
-        <w:spacing w:before="100" w:beforeAutospacing="1" w:after="100" w:afterAutospacing="1"/>
-        <w:rPr>
-          <w:lang w:val="en-BR"/>
-        </w:rPr>
-      </w:pPr>
-      <w:r>
-        <w:rPr>
-          <w:lang w:val="en-BR"/>
-        </w:rPr>
-        <w:t>8-A.3. O CONTRATANTE responderá por danos, perdas, extravios ou deteriorações decorrentes de culpa, negligência, imprudência ou má conservação durante o período de guarda provisória.</w:t>
-      </w:r>
-    </w:p>
-    <w:p>
-      <w:pPr>
-        <w:spacing w:before="100" w:beforeAutospacing="1" w:after="100" w:afterAutospacing="1"/>
-        <w:rPr>
-          <w:lang w:val="en-BR"/>
-        </w:rPr>
-      </w:pPr>
-      <w:r>
-        <w:rPr>
-          <w:lang w:val="en-BR"/>
-        </w:rPr>
-        <w:t>8-A.4. Não será imputada responsabilidade ao CONTRATANTE quando o dano decorrer de caso fortuito externo ou força maior devidamente comprovados, nos termos do artigo 393 do Código Civil.</w:t>
-      </w:r>
-    </w:p>
-    <w:p>
-      <w:pPr>
-        <w:spacing w:before="100" w:beforeAutospacing="1" w:after="100" w:afterAutospacing="1"/>
-        <w:rPr>
-          <w:lang w:val="en-BR"/>
-        </w:rPr>
-      </w:pPr>
-      <w:r>
-        <w:rPr>
-          <w:lang w:val="en-BR"/>
-        </w:rPr>
-        <w:t>8-A.5. Eventual sinistro ocorrido durante o período de guarda provisória poderá ensejar a cobrança dos custos de reposição dos equipamentos danificados, sem prejuízo das demais obrigações contratuais.</w:t>
+        <w:t>.</w:t>
+      </w:r>
+    </w:p>
+    <w:p>
+      <w:pPr>
+        <w:pStyle w:val="p1"/>
+        <w:rPr>
+          <w:b/>
+          <w:bCs/>
+        </w:rPr>
+      </w:pPr>
+      <w:r>
+        <w:rPr>
+          <w:b/>
+          <w:bCs/>
+        </w:rPr>
+        <w:t>CLÁUSULA 11.</w:t>
+      </w:r>
+      <w:r>
+        <w:rPr>
+          <w:b/>
+          <w:bCs/>
+        </w:rPr>
+        <w:t>4</w:t>
+      </w:r>
+      <w:r>
+        <w:rPr>
+          <w:b/>
+          <w:bCs/>
+        </w:rPr>
+        <w:t xml:space="preserve"> – DA ANÁLISE, APROVAÇÃO E EVENTUAL NÃO EXECUÇÃO DO PROJETO</w:t>
+      </w:r>
+    </w:p>
+    <w:p>
+      <w:pPr>
+        <w:pStyle w:val="p1"/>
+      </w:pPr>
+      <w:r>
+        <w:t>11.</w:t>
+      </w:r>
+      <w:r>
+        <w:t>4</w:t>
+      </w:r>
+      <w:r>
+        <w:t>.1. A assinatura do presente contrato não implica, por si só, obrigação de execução imediata do projeto por parte da SOLARINVEST, ficando sua efetiva implementação condicionada à conclusão satisfatória das análises técnicas, operacionais, comerciais, cadastrais e de crédito do CONTRATANTE.</w:t>
+      </w:r>
+    </w:p>
+    <w:p>
+      <w:pPr>
+        <w:pStyle w:val="p1"/>
+      </w:pPr>
+      <w:r>
+        <w:t>11.</w:t>
+      </w:r>
+      <w:r>
+        <w:t>4</w:t>
+      </w:r>
+      <w:r>
+        <w:t>.2. A SOLARINVEST poderá, a seu exclusivo critério técnico e comercial, suspender, recusar ou cancelar a execução do projeto, a qualquer tempo antes do início efetivo da instalação, caso sejam identificadas condições que:</w:t>
+      </w:r>
+    </w:p>
+    <w:p>
+      <w:pPr>
+        <w:pStyle w:val="p1"/>
+      </w:pPr>
+      <w:r>
+        <w:t>a) inviabilizem tecnicamente a instalação ou operação do Sistema;</w:t>
+      </w:r>
+    </w:p>
+    <w:p>
+      <w:pPr>
+        <w:pStyle w:val="p1"/>
+      </w:pPr>
+      <w:r>
+        <w:t>b) comprometam a viabilidade econômica do projeto;</w:t>
+      </w:r>
+    </w:p>
+    <w:p>
+      <w:pPr>
+        <w:pStyle w:val="p1"/>
+      </w:pPr>
+      <w:r>
+        <w:t>c) indiquem risco de inadimplência;</w:t>
+      </w:r>
+    </w:p>
+    <w:p>
+      <w:pPr>
+        <w:pStyle w:val="p1"/>
+      </w:pPr>
+      <w:r>
+        <w:t>d) estejam em desacordo com seus critérios internos de aprovação.</w:t>
+      </w:r>
+    </w:p>
+    <w:p>
+      <w:pPr>
+        <w:pStyle w:val="p1"/>
+      </w:pPr>
+      <w:r>
+        <w:t>11.</w:t>
+      </w:r>
+      <w:r>
+        <w:t>4</w:t>
+      </w:r>
+      <w:r>
+        <w:t>.3. Na hipótese de não aprovação ou cancelamento do projeto nos termos desta cláusula, o presente contrato será considerado automaticamente resolvido, sem ônus para a SOLARINVEST, não sendo devida qualquer indenização ao CONTRATANTE.</w:t>
+      </w:r>
+    </w:p>
+    <w:p>
+      <w:pPr>
+        <w:pStyle w:val="p1"/>
+      </w:pPr>
+      <w:r>
+        <w:t>11.</w:t>
+      </w:r>
+      <w:r>
+        <w:t>4</w:t>
+      </w:r>
+      <w:r>
+        <w:t>.4. Caso tenham sido realizados custos específicos e comprovados exclusivamente em função da solicitação do CONTRATANTE, estes poderão ser cobrados de forma proporcional, desde que previamente informados.</w:t>
+      </w:r>
+    </w:p>
+    <w:p>
+      <w:pPr>
+        <w:pStyle w:val="p1"/>
+      </w:pPr>
+      <w:r>
+        <w:t>11.</w:t>
+      </w:r>
+      <w:r>
+        <w:t>4</w:t>
+      </w:r>
+      <w:r>
+        <w:t>.5. O CONTRATANTE declara estar ciente de que a execução do projeto está condicionada à sua aprovação final pela SOLARINVEST, não constituindo a assinatura deste contrato garantia de instalação ou fornecimento do Sistema.</w:t>
       </w:r>
     </w:p>
     <w:p>
@@ -2434,445 +2894,6 @@
           <w:lang w:val="en-BR"/>
         </w:rPr>
         <w:lastRenderedPageBreak/>
-        <w:t>CLÁUSULA 9 – DO DESEMPENHO E DA OBRIGAÇÃO DE MEIO</w:t>
-      </w:r>
-    </w:p>
-    <w:p>
-      <w:pPr>
-        <w:spacing w:before="100" w:beforeAutospacing="1" w:after="100" w:afterAutospacing="1"/>
-        <w:rPr>
-          <w:lang w:val="en-BR"/>
-        </w:rPr>
-      </w:pPr>
-      <w:r>
-        <w:rPr>
-          <w:lang w:val="en-BR"/>
-        </w:rPr>
-        <w:t xml:space="preserve">9.1. A </w:t>
-      </w:r>
-      <w:r>
-        <w:rPr>
-          <w:lang w:val="en-BR"/>
-        </w:rPr>
-        <w:t>SOLARINVEST</w:t>
-      </w:r>
-      <w:r>
-        <w:rPr>
-          <w:lang w:val="en-BR"/>
-        </w:rPr>
-        <w:t xml:space="preserve"> possui obrigação de meio, e não de resultado.</w:t>
-      </w:r>
-    </w:p>
-    <w:p>
-      <w:pPr>
-        <w:spacing w:before="100" w:beforeAutospacing="1" w:after="100" w:afterAutospacing="1"/>
-        <w:rPr>
-          <w:lang w:val="en-BR"/>
-        </w:rPr>
-      </w:pPr>
-      <w:r>
-        <w:rPr>
-          <w:lang w:val="en-BR"/>
-        </w:rPr>
-        <w:t xml:space="preserve">9.2. A </w:t>
-      </w:r>
-      <w:r>
-        <w:rPr>
-          <w:lang w:val="en-BR"/>
-        </w:rPr>
-        <w:t>SOLARINVEST</w:t>
-      </w:r>
-      <w:r>
-        <w:rPr>
-          <w:lang w:val="en-BR"/>
-        </w:rPr>
-        <w:t xml:space="preserve"> não se responsabiliza por redução de geração causada por:</w:t>
-      </w:r>
-    </w:p>
-    <w:p>
-      <w:pPr>
-        <w:spacing w:before="100" w:beforeAutospacing="1" w:after="100" w:afterAutospacing="1"/>
-        <w:rPr>
-          <w:lang w:val="en-BR"/>
-        </w:rPr>
-      </w:pPr>
-      <w:r>
-        <w:rPr>
-          <w:lang w:val="en-BR"/>
-        </w:rPr>
-        <w:t>a) sombreamento, clima ou obras no imóvel;</w:t>
-      </w:r>
-    </w:p>
-    <w:p>
-      <w:pPr>
-        <w:spacing w:before="100" w:beforeAutospacing="1" w:after="100" w:afterAutospacing="1"/>
-        <w:rPr>
-          <w:lang w:val="en-BR"/>
-        </w:rPr>
-      </w:pPr>
-      <w:r>
-        <w:rPr>
-          <w:lang w:val="en-BR"/>
-        </w:rPr>
-        <w:t>b) falta de limpeza dos módulos;</w:t>
-      </w:r>
-    </w:p>
-    <w:p>
-      <w:pPr>
-        <w:spacing w:before="100" w:beforeAutospacing="1" w:after="100" w:afterAutospacing="1"/>
-        <w:rPr>
-          <w:lang w:val="en-BR"/>
-        </w:rPr>
-      </w:pPr>
-      <w:r>
-        <w:rPr>
-          <w:lang w:val="en-BR"/>
-        </w:rPr>
-        <w:t>c) falhas na rede da distribuidora;</w:t>
-      </w:r>
-    </w:p>
-    <w:p>
-      <w:pPr>
-        <w:spacing w:before="100" w:beforeAutospacing="1" w:after="100" w:afterAutospacing="1"/>
-        <w:rPr>
-          <w:lang w:val="en-BR"/>
-        </w:rPr>
-      </w:pPr>
-      <w:r>
-        <w:rPr>
-          <w:lang w:val="en-BR"/>
-        </w:rPr>
-        <w:t>d) desconexão da internet.</w:t>
-      </w:r>
-    </w:p>
-    <w:p>
-      <w:pPr>
-        <w:spacing w:before="100" w:beforeAutospacing="1" w:after="100" w:afterAutospacing="1"/>
-        <w:rPr>
-          <w:lang w:val="en-BR"/>
-        </w:rPr>
-      </w:pPr>
-      <w:r>
-        <w:rPr>
-          <w:lang w:val="en-BR"/>
-        </w:rPr>
-        <w:t>9.3. Em caso de limitação técnica permanente, o valor do Kc poderá ser ajustado, sem caracterizar inadimplemento.</w:t>
-      </w:r>
-    </w:p>
-    <w:p>
-      <w:pPr>
-        <w:pStyle w:val="p1"/>
-      </w:pPr>
-      <w:r>
-        <w:t>9.4 O CONTRATANTE declara estar ciente de que eventuais estimativas de geração de energia, economia financeira ou desempenho do sistema possuem caráter meramente indicativo, não constituindo garantia mínima de resultado, rendimento ou economia.</w:t>
-      </w:r>
-    </w:p>
-    <w:p>
-      <w:pPr>
-        <w:spacing w:before="100" w:beforeAutospacing="1" w:after="100" w:afterAutospacing="1"/>
-        <w:outlineLvl w:val="1"/>
-        <w:rPr>
-          <w:b/>
-          <w:bCs/>
-          <w:lang w:val="en-BR"/>
-        </w:rPr>
-      </w:pPr>
-      <w:r>
-        <w:rPr>
-          <w:b/>
-          <w:bCs/>
-          <w:lang w:val="en-BR"/>
-        </w:rPr>
-        <w:t>CLÁUSULA 10 – DOS ENCARGOS JUNTO À DISTRIBUIDORA</w:t>
-      </w:r>
-    </w:p>
-    <w:p>
-      <w:pPr>
-        <w:spacing w:before="100" w:beforeAutospacing="1" w:after="100" w:afterAutospacing="1"/>
-        <w:rPr>
-          <w:lang w:val="en-BR"/>
-        </w:rPr>
-      </w:pPr>
-      <w:r>
-        <w:rPr>
-          <w:lang w:val="en-BR"/>
-        </w:rPr>
-        <w:t xml:space="preserve">10.1. </w:t>
-      </w:r>
-      <w:r>
-        <w:rPr>
-          <w:lang w:val="en-BR"/>
-        </w:rPr>
-        <w:t xml:space="preserve">Permanecem de responsabilidade exclusiva do CONTRATANTE, perante a distribuidora de energia elétrica e os órgãos competentes, os encargos, tarifas, tributos, contribuições, bandeiras tarifárias, refaturamentos, multas e demais valores cobrados diretamente em sua fatura de energia elétrica, não se confundindo tais obrigações com a metodologia de cálculo da mensalidade devida à </w:t>
-      </w:r>
-      <w:r>
-        <w:rPr>
-          <w:lang w:val="en-BR"/>
-        </w:rPr>
-        <w:t>SOLARINVEST</w:t>
-      </w:r>
-      <w:r>
-        <w:rPr>
-          <w:lang w:val="en-BR"/>
-        </w:rPr>
-        <w:t>, prevista na Cláusula 4 e no Anexo III deste contrato</w:t>
-      </w:r>
-      <w:r>
-        <w:rPr>
-          <w:lang w:val="en-BR"/>
-        </w:rPr>
-        <w:t>.</w:t>
-      </w:r>
-    </w:p>
-    <w:p>
-      <w:pPr>
-        <w:spacing w:before="100" w:beforeAutospacing="1" w:after="100" w:afterAutospacing="1"/>
-        <w:outlineLvl w:val="1"/>
-        <w:rPr>
-          <w:b/>
-          <w:bCs/>
-          <w:lang w:val="en-BR"/>
-        </w:rPr>
-      </w:pPr>
-      <w:r>
-        <w:rPr>
-          <w:b/>
-          <w:bCs/>
-          <w:lang w:val="en-BR"/>
-        </w:rPr>
-        <w:t>CLÁUSULA 11 – DOS CRÉDITOS EM CASO DE INADIMPLÊNCIA</w:t>
-      </w:r>
-    </w:p>
-    <w:p>
-      <w:pPr>
-        <w:spacing w:before="100" w:beforeAutospacing="1" w:after="100" w:afterAutospacing="1"/>
-        <w:rPr>
-          <w:lang w:val="en-BR"/>
-        </w:rPr>
-      </w:pPr>
-      <w:r>
-        <w:rPr>
-          <w:lang w:val="en-BR"/>
-        </w:rPr>
-        <w:t>11.1. Estando adimplente, o CONTRATANTE usufruirá integralmente dos créditos de energia.</w:t>
-      </w:r>
-    </w:p>
-    <w:p>
-      <w:pPr>
-        <w:spacing w:before="100" w:beforeAutospacing="1" w:after="100" w:afterAutospacing="1"/>
-        <w:rPr>
-          <w:lang w:val="en-BR"/>
-        </w:rPr>
-      </w:pPr>
-      <w:r>
-        <w:rPr>
-          <w:lang w:val="en-BR"/>
-        </w:rPr>
-        <w:t xml:space="preserve">11.2. Em caso de inadimplência, os créditos passam a ser de uso exclusivo da </w:t>
-      </w:r>
-      <w:r>
-        <w:rPr>
-          <w:lang w:val="en-BR"/>
-        </w:rPr>
-        <w:t>SOLARINVEST</w:t>
-      </w:r>
-      <w:r>
-        <w:rPr>
-          <w:lang w:val="en-BR"/>
-        </w:rPr>
-        <w:t>, que poderá:</w:t>
-      </w:r>
-    </w:p>
-    <w:p>
-      <w:pPr>
-        <w:spacing w:before="100" w:beforeAutospacing="1" w:after="100" w:afterAutospacing="1"/>
-        <w:rPr>
-          <w:lang w:val="en-BR"/>
-        </w:rPr>
-      </w:pPr>
-      <w:r>
-        <w:rPr>
-          <w:lang w:val="en-BR"/>
-        </w:rPr>
-        <w:t>a) redirecioná-los a outras UCs;</w:t>
-      </w:r>
-    </w:p>
-    <w:p>
-      <w:pPr>
-        <w:spacing w:before="100" w:beforeAutospacing="1" w:after="100" w:afterAutospacing="1"/>
-        <w:rPr>
-          <w:lang w:val="en-BR"/>
-        </w:rPr>
-      </w:pPr>
-      <w:r>
-        <w:rPr>
-          <w:lang w:val="en-BR"/>
-        </w:rPr>
-        <w:t>b) retê-los;</w:t>
-      </w:r>
-    </w:p>
-    <w:p>
-      <w:pPr>
-        <w:spacing w:before="100" w:beforeAutospacing="1" w:after="100" w:afterAutospacing="1"/>
-        <w:rPr>
-          <w:lang w:val="en-BR"/>
-        </w:rPr>
-      </w:pPr>
-      <w:r>
-        <w:rPr>
-          <w:lang w:val="en-BR"/>
-        </w:rPr>
-        <w:t>c) redistribuí-los.</w:t>
-      </w:r>
-    </w:p>
-    <w:p>
-      <w:pPr>
-        <w:spacing w:before="100" w:beforeAutospacing="1" w:after="100" w:afterAutospacing="1"/>
-        <w:rPr>
-          <w:lang w:val="en-BR"/>
-        </w:rPr>
-      </w:pPr>
-      <w:r>
-        <w:rPr>
-          <w:lang w:val="en-BR"/>
-        </w:rPr>
-        <w:t xml:space="preserve">11.3. Não há direito à compensação retroativa dos créditos usados pela </w:t>
-      </w:r>
-      <w:r>
-        <w:rPr>
-          <w:lang w:val="en-BR"/>
-        </w:rPr>
-        <w:t>SOLARINVEST</w:t>
-      </w:r>
-      <w:r>
-        <w:rPr>
-          <w:lang w:val="en-BR"/>
-        </w:rPr>
-        <w:t>.</w:t>
-      </w:r>
-    </w:p>
-    <w:p>
-      <w:pPr>
-        <w:pStyle w:val="p1"/>
-        <w:rPr>
-          <w:b/>
-          <w:bCs/>
-        </w:rPr>
-      </w:pPr>
-      <w:r>
-        <w:rPr>
-          <w:b/>
-          <w:bCs/>
-        </w:rPr>
-        <w:lastRenderedPageBreak/>
-        <w:t xml:space="preserve">CLÁUSULA </w:t>
-      </w:r>
-      <w:r>
-        <w:rPr>
-          <w:b/>
-          <w:bCs/>
-        </w:rPr>
-        <w:t>11.5</w:t>
-      </w:r>
-      <w:r>
-        <w:rPr>
-          <w:b/>
-          <w:bCs/>
-        </w:rPr>
-        <w:t xml:space="preserve"> – DA ANÁLISE, APROVAÇÃO E EVENTUAL NÃO EXECUÇÃO DO PROJETO</w:t>
-      </w:r>
-    </w:p>
-    <w:p>
-      <w:pPr>
-        <w:pStyle w:val="p1"/>
-      </w:pPr>
-      <w:r>
-        <w:t>11.5</w:t>
-      </w:r>
-      <w:r>
-        <w:t>.1. A assinatura do presente contrato não implica, por si só, obrigação de execução imediata do projeto por parte da SOLARINVEST, ficando sua efetiva implementação condicionada à conclusão satisfatória das análises técnicas, operacionais, comerciais, cadastrais e de crédito do CONTRATANTE.</w:t>
-      </w:r>
-    </w:p>
-    <w:p>
-      <w:pPr>
-        <w:pStyle w:val="p1"/>
-      </w:pPr>
-      <w:r>
-        <w:t>11.5.2. A SOLARINVEST poderá, a seu exclusivo critério técnico e comercial, suspender, recusar ou cancelar a execução do projeto, a qualquer tempo antes do início efetivo da instalação, caso sejam identificadas condições que:</w:t>
-      </w:r>
-    </w:p>
-    <w:p>
-      <w:pPr>
-        <w:pStyle w:val="p1"/>
-      </w:pPr>
-      <w:r>
-        <w:t>a) inviabilizem tecnicamente a instalação ou operação do Sistema;</w:t>
-      </w:r>
-    </w:p>
-    <w:p>
-      <w:pPr>
-        <w:pStyle w:val="p1"/>
-      </w:pPr>
-      <w:r>
-        <w:t>b) comprometam a viabilidade econômica do projeto;</w:t>
-      </w:r>
-    </w:p>
-    <w:p>
-      <w:pPr>
-        <w:pStyle w:val="p1"/>
-      </w:pPr>
-      <w:r>
-        <w:t>c) indiquem risco de inadimplência;</w:t>
-      </w:r>
-    </w:p>
-    <w:p>
-      <w:pPr>
-        <w:pStyle w:val="p1"/>
-      </w:pPr>
-      <w:r>
-        <w:t>d) estejam em desacordo com seus critérios internos de aprovação.</w:t>
-      </w:r>
-    </w:p>
-    <w:p>
-      <w:pPr>
-        <w:pStyle w:val="p1"/>
-      </w:pPr>
-      <w:r>
-        <w:t>11.5.3. Na hipótese de não aprovação ou cancelamento do projeto nos termos desta cláusula, o presente contrato será considerado automaticamente resolvido, sem ônus para a SOLARINVEST, não sendo devida qualquer indenização ao CONTRATANTE.</w:t>
-      </w:r>
-    </w:p>
-    <w:p>
-      <w:pPr>
-        <w:pStyle w:val="p1"/>
-      </w:pPr>
-      <w:r>
-        <w:t>11.5.4. Caso tenham sido realizados custos específicos e comprovados exclusivamente em função da solicitação do CONTRATANTE, estes poderão ser cobrados de forma proporcional, desde que previamente informados.</w:t>
-      </w:r>
-    </w:p>
-    <w:p>
-      <w:pPr>
-        <w:pStyle w:val="p1"/>
-      </w:pPr>
-      <w:r>
-        <w:t>11.5.5. O CONTRATANTE declara estar ciente de que a execução do projeto está condicionada à sua aprovação final pela SOLARINVEST, não constituindo a assinatura deste contrato garantia de instalação ou fornecimento do Sistema.</w:t>
-      </w:r>
-    </w:p>
-    <w:p>
-      <w:pPr>
-        <w:spacing w:before="100" w:beforeAutospacing="1" w:after="100" w:afterAutospacing="1"/>
-        <w:outlineLvl w:val="1"/>
-        <w:rPr>
-          <w:b/>
-          <w:bCs/>
-          <w:lang w:val="en-BR"/>
-        </w:rPr>
-      </w:pPr>
-      <w:r>
-        <w:rPr>
-          <w:b/>
-          <w:bCs/>
-          <w:lang w:val="en-BR"/>
-        </w:rPr>
         <w:t>CLÁUSULA 12 – DA RESCISÃO E MULTA</w:t>
       </w:r>
     </w:p>
@@ -2909,7 +2930,6 @@
         <w:pStyle w:val="p1"/>
       </w:pPr>
       <w:r>
-        <w:lastRenderedPageBreak/>
         <w:t>12.3. A multa prevista no item anterior será aplicada de forma proporcional ao período restante do contrato, considerando os investimentos realizados pela SOLARINVEST, incluindo, mas não se limitando, aos custos de aquisição, instalação, homologação, operação, manutenção e demais despesas associadas ao Sistema.</w:t>
       </w:r>
     </w:p>
@@ -2963,6 +2983,93 @@
     </w:p>
     <w:p>
       <w:pPr>
+        <w:pStyle w:val="p1"/>
+        <w:rPr>
+          <w:b/>
+          <w:bCs/>
+        </w:rPr>
+      </w:pPr>
+    </w:p>
+    <w:p>
+      <w:pPr>
+        <w:pStyle w:val="p1"/>
+        <w:rPr>
+          <w:b/>
+          <w:bCs/>
+        </w:rPr>
+      </w:pPr>
+      <w:r>
+        <w:rPr>
+          <w:b/>
+          <w:bCs/>
+        </w:rPr>
+        <w:t>CLÁUSULA 1</w:t>
+      </w:r>
+      <w:r>
+        <w:rPr>
+          <w:b/>
+          <w:bCs/>
+        </w:rPr>
+        <w:t>3</w:t>
+      </w:r>
+      <w:r>
+        <w:rPr>
+          <w:b/>
+          <w:bCs/>
+        </w:rPr>
+        <w:t xml:space="preserve"> – INÍCIO DA COBRANÇA</w:t>
+      </w:r>
+    </w:p>
+    <w:p>
+      <w:pPr>
+        <w:pStyle w:val="p1"/>
+      </w:pPr>
+      <w:r>
+        <w:t>A cobrança da mensalidade terá início somente após a ocorrência cumulativa dos seguintes eventos:</w:t>
+      </w:r>
+    </w:p>
+    <w:p>
+      <w:pPr>
+        <w:pStyle w:val="p1"/>
+      </w:pPr>
+      <w:r>
+        <w:t>a) homologação do sistema pela distribuidora de energia elétrica;</w:t>
+      </w:r>
+    </w:p>
+    <w:p>
+      <w:pPr>
+        <w:pStyle w:val="p1"/>
+      </w:pPr>
+      <w:r>
+        <w:t>b) início da efetiva injeção de energia na rede;</w:t>
+      </w:r>
+    </w:p>
+    <w:p>
+      <w:pPr>
+        <w:pStyle w:val="p1"/>
+      </w:pPr>
+      <w:r>
+        <w:t>c) conclusão de, no mínimo, um ciclo completo de medição da distribuidora, equivalente a aproximadamente 30 (trinta) dias de operação.</w:t>
+      </w:r>
+    </w:p>
+    <w:p>
+      <w:pPr>
+        <w:pStyle w:val="p1"/>
+      </w:pPr>
+      <w:r>
+        <w:t>Para fins deste contrato, considera-se como início da cobrança o primeiro faturamento subsequente ao ciclo completo de medição da distribuidora, independentemente da quantidade exata de dias decorridos.</w:t>
+      </w:r>
+    </w:p>
+    <w:p>
+      <w:pPr>
+        <w:pStyle w:val="p1"/>
+      </w:pPr>
+      <w:r>
+        <w:t>Na hipótese de atraso no início da operação por fato imputável ao CONTRATANTE, devidamente comprovado, a SOLARINVEST poderá iniciar a cobrança após 30 (trinta) dias da conclusão da instalação do sistema.</w:t>
+      </w:r>
+    </w:p>
+    <w:p>
+      <w:pPr>
         <w:spacing w:before="100" w:beforeAutospacing="1" w:after="100" w:afterAutospacing="1"/>
         <w:outlineLvl w:val="1"/>
         <w:rPr>
@@ -3037,28 +3144,121 @@
           <w:lang w:val="en-BR"/>
         </w:rPr>
       </w:pPr>
-      <w:r>
-        <w:rPr>
-          <w:b/>
-          <w:bCs/>
-          <w:lang w:val="en-BR"/>
-        </w:rPr>
-        <w:lastRenderedPageBreak/>
-        <w:t>CLÁUSULA 13 – DISPOSIÇÕES GERAIS</w:t>
-      </w:r>
-    </w:p>
-    <w:p>
-      <w:pPr>
-        <w:spacing w:before="100" w:beforeAutospacing="1" w:after="100" w:afterAutospacing="1"/>
-        <w:rPr>
-          <w:lang w:val="en-BR"/>
-        </w:rPr>
-      </w:pPr>
-      <w:r>
-        <w:rPr>
-          <w:lang w:val="en-BR"/>
-        </w:rPr>
-        <w:t>13.1. Todos os Anexos deste contrato (</w:t>
+    </w:p>
+    <w:p>
+      <w:pPr>
+        <w:spacing w:before="100" w:beforeAutospacing="1" w:after="100" w:afterAutospacing="1"/>
+        <w:outlineLvl w:val="1"/>
+        <w:rPr>
+          <w:b/>
+          <w:bCs/>
+          <w:lang w:val="en-BR"/>
+        </w:rPr>
+      </w:pPr>
+    </w:p>
+    <w:p>
+      <w:pPr>
+        <w:spacing w:before="100" w:beforeAutospacing="1" w:after="100" w:afterAutospacing="1"/>
+        <w:outlineLvl w:val="1"/>
+        <w:rPr>
+          <w:b/>
+          <w:bCs/>
+          <w:lang w:val="en-BR"/>
+        </w:rPr>
+      </w:pPr>
+    </w:p>
+    <w:p>
+      <w:pPr>
+        <w:spacing w:before="100" w:beforeAutospacing="1" w:after="100" w:afterAutospacing="1"/>
+        <w:outlineLvl w:val="1"/>
+        <w:rPr>
+          <w:b/>
+          <w:bCs/>
+          <w:lang w:val="en-BR"/>
+        </w:rPr>
+      </w:pPr>
+    </w:p>
+    <w:p>
+      <w:pPr>
+        <w:spacing w:before="100" w:beforeAutospacing="1" w:after="100" w:afterAutospacing="1"/>
+        <w:outlineLvl w:val="1"/>
+        <w:rPr>
+          <w:b/>
+          <w:bCs/>
+          <w:lang w:val="en-BR"/>
+        </w:rPr>
+      </w:pPr>
+    </w:p>
+    <w:p>
+      <w:pPr>
+        <w:spacing w:before="100" w:beforeAutospacing="1" w:after="100" w:afterAutospacing="1"/>
+        <w:outlineLvl w:val="1"/>
+        <w:rPr>
+          <w:b/>
+          <w:bCs/>
+          <w:lang w:val="en-BR"/>
+        </w:rPr>
+      </w:pPr>
+    </w:p>
+    <w:p>
+      <w:pPr>
+        <w:spacing w:before="100" w:beforeAutospacing="1" w:after="100" w:afterAutospacing="1"/>
+        <w:outlineLvl w:val="1"/>
+        <w:rPr>
+          <w:b/>
+          <w:bCs/>
+          <w:lang w:val="en-BR"/>
+        </w:rPr>
+      </w:pPr>
+      <w:r>
+        <w:rPr>
+          <w:b/>
+          <w:bCs/>
+          <w:lang w:val="en-BR"/>
+        </w:rPr>
+        <w:t>CLÁUSULA 1</w:t>
+      </w:r>
+      <w:r>
+        <w:rPr>
+          <w:b/>
+          <w:bCs/>
+          <w:lang w:val="en-BR"/>
+        </w:rPr>
+        <w:t>4</w:t>
+      </w:r>
+      <w:r>
+        <w:rPr>
+          <w:b/>
+          <w:bCs/>
+          <w:lang w:val="en-BR"/>
+        </w:rPr>
+        <w:t xml:space="preserve"> – DISPOSIÇÕES GERAIS</w:t>
+      </w:r>
+    </w:p>
+    <w:p>
+      <w:pPr>
+        <w:spacing w:before="100" w:beforeAutospacing="1" w:after="100" w:afterAutospacing="1"/>
+        <w:rPr>
+          <w:lang w:val="en-BR"/>
+        </w:rPr>
+      </w:pPr>
+      <w:r>
+        <w:rPr>
+          <w:lang w:val="en-BR"/>
+        </w:rPr>
+        <w:t>1</w:t>
+      </w:r>
+      <w:r>
+        <w:rPr>
+          <w:lang w:val="en-BR"/>
+        </w:rPr>
+        <w:t>4</w:t>
+      </w:r>
+      <w:r>
+        <w:rPr>
+          <w:lang w:val="en-BR"/>
+        </w:rPr>
+        <w:t>.1. Todos os Anexos deste contrato (</w:t>
       </w:r>
       <w:r>
         <w:rPr>
@@ -3086,21 +3286,45 @@
         <w:rPr>
           <w:lang w:val="en-BR"/>
         </w:rPr>
-        <w:t>13.2. A assinatura eletrônica possui plena validade jurídica em contratos entre particulares, nos termos da Lei nº 14.063/2020 e do art. 10, §2º, da Medida Provisória nº 2.200-2/2001, desde que admitida pelas partes.</w:t>
-      </w:r>
-    </w:p>
-    <w:p>
-      <w:pPr>
-        <w:spacing w:before="100" w:beforeAutospacing="1" w:after="100" w:afterAutospacing="1"/>
-        <w:rPr>
-          <w:lang w:val="en-BR"/>
-        </w:rPr>
-      </w:pPr>
-      <w:r>
-        <w:rPr>
-          <w:lang w:val="en-BR"/>
-        </w:rPr>
-        <w:t xml:space="preserve">13.3. Fica eleito o foro da comarca de </w:t>
+        <w:t>1</w:t>
+      </w:r>
+      <w:r>
+        <w:rPr>
+          <w:lang w:val="en-BR"/>
+        </w:rPr>
+        <w:t>4</w:t>
+      </w:r>
+      <w:r>
+        <w:rPr>
+          <w:lang w:val="en-BR"/>
+        </w:rPr>
+        <w:t>.2. A assinatura eletrônica possui plena validade jurídica em contratos entre particulares, nos termos da Lei nº 14.063/2020 e do art. 10, §2º, da Medida Provisória nº 2.200-2/2001, desde que admitida pelas partes.</w:t>
+      </w:r>
+    </w:p>
+    <w:p>
+      <w:pPr>
+        <w:spacing w:before="100" w:beforeAutospacing="1" w:after="100" w:afterAutospacing="1"/>
+        <w:rPr>
+          <w:lang w:val="en-BR"/>
+        </w:rPr>
+      </w:pPr>
+      <w:r>
+        <w:rPr>
+          <w:lang w:val="en-BR"/>
+        </w:rPr>
+        <w:t>1</w:t>
+      </w:r>
+      <w:r>
+        <w:rPr>
+          <w:lang w:val="en-BR"/>
+        </w:rPr>
+        <w:t>4</w:t>
+      </w:r>
+      <w:r>
+        <w:rPr>
+          <w:lang w:val="en-BR"/>
+        </w:rPr>
+        <w:t xml:space="preserve">.3. Fica eleito o foro da comarca de </w:t>
       </w:r>
       <w:r>
         <w:rPr>
@@ -3157,14 +3381,8 @@
       <w:pPr>
         <w:spacing w:before="100" w:beforeAutospacing="1" w:after="100" w:afterAutospacing="1"/>
         <w:rPr>
-          <w:lang w:val="en-BR"/>
-        </w:rPr>
-      </w:pPr>
-    </w:p>
-    <w:p>
-      <w:pPr>
-        <w:spacing w:before="100" w:beforeAutospacing="1" w:after="100" w:afterAutospacing="1"/>
-        <w:rPr>
+          <w:b/>
+          <w:bCs/>
           <w:lang w:val="en-BR"/>
         </w:rPr>
       </w:pPr>
@@ -3188,67 +3406,85 @@
         <w:rPr>
           <w:lang w:val="en-BR"/>
         </w:rPr>
+        <w:t xml:space="preserve"> __________________________________</w:t>
+      </w:r>
+      <w:r>
+        <w:rPr>
+          <w:lang w:val="en-BR"/>
+        </w:rPr>
+        <w:t>____________</w:t>
+      </w:r>
+      <w:r>
+        <w:rPr>
+          <w:lang w:val="en-BR"/>
+        </w:rPr>
+        <w:t>_</w:t>
+      </w:r>
+    </w:p>
+    <w:p>
+      <w:pPr>
+        <w:spacing w:before="100" w:beforeAutospacing="1" w:after="100" w:afterAutospacing="1"/>
+        <w:rPr>
+          <w:lang w:val="en-BR"/>
+        </w:rPr>
+      </w:pPr>
+      <w:r>
+        <w:rPr>
+          <w:lang w:val="en-BR"/>
+        </w:rPr>
+        <w:t>{{nomeCompleto}} / {{cpfCnpj}}</w:t>
+      </w:r>
+    </w:p>
+    <w:p>
+      <w:pPr>
+        <w:spacing w:before="100" w:beforeAutospacing="1" w:after="100" w:afterAutospacing="1"/>
+        <w:rPr>
+          <w:lang w:val="en-BR"/>
+        </w:rPr>
+      </w:pPr>
+    </w:p>
+    <w:p>
+      <w:pPr>
+        <w:spacing w:before="100" w:beforeAutospacing="1" w:after="100" w:afterAutospacing="1"/>
+        <w:rPr>
+          <w:lang w:val="en-BR"/>
+        </w:rPr>
+      </w:pPr>
+    </w:p>
+    <w:p>
+      <w:pPr>
+        <w:spacing w:before="100" w:beforeAutospacing="1" w:after="100" w:afterAutospacing="1"/>
+        <w:rPr>
+          <w:lang w:val="en-BR"/>
+        </w:rPr>
+      </w:pPr>
+      <w:r>
+        <w:rPr>
+          <w:b/>
+          <w:bCs/>
+          <w:lang w:val="en-BR"/>
+        </w:rPr>
+        <w:t>SOLARINVEST</w:t>
+      </w:r>
+      <w:r>
+        <w:rPr>
+          <w:b/>
+          <w:bCs/>
+          <w:lang w:val="en-BR"/>
+        </w:rPr>
+        <w:t>:</w:t>
+      </w:r>
+      <w:r>
+        <w:rPr>
+          <w:lang w:val="en-BR"/>
+        </w:rPr>
         <w:t xml:space="preserve"> ___________________________________</w:t>
       </w:r>
-    </w:p>
-    <w:p>
-      <w:pPr>
-        <w:spacing w:before="100" w:beforeAutospacing="1" w:after="100" w:afterAutospacing="1"/>
-        <w:rPr>
-          <w:lang w:val="en-BR"/>
-        </w:rPr>
-      </w:pPr>
-      <w:r>
-        <w:rPr>
-          <w:lang w:val="en-BR"/>
-        </w:rPr>
-        <w:t>{{nomeCompleto}} / {{cpfCnpj}}</w:t>
-      </w:r>
-    </w:p>
-    <w:p>
-      <w:pPr>
-        <w:spacing w:before="100" w:beforeAutospacing="1" w:after="100" w:afterAutospacing="1"/>
-        <w:rPr>
-          <w:lang w:val="en-BR"/>
-        </w:rPr>
-      </w:pPr>
-    </w:p>
-    <w:p>
-      <w:pPr>
-        <w:spacing w:before="100" w:beforeAutospacing="1" w:after="100" w:afterAutospacing="1"/>
-        <w:rPr>
-          <w:lang w:val="en-BR"/>
-        </w:rPr>
-      </w:pPr>
-    </w:p>
-    <w:p>
-      <w:pPr>
-        <w:spacing w:before="100" w:beforeAutospacing="1" w:after="100" w:afterAutospacing="1"/>
-        <w:rPr>
-          <w:lang w:val="en-BR"/>
-        </w:rPr>
-      </w:pPr>
-      <w:r>
-        <w:rPr>
-          <w:b/>
-          <w:bCs/>
-          <w:lang w:val="en-BR"/>
-        </w:rPr>
-        <w:t>SOLARINVEST</w:t>
-      </w:r>
-      <w:r>
-        <w:rPr>
-          <w:b/>
-          <w:bCs/>
-          <w:lang w:val="en-BR"/>
-        </w:rPr>
-        <w:t>:</w:t>
-      </w:r>
-      <w:r>
-        <w:rPr>
-          <w:lang w:val="en-BR"/>
-        </w:rPr>
-        <w:t xml:space="preserve"> ___________________________________</w:t>
+      <w:r>
+        <w:rPr>
+          <w:lang w:val="en-BR"/>
+        </w:rPr>
+        <w:t>_______________</w:t>
       </w:r>
     </w:p>
     <w:p>
@@ -3594,7 +3830,7 @@
       <w:rPr>
         <w:noProof/>
       </w:rPr>
-      <w:pict w14:anchorId="5B4DFF04">
+      <w:pict w14:anchorId="7D80741A">
         <v:shapetype id="_x0000_t75" coordsize="21600,21600" o:spt="75" o:preferrelative="t" path="m@4@5l@4@11@9@11@9@5xe" filled="f" stroked="f">
           <v:stroke joinstyle="miter"/>
           <v:formulas>
@@ -3624,7 +3860,7 @@
       <w:rPr>
         <w:noProof/>
       </w:rPr>
-      <w:pict w14:anchorId="3ABCEB8D">
+      <w:pict w14:anchorId="45BEE71F">
         <v:shape id="WordPictureWatermark361223196" o:spid="_x0000_s1029" type="#_x0000_t75" alt="" style="position:absolute;margin-left:0;margin-top:0;width:470.1pt;height:149.05pt;z-index:-251658239;mso-wrap-edited:f;mso-width-percent:0;mso-height-percent:0;mso-position-horizontal:center;mso-position-horizontal-relative:margin;mso-position-vertical:center;mso-position-vertical-relative:margin;mso-width-percent:0;mso-height-percent:0" o:allowincell="f">
           <v:imagedata r:id="rId1" o:title="SolarInvest_Logo" gain="19661f" blacklevel="22938f"/>
           <w10:wrap anchorx="margin" anchory="margin"/>
@@ -3774,7 +4010,7 @@
       <w:rPr>
         <w:noProof/>
       </w:rPr>
-      <w:pict w14:anchorId="076B0DDC">
+      <w:pict w14:anchorId="101A0A9C">
         <v:shapetype id="_x0000_t75" coordsize="21600,21600" o:spt="75" o:preferrelative="t" path="m@4@5l@4@11@9@11@9@5xe" filled="f" stroked="f">
           <v:stroke joinstyle="miter"/>
           <v:formulas>
@@ -3804,7 +4040,7 @@
       <w:rPr>
         <w:noProof/>
       </w:rPr>
-      <w:pict w14:anchorId="2B2D62F2">
+      <w:pict w14:anchorId="64D017D2">
         <v:shape id="_x0000_s1027" type="#_x0000_t75" alt="" style="position:absolute;margin-left:0;margin-top:0;width:470.1pt;height:149.05pt;z-index:-251658238;mso-wrap-edited:f;mso-width-percent:0;mso-height-percent:0;mso-position-horizontal:center;mso-position-horizontal-relative:margin;mso-position-vertical:center;mso-position-vertical-relative:margin;mso-width-percent:0;mso-height-percent:0" o:allowincell="f">
           <v:imagedata r:id="rId2" o:title="SolarInvest_Logo" gain="19661f" blacklevel="22938f"/>
           <w10:wrap anchorx="margin" anchory="margin"/>
@@ -3825,7 +4061,7 @@
       <w:rPr>
         <w:noProof/>
       </w:rPr>
-      <w:pict w14:anchorId="4C0AAB02">
+      <w:pict w14:anchorId="6960D1E1">
         <v:shapetype id="_x0000_t75" coordsize="21600,21600" o:spt="75" o:preferrelative="t" path="m@4@5l@4@11@9@11@9@5xe" filled="f" stroked="f">
           <v:stroke joinstyle="miter"/>
           <v:formulas>
@@ -3855,7 +4091,7 @@
       <w:rPr>
         <w:noProof/>
       </w:rPr>
-      <w:pict w14:anchorId="24BB9F24">
+      <w:pict w14:anchorId="057842D0">
         <v:shape id="WordPictureWatermark361223195" o:spid="_x0000_s1025" type="#_x0000_t75" alt="" style="position:absolute;margin-left:0;margin-top:0;width:470.1pt;height:149.05pt;z-index:-251658240;mso-wrap-edited:f;mso-width-percent:0;mso-height-percent:0;mso-position-horizontal:center;mso-position-horizontal-relative:margin;mso-position-vertical:center;mso-position-vertical-relative:margin;mso-width-percent:0;mso-height-percent:0" o:allowincell="f">
           <v:imagedata r:id="rId1" o:title="SolarInvest_Logo" gain="19661f" blacklevel="22938f"/>
           <w10:wrap anchorx="margin" anchory="margin"/>
@@ -10116,28 +10352,28 @@
 </file>
 
 <file path=customXml/item1.xml><?xml version="1.0" encoding="utf-8"?>
+<b:Sources xmlns:b="http://schemas.openxmlformats.org/officeDocument/2006/bibliography" xmlns="http://schemas.openxmlformats.org/officeDocument/2006/bibliography" SelectedStyle="/APASixthEditionOfficeOnline.xsl" StyleName="APA" Version="6"/>
+</file>
+
+<file path=customXml/item2.xml><?xml version="1.0" encoding="utf-8"?>
 <go:gDocsCustomXmlDataStorage xmlns:go="http://customooxmlschemas.google.com/" xmlns:r="http://schemas.openxmlformats.org/officeDocument/2006/relationships" uri="GoogleDocsCustomDataVersion2">
   <go:docsCustomData xmlns:go="http://customooxmlschemas.google.com/" roundtripDataSignature="AMtx7mjIXpIDhFE5JiDbn3RZVFB3fzHULQ==">CgMxLjAyCWlkLmdqZGd4czgAciExRzZ2TFpjWF9OSEszNzd4dVk3R0NBVmtWWDRRa0g3X2U=</go:docsCustomData>
 </go:gDocsCustomXmlDataStorage>
 </file>
 
-<file path=customXml/item2.xml><?xml version="1.0" encoding="utf-8"?>
-<b:Sources xmlns:b="http://schemas.openxmlformats.org/officeDocument/2006/bibliography" xmlns="http://schemas.openxmlformats.org/officeDocument/2006/bibliography" SelectedStyle="/APASixthEditionOfficeOnline.xsl" StyleName="APA" Version="6"/>
+<file path=customXml/itemProps1.xml><?xml version="1.0" encoding="utf-8"?>
+<ds:datastoreItem xmlns:ds="http://schemas.openxmlformats.org/officeDocument/2006/customXml" ds:itemID="{9067BF80-6573-1547-967C-573EEC1877A2}">
+  <ds:schemaRefs>
+    <ds:schemaRef ds:uri="http://schemas.openxmlformats.org/officeDocument/2006/bibliography"/>
+  </ds:schemaRefs>
+</ds:datastoreItem>
 </file>
 
-<file path=customXml/itemProps1.xml><?xml version="1.0" encoding="utf-8"?>
+<file path=customXml/itemProps2.xml><?xml version="1.0" encoding="utf-8"?>
 <ds:datastoreItem xmlns:ds="http://schemas.openxmlformats.org/officeDocument/2006/customXml" ds:itemID="{11111111-1234-1234-1234-123412341234}">
   <ds:schemaRefs>
     <ds:schemaRef ds:uri="http://customooxmlschemas.google.com/"/>
     <ds:schemaRef ds:uri="http://schemas.openxmlformats.org/officeDocument/2006/relationships"/>
   </ds:schemaRefs>
 </ds:datastoreItem>
-</file>
-
-<file path=customXml/itemProps2.xml><?xml version="1.0" encoding="utf-8"?>
-<ds:datastoreItem xmlns:ds="http://schemas.openxmlformats.org/officeDocument/2006/customXml" ds:itemID="{9067BF80-6573-1547-967C-573EEC1877A2}">
-  <ds:schemaRefs>
-    <ds:schemaRef ds:uri="http://schemas.openxmlformats.org/officeDocument/2006/bibliography"/>
-  </ds:schemaRefs>
-</ds:datastoreItem>
 </file>
--- a/public/templates/contratos/leasing/CONTRATO DE LEASING OPERACIONAL DE SISTEMA FOTOVOLTAICO.docx
+++ b/public/templates/contratos/leasing/CONTRATO DE LEASING OPERACIONAL DE SISTEMA FOTOVOLTAICO.docx
@@ -2868,6 +2868,120 @@
     </w:p>
     <w:p>
       <w:pPr>
+        <w:pStyle w:val="p1"/>
+      </w:pPr>
+    </w:p>
+    <w:p>
+      <w:pPr>
+        <w:pStyle w:val="p1"/>
+      </w:pPr>
+      <w:r>
+        <w:rPr>
+          <w:b/>
+          <w:bCs/>
+        </w:rPr>
+        <w:lastRenderedPageBreak/>
+        <w:t>CLÁUSULA 11.5 – DA ANÁLISE, APROVAÇÃO E CONDIÇÃO SUSPENSIVA DE EXECUÇÃO DO PROJETO</w:t>
+      </w:r>
+    </w:p>
+    <w:p>
+      <w:pPr>
+        <w:pStyle w:val="p3"/>
+      </w:pPr>
+      <w:r>
+        <w:t>11.5.1. A eficácia plena deste contrato, no que se refere à obrigação de execução do projeto, instalação e início de operação do Sistema, fica expressamente condicionada à aprovação final do projeto pela SOLARINVEST, após a conclusão de todas as análises técnicas, operacionais, comerciais, cadastrais, regulatórias e de crédito do CONTRATANTE.</w:t>
+      </w:r>
+    </w:p>
+    <w:p>
+      <w:pPr>
+        <w:pStyle w:val="p3"/>
+      </w:pPr>
+      <w:r>
+        <w:t>11.5.2. Até a ocorrência da aprovação final mencionada nesta cláusula, o presente contrato terá natureza preliminar quanto à execução do objeto, não constituindo obrigação definitiva de instalação, fornecimento ou início de operação do Sistema por parte da SOLARINVEST.</w:t>
+      </w:r>
+    </w:p>
+    <w:p>
+      <w:pPr>
+        <w:pStyle w:val="p3"/>
+      </w:pPr>
+      <w:r>
+        <w:t>11.5.3. A aprovação final do projeto será considerada formalizada apenas após validação interna da SOLARINVEST e liberação expressa para início da execução, podendo tal confirmação ocorrer por meio eletrônico, registro interno ou comunicação formal ao CONTRATANTE.</w:t>
+      </w:r>
+    </w:p>
+    <w:p>
+      <w:pPr>
+        <w:pStyle w:val="p3"/>
+      </w:pPr>
+      <w:r>
+        <w:t>11.5.4. A SOLARINVEST poderá, a seu exclusivo critério técnico e comercial, não aprovar, suspender ou cancelar a execução do projeto, a qualquer tempo antes do início efetivo da instalação, especialmente quando forem identificadas condições que:</w:t>
+      </w:r>
+    </w:p>
+    <w:p>
+      <w:pPr>
+        <w:pStyle w:val="p3"/>
+      </w:pPr>
+      <w:r>
+        <w:t>a) inviabilizem tecnicamente a instalação ou operação do Sistema;</w:t>
+      </w:r>
+    </w:p>
+    <w:p>
+      <w:pPr>
+        <w:pStyle w:val="p3"/>
+      </w:pPr>
+      <w:r>
+        <w:t>b) comprometam a viabilidade econômica do projeto;</w:t>
+      </w:r>
+    </w:p>
+    <w:p>
+      <w:pPr>
+        <w:pStyle w:val="p3"/>
+      </w:pPr>
+      <w:r>
+        <w:t>c) indiquem risco de inadimplência;</w:t>
+      </w:r>
+    </w:p>
+    <w:p>
+      <w:pPr>
+        <w:pStyle w:val="p3"/>
+      </w:pPr>
+      <w:r>
+        <w:t>d) estejam em desacordo com critérios internos de aprovação;</w:t>
+      </w:r>
+    </w:p>
+    <w:p>
+      <w:pPr>
+        <w:pStyle w:val="p3"/>
+      </w:pPr>
+      <w:r>
+        <w:t>e) envolvam limitações regulatórias, operacionais ou estruturais não previstas inicialmente.</w:t>
+      </w:r>
+    </w:p>
+    <w:p>
+      <w:pPr>
+        <w:pStyle w:val="p3"/>
+      </w:pPr>
+      <w:r>
+        <w:t>11.5.5. Na hipótese de não aprovação ou cancelamento do projeto nos termos desta cláusula, o presente contrato será considerado automaticamente sem efeito quanto à execução do objeto, não sendo devida qualquer indenização, multa ou compensação ao CONTRATANTE.</w:t>
+      </w:r>
+    </w:p>
+    <w:p>
+      <w:pPr>
+        <w:pStyle w:val="p3"/>
+      </w:pPr>
+      <w:r>
+        <w:t>11.5.6. Caso tenham sido realizados custos específicos, comprovados e diretamente relacionados a solicitações do CONTRATANTE, estes poderão ser cobrados de forma proporcional, desde que previamente informados.</w:t>
+      </w:r>
+    </w:p>
+    <w:p>
+      <w:pPr>
+        <w:pStyle w:val="p3"/>
+      </w:pPr>
+      <w:r>
+        <w:t>11.5.7. O CONTRATANTE declara estar ciente de que a assinatura deste contrato não garante a execução do projeto, estando esta integralmente condicionada à aprovação final pela SOLARINVEST, nos termos desta cláusula.</w:t>
+      </w:r>
+    </w:p>
+    <w:p>
+      <w:pPr>
         <w:spacing w:before="100" w:beforeAutospacing="1" w:after="100" w:afterAutospacing="1"/>
         <w:outlineLvl w:val="1"/>
         <w:rPr>
@@ -2989,35 +3103,363 @@
           <w:bCs/>
         </w:rPr>
       </w:pPr>
+      <w:r>
+        <w:rPr>
+          <w:b/>
+          <w:bCs/>
+        </w:rPr>
+        <w:lastRenderedPageBreak/>
+        <w:t>CLÁUSULA 1</w:t>
+      </w:r>
+      <w:r>
+        <w:rPr>
+          <w:b/>
+          <w:bCs/>
+        </w:rPr>
+        <w:t>3</w:t>
+      </w:r>
+      <w:r>
+        <w:rPr>
+          <w:b/>
+          <w:bCs/>
+        </w:rPr>
+        <w:t xml:space="preserve"> – INÍCIO DA COBRANÇA</w:t>
+      </w:r>
     </w:p>
     <w:p>
       <w:pPr>
         <w:pStyle w:val="p1"/>
-        <w:rPr>
-          <w:b/>
-          <w:bCs/>
-        </w:rPr>
-      </w:pPr>
-      <w:r>
-        <w:rPr>
-          <w:b/>
-          <w:bCs/>
-        </w:rPr>
+      </w:pPr>
+      <w:r>
+        <w:t>A cobrança da mensalidade terá início somente após a ocorrência cumulativa dos seguintes eventos:</w:t>
+      </w:r>
+    </w:p>
+    <w:p>
+      <w:pPr>
+        <w:pStyle w:val="p1"/>
+      </w:pPr>
+      <w:r>
+        <w:t>a) homologação do sistema pela distribuidora de energia elétrica;</w:t>
+      </w:r>
+    </w:p>
+    <w:p>
+      <w:pPr>
+        <w:pStyle w:val="p1"/>
+      </w:pPr>
+      <w:r>
+        <w:t>b) início da efetiva injeção de energia na rede;</w:t>
+      </w:r>
+    </w:p>
+    <w:p>
+      <w:pPr>
+        <w:pStyle w:val="p1"/>
+      </w:pPr>
+      <w:r>
+        <w:t>c) conclusão de, no mínimo, um ciclo completo de medição da distribuidora, equivalente a aproximadamente 30 (trinta) dias de operação.</w:t>
+      </w:r>
+    </w:p>
+    <w:p>
+      <w:pPr>
+        <w:pStyle w:val="p1"/>
+      </w:pPr>
+      <w:r>
+        <w:t>Para fins deste contrato, considera-se como início da cobrança o primeiro faturamento subsequente ao ciclo completo de medição da distribuidora, independentemente da quantidade exata de dias decorridos.</w:t>
+      </w:r>
+    </w:p>
+    <w:p>
+      <w:pPr>
+        <w:pStyle w:val="p1"/>
+      </w:pPr>
+      <w:r>
+        <w:t>Na hipótese de atraso no início da operação por fato imputável ao CONTRATANTE, devidamente comprovado, a SOLARINVEST poderá iniciar a cobrança após 30 (trinta) dias da conclusão da instalação do sistema.</w:t>
+      </w:r>
+    </w:p>
+    <w:p>
+      <w:pPr>
+        <w:spacing w:before="100" w:beforeAutospacing="1" w:after="100" w:afterAutospacing="1"/>
+        <w:outlineLvl w:val="1"/>
+        <w:rPr>
+          <w:b/>
+          <w:bCs/>
+          <w:lang w:val="en-BR"/>
+        </w:rPr>
+      </w:pPr>
+    </w:p>
+    <w:p>
+      <w:pPr>
+        <w:spacing w:before="100" w:beforeAutospacing="1" w:after="100" w:afterAutospacing="1"/>
+        <w:outlineLvl w:val="1"/>
+        <w:rPr>
+          <w:b/>
+          <w:bCs/>
+          <w:lang w:val="en-BR"/>
+        </w:rPr>
+      </w:pPr>
+    </w:p>
+    <w:p>
+      <w:pPr>
+        <w:spacing w:before="100" w:beforeAutospacing="1" w:after="100" w:afterAutospacing="1"/>
+        <w:outlineLvl w:val="1"/>
+        <w:rPr>
+          <w:b/>
+          <w:bCs/>
+          <w:lang w:val="en-BR"/>
+        </w:rPr>
+      </w:pPr>
+    </w:p>
+    <w:p>
+      <w:pPr>
+        <w:spacing w:before="100" w:beforeAutospacing="1" w:after="100" w:afterAutospacing="1"/>
+        <w:outlineLvl w:val="1"/>
+        <w:rPr>
+          <w:b/>
+          <w:bCs/>
+          <w:lang w:val="en-BR"/>
+        </w:rPr>
+      </w:pPr>
+    </w:p>
+    <w:p>
+      <w:pPr>
+        <w:spacing w:before="100" w:beforeAutospacing="1" w:after="100" w:afterAutospacing="1"/>
+        <w:outlineLvl w:val="1"/>
+        <w:rPr>
+          <w:b/>
+          <w:bCs/>
+          <w:lang w:val="en-BR"/>
+        </w:rPr>
+      </w:pPr>
+    </w:p>
+    <w:p>
+      <w:pPr>
+        <w:spacing w:before="100" w:beforeAutospacing="1" w:after="100" w:afterAutospacing="1"/>
+        <w:outlineLvl w:val="1"/>
+        <w:rPr>
+          <w:b/>
+          <w:bCs/>
+          <w:lang w:val="en-BR"/>
+        </w:rPr>
+      </w:pPr>
+    </w:p>
+    <w:p>
+      <w:pPr>
+        <w:spacing w:before="100" w:beforeAutospacing="1" w:after="100" w:afterAutospacing="1"/>
+        <w:outlineLvl w:val="1"/>
+        <w:rPr>
+          <w:b/>
+          <w:bCs/>
+          <w:lang w:val="en-BR"/>
+        </w:rPr>
+      </w:pPr>
+    </w:p>
+    <w:p>
+      <w:pPr>
+        <w:spacing w:before="100" w:beforeAutospacing="1" w:after="100" w:afterAutospacing="1"/>
+        <w:outlineLvl w:val="1"/>
+        <w:rPr>
+          <w:b/>
+          <w:bCs/>
+          <w:lang w:val="en-BR"/>
+        </w:rPr>
+      </w:pPr>
+    </w:p>
+    <w:p>
+      <w:pPr>
+        <w:spacing w:before="100" w:beforeAutospacing="1" w:after="100" w:afterAutospacing="1"/>
+        <w:outlineLvl w:val="1"/>
+        <w:rPr>
+          <w:b/>
+          <w:bCs/>
+          <w:lang w:val="en-BR"/>
+        </w:rPr>
+      </w:pPr>
+    </w:p>
+    <w:p>
+      <w:pPr>
+        <w:spacing w:before="100" w:beforeAutospacing="1" w:after="100" w:afterAutospacing="1"/>
+        <w:outlineLvl w:val="1"/>
+        <w:rPr>
+          <w:b/>
+          <w:bCs/>
+          <w:lang w:val="en-BR"/>
+        </w:rPr>
+      </w:pPr>
+    </w:p>
+    <w:p>
+      <w:pPr>
+        <w:spacing w:before="100" w:beforeAutospacing="1" w:after="100" w:afterAutospacing="1"/>
+        <w:outlineLvl w:val="1"/>
+        <w:rPr>
+          <w:b/>
+          <w:bCs/>
+          <w:lang w:val="en-BR"/>
+        </w:rPr>
+      </w:pPr>
+    </w:p>
+    <w:p>
+      <w:pPr>
+        <w:spacing w:before="100" w:beforeAutospacing="1" w:after="100" w:afterAutospacing="1"/>
+        <w:outlineLvl w:val="1"/>
+        <w:rPr>
+          <w:b/>
+          <w:bCs/>
+          <w:lang w:val="en-BR"/>
+        </w:rPr>
+      </w:pPr>
+    </w:p>
+    <w:p>
+      <w:pPr>
+        <w:spacing w:before="100" w:beforeAutospacing="1" w:after="100" w:afterAutospacing="1"/>
+        <w:outlineLvl w:val="1"/>
+        <w:rPr>
+          <w:b/>
+          <w:bCs/>
+          <w:lang w:val="en-BR"/>
+        </w:rPr>
+      </w:pPr>
+      <w:r>
+        <w:rPr>
+          <w:b/>
+          <w:bCs/>
+          <w:lang w:val="en-BR"/>
+        </w:rPr>
+        <w:lastRenderedPageBreak/>
         <w:t>CLÁUSULA 1</w:t>
       </w:r>
       <w:r>
         <w:rPr>
           <w:b/>
           <w:bCs/>
-        </w:rPr>
-        <w:t>3</w:t>
-      </w:r>
-      <w:r>
-        <w:rPr>
-          <w:b/>
-          <w:bCs/>
-        </w:rPr>
-        <w:t xml:space="preserve"> – INÍCIO DA COBRANÇA</w:t>
+          <w:lang w:val="en-BR"/>
+        </w:rPr>
+        <w:t>4</w:t>
+      </w:r>
+      <w:r>
+        <w:rPr>
+          <w:b/>
+          <w:bCs/>
+          <w:lang w:val="en-BR"/>
+        </w:rPr>
+        <w:t xml:space="preserve"> – DISPOSIÇÕES GERAIS</w:t>
+      </w:r>
+    </w:p>
+    <w:p>
+      <w:pPr>
+        <w:spacing w:before="100" w:beforeAutospacing="1" w:after="100" w:afterAutospacing="1"/>
+        <w:rPr>
+          <w:lang w:val="en-BR"/>
+        </w:rPr>
+      </w:pPr>
+      <w:r>
+        <w:rPr>
+          <w:lang w:val="en-BR"/>
+        </w:rPr>
+        <w:t>1</w:t>
+      </w:r>
+      <w:r>
+        <w:rPr>
+          <w:lang w:val="en-BR"/>
+        </w:rPr>
+        <w:t>4</w:t>
+      </w:r>
+      <w:r>
+        <w:rPr>
+          <w:lang w:val="en-BR"/>
+        </w:rPr>
+        <w:t>.1. Todos os Anexos deste contrato (</w:t>
+      </w:r>
+      <w:r>
+        <w:rPr>
+          <w:b/>
+          <w:bCs/>
+          <w:lang w:val="en-BR"/>
+        </w:rPr>
+        <w:t>I a VII e X</w:t>
+      </w:r>
+      <w:r>
+        <w:rPr>
+          <w:lang w:val="en-BR"/>
+        </w:rPr>
+        <w:t>) são partes integrantes.</w:t>
+      </w:r>
+    </w:p>
+    <w:p>
+      <w:pPr>
+        <w:spacing w:before="100" w:beforeAutospacing="1" w:after="100" w:afterAutospacing="1"/>
+        <w:rPr>
+          <w:lang w:val="en-BR"/>
+        </w:rPr>
+      </w:pPr>
+      <w:r>
+        <w:rPr>
+          <w:lang w:val="en-BR"/>
+        </w:rPr>
+        <w:t>1</w:t>
+      </w:r>
+      <w:r>
+        <w:rPr>
+          <w:lang w:val="en-BR"/>
+        </w:rPr>
+        <w:t>4</w:t>
+      </w:r>
+      <w:r>
+        <w:rPr>
+          <w:lang w:val="en-BR"/>
+        </w:rPr>
+        <w:t>.2. A assinatura eletrônica possui plena validade jurídica em contratos entre particulares, nos termos da Lei nº 14.063/2020 e do art. 10, §2º, da Medida Provisória nº 2.200-2/2001, desde que admitida pelas partes.</w:t>
+      </w:r>
+    </w:p>
+    <w:p>
+      <w:pPr>
+        <w:spacing w:before="100" w:beforeAutospacing="1" w:after="100" w:afterAutospacing="1"/>
+        <w:rPr>
+          <w:lang w:val="en-BR"/>
+        </w:rPr>
+      </w:pPr>
+      <w:r>
+        <w:rPr>
+          <w:lang w:val="en-BR"/>
+        </w:rPr>
+        <w:t>1</w:t>
+      </w:r>
+      <w:r>
+        <w:rPr>
+          <w:lang w:val="en-BR"/>
+        </w:rPr>
+        <w:t>4</w:t>
+      </w:r>
+      <w:r>
+        <w:rPr>
+          <w:lang w:val="en-BR"/>
+        </w:rPr>
+        <w:t xml:space="preserve">.3. Fica eleito o foro da comarca de </w:t>
+      </w:r>
+      <w:r>
+        <w:rPr>
+          <w:b/>
+          <w:bCs/>
+          <w:lang w:val="en-BR"/>
+        </w:rPr>
+        <w:t>{{cidade}}</w:t>
+      </w:r>
+      <w:r>
+        <w:rPr>
+          <w:lang w:val="en-BR"/>
+        </w:rPr>
+        <w:t xml:space="preserve">, Estado de </w:t>
+      </w:r>
+      <w:r>
+        <w:rPr>
+          <w:b/>
+          <w:bCs/>
+          <w:lang w:val="en-BR"/>
+        </w:rPr>
+        <w:t>{{UF}}</w:t>
+      </w:r>
+      <w:r>
+        <w:rPr>
+          <w:lang w:val="en-BR"/>
+        </w:rPr>
+        <w:t>, para dirimir quaisquer dúvidas ou litígios decorrentes do presente contrato, renunciando as partes a qualquer outro, por mais privilegiado que seja.</w:t>
       </w:r>
     </w:p>
     <w:p>
@@ -3025,341 +3467,6 @@
         <w:pStyle w:val="p1"/>
       </w:pPr>
       <w:r>
-        <w:t>A cobrança da mensalidade terá início somente após a ocorrência cumulativa dos seguintes eventos:</w:t>
-      </w:r>
-    </w:p>
-    <w:p>
-      <w:pPr>
-        <w:pStyle w:val="p1"/>
-      </w:pPr>
-      <w:r>
-        <w:t>a) homologação do sistema pela distribuidora de energia elétrica;</w:t>
-      </w:r>
-    </w:p>
-    <w:p>
-      <w:pPr>
-        <w:pStyle w:val="p1"/>
-      </w:pPr>
-      <w:r>
-        <w:t>b) início da efetiva injeção de energia na rede;</w:t>
-      </w:r>
-    </w:p>
-    <w:p>
-      <w:pPr>
-        <w:pStyle w:val="p1"/>
-      </w:pPr>
-      <w:r>
-        <w:t>c) conclusão de, no mínimo, um ciclo completo de medição da distribuidora, equivalente a aproximadamente 30 (trinta) dias de operação.</w:t>
-      </w:r>
-    </w:p>
-    <w:p>
-      <w:pPr>
-        <w:pStyle w:val="p1"/>
-      </w:pPr>
-      <w:r>
-        <w:t>Para fins deste contrato, considera-se como início da cobrança o primeiro faturamento subsequente ao ciclo completo de medição da distribuidora, independentemente da quantidade exata de dias decorridos.</w:t>
-      </w:r>
-    </w:p>
-    <w:p>
-      <w:pPr>
-        <w:pStyle w:val="p1"/>
-      </w:pPr>
-      <w:r>
-        <w:t>Na hipótese de atraso no início da operação por fato imputável ao CONTRATANTE, devidamente comprovado, a SOLARINVEST poderá iniciar a cobrança após 30 (trinta) dias da conclusão da instalação do sistema.</w:t>
-      </w:r>
-    </w:p>
-    <w:p>
-      <w:pPr>
-        <w:spacing w:before="100" w:beforeAutospacing="1" w:after="100" w:afterAutospacing="1"/>
-        <w:outlineLvl w:val="1"/>
-        <w:rPr>
-          <w:b/>
-          <w:bCs/>
-          <w:lang w:val="en-BR"/>
-        </w:rPr>
-      </w:pPr>
-    </w:p>
-    <w:p>
-      <w:pPr>
-        <w:spacing w:before="100" w:beforeAutospacing="1" w:after="100" w:afterAutospacing="1"/>
-        <w:outlineLvl w:val="1"/>
-        <w:rPr>
-          <w:b/>
-          <w:bCs/>
-          <w:lang w:val="en-BR"/>
-        </w:rPr>
-      </w:pPr>
-    </w:p>
-    <w:p>
-      <w:pPr>
-        <w:spacing w:before="100" w:beforeAutospacing="1" w:after="100" w:afterAutospacing="1"/>
-        <w:outlineLvl w:val="1"/>
-        <w:rPr>
-          <w:b/>
-          <w:bCs/>
-          <w:lang w:val="en-BR"/>
-        </w:rPr>
-      </w:pPr>
-    </w:p>
-    <w:p>
-      <w:pPr>
-        <w:spacing w:before="100" w:beforeAutospacing="1" w:after="100" w:afterAutospacing="1"/>
-        <w:outlineLvl w:val="1"/>
-        <w:rPr>
-          <w:b/>
-          <w:bCs/>
-          <w:lang w:val="en-BR"/>
-        </w:rPr>
-      </w:pPr>
-    </w:p>
-    <w:p>
-      <w:pPr>
-        <w:spacing w:before="100" w:beforeAutospacing="1" w:after="100" w:afterAutospacing="1"/>
-        <w:outlineLvl w:val="1"/>
-        <w:rPr>
-          <w:b/>
-          <w:bCs/>
-          <w:lang w:val="en-BR"/>
-        </w:rPr>
-      </w:pPr>
-    </w:p>
-    <w:p>
-      <w:pPr>
-        <w:spacing w:before="100" w:beforeAutospacing="1" w:after="100" w:afterAutospacing="1"/>
-        <w:outlineLvl w:val="1"/>
-        <w:rPr>
-          <w:b/>
-          <w:bCs/>
-          <w:lang w:val="en-BR"/>
-        </w:rPr>
-      </w:pPr>
-    </w:p>
-    <w:p>
-      <w:pPr>
-        <w:spacing w:before="100" w:beforeAutospacing="1" w:after="100" w:afterAutospacing="1"/>
-        <w:outlineLvl w:val="1"/>
-        <w:rPr>
-          <w:b/>
-          <w:bCs/>
-          <w:lang w:val="en-BR"/>
-        </w:rPr>
-      </w:pPr>
-    </w:p>
-    <w:p>
-      <w:pPr>
-        <w:spacing w:before="100" w:beforeAutospacing="1" w:after="100" w:afterAutospacing="1"/>
-        <w:outlineLvl w:val="1"/>
-        <w:rPr>
-          <w:b/>
-          <w:bCs/>
-          <w:lang w:val="en-BR"/>
-        </w:rPr>
-      </w:pPr>
-    </w:p>
-    <w:p>
-      <w:pPr>
-        <w:spacing w:before="100" w:beforeAutospacing="1" w:after="100" w:afterAutospacing="1"/>
-        <w:outlineLvl w:val="1"/>
-        <w:rPr>
-          <w:b/>
-          <w:bCs/>
-          <w:lang w:val="en-BR"/>
-        </w:rPr>
-      </w:pPr>
-    </w:p>
-    <w:p>
-      <w:pPr>
-        <w:spacing w:before="100" w:beforeAutospacing="1" w:after="100" w:afterAutospacing="1"/>
-        <w:outlineLvl w:val="1"/>
-        <w:rPr>
-          <w:b/>
-          <w:bCs/>
-          <w:lang w:val="en-BR"/>
-        </w:rPr>
-      </w:pPr>
-    </w:p>
-    <w:p>
-      <w:pPr>
-        <w:spacing w:before="100" w:beforeAutospacing="1" w:after="100" w:afterAutospacing="1"/>
-        <w:outlineLvl w:val="1"/>
-        <w:rPr>
-          <w:b/>
-          <w:bCs/>
-          <w:lang w:val="en-BR"/>
-        </w:rPr>
-      </w:pPr>
-    </w:p>
-    <w:p>
-      <w:pPr>
-        <w:spacing w:before="100" w:beforeAutospacing="1" w:after="100" w:afterAutospacing="1"/>
-        <w:outlineLvl w:val="1"/>
-        <w:rPr>
-          <w:b/>
-          <w:bCs/>
-          <w:lang w:val="en-BR"/>
-        </w:rPr>
-      </w:pPr>
-    </w:p>
-    <w:p>
-      <w:pPr>
-        <w:spacing w:before="100" w:beforeAutospacing="1" w:after="100" w:afterAutospacing="1"/>
-        <w:outlineLvl w:val="1"/>
-        <w:rPr>
-          <w:b/>
-          <w:bCs/>
-          <w:lang w:val="en-BR"/>
-        </w:rPr>
-      </w:pPr>
-      <w:r>
-        <w:rPr>
-          <w:b/>
-          <w:bCs/>
-          <w:lang w:val="en-BR"/>
-        </w:rPr>
-        <w:t>CLÁUSULA 1</w:t>
-      </w:r>
-      <w:r>
-        <w:rPr>
-          <w:b/>
-          <w:bCs/>
-          <w:lang w:val="en-BR"/>
-        </w:rPr>
-        <w:t>4</w:t>
-      </w:r>
-      <w:r>
-        <w:rPr>
-          <w:b/>
-          <w:bCs/>
-          <w:lang w:val="en-BR"/>
-        </w:rPr>
-        <w:t xml:space="preserve"> – DISPOSIÇÕES GERAIS</w:t>
-      </w:r>
-    </w:p>
-    <w:p>
-      <w:pPr>
-        <w:spacing w:before="100" w:beforeAutospacing="1" w:after="100" w:afterAutospacing="1"/>
-        <w:rPr>
-          <w:lang w:val="en-BR"/>
-        </w:rPr>
-      </w:pPr>
-      <w:r>
-        <w:rPr>
-          <w:lang w:val="en-BR"/>
-        </w:rPr>
-        <w:t>1</w:t>
-      </w:r>
-      <w:r>
-        <w:rPr>
-          <w:lang w:val="en-BR"/>
-        </w:rPr>
-        <w:t>4</w:t>
-      </w:r>
-      <w:r>
-        <w:rPr>
-          <w:lang w:val="en-BR"/>
-        </w:rPr>
-        <w:t>.1. Todos os Anexos deste contrato (</w:t>
-      </w:r>
-      <w:r>
-        <w:rPr>
-          <w:b/>
-          <w:bCs/>
-          <w:lang w:val="en-BR"/>
-        </w:rPr>
-        <w:t>I a VII e X</w:t>
-      </w:r>
-      <w:r>
-        <w:rPr>
-          <w:lang w:val="en-BR"/>
-        </w:rPr>
-        <w:t>) são partes integrantes.</w:t>
-      </w:r>
-    </w:p>
-    <w:p>
-      <w:pPr>
-        <w:spacing w:before="100" w:beforeAutospacing="1" w:after="100" w:afterAutospacing="1"/>
-        <w:rPr>
-          <w:lang w:val="en-BR"/>
-        </w:rPr>
-      </w:pPr>
-      <w:r>
-        <w:rPr>
-          <w:lang w:val="en-BR"/>
-        </w:rPr>
-        <w:t>1</w:t>
-      </w:r>
-      <w:r>
-        <w:rPr>
-          <w:lang w:val="en-BR"/>
-        </w:rPr>
-        <w:t>4</w:t>
-      </w:r>
-      <w:r>
-        <w:rPr>
-          <w:lang w:val="en-BR"/>
-        </w:rPr>
-        <w:t>.2. A assinatura eletrônica possui plena validade jurídica em contratos entre particulares, nos termos da Lei nº 14.063/2020 e do art. 10, §2º, da Medida Provisória nº 2.200-2/2001, desde que admitida pelas partes.</w:t>
-      </w:r>
-    </w:p>
-    <w:p>
-      <w:pPr>
-        <w:spacing w:before="100" w:beforeAutospacing="1" w:after="100" w:afterAutospacing="1"/>
-        <w:rPr>
-          <w:lang w:val="en-BR"/>
-        </w:rPr>
-      </w:pPr>
-      <w:r>
-        <w:rPr>
-          <w:lang w:val="en-BR"/>
-        </w:rPr>
-        <w:t>1</w:t>
-      </w:r>
-      <w:r>
-        <w:rPr>
-          <w:lang w:val="en-BR"/>
-        </w:rPr>
-        <w:t>4</w:t>
-      </w:r>
-      <w:r>
-        <w:rPr>
-          <w:lang w:val="en-BR"/>
-        </w:rPr>
-        <w:t xml:space="preserve">.3. Fica eleito o foro da comarca de </w:t>
-      </w:r>
-      <w:r>
-        <w:rPr>
-          <w:b/>
-          <w:bCs/>
-          <w:lang w:val="en-BR"/>
-        </w:rPr>
-        <w:t>{{cidade}}</w:t>
-      </w:r>
-      <w:r>
-        <w:rPr>
-          <w:lang w:val="en-BR"/>
-        </w:rPr>
-        <w:t xml:space="preserve">, Estado de </w:t>
-      </w:r>
-      <w:r>
-        <w:rPr>
-          <w:b/>
-          <w:bCs/>
-          <w:lang w:val="en-BR"/>
-        </w:rPr>
-        <w:t>{{UF}}</w:t>
-      </w:r>
-      <w:r>
-        <w:rPr>
-          <w:lang w:val="en-BR"/>
-        </w:rPr>
-        <w:t>, para dirimir quaisquer dúvidas ou litígios decorrentes do presente contrato, renunciando as partes a qualquer outro, por mais privilegiado que seja.</w:t>
-      </w:r>
-    </w:p>
-    <w:p>
-      <w:pPr>
-        <w:pStyle w:val="p1"/>
-      </w:pPr>
-      <w:r>
         <w:t>E, por estarem justas e contratadas, firmam o presente instrumento.</w:t>
       </w:r>
     </w:p>
@@ -3434,14 +3541,6 @@
         </w:rPr>
         <w:t>{{nomeCompleto}} / {{cpfCnpj}}</w:t>
       </w:r>
-    </w:p>
-    <w:p>
-      <w:pPr>
-        <w:spacing w:before="100" w:beforeAutospacing="1" w:after="100" w:afterAutospacing="1"/>
-        <w:rPr>
-          <w:lang w:val="en-BR"/>
-        </w:rPr>
-      </w:pPr>
     </w:p>
     <w:p>
       <w:pPr>
@@ -3830,7 +3929,7 @@
       <w:rPr>
         <w:noProof/>
       </w:rPr>
-      <w:pict w14:anchorId="7D80741A">
+      <w:pict w14:anchorId="1B3CFB47">
         <v:shapetype id="_x0000_t75" coordsize="21600,21600" o:spt="75" o:preferrelative="t" path="m@4@5l@4@11@9@11@9@5xe" filled="f" stroked="f">
           <v:stroke joinstyle="miter"/>
           <v:formulas>
@@ -3860,7 +3959,7 @@
       <w:rPr>
         <w:noProof/>
       </w:rPr>
-      <w:pict w14:anchorId="45BEE71F">
+      <w:pict w14:anchorId="056CD5DB">
         <v:shape id="WordPictureWatermark361223196" o:spid="_x0000_s1029" type="#_x0000_t75" alt="" style="position:absolute;margin-left:0;margin-top:0;width:470.1pt;height:149.05pt;z-index:-251658239;mso-wrap-edited:f;mso-width-percent:0;mso-height-percent:0;mso-position-horizontal:center;mso-position-horizontal-relative:margin;mso-position-vertical:center;mso-position-vertical-relative:margin;mso-width-percent:0;mso-height-percent:0" o:allowincell="f">
           <v:imagedata r:id="rId1" o:title="SolarInvest_Logo" gain="19661f" blacklevel="22938f"/>
           <w10:wrap anchorx="margin" anchory="margin"/>
@@ -4010,7 +4109,7 @@
       <w:rPr>
         <w:noProof/>
       </w:rPr>
-      <w:pict w14:anchorId="101A0A9C">
+      <w:pict w14:anchorId="7BD53514">
         <v:shapetype id="_x0000_t75" coordsize="21600,21600" o:spt="75" o:preferrelative="t" path="m@4@5l@4@11@9@11@9@5xe" filled="f" stroked="f">
           <v:stroke joinstyle="miter"/>
           <v:formulas>
@@ -4040,7 +4139,7 @@
       <w:rPr>
         <w:noProof/>
       </w:rPr>
-      <w:pict w14:anchorId="64D017D2">
+      <w:pict w14:anchorId="68025E05">
         <v:shape id="_x0000_s1027" type="#_x0000_t75" alt="" style="position:absolute;margin-left:0;margin-top:0;width:470.1pt;height:149.05pt;z-index:-251658238;mso-wrap-edited:f;mso-width-percent:0;mso-height-percent:0;mso-position-horizontal:center;mso-position-horizontal-relative:margin;mso-position-vertical:center;mso-position-vertical-relative:margin;mso-width-percent:0;mso-height-percent:0" o:allowincell="f">
           <v:imagedata r:id="rId2" o:title="SolarInvest_Logo" gain="19661f" blacklevel="22938f"/>
           <w10:wrap anchorx="margin" anchory="margin"/>
@@ -4061,7 +4160,7 @@
       <w:rPr>
         <w:noProof/>
       </w:rPr>
-      <w:pict w14:anchorId="6960D1E1">
+      <w:pict w14:anchorId="421FB77F">
         <v:shapetype id="_x0000_t75" coordsize="21600,21600" o:spt="75" o:preferrelative="t" path="m@4@5l@4@11@9@11@9@5xe" filled="f" stroked="f">
           <v:stroke joinstyle="miter"/>
           <v:formulas>
@@ -4091,7 +4190,7 @@
       <w:rPr>
         <w:noProof/>
       </w:rPr>
-      <w:pict w14:anchorId="057842D0">
+      <w:pict w14:anchorId="15D977DC">
         <v:shape id="WordPictureWatermark361223195" o:spid="_x0000_s1025" type="#_x0000_t75" alt="" style="position:absolute;margin-left:0;margin-top:0;width:470.1pt;height:149.05pt;z-index:-251658240;mso-wrap-edited:f;mso-width-percent:0;mso-height-percent:0;mso-position-horizontal:center;mso-position-horizontal-relative:margin;mso-position-vertical:center;mso-position-vertical-relative:margin;mso-width-percent:0;mso-height-percent:0" o:allowincell="f">
           <v:imagedata r:id="rId1" o:title="SolarInvest_Logo" gain="19661f" blacklevel="22938f"/>
           <w10:wrap anchorx="margin" anchory="margin"/>

--- a/public/templates/contratos/leasing/CONTRATO DE LEASING OPERACIONAL DE SISTEMA FOTOVOLTAICO.docx
+++ b/public/templates/contratos/leasing/CONTRATO DE LEASING OPERACIONAL DE SISTEMA FOTOVOLTAICO.docx
@@ -573,7 +573,7 @@
         <w:rPr>
           <w:lang w:val="en-BR"/>
         </w:rPr>
-        <w:t>contratada</w:t>
+        <w:t>SOLARINVEST</w:t>
       </w:r>
       <w:r>
         <w:rPr>
@@ -967,31 +967,27 @@
         <w:rPr>
           <w:lang w:val="en-BR"/>
         </w:rPr>
-        <w:t xml:space="preserve"> A Mensalidade tem como base um consumo estimado de </w:t>
-      </w:r>
-      <w:r>
-        <w:rPr>
-          <w:b/>
-          <w:bCs/>
-          <w:lang w:val="en-BR"/>
-        </w:rPr>
-        <w:t>{{kwhContratado}} kWh</w:t>
-      </w:r>
-      <w:r>
-        <w:rPr>
-          <w:b/>
-          <w:bCs/>
-          <w:lang w:val="en-BR"/>
-        </w:rPr>
-        <w:t xml:space="preserve"> contratado</w:t>
-      </w:r>
-      <w:r>
-        <w:rPr>
-          <w:b/>
-          <w:bCs/>
-          <w:lang w:val="en-BR"/>
-        </w:rPr>
-        <w:t xml:space="preserve"> por mês (“Kc”)</w:t>
+        <w:t xml:space="preserve"> A Mensalidade </w:t>
+      </w:r>
+      <w:r>
+        <w:rPr>
+          <w:lang w:val="en-BR"/>
+        </w:rPr>
+        <w:t>SOLARINVEST</w:t>
+      </w:r>
+      <w:r>
+        <w:rPr>
+          <w:lang w:val="en-BR"/>
+        </w:rPr>
+        <w:t xml:space="preserve"> tem como base um consumo estimado de </w:t>
+      </w:r>
+      <w:r>
+        <w:rPr>
+          <w:b/>
+          <w:bCs/>
+          <w:lang w:val="en-BR"/>
+        </w:rPr>
+        <w:t>{{kwhContratado}} kWh por mês (“Kc”)</w:t>
       </w:r>
       <w:r>
         <w:rPr>
@@ -1203,13 +1199,6 @@
     </w:p>
     <w:p>
       <w:pPr>
-        <w:rPr>
-          <w:lang w:val="en-BR"/>
-        </w:rPr>
-      </w:pPr>
-    </w:p>
-    <w:p>
-      <w:pPr>
         <w:spacing w:before="100" w:beforeAutospacing="1" w:after="100" w:afterAutospacing="1"/>
         <w:outlineLvl w:val="0"/>
         <w:rPr>
@@ -1614,21 +1603,21 @@
         <w:rPr>
           <w:lang w:val="en-BR"/>
         </w:rPr>
+        <w:t>b) suspender serviços não essenciais relacionados à operação, monitoramento ou suporte do sistema;</w:t>
+      </w:r>
+    </w:p>
+    <w:p>
+      <w:pPr>
+        <w:spacing w:before="100" w:beforeAutospacing="1" w:after="100" w:afterAutospacing="1"/>
+        <w:rPr>
+          <w:lang w:val="en-BR"/>
+        </w:rPr>
+      </w:pPr>
+      <w:r>
+        <w:rPr>
+          <w:lang w:val="en-BR"/>
+        </w:rPr>
         <w:lastRenderedPageBreak/>
-        <w:t>b) suspender serviços não essenciais relacionados à operação, monitoramento ou suporte do sistema;</w:t>
-      </w:r>
-    </w:p>
-    <w:p>
-      <w:pPr>
-        <w:spacing w:before="100" w:beforeAutospacing="1" w:after="100" w:afterAutospacing="1"/>
-        <w:rPr>
-          <w:lang w:val="en-BR"/>
-        </w:rPr>
-      </w:pPr>
-      <w:r>
-        <w:rPr>
-          <w:lang w:val="en-BR"/>
-        </w:rPr>
         <w:t xml:space="preserve">c) </w:t>
       </w:r>
       <w:r>
@@ -1653,14 +1642,6 @@
           <w:lang w:val="en-BR"/>
         </w:rPr>
       </w:pPr>
-    </w:p>
-    <w:p>
-      <w:pPr>
-        <w:spacing w:before="100" w:beforeAutospacing="1" w:after="100" w:afterAutospacing="1"/>
-        <w:rPr>
-          <w:lang w:val="en-BR"/>
-        </w:rPr>
-      </w:pPr>
       <w:r>
         <w:rPr>
           <w:lang w:val="en-BR"/>
@@ -1851,22 +1832,725 @@
     </w:p>
     <w:p>
       <w:pPr>
+        <w:spacing w:before="100" w:beforeAutospacing="1" w:after="100" w:afterAutospacing="1"/>
+        <w:rPr>
+          <w:lang w:val="en-BR"/>
+        </w:rPr>
+      </w:pPr>
+      <w:r>
+        <w:rPr>
+          <w:lang w:val="en-BR"/>
+        </w:rPr>
+        <w:t>6.1. O contrato terá vigência de {{prazoContratual}} meses, iniciando-se no primeiro ciclo completo de medição da distribuidora após a instalação e homologação do sistema.</w:t>
+      </w:r>
+    </w:p>
+    <w:p>
+      <w:pPr>
         <w:pStyle w:val="p1"/>
       </w:pPr>
       <w:r>
         <w:rPr>
           <w:lang w:val="en-BR"/>
         </w:rPr>
-        <w:t xml:space="preserve">6.1. </w:t>
-      </w:r>
-      <w:r>
-        <w:rPr>
-          <w:rStyle w:val="apple-converted-space"/>
-        </w:rPr>
-        <w:t> </w:t>
-      </w:r>
-      <w:r>
-        <w:t>O presente contrato terá vigência pelo prazo de {{prazoContratual}} meses, iniciando-se a partir de sua assinatura pelas partes, momento em que passa a produzir efeitos jurídicos plenos. Os efeitos econômicos e o início da cobrança da mensalidade observarão exclusivamente os critérios estabelecidos na CLÁUSULA 12.5 – INÍCIO DA COBRANÇA.</w:t>
+        <w:t xml:space="preserve">6.2. </w:t>
+      </w:r>
+      <w:r>
+        <w:t>Caso haja atraso na instalação, comissionamento, homologação ou início da operação do sistema por fato imputável ao CONTRATANTE, devidamente comprovado por registro técnico, operacional ou documental, a SOLARINVEST poderá iniciar as cobranças após 30 (trinta) dias da conclusão da instalação física do Sistema, independentemente da conclusão das demais etapas.</w:t>
+      </w:r>
+    </w:p>
+    <w:p>
+      <w:pPr>
+        <w:spacing w:before="100" w:beforeAutospacing="1" w:after="100" w:afterAutospacing="1"/>
+      </w:pPr>
+      <w:r>
+        <w:rPr>
+          <w:lang w:val="en-BR"/>
+        </w:rPr>
+        <w:t xml:space="preserve">6.3. </w:t>
+      </w:r>
+      <w:r>
+        <w:t>O presente contrato torna-se vinculante para ambas as partes na data de sua assinatura, sujeitando o CONTRATANTE, a partir deste momento, às obrigações e penalidades previstas neste instrumento, em especial as dispostas na Cláusula 12. As obrigações de execução, fornecimento e instalação do Sistema por parte da SOLARINVEST, contudo, permanecem com sua eficácia condicionada à aprovação final descrita na Cláusula 11.5.</w:t>
+      </w:r>
+    </w:p>
+    <w:p>
+      <w:pPr>
+        <w:spacing w:before="100" w:beforeAutospacing="1" w:after="100" w:afterAutospacing="1"/>
+        <w:rPr>
+          <w:b/>
+          <w:bCs/>
+          <w:lang w:val="en-BR"/>
+        </w:rPr>
+      </w:pPr>
+    </w:p>
+    <w:p>
+      <w:pPr>
+        <w:spacing w:before="100" w:beforeAutospacing="1" w:after="100" w:afterAutospacing="1"/>
+        <w:rPr>
+          <w:b/>
+          <w:bCs/>
+          <w:lang w:val="en-BR"/>
+        </w:rPr>
+      </w:pPr>
+      <w:r>
+        <w:rPr>
+          <w:b/>
+          <w:bCs/>
+          <w:lang w:val="en-BR"/>
+        </w:rPr>
+        <w:lastRenderedPageBreak/>
+        <w:t>CL</w:t>
+      </w:r>
+      <w:r>
+        <w:rPr>
+          <w:b/>
+          <w:bCs/>
+          <w:lang w:val="en-BR"/>
+        </w:rPr>
+        <w:t>Á</w:t>
+      </w:r>
+      <w:r>
+        <w:rPr>
+          <w:b/>
+          <w:bCs/>
+          <w:lang w:val="en-BR"/>
+        </w:rPr>
+        <w:t xml:space="preserve">USULA 7 – DAS OBRIGAÇÕES DA </w:t>
+      </w:r>
+      <w:r>
+        <w:rPr>
+          <w:b/>
+          <w:bCs/>
+          <w:lang w:val="en-BR"/>
+        </w:rPr>
+        <w:t>SOLARINVEST</w:t>
+      </w:r>
+    </w:p>
+    <w:p>
+      <w:pPr>
+        <w:spacing w:before="100" w:beforeAutospacing="1" w:after="100" w:afterAutospacing="1"/>
+        <w:rPr>
+          <w:lang w:val="en-BR"/>
+        </w:rPr>
+      </w:pPr>
+      <w:r>
+        <w:rPr>
+          <w:lang w:val="en-BR"/>
+        </w:rPr>
+        <w:t xml:space="preserve">7.1. São responsabilidades da </w:t>
+      </w:r>
+      <w:r>
+        <w:rPr>
+          <w:lang w:val="en-BR"/>
+        </w:rPr>
+        <w:t>SOLARINVEST</w:t>
+      </w:r>
+      <w:r>
+        <w:rPr>
+          <w:lang w:val="en-BR"/>
+        </w:rPr>
+        <w:t>:</w:t>
+      </w:r>
+    </w:p>
+    <w:p>
+      <w:pPr>
+        <w:spacing w:before="100" w:beforeAutospacing="1" w:after="100" w:afterAutospacing="1"/>
+        <w:rPr>
+          <w:lang w:val="en-BR"/>
+        </w:rPr>
+      </w:pPr>
+      <w:r>
+        <w:rPr>
+          <w:lang w:val="en-BR"/>
+        </w:rPr>
+        <w:t>a) projeto, instalação e homologação do Sistema;</w:t>
+      </w:r>
+    </w:p>
+    <w:p>
+      <w:pPr>
+        <w:spacing w:before="100" w:beforeAutospacing="1" w:after="100" w:afterAutospacing="1"/>
+        <w:rPr>
+          <w:lang w:val="en-BR"/>
+        </w:rPr>
+      </w:pPr>
+      <w:r>
+        <w:rPr>
+          <w:lang w:val="en-BR"/>
+        </w:rPr>
+        <w:t>b) monitoramento remoto;</w:t>
+      </w:r>
+    </w:p>
+    <w:p>
+      <w:pPr>
+        <w:spacing w:before="100" w:beforeAutospacing="1" w:after="100" w:afterAutospacing="1"/>
+        <w:rPr>
+          <w:lang w:val="en-BR"/>
+        </w:rPr>
+      </w:pPr>
+      <w:r>
+        <w:rPr>
+          <w:lang w:val="en-BR"/>
+        </w:rPr>
+        <w:t>c) manutenção corretiva;</w:t>
+      </w:r>
+    </w:p>
+    <w:p>
+      <w:pPr>
+        <w:spacing w:before="100" w:beforeAutospacing="1" w:after="100" w:afterAutospacing="1"/>
+        <w:rPr>
+          <w:lang w:val="en-BR"/>
+        </w:rPr>
+      </w:pPr>
+      <w:r>
+        <w:rPr>
+          <w:lang w:val="en-BR"/>
+        </w:rPr>
+        <w:t>d) seguro contra sinistros e danos;</w:t>
+      </w:r>
+    </w:p>
+    <w:p>
+      <w:pPr>
+        <w:spacing w:before="100" w:beforeAutospacing="1" w:after="100" w:afterAutospacing="1"/>
+        <w:rPr>
+          <w:lang w:val="en-BR"/>
+        </w:rPr>
+      </w:pPr>
+      <w:r>
+        <w:rPr>
+          <w:lang w:val="en-BR"/>
+        </w:rPr>
+        <w:t>e) suporte ao CONTRATANTE durante a vigência.</w:t>
+      </w:r>
+    </w:p>
+    <w:p>
+      <w:pPr>
+        <w:spacing w:before="100" w:beforeAutospacing="1" w:after="100" w:afterAutospacing="1"/>
+        <w:outlineLvl w:val="1"/>
+        <w:rPr>
+          <w:b/>
+          <w:bCs/>
+          <w:lang w:val="en-BR"/>
+        </w:rPr>
+      </w:pPr>
+      <w:r>
+        <w:rPr>
+          <w:b/>
+          <w:bCs/>
+          <w:lang w:val="en-BR"/>
+        </w:rPr>
+        <w:t>CLÁUSULA 8 – DAS OBRIGAÇÕES DO CONTRATANTE</w:t>
+      </w:r>
+    </w:p>
+    <w:p>
+      <w:pPr>
+        <w:spacing w:before="100" w:beforeAutospacing="1" w:after="100" w:afterAutospacing="1"/>
+        <w:rPr>
+          <w:lang w:val="en-BR"/>
+        </w:rPr>
+      </w:pPr>
+      <w:r>
+        <w:rPr>
+          <w:lang w:val="en-BR"/>
+        </w:rPr>
+        <w:t>8.1. São obrigações do CONTRATANTE:</w:t>
+      </w:r>
+    </w:p>
+    <w:p>
+      <w:pPr>
+        <w:spacing w:before="100" w:beforeAutospacing="1" w:after="100" w:afterAutospacing="1"/>
+        <w:rPr>
+          <w:lang w:val="en-BR"/>
+        </w:rPr>
+      </w:pPr>
+      <w:r>
+        <w:rPr>
+          <w:lang w:val="en-BR"/>
+        </w:rPr>
+        <w:t>a) manter o imóvel regular e com titularidade em dia junto à distribuidora;</w:t>
+      </w:r>
+    </w:p>
+    <w:p>
+      <w:pPr>
+        <w:spacing w:before="100" w:beforeAutospacing="1" w:after="100" w:afterAutospacing="1"/>
+        <w:rPr>
+          <w:lang w:val="en-BR"/>
+        </w:rPr>
+      </w:pPr>
+      <w:r>
+        <w:rPr>
+          <w:lang w:val="en-BR"/>
+        </w:rPr>
+        <w:t>b) permitir acesso ao Sistema;</w:t>
+      </w:r>
+    </w:p>
+    <w:p>
+      <w:pPr>
+        <w:spacing w:before="100" w:beforeAutospacing="1" w:after="100" w:afterAutospacing="1"/>
+        <w:rPr>
+          <w:lang w:val="en-BR"/>
+        </w:rPr>
+      </w:pPr>
+      <w:r>
+        <w:rPr>
+          <w:lang w:val="en-BR"/>
+        </w:rPr>
+        <w:t>c) manter conexão Wi-Fi estável para monitoramento;</w:t>
+      </w:r>
+    </w:p>
+    <w:p>
+      <w:pPr>
+        <w:spacing w:before="100" w:beforeAutospacing="1" w:after="100" w:afterAutospacing="1"/>
+        <w:rPr>
+          <w:lang w:val="en-BR"/>
+        </w:rPr>
+      </w:pPr>
+      <w:r>
+        <w:rPr>
+          <w:lang w:val="en-BR"/>
+        </w:rPr>
+        <w:t>d) não realizar obras que prejudiquem o sistema;</w:t>
+      </w:r>
+    </w:p>
+    <w:p>
+      <w:pPr>
+        <w:spacing w:before="100" w:beforeAutospacing="1" w:after="100" w:afterAutospacing="1"/>
+        <w:rPr>
+          <w:lang w:val="en-BR"/>
+        </w:rPr>
+      </w:pPr>
+      <w:r>
+        <w:rPr>
+          <w:lang w:val="en-BR"/>
+        </w:rPr>
+        <w:t>e) comunicar falhas imediatamente.</w:t>
+      </w:r>
+    </w:p>
+    <w:p>
+      <w:pPr>
+        <w:spacing w:before="100" w:beforeAutospacing="1" w:after="100" w:afterAutospacing="1"/>
+        <w:rPr>
+          <w:lang w:val="en-BR"/>
+        </w:rPr>
+      </w:pPr>
+      <w:r>
+        <w:rPr>
+          <w:lang w:val="en-BR"/>
+        </w:rPr>
+        <w:t xml:space="preserve">8.2. O CONTRATANTE reconhece que, embora a </w:t>
+      </w:r>
+      <w:r>
+        <w:rPr>
+          <w:lang w:val="en-BR"/>
+        </w:rPr>
+        <w:t>SOLARINVEST</w:t>
+      </w:r>
+      <w:r>
+        <w:rPr>
+          <w:lang w:val="en-BR"/>
+        </w:rPr>
+        <w:t xml:space="preserve"> e seus técnicos adotem os mais elevados padrões de cuidado, segurança e zelo durante a instalação do sistema fotovoltaico, o processo pode envolver o deslocamento de telhas ou intervenções sobre coberturas existentes, o que representa risco especialmente em estruturas frágeis, antigas ou previamente danificadas.</w:t>
+      </w:r>
+    </w:p>
+    <w:p>
+      <w:pPr>
+        <w:spacing w:before="100" w:beforeAutospacing="1" w:after="100" w:afterAutospacing="1"/>
+        <w:rPr>
+          <w:lang w:val="en-BR"/>
+        </w:rPr>
+      </w:pPr>
+      <w:r>
+        <w:rPr>
+          <w:lang w:val="en-BR"/>
+        </w:rPr>
+        <w:t>8.2.1. É de responsabilidade exclusiva do CONTRATANTE assegurar que o telhado, estrutura de cobertura ou superfície onde será instalado o sistema esteja em boas condições de integridade, suportando carga adicional e acesso seguro por parte da equipe técnica.</w:t>
+      </w:r>
+    </w:p>
+    <w:p>
+      <w:pPr>
+        <w:spacing w:before="100" w:beforeAutospacing="1" w:after="100" w:afterAutospacing="1"/>
+        <w:rPr>
+          <w:lang w:val="en-BR"/>
+        </w:rPr>
+      </w:pPr>
+      <w:r>
+        <w:rPr>
+          <w:lang w:val="en-BR"/>
+        </w:rPr>
+        <w:t xml:space="preserve">8.2.2. Caso, durante a instalação, venham a ocorrer quebras, rachaduras ou deslocamentos de telhas ou partes da cobertura, em decorrência de sua fragilidade ou desgaste pré-existente, o CONTRATANTE será o responsável por sua substituição, sem que isso configure obrigação de reparo ou compensação por parte da </w:t>
+      </w:r>
+      <w:r>
+        <w:rPr>
+          <w:lang w:val="en-BR"/>
+        </w:rPr>
+        <w:t>SOLARINVEST</w:t>
+      </w:r>
+      <w:r>
+        <w:rPr>
+          <w:lang w:val="en-BR"/>
+        </w:rPr>
+        <w:t>.</w:t>
+      </w:r>
+    </w:p>
+    <w:p>
+      <w:pPr>
+        <w:spacing w:before="100" w:beforeAutospacing="1" w:after="100" w:afterAutospacing="1"/>
+        <w:rPr>
+          <w:lang w:val="en-BR"/>
+        </w:rPr>
+      </w:pPr>
+      <w:r>
+        <w:rPr>
+          <w:lang w:val="en-BR"/>
+        </w:rPr>
+        <w:lastRenderedPageBreak/>
+        <w:t xml:space="preserve">8.2.3. Caso seja identificada condição estrutural crítica que comprometa a segurança da instalação, a </w:t>
+      </w:r>
+      <w:r>
+        <w:rPr>
+          <w:lang w:val="en-BR"/>
+        </w:rPr>
+        <w:t>SOLARINVEST</w:t>
+      </w:r>
+      <w:r>
+        <w:rPr>
+          <w:lang w:val="en-BR"/>
+        </w:rPr>
+        <w:t xml:space="preserve"> poderá suspender os trabalhos até que as adequações sejam providenciadas pelo CONTRATANTE.</w:t>
+      </w:r>
+    </w:p>
+    <w:p>
+      <w:pPr>
+        <w:spacing w:before="100" w:beforeAutospacing="1" w:after="100" w:afterAutospacing="1"/>
+        <w:rPr>
+          <w:lang w:val="en-BR"/>
+        </w:rPr>
+      </w:pPr>
+      <w:r>
+        <w:rPr>
+          <w:lang w:val="en-BR"/>
+        </w:rPr>
+        <w:t xml:space="preserve">8.2.4. A </w:t>
+      </w:r>
+      <w:r>
+        <w:rPr>
+          <w:lang w:val="en-BR"/>
+        </w:rPr>
+        <w:t>SOLARINVEST</w:t>
+      </w:r>
+      <w:r>
+        <w:rPr>
+          <w:lang w:val="en-BR"/>
+        </w:rPr>
+        <w:t xml:space="preserve"> não realiza, não está obrigada a realizar e não se responsabiliza por avaliação estrutural, cálculo de carga, análise de resistência mecânica ou emissão de laudo técnico do telhado, cobertura ou de qualquer estrutura do imóvel onde será instalado o Sistema.</w:t>
+      </w:r>
+    </w:p>
+    <w:p>
+      <w:pPr>
+        <w:spacing w:before="100" w:beforeAutospacing="1" w:after="100" w:afterAutospacing="1"/>
+        <w:rPr>
+          <w:lang w:val="en-BR"/>
+        </w:rPr>
+      </w:pPr>
+      <w:r>
+        <w:rPr>
+          <w:lang w:val="en-BR"/>
+        </w:rPr>
+        <w:t xml:space="preserve">8.2.5. A eventual vistoria técnica realizada pela </w:t>
+      </w:r>
+      <w:r>
+        <w:rPr>
+          <w:lang w:val="en-BR"/>
+        </w:rPr>
+        <w:t>SOLARINVEST</w:t>
+      </w:r>
+      <w:r>
+        <w:rPr>
+          <w:lang w:val="en-BR"/>
+        </w:rPr>
+        <w:t xml:space="preserve"> possui caráter exclusivamente operacional, destinada à verificação de viabilidade de instalação do Sistema, não substituindo, em nenhuma hipótese, laudo estrutural emitido por profissional legalmente habilitado, cuja contratação é de inteira e exclusiva responsabilidade do CONTRATANTE.</w:t>
+      </w:r>
+    </w:p>
+    <w:p>
+      <w:pPr>
+        <w:spacing w:before="100" w:beforeAutospacing="1" w:after="100" w:afterAutospacing="1"/>
+        <w:outlineLvl w:val="2"/>
+        <w:rPr>
+          <w:b/>
+          <w:bCs/>
+          <w:lang w:val="en-BR"/>
+        </w:rPr>
+      </w:pPr>
+      <w:r>
+        <w:rPr>
+          <w:b/>
+          <w:bCs/>
+          <w:lang w:val="en-BR"/>
+        </w:rPr>
+        <w:t>CLÁUSULA 8-A – DA GUARDA PROVISÓRIA DO SISTEMA ANTES DA INSTALAÇÃO</w:t>
+      </w:r>
+    </w:p>
+    <w:p>
+      <w:pPr>
+        <w:spacing w:before="100" w:beforeAutospacing="1" w:after="100" w:afterAutospacing="1"/>
+        <w:rPr>
+          <w:lang w:val="en-BR"/>
+        </w:rPr>
+      </w:pPr>
+      <w:r>
+        <w:rPr>
+          <w:lang w:val="en-BR"/>
+        </w:rPr>
+        <w:t>8-A.1. Caso, por necessidade logística, operacional ou estratégica, os equipamentos que compõem o Sistema sejam entregues no imóvel do CONTRATANTE antes da efetiva instalação, considera-se que, a partir da entrega física e assinatura do comprovante de recebimento, ocorre a transferência provisória da guarda do bem ao CONTRATANTE, sem transferência de propriedade.</w:t>
+      </w:r>
+    </w:p>
+    <w:p>
+      <w:pPr>
+        <w:spacing w:before="100" w:beforeAutospacing="1" w:after="100" w:afterAutospacing="1"/>
+        <w:rPr>
+          <w:lang w:val="en-BR"/>
+        </w:rPr>
+      </w:pPr>
+      <w:r>
+        <w:rPr>
+          <w:lang w:val="en-BR"/>
+        </w:rPr>
+        <w:t>8-A.2. Durante o período compreendido entre a entrega e a instalação, o CONTRATANTE compromete-se a:</w:t>
+      </w:r>
+    </w:p>
+    <w:p>
+      <w:pPr>
+        <w:spacing w:before="100" w:beforeAutospacing="1" w:after="100" w:afterAutospacing="1"/>
+        <w:rPr>
+          <w:lang w:val="en-BR"/>
+        </w:rPr>
+      </w:pPr>
+      <w:r>
+        <w:rPr>
+          <w:lang w:val="en-BR"/>
+        </w:rPr>
+        <w:t>a) armazenar os equipamentos em local coberto, seco e protegido contra intempéries;</w:t>
+      </w:r>
+    </w:p>
+    <w:p>
+      <w:pPr>
+        <w:spacing w:before="100" w:beforeAutospacing="1" w:after="100" w:afterAutospacing="1"/>
+        <w:rPr>
+          <w:lang w:val="en-BR"/>
+        </w:rPr>
+      </w:pPr>
+      <w:r>
+        <w:rPr>
+          <w:lang w:val="en-BR"/>
+        </w:rPr>
+        <w:t>b) adotar medidas razoáveis de segurança para evitar furto, extravio ou danos;</w:t>
+      </w:r>
+    </w:p>
+    <w:p>
+      <w:pPr>
+        <w:spacing w:before="100" w:beforeAutospacing="1" w:after="100" w:afterAutospacing="1"/>
+        <w:rPr>
+          <w:lang w:val="en-BR"/>
+        </w:rPr>
+      </w:pPr>
+      <w:r>
+        <w:rPr>
+          <w:lang w:val="en-BR"/>
+        </w:rPr>
+        <w:t>c) não manusear, abrir embalagens técnicas ou permitir intervenção de terceiros não autorizados.</w:t>
+      </w:r>
+    </w:p>
+    <w:p>
+      <w:pPr>
+        <w:spacing w:before="100" w:beforeAutospacing="1" w:after="100" w:afterAutospacing="1"/>
+        <w:rPr>
+          <w:lang w:val="en-BR"/>
+        </w:rPr>
+      </w:pPr>
+      <w:r>
+        <w:rPr>
+          <w:lang w:val="en-BR"/>
+        </w:rPr>
+        <w:t>8-A.3. O CONTRATANTE responderá por danos, perdas, extravios ou deteriorações decorrentes de culpa, negligência, imprudência ou má conservação durante o período de guarda provisória.</w:t>
+      </w:r>
+    </w:p>
+    <w:p>
+      <w:pPr>
+        <w:spacing w:before="100" w:beforeAutospacing="1" w:after="100" w:afterAutospacing="1"/>
+        <w:rPr>
+          <w:lang w:val="en-BR"/>
+        </w:rPr>
+      </w:pPr>
+      <w:r>
+        <w:rPr>
+          <w:lang w:val="en-BR"/>
+        </w:rPr>
+        <w:t>8-A.4. Não será imputada responsabilidade ao CONTRATANTE quando o dano decorrer de caso fortuito externo ou força maior devidamente comprovados, nos termos do artigo 393 do Código Civil.</w:t>
+      </w:r>
+    </w:p>
+    <w:p>
+      <w:pPr>
+        <w:spacing w:before="100" w:beforeAutospacing="1" w:after="100" w:afterAutospacing="1"/>
+        <w:rPr>
+          <w:lang w:val="en-BR"/>
+        </w:rPr>
+      </w:pPr>
+      <w:r>
+        <w:rPr>
+          <w:lang w:val="en-BR"/>
+        </w:rPr>
+        <w:t>8-A.5. Eventual sinistro ocorrido durante o período de guarda provisória poderá ensejar a cobrança dos custos de reposição dos equipamentos danificados, sem prejuízo das demais obrigações contratuais.</w:t>
+      </w:r>
+    </w:p>
+    <w:p>
+      <w:pPr>
+        <w:spacing w:before="100" w:beforeAutospacing="1" w:after="100" w:afterAutospacing="1"/>
+        <w:outlineLvl w:val="1"/>
+        <w:rPr>
+          <w:b/>
+          <w:bCs/>
+          <w:lang w:val="en-BR"/>
+        </w:rPr>
+      </w:pPr>
+    </w:p>
+    <w:p>
+      <w:pPr>
+        <w:spacing w:before="100" w:beforeAutospacing="1" w:after="100" w:afterAutospacing="1"/>
+        <w:outlineLvl w:val="1"/>
+        <w:rPr>
+          <w:b/>
+          <w:bCs/>
+          <w:lang w:val="en-BR"/>
+        </w:rPr>
+      </w:pPr>
+      <w:r>
+        <w:rPr>
+          <w:b/>
+          <w:bCs/>
+          <w:lang w:val="en-BR"/>
+        </w:rPr>
+        <w:lastRenderedPageBreak/>
+        <w:t>CLÁUSULA 9 – DO DESEMPENHO E DA OBRIGAÇÃO DE MEIO</w:t>
+      </w:r>
+    </w:p>
+    <w:p>
+      <w:pPr>
+        <w:spacing w:before="100" w:beforeAutospacing="1" w:after="100" w:afterAutospacing="1"/>
+        <w:rPr>
+          <w:lang w:val="en-BR"/>
+        </w:rPr>
+      </w:pPr>
+      <w:r>
+        <w:rPr>
+          <w:lang w:val="en-BR"/>
+        </w:rPr>
+        <w:t xml:space="preserve">9.1. A </w:t>
+      </w:r>
+      <w:r>
+        <w:rPr>
+          <w:lang w:val="en-BR"/>
+        </w:rPr>
+        <w:t>SOLARINVEST</w:t>
+      </w:r>
+      <w:r>
+        <w:rPr>
+          <w:lang w:val="en-BR"/>
+        </w:rPr>
+        <w:t xml:space="preserve"> possui obrigação de meio, e não de resultado.</w:t>
+      </w:r>
+    </w:p>
+    <w:p>
+      <w:pPr>
+        <w:spacing w:before="100" w:beforeAutospacing="1" w:after="100" w:afterAutospacing="1"/>
+        <w:rPr>
+          <w:lang w:val="en-BR"/>
+        </w:rPr>
+      </w:pPr>
+      <w:r>
+        <w:rPr>
+          <w:lang w:val="en-BR"/>
+        </w:rPr>
+        <w:t xml:space="preserve">9.2. A </w:t>
+      </w:r>
+      <w:r>
+        <w:rPr>
+          <w:lang w:val="en-BR"/>
+        </w:rPr>
+        <w:t>SOLARINVEST</w:t>
+      </w:r>
+      <w:r>
+        <w:rPr>
+          <w:lang w:val="en-BR"/>
+        </w:rPr>
+        <w:t xml:space="preserve"> não se responsabiliza por redução de geração causada por:</w:t>
+      </w:r>
+    </w:p>
+    <w:p>
+      <w:pPr>
+        <w:spacing w:before="100" w:beforeAutospacing="1" w:after="100" w:afterAutospacing="1"/>
+        <w:rPr>
+          <w:lang w:val="en-BR"/>
+        </w:rPr>
+      </w:pPr>
+      <w:r>
+        <w:rPr>
+          <w:lang w:val="en-BR"/>
+        </w:rPr>
+        <w:t>a) sombreamento, clima ou obras no imóvel;</w:t>
+      </w:r>
+    </w:p>
+    <w:p>
+      <w:pPr>
+        <w:spacing w:before="100" w:beforeAutospacing="1" w:after="100" w:afterAutospacing="1"/>
+        <w:rPr>
+          <w:lang w:val="en-BR"/>
+        </w:rPr>
+      </w:pPr>
+      <w:r>
+        <w:rPr>
+          <w:lang w:val="en-BR"/>
+        </w:rPr>
+        <w:t>b) falta de limpeza dos módulos;</w:t>
+      </w:r>
+    </w:p>
+    <w:p>
+      <w:pPr>
+        <w:spacing w:before="100" w:beforeAutospacing="1" w:after="100" w:afterAutospacing="1"/>
+        <w:rPr>
+          <w:lang w:val="en-BR"/>
+        </w:rPr>
+      </w:pPr>
+      <w:r>
+        <w:rPr>
+          <w:lang w:val="en-BR"/>
+        </w:rPr>
+        <w:t>c) falhas na rede da distribuidora;</w:t>
+      </w:r>
+    </w:p>
+    <w:p>
+      <w:pPr>
+        <w:spacing w:before="100" w:beforeAutospacing="1" w:after="100" w:afterAutospacing="1"/>
+        <w:rPr>
+          <w:lang w:val="en-BR"/>
+        </w:rPr>
+      </w:pPr>
+      <w:r>
+        <w:rPr>
+          <w:lang w:val="en-BR"/>
+        </w:rPr>
+        <w:t>d) desconexão da internet.</w:t>
+      </w:r>
+    </w:p>
+    <w:p>
+      <w:pPr>
+        <w:spacing w:before="100" w:beforeAutospacing="1" w:after="100" w:afterAutospacing="1"/>
+        <w:rPr>
+          <w:lang w:val="en-BR"/>
+        </w:rPr>
+      </w:pPr>
+      <w:r>
+        <w:rPr>
+          <w:lang w:val="en-BR"/>
+        </w:rPr>
+        <w:t>9.3. Em caso de limitação técnica permanente, o valor do Kc poderá ser ajustado, sem caracterizar inadimplemento.</w:t>
       </w:r>
     </w:p>
     <w:p>
@@ -1874,17 +2558,280 @@
         <w:pStyle w:val="p1"/>
       </w:pPr>
       <w:r>
-        <w:rPr>
-          <w:lang w:val="en-BR"/>
-        </w:rPr>
-        <w:t xml:space="preserve">6.2. </w:t>
-      </w:r>
-      <w:r>
-        <w:t xml:space="preserve">Caso haja atraso na instalação, comissionamento, homologação ou início da operação do sistema por fato imputável ao CONTRATANTE, devidamente comprovado por registro técnico, operacional ou documental, incluindo, mas não se limitando, à ausência de acesso ao imóvel, pendências cadastrais, documentais, estruturais ou qualquer outra condição sob sua responsabilidade, a SOLARINVEST poderá iniciar a cobrança da mensalidade após 30 (trinta) dias da conclusão da instalação física do Sistema, independentemente da ocorrência dos eventos </w:t>
-      </w:r>
-      <w:r>
+        <w:t>9.4 O CONTRATANTE declara estar ciente de que eventuais estimativas de geração de energia, economia financeira ou desempenho do sistema possuem caráter meramente indicativo, não constituindo garantia mínima de resultado, rendimento ou economia.</w:t>
+      </w:r>
+    </w:p>
+    <w:p>
+      <w:pPr>
+        <w:spacing w:before="100" w:beforeAutospacing="1" w:after="100" w:afterAutospacing="1"/>
+        <w:outlineLvl w:val="1"/>
+        <w:rPr>
+          <w:b/>
+          <w:bCs/>
+          <w:lang w:val="en-BR"/>
+        </w:rPr>
+      </w:pPr>
+      <w:r>
+        <w:rPr>
+          <w:b/>
+          <w:bCs/>
+          <w:lang w:val="en-BR"/>
+        </w:rPr>
+        <w:t>CLÁUSULA 10 – DOS ENCARGOS JUNTO À DISTRIBUIDORA</w:t>
+      </w:r>
+    </w:p>
+    <w:p>
+      <w:pPr>
+        <w:spacing w:before="100" w:beforeAutospacing="1" w:after="100" w:afterAutospacing="1"/>
+        <w:rPr>
+          <w:lang w:val="en-BR"/>
+        </w:rPr>
+      </w:pPr>
+      <w:r>
+        <w:rPr>
+          <w:lang w:val="en-BR"/>
+        </w:rPr>
+        <w:t xml:space="preserve">10.1. </w:t>
+      </w:r>
+      <w:r>
+        <w:rPr>
+          <w:lang w:val="en-BR"/>
+        </w:rPr>
+        <w:t xml:space="preserve">Permanecem de responsabilidade exclusiva do CONTRATANTE, perante a distribuidora de energia elétrica e os órgãos competentes, os encargos, tarifas, tributos, contribuições, bandeiras tarifárias, refaturamentos, multas e demais valores cobrados diretamente em sua fatura de energia elétrica, não se confundindo tais obrigações com a metodologia de cálculo da mensalidade devida à </w:t>
+      </w:r>
+      <w:r>
+        <w:rPr>
+          <w:lang w:val="en-BR"/>
+        </w:rPr>
+        <w:t>SOLARINVEST</w:t>
+      </w:r>
+      <w:r>
+        <w:rPr>
+          <w:lang w:val="en-BR"/>
+        </w:rPr>
+        <w:t>, prevista na Cláusula 4 e no Anexo III deste contrato</w:t>
+      </w:r>
+      <w:r>
+        <w:rPr>
+          <w:lang w:val="en-BR"/>
+        </w:rPr>
+        <w:t>.</w:t>
+      </w:r>
+    </w:p>
+    <w:p>
+      <w:pPr>
+        <w:spacing w:before="100" w:beforeAutospacing="1" w:after="100" w:afterAutospacing="1"/>
+        <w:outlineLvl w:val="1"/>
+        <w:rPr>
+          <w:b/>
+          <w:bCs/>
+          <w:lang w:val="en-BR"/>
+        </w:rPr>
+      </w:pPr>
+      <w:r>
+        <w:rPr>
+          <w:b/>
+          <w:bCs/>
+          <w:lang w:val="en-BR"/>
+        </w:rPr>
+        <w:t>CLÁUSULA 11 – DOS CRÉDITOS EM CASO DE INADIMPLÊNCIA</w:t>
+      </w:r>
+    </w:p>
+    <w:p>
+      <w:pPr>
+        <w:spacing w:before="100" w:beforeAutospacing="1" w:after="100" w:afterAutospacing="1"/>
+        <w:rPr>
+          <w:lang w:val="en-BR"/>
+        </w:rPr>
+      </w:pPr>
+      <w:r>
+        <w:rPr>
+          <w:lang w:val="en-BR"/>
+        </w:rPr>
+        <w:t>11.1. Estando adimplente, o CONTRATANTE usufruirá integralmente dos créditos de energia.</w:t>
+      </w:r>
+    </w:p>
+    <w:p>
+      <w:pPr>
+        <w:spacing w:before="100" w:beforeAutospacing="1" w:after="100" w:afterAutospacing="1"/>
+        <w:rPr>
+          <w:lang w:val="en-BR"/>
+        </w:rPr>
+      </w:pPr>
+      <w:r>
+        <w:rPr>
+          <w:lang w:val="en-BR"/>
+        </w:rPr>
+        <w:t xml:space="preserve">11.2. Em caso de inadimplência, os créditos passam a ser de uso exclusivo da </w:t>
+      </w:r>
+      <w:r>
+        <w:rPr>
+          <w:lang w:val="en-BR"/>
+        </w:rPr>
+        <w:t>SOLARINVEST</w:t>
+      </w:r>
+      <w:r>
+        <w:rPr>
+          <w:lang w:val="en-BR"/>
+        </w:rPr>
+        <w:t>, que poderá:</w:t>
+      </w:r>
+    </w:p>
+    <w:p>
+      <w:pPr>
+        <w:spacing w:before="100" w:beforeAutospacing="1" w:after="100" w:afterAutospacing="1"/>
+        <w:rPr>
+          <w:lang w:val="en-BR"/>
+        </w:rPr>
+      </w:pPr>
+      <w:r>
+        <w:rPr>
+          <w:lang w:val="en-BR"/>
+        </w:rPr>
+        <w:t>a) redirecioná-los a outras UCs;</w:t>
+      </w:r>
+    </w:p>
+    <w:p>
+      <w:pPr>
+        <w:spacing w:before="100" w:beforeAutospacing="1" w:after="100" w:afterAutospacing="1"/>
+        <w:rPr>
+          <w:lang w:val="en-BR"/>
+        </w:rPr>
+      </w:pPr>
+      <w:r>
+        <w:rPr>
+          <w:lang w:val="en-BR"/>
+        </w:rPr>
+        <w:t>b) retê-los;</w:t>
+      </w:r>
+    </w:p>
+    <w:p>
+      <w:pPr>
+        <w:spacing w:before="100" w:beforeAutospacing="1" w:after="100" w:afterAutospacing="1"/>
+        <w:rPr>
+          <w:lang w:val="en-BR"/>
+        </w:rPr>
+      </w:pPr>
+      <w:r>
+        <w:rPr>
+          <w:lang w:val="en-BR"/>
+        </w:rPr>
+        <w:t>c) redistribuí-los.</w:t>
+      </w:r>
+    </w:p>
+    <w:p>
+      <w:pPr>
+        <w:spacing w:before="100" w:beforeAutospacing="1" w:after="100" w:afterAutospacing="1"/>
+        <w:rPr>
+          <w:lang w:val="en-BR"/>
+        </w:rPr>
+      </w:pPr>
+      <w:r>
+        <w:rPr>
+          <w:lang w:val="en-BR"/>
+        </w:rPr>
+        <w:t xml:space="preserve">11.3. Não há direito à compensação retroativa dos créditos usados pela </w:t>
+      </w:r>
+      <w:r>
+        <w:rPr>
+          <w:lang w:val="en-BR"/>
+        </w:rPr>
+        <w:t>SOLARINVEST</w:t>
+      </w:r>
+      <w:r>
+        <w:rPr>
+          <w:lang w:val="en-BR"/>
+        </w:rPr>
+        <w:t>.</w:t>
+      </w:r>
+    </w:p>
+    <w:p>
+      <w:pPr>
+        <w:pStyle w:val="p1"/>
+        <w:rPr>
+          <w:b/>
+          <w:bCs/>
+        </w:rPr>
+      </w:pPr>
+      <w:r>
+        <w:rPr>
+          <w:b/>
+          <w:bCs/>
+        </w:rPr>
         <w:lastRenderedPageBreak/>
-        <w:t>previstos na CLÁUSULA 13 – INÍCIO DA COBRANÇA, não caracterizando tal antecipação descumprimento contratual ou cobrança indevida.</w:t>
+        <w:t>CLÁUSULA 11.5 – DA ANÁLISE, APROVAÇÃO E EVENTUAL NÃO EXECUÇÃO DO PROJETO</w:t>
+      </w:r>
+    </w:p>
+    <w:p>
+      <w:pPr>
+        <w:pStyle w:val="p1"/>
+      </w:pPr>
+      <w:r>
+        <w:t>11.5.1. A assinatura do presente contrato não implica, por si só, obrigação de execução imediata do projeto por parte da SOLARINVEST, ficando sua efetiva implementação condicionada à conclusão satisfatória das análises técnicas, operacionais, comerciais, cadastrais e de crédito do CONTRATANTE.</w:t>
+      </w:r>
+    </w:p>
+    <w:p>
+      <w:pPr>
+        <w:pStyle w:val="p1"/>
+      </w:pPr>
+      <w:r>
+        <w:t>11.5.2. A SOLARINVEST poderá, a seu exclusivo critério técnico e comercial, suspender, recusar ou cancelar a execução do projeto, a qualquer tempo antes do início efetivo da instalação, caso sejam identificadas condições que:</w:t>
+      </w:r>
+    </w:p>
+    <w:p>
+      <w:pPr>
+        <w:pStyle w:val="p1"/>
+      </w:pPr>
+      <w:r>
+        <w:t>a) inviabilizem tecnicamente a instalação ou operação do Sistema;</w:t>
+      </w:r>
+    </w:p>
+    <w:p>
+      <w:pPr>
+        <w:pStyle w:val="p1"/>
+      </w:pPr>
+      <w:r>
+        <w:t>b) comprometam a viabilidade econômica do projeto;</w:t>
+      </w:r>
+    </w:p>
+    <w:p>
+      <w:pPr>
+        <w:pStyle w:val="p1"/>
+      </w:pPr>
+      <w:r>
+        <w:t>c) indiquem risco de inadimplência;</w:t>
+      </w:r>
+    </w:p>
+    <w:p>
+      <w:pPr>
+        <w:pStyle w:val="p1"/>
+      </w:pPr>
+      <w:r>
+        <w:t>d) estejam em desacordo com seus critérios internos de aprovação.</w:t>
+      </w:r>
+    </w:p>
+    <w:p>
+      <w:pPr>
+        <w:pStyle w:val="p1"/>
+      </w:pPr>
+      <w:r>
+        <w:t>11.5.3. Na hipótese de não aprovação ou cancelamento do projeto nos termos desta cláusula, o presente contrato será considerado automaticamente resolvido, sem ônus para a SOLARINVEST, não sendo devida qualquer indenização ao CONTRATANTE.</w:t>
+      </w:r>
+    </w:p>
+    <w:p>
+      <w:pPr>
+        <w:pStyle w:val="p1"/>
+      </w:pPr>
+      <w:r>
+        <w:t>11.5.4. Caso tenham sido realizados custos específicos e comprovados exclusivamente em função da solicitação do CONTRATANTE, estes poderão ser cobrados de forma proporcional, desde que previamente informados.</w:t>
+      </w:r>
+    </w:p>
+    <w:p>
+      <w:pPr>
+        <w:pStyle w:val="p1"/>
+      </w:pPr>
+      <w:r>
+        <w:t>11.5.5. O CONTRATANTE declara estar ciente de que a execução do projeto está condicionada à sua aprovação final pela SOLARINVEST, não constituindo a assinatura deste contrato garantia de instalação ou fornecimento do Sistema.</w:t>
       </w:r>
     </w:p>
     <w:p>
@@ -1903,1111 +2850,6 @@
           <w:bCs/>
           <w:lang w:val="en-BR"/>
         </w:rPr>
-        <w:t>CL</w:t>
-      </w:r>
-      <w:r>
-        <w:rPr>
-          <w:b/>
-          <w:bCs/>
-          <w:lang w:val="en-BR"/>
-        </w:rPr>
-        <w:t>Á</w:t>
-      </w:r>
-      <w:r>
-        <w:rPr>
-          <w:b/>
-          <w:bCs/>
-          <w:lang w:val="en-BR"/>
-        </w:rPr>
-        <w:t xml:space="preserve">USULA 7 – DAS OBRIGAÇÕES DA </w:t>
-      </w:r>
-      <w:r>
-        <w:rPr>
-          <w:b/>
-          <w:bCs/>
-          <w:lang w:val="en-BR"/>
-        </w:rPr>
-        <w:t>SOLARINVEST</w:t>
-      </w:r>
-    </w:p>
-    <w:p>
-      <w:pPr>
-        <w:spacing w:before="100" w:beforeAutospacing="1" w:after="100" w:afterAutospacing="1"/>
-        <w:rPr>
-          <w:lang w:val="en-BR"/>
-        </w:rPr>
-      </w:pPr>
-      <w:r>
-        <w:rPr>
-          <w:lang w:val="en-BR"/>
-        </w:rPr>
-        <w:t xml:space="preserve">7.1. São responsabilidades da </w:t>
-      </w:r>
-      <w:r>
-        <w:rPr>
-          <w:lang w:val="en-BR"/>
-        </w:rPr>
-        <w:t>SOLARINVEST</w:t>
-      </w:r>
-      <w:r>
-        <w:rPr>
-          <w:lang w:val="en-BR"/>
-        </w:rPr>
-        <w:t>:</w:t>
-      </w:r>
-    </w:p>
-    <w:p>
-      <w:pPr>
-        <w:spacing w:before="100" w:beforeAutospacing="1" w:after="100" w:afterAutospacing="1"/>
-        <w:rPr>
-          <w:lang w:val="en-BR"/>
-        </w:rPr>
-      </w:pPr>
-      <w:r>
-        <w:rPr>
-          <w:lang w:val="en-BR"/>
-        </w:rPr>
-        <w:t>a) projeto, instalação e homologação do Sistema;</w:t>
-      </w:r>
-    </w:p>
-    <w:p>
-      <w:pPr>
-        <w:spacing w:before="100" w:beforeAutospacing="1" w:after="100" w:afterAutospacing="1"/>
-        <w:rPr>
-          <w:lang w:val="en-BR"/>
-        </w:rPr>
-      </w:pPr>
-      <w:r>
-        <w:rPr>
-          <w:lang w:val="en-BR"/>
-        </w:rPr>
-        <w:t>b) monitoramento remoto;</w:t>
-      </w:r>
-    </w:p>
-    <w:p>
-      <w:pPr>
-        <w:spacing w:before="100" w:beforeAutospacing="1" w:after="100" w:afterAutospacing="1"/>
-        <w:rPr>
-          <w:lang w:val="en-BR"/>
-        </w:rPr>
-      </w:pPr>
-      <w:r>
-        <w:rPr>
-          <w:lang w:val="en-BR"/>
-        </w:rPr>
-        <w:t>c) manutenção corretiva;</w:t>
-      </w:r>
-    </w:p>
-    <w:p>
-      <w:pPr>
-        <w:spacing w:before="100" w:beforeAutospacing="1" w:after="100" w:afterAutospacing="1"/>
-        <w:rPr>
-          <w:lang w:val="en-BR"/>
-        </w:rPr>
-      </w:pPr>
-      <w:r>
-        <w:rPr>
-          <w:lang w:val="en-BR"/>
-        </w:rPr>
-        <w:t>d) seguro contra sinistros e danos;</w:t>
-      </w:r>
-    </w:p>
-    <w:p>
-      <w:pPr>
-        <w:spacing w:before="100" w:beforeAutospacing="1" w:after="100" w:afterAutospacing="1"/>
-        <w:rPr>
-          <w:lang w:val="en-BR"/>
-        </w:rPr>
-      </w:pPr>
-      <w:r>
-        <w:rPr>
-          <w:lang w:val="en-BR"/>
-        </w:rPr>
-        <w:t>e) suporte ao CONTRATANTE durante a vigência.</w:t>
-      </w:r>
-    </w:p>
-    <w:p>
-      <w:pPr>
-        <w:spacing w:before="100" w:beforeAutospacing="1" w:after="100" w:afterAutospacing="1"/>
-        <w:outlineLvl w:val="1"/>
-        <w:rPr>
-          <w:b/>
-          <w:bCs/>
-          <w:lang w:val="en-BR"/>
-        </w:rPr>
-      </w:pPr>
-      <w:r>
-        <w:rPr>
-          <w:b/>
-          <w:bCs/>
-          <w:lang w:val="en-BR"/>
-        </w:rPr>
-        <w:t>CLÁUSULA 8 – DAS OBRIGAÇÕES DO CONTRATANTE</w:t>
-      </w:r>
-    </w:p>
-    <w:p>
-      <w:pPr>
-        <w:spacing w:before="100" w:beforeAutospacing="1" w:after="100" w:afterAutospacing="1"/>
-        <w:rPr>
-          <w:lang w:val="en-BR"/>
-        </w:rPr>
-      </w:pPr>
-      <w:r>
-        <w:rPr>
-          <w:lang w:val="en-BR"/>
-        </w:rPr>
-        <w:t>8.1. São obrigações do CONTRATANTE:</w:t>
-      </w:r>
-    </w:p>
-    <w:p>
-      <w:pPr>
-        <w:spacing w:before="100" w:beforeAutospacing="1" w:after="100" w:afterAutospacing="1"/>
-        <w:rPr>
-          <w:lang w:val="en-BR"/>
-        </w:rPr>
-      </w:pPr>
-      <w:r>
-        <w:rPr>
-          <w:lang w:val="en-BR"/>
-        </w:rPr>
-        <w:t>a) manter o imóvel regular e com titularidade em dia junto à distribuidora;</w:t>
-      </w:r>
-    </w:p>
-    <w:p>
-      <w:pPr>
-        <w:spacing w:before="100" w:beforeAutospacing="1" w:after="100" w:afterAutospacing="1"/>
-        <w:rPr>
-          <w:lang w:val="en-BR"/>
-        </w:rPr>
-      </w:pPr>
-      <w:r>
-        <w:rPr>
-          <w:lang w:val="en-BR"/>
-        </w:rPr>
-        <w:t>b) permitir acesso ao Sistema;</w:t>
-      </w:r>
-    </w:p>
-    <w:p>
-      <w:pPr>
-        <w:spacing w:before="100" w:beforeAutospacing="1" w:after="100" w:afterAutospacing="1"/>
-        <w:rPr>
-          <w:lang w:val="en-BR"/>
-        </w:rPr>
-      </w:pPr>
-      <w:r>
-        <w:rPr>
-          <w:lang w:val="en-BR"/>
-        </w:rPr>
-        <w:t>c) manter conexão Wi-Fi estável para monitoramento;</w:t>
-      </w:r>
-    </w:p>
-    <w:p>
-      <w:pPr>
-        <w:spacing w:before="100" w:beforeAutospacing="1" w:after="100" w:afterAutospacing="1"/>
-        <w:rPr>
-          <w:lang w:val="en-BR"/>
-        </w:rPr>
-      </w:pPr>
-      <w:r>
-        <w:rPr>
-          <w:lang w:val="en-BR"/>
-        </w:rPr>
-        <w:t>d) não realizar obras que prejudiquem o sistema;</w:t>
-      </w:r>
-    </w:p>
-    <w:p>
-      <w:pPr>
-        <w:spacing w:before="100" w:beforeAutospacing="1" w:after="100" w:afterAutospacing="1"/>
-        <w:rPr>
-          <w:lang w:val="en-BR"/>
-        </w:rPr>
-      </w:pPr>
-      <w:r>
-        <w:rPr>
-          <w:lang w:val="en-BR"/>
-        </w:rPr>
-        <w:t>e) comunicar falhas imediatamente.</w:t>
-      </w:r>
-    </w:p>
-    <w:p>
-      <w:pPr>
-        <w:spacing w:before="100" w:beforeAutospacing="1" w:after="100" w:afterAutospacing="1"/>
-        <w:rPr>
-          <w:lang w:val="en-BR"/>
-        </w:rPr>
-      </w:pPr>
-      <w:r>
-        <w:rPr>
-          <w:lang w:val="en-BR"/>
-        </w:rPr>
-        <w:t xml:space="preserve">8.2. O CONTRATANTE reconhece que, embora a </w:t>
-      </w:r>
-      <w:r>
-        <w:rPr>
-          <w:lang w:val="en-BR"/>
-        </w:rPr>
-        <w:t>SOLARINVEST</w:t>
-      </w:r>
-      <w:r>
-        <w:rPr>
-          <w:lang w:val="en-BR"/>
-        </w:rPr>
-        <w:t xml:space="preserve"> e seus técnicos adotem os mais elevados padrões de cuidado, segurança e zelo durante a instalação do sistema fotovoltaico, o processo pode envolver o deslocamento de telhas ou intervenções sobre coberturas existentes, o que representa risco especialmente em estruturas frágeis, antigas ou previamente danificadas.</w:t>
-      </w:r>
-    </w:p>
-    <w:p>
-      <w:pPr>
-        <w:spacing w:before="100" w:beforeAutospacing="1" w:after="100" w:afterAutospacing="1"/>
-        <w:rPr>
-          <w:lang w:val="en-BR"/>
-        </w:rPr>
-      </w:pPr>
-      <w:r>
-        <w:rPr>
-          <w:lang w:val="en-BR"/>
-        </w:rPr>
-        <w:t>8.2.1. É de responsabilidade exclusiva do CONTRATANTE assegurar que o telhado, estrutura de cobertura ou superfície onde será instalado o sistema esteja em boas condições de integridade, suportando carga adicional e acesso seguro por parte da equipe técnica.</w:t>
-      </w:r>
-    </w:p>
-    <w:p>
-      <w:pPr>
-        <w:spacing w:before="100" w:beforeAutospacing="1" w:after="100" w:afterAutospacing="1"/>
-        <w:rPr>
-          <w:lang w:val="en-BR"/>
-        </w:rPr>
-      </w:pPr>
-      <w:r>
-        <w:rPr>
-          <w:lang w:val="en-BR"/>
-        </w:rPr>
-        <w:t xml:space="preserve">8.2.2. Caso, durante a instalação, venham a ocorrer quebras, rachaduras ou deslocamentos de telhas ou partes da cobertura, em decorrência de sua fragilidade ou desgaste pré-existente, o </w:t>
-      </w:r>
-      <w:r>
-        <w:rPr>
-          <w:lang w:val="en-BR"/>
-        </w:rPr>
-        <w:lastRenderedPageBreak/>
-        <w:t xml:space="preserve">CONTRATANTE será o responsável por sua substituição, sem que isso configure obrigação de reparo ou compensação por parte da </w:t>
-      </w:r>
-      <w:r>
-        <w:rPr>
-          <w:lang w:val="en-BR"/>
-        </w:rPr>
-        <w:t>SOLARINVEST</w:t>
-      </w:r>
-      <w:r>
-        <w:rPr>
-          <w:lang w:val="en-BR"/>
-        </w:rPr>
-        <w:t>.</w:t>
-      </w:r>
-    </w:p>
-    <w:p>
-      <w:pPr>
-        <w:spacing w:before="100" w:beforeAutospacing="1" w:after="100" w:afterAutospacing="1"/>
-        <w:rPr>
-          <w:lang w:val="en-BR"/>
-        </w:rPr>
-      </w:pPr>
-      <w:r>
-        <w:rPr>
-          <w:lang w:val="en-BR"/>
-        </w:rPr>
-        <w:t xml:space="preserve">8.2.3. Caso seja identificada condição estrutural crítica que comprometa a segurança da instalação, a </w:t>
-      </w:r>
-      <w:r>
-        <w:rPr>
-          <w:lang w:val="en-BR"/>
-        </w:rPr>
-        <w:t>SOLARINVEST</w:t>
-      </w:r>
-      <w:r>
-        <w:rPr>
-          <w:lang w:val="en-BR"/>
-        </w:rPr>
-        <w:t xml:space="preserve"> poderá suspender os trabalhos até que as adequações sejam providenciadas pelo CONTRATANTE.</w:t>
-      </w:r>
-    </w:p>
-    <w:p>
-      <w:pPr>
-        <w:spacing w:before="100" w:beforeAutospacing="1" w:after="100" w:afterAutospacing="1"/>
-        <w:rPr>
-          <w:lang w:val="en-BR"/>
-        </w:rPr>
-      </w:pPr>
-      <w:r>
-        <w:rPr>
-          <w:lang w:val="en-BR"/>
-        </w:rPr>
-        <w:t xml:space="preserve">8.2.4. A </w:t>
-      </w:r>
-      <w:r>
-        <w:rPr>
-          <w:lang w:val="en-BR"/>
-        </w:rPr>
-        <w:t>SOLARINVEST</w:t>
-      </w:r>
-      <w:r>
-        <w:rPr>
-          <w:lang w:val="en-BR"/>
-        </w:rPr>
-        <w:t xml:space="preserve"> não realiza, não está obrigada a realizar e não se responsabiliza por avaliação estrutural, cálculo de carga, análise de resistência mecânica ou emissão de laudo técnico do telhado, cobertura ou de qualquer estrutura do imóvel onde será instalado o Sistema.</w:t>
-      </w:r>
-    </w:p>
-    <w:p>
-      <w:pPr>
-        <w:spacing w:before="100" w:beforeAutospacing="1" w:after="100" w:afterAutospacing="1"/>
-        <w:rPr>
-          <w:lang w:val="en-BR"/>
-        </w:rPr>
-      </w:pPr>
-      <w:r>
-        <w:rPr>
-          <w:lang w:val="en-BR"/>
-        </w:rPr>
-        <w:t xml:space="preserve">8.2.5. A eventual vistoria técnica realizada pela </w:t>
-      </w:r>
-      <w:r>
-        <w:rPr>
-          <w:lang w:val="en-BR"/>
-        </w:rPr>
-        <w:t>SOLARINVEST</w:t>
-      </w:r>
-      <w:r>
-        <w:rPr>
-          <w:lang w:val="en-BR"/>
-        </w:rPr>
-        <w:t xml:space="preserve"> possui caráter exclusivamente operacional, destinada à verificação de viabilidade de instalação do Sistema, não substituindo, em nenhuma hipótese, laudo estrutural emitido por profissional legalmente habilitado, cuja contratação é de inteira e exclusiva responsabilidade do CONTRATANTE.</w:t>
-      </w:r>
-    </w:p>
-    <w:p>
-      <w:pPr>
-        <w:spacing w:before="100" w:beforeAutospacing="1" w:after="100" w:afterAutospacing="1"/>
-        <w:outlineLvl w:val="2"/>
-        <w:rPr>
-          <w:b/>
-          <w:bCs/>
-          <w:lang w:val="en-BR"/>
-        </w:rPr>
-      </w:pPr>
-      <w:r>
-        <w:rPr>
-          <w:b/>
-          <w:bCs/>
-          <w:lang w:val="en-BR"/>
-        </w:rPr>
-        <w:t>CLÁUSULA 8-A – DA GUARDA PROVISÓRIA DO SISTEMA ANTES DA INSTALAÇÃO</w:t>
-      </w:r>
-    </w:p>
-    <w:p>
-      <w:pPr>
-        <w:spacing w:before="100" w:beforeAutospacing="1" w:after="100" w:afterAutospacing="1"/>
-        <w:rPr>
-          <w:lang w:val="en-BR"/>
-        </w:rPr>
-      </w:pPr>
-      <w:r>
-        <w:rPr>
-          <w:lang w:val="en-BR"/>
-        </w:rPr>
-        <w:t>8-A.1. Caso, por necessidade logística, operacional ou estratégica, os equipamentos que compõem o Sistema sejam entregues no imóvel do CONTRATANTE antes da efetiva instalação, considera-se que, a partir da entrega física e assinatura do comprovante de recebimento, ocorre a transferência provisória da guarda do bem ao CONTRATANTE, sem transferência de propriedade.</w:t>
-      </w:r>
-    </w:p>
-    <w:p>
-      <w:pPr>
-        <w:spacing w:before="100" w:beforeAutospacing="1" w:after="100" w:afterAutospacing="1"/>
-        <w:rPr>
-          <w:lang w:val="en-BR"/>
-        </w:rPr>
-      </w:pPr>
-      <w:r>
-        <w:rPr>
-          <w:lang w:val="en-BR"/>
-        </w:rPr>
-        <w:t>8-A.2. Durante o período compreendido entre a entrega e a instalação, o CONTRATANTE compromete-se a:</w:t>
-      </w:r>
-    </w:p>
-    <w:p>
-      <w:pPr>
-        <w:spacing w:before="100" w:beforeAutospacing="1" w:after="100" w:afterAutospacing="1"/>
-        <w:rPr>
-          <w:lang w:val="en-BR"/>
-        </w:rPr>
-      </w:pPr>
-      <w:r>
-        <w:rPr>
-          <w:lang w:val="en-BR"/>
-        </w:rPr>
-        <w:t>a) armazenar os equipamentos em local coberto, seco e protegido contra intempéries;</w:t>
-      </w:r>
-    </w:p>
-    <w:p>
-      <w:pPr>
-        <w:spacing w:before="100" w:beforeAutospacing="1" w:after="100" w:afterAutospacing="1"/>
-        <w:rPr>
-          <w:lang w:val="en-BR"/>
-        </w:rPr>
-      </w:pPr>
-      <w:r>
-        <w:rPr>
-          <w:lang w:val="en-BR"/>
-        </w:rPr>
-        <w:t>b) adotar medidas razoáveis de segurança para evitar furto, extravio ou danos;</w:t>
-      </w:r>
-    </w:p>
-    <w:p>
-      <w:pPr>
-        <w:spacing w:before="100" w:beforeAutospacing="1" w:after="100" w:afterAutospacing="1"/>
-        <w:rPr>
-          <w:lang w:val="en-BR"/>
-        </w:rPr>
-      </w:pPr>
-      <w:r>
-        <w:rPr>
-          <w:lang w:val="en-BR"/>
-        </w:rPr>
-        <w:t>c) não manusear, abrir embalagens técnicas ou permitir intervenção de terceiros não autorizados.</w:t>
-      </w:r>
-    </w:p>
-    <w:p>
-      <w:pPr>
-        <w:spacing w:before="100" w:beforeAutospacing="1" w:after="100" w:afterAutospacing="1"/>
-        <w:rPr>
-          <w:lang w:val="en-BR"/>
-        </w:rPr>
-      </w:pPr>
-      <w:r>
-        <w:rPr>
-          <w:lang w:val="en-BR"/>
-        </w:rPr>
-        <w:t>8-A.3. O CONTRATANTE responderá por danos, perdas, extravios ou deteriorações decorrentes de culpa, negligência, imprudência ou má conservação durante o período de guarda provisória.</w:t>
-      </w:r>
-    </w:p>
-    <w:p>
-      <w:pPr>
-        <w:spacing w:before="100" w:beforeAutospacing="1" w:after="100" w:afterAutospacing="1"/>
-        <w:rPr>
-          <w:lang w:val="en-BR"/>
-        </w:rPr>
-      </w:pPr>
-      <w:r>
-        <w:rPr>
-          <w:lang w:val="en-BR"/>
-        </w:rPr>
-        <w:t>8-A.4. Não será imputada responsabilidade ao CONTRATANTE quando o dano decorrer de caso fortuito externo ou força maior devidamente comprovados, nos termos do artigo 393 do Código Civil.</w:t>
-      </w:r>
-    </w:p>
-    <w:p>
-      <w:pPr>
-        <w:spacing w:before="100" w:beforeAutospacing="1" w:after="100" w:afterAutospacing="1"/>
-        <w:rPr>
-          <w:lang w:val="en-BR"/>
-        </w:rPr>
-      </w:pPr>
-      <w:r>
-        <w:rPr>
-          <w:lang w:val="en-BR"/>
-        </w:rPr>
-        <w:lastRenderedPageBreak/>
-        <w:t>8-A.5. Eventual sinistro ocorrido durante o período de guarda provisória poderá ensejar a cobrança dos custos de reposição dos equipamentos danificados, sem prejuízo das demais obrigações contratuais.</w:t>
-      </w:r>
-    </w:p>
-    <w:p>
-      <w:pPr>
-        <w:spacing w:before="100" w:beforeAutospacing="1" w:after="100" w:afterAutospacing="1"/>
-        <w:outlineLvl w:val="1"/>
-        <w:rPr>
-          <w:b/>
-          <w:bCs/>
-          <w:lang w:val="en-BR"/>
-        </w:rPr>
-      </w:pPr>
-    </w:p>
-    <w:p>
-      <w:pPr>
-        <w:spacing w:before="100" w:beforeAutospacing="1" w:after="100" w:afterAutospacing="1"/>
-        <w:outlineLvl w:val="1"/>
-        <w:rPr>
-          <w:b/>
-          <w:bCs/>
-          <w:lang w:val="en-BR"/>
-        </w:rPr>
-      </w:pPr>
-      <w:r>
-        <w:rPr>
-          <w:b/>
-          <w:bCs/>
-          <w:lang w:val="en-BR"/>
-        </w:rPr>
-        <w:t>CLÁUSULA 9 – DO DESEMPENHO E DA OBRIGAÇÃO DE MEIO</w:t>
-      </w:r>
-    </w:p>
-    <w:p>
-      <w:pPr>
-        <w:spacing w:before="100" w:beforeAutospacing="1" w:after="100" w:afterAutospacing="1"/>
-        <w:rPr>
-          <w:lang w:val="en-BR"/>
-        </w:rPr>
-      </w:pPr>
-      <w:r>
-        <w:rPr>
-          <w:lang w:val="en-BR"/>
-        </w:rPr>
-        <w:t xml:space="preserve">9.1. A </w:t>
-      </w:r>
-      <w:r>
-        <w:rPr>
-          <w:lang w:val="en-BR"/>
-        </w:rPr>
-        <w:t>SOLARINVEST</w:t>
-      </w:r>
-      <w:r>
-        <w:rPr>
-          <w:lang w:val="en-BR"/>
-        </w:rPr>
-        <w:t xml:space="preserve"> possui obrigação de meio, e não de resultado.</w:t>
-      </w:r>
-    </w:p>
-    <w:p>
-      <w:pPr>
-        <w:spacing w:before="100" w:beforeAutospacing="1" w:after="100" w:afterAutospacing="1"/>
-        <w:rPr>
-          <w:lang w:val="en-BR"/>
-        </w:rPr>
-      </w:pPr>
-      <w:r>
-        <w:rPr>
-          <w:lang w:val="en-BR"/>
-        </w:rPr>
-        <w:t xml:space="preserve">9.2. A </w:t>
-      </w:r>
-      <w:r>
-        <w:rPr>
-          <w:lang w:val="en-BR"/>
-        </w:rPr>
-        <w:t>SOLARINVEST</w:t>
-      </w:r>
-      <w:r>
-        <w:rPr>
-          <w:lang w:val="en-BR"/>
-        </w:rPr>
-        <w:t xml:space="preserve"> não se responsabiliza por redução de geração causada por:</w:t>
-      </w:r>
-    </w:p>
-    <w:p>
-      <w:pPr>
-        <w:spacing w:before="100" w:beforeAutospacing="1" w:after="100" w:afterAutospacing="1"/>
-        <w:rPr>
-          <w:lang w:val="en-BR"/>
-        </w:rPr>
-      </w:pPr>
-      <w:r>
-        <w:rPr>
-          <w:lang w:val="en-BR"/>
-        </w:rPr>
-        <w:t>a) sombreamento, clima ou obras no imóvel;</w:t>
-      </w:r>
-    </w:p>
-    <w:p>
-      <w:pPr>
-        <w:spacing w:before="100" w:beforeAutospacing="1" w:after="100" w:afterAutospacing="1"/>
-        <w:rPr>
-          <w:lang w:val="en-BR"/>
-        </w:rPr>
-      </w:pPr>
-      <w:r>
-        <w:rPr>
-          <w:lang w:val="en-BR"/>
-        </w:rPr>
-        <w:t>b) falta de limpeza dos módulos;</w:t>
-      </w:r>
-    </w:p>
-    <w:p>
-      <w:pPr>
-        <w:spacing w:before="100" w:beforeAutospacing="1" w:after="100" w:afterAutospacing="1"/>
-        <w:rPr>
-          <w:lang w:val="en-BR"/>
-        </w:rPr>
-      </w:pPr>
-      <w:r>
-        <w:rPr>
-          <w:lang w:val="en-BR"/>
-        </w:rPr>
-        <w:t>c) falhas na rede da distribuidora;</w:t>
-      </w:r>
-    </w:p>
-    <w:p>
-      <w:pPr>
-        <w:spacing w:before="100" w:beforeAutospacing="1" w:after="100" w:afterAutospacing="1"/>
-        <w:rPr>
-          <w:lang w:val="en-BR"/>
-        </w:rPr>
-      </w:pPr>
-      <w:r>
-        <w:rPr>
-          <w:lang w:val="en-BR"/>
-        </w:rPr>
-        <w:t>d) desconexão da internet.</w:t>
-      </w:r>
-    </w:p>
-    <w:p>
-      <w:pPr>
-        <w:spacing w:before="100" w:beforeAutospacing="1" w:after="100" w:afterAutospacing="1"/>
-        <w:rPr>
-          <w:lang w:val="en-BR"/>
-        </w:rPr>
-      </w:pPr>
-      <w:r>
-        <w:rPr>
-          <w:lang w:val="en-BR"/>
-        </w:rPr>
-        <w:t>9.3. Em caso de limitação técnica permanente, o valor do Kc poderá ser ajustado, sem caracterizar inadimplemento.</w:t>
-      </w:r>
-    </w:p>
-    <w:p>
-      <w:pPr>
-        <w:pStyle w:val="p1"/>
-      </w:pPr>
-      <w:r>
-        <w:t>9.4 O CONTRATANTE declara estar ciente de que eventuais estimativas de geração de energia, economia financeira ou desempenho do sistema possuem caráter meramente indicativo, não constituindo garantia mínima de resultado, rendimento ou economia.</w:t>
-      </w:r>
-    </w:p>
-    <w:p>
-      <w:pPr>
-        <w:spacing w:before="100" w:beforeAutospacing="1" w:after="100" w:afterAutospacing="1"/>
-        <w:outlineLvl w:val="1"/>
-        <w:rPr>
-          <w:b/>
-          <w:bCs/>
-          <w:lang w:val="en-BR"/>
-        </w:rPr>
-      </w:pPr>
-      <w:r>
-        <w:rPr>
-          <w:b/>
-          <w:bCs/>
-          <w:lang w:val="en-BR"/>
-        </w:rPr>
-        <w:t>CLÁUSULA 10 – DOS ENCARGOS JUNTO À DISTRIBUIDORA</w:t>
-      </w:r>
-    </w:p>
-    <w:p>
-      <w:pPr>
-        <w:spacing w:before="100" w:beforeAutospacing="1" w:after="100" w:afterAutospacing="1"/>
-        <w:rPr>
-          <w:lang w:val="en-BR"/>
-        </w:rPr>
-      </w:pPr>
-      <w:r>
-        <w:rPr>
-          <w:lang w:val="en-BR"/>
-        </w:rPr>
-        <w:t xml:space="preserve">10.1. </w:t>
-      </w:r>
-      <w:r>
-        <w:rPr>
-          <w:lang w:val="en-BR"/>
-        </w:rPr>
-        <w:t xml:space="preserve">Permanecem de responsabilidade exclusiva do CONTRATANTE, perante a distribuidora de energia elétrica e os órgãos competentes, os encargos, tarifas, tributos, contribuições, bandeiras tarifárias, refaturamentos, multas e demais valores cobrados diretamente em sua fatura de energia elétrica, não se confundindo tais obrigações com a metodologia de cálculo da mensalidade devida à </w:t>
-      </w:r>
-      <w:r>
-        <w:rPr>
-          <w:lang w:val="en-BR"/>
-        </w:rPr>
-        <w:t>SOLARINVEST</w:t>
-      </w:r>
-      <w:r>
-        <w:rPr>
-          <w:lang w:val="en-BR"/>
-        </w:rPr>
-        <w:t>, prevista na Cláusula 4 e no Anexo III deste contrato</w:t>
-      </w:r>
-      <w:r>
-        <w:rPr>
-          <w:lang w:val="en-BR"/>
-        </w:rPr>
-        <w:t>.</w:t>
-      </w:r>
-    </w:p>
-    <w:p>
-      <w:pPr>
-        <w:spacing w:before="100" w:beforeAutospacing="1" w:after="100" w:afterAutospacing="1"/>
-        <w:outlineLvl w:val="1"/>
-        <w:rPr>
-          <w:b/>
-          <w:bCs/>
-          <w:lang w:val="en-BR"/>
-        </w:rPr>
-      </w:pPr>
-      <w:r>
-        <w:rPr>
-          <w:b/>
-          <w:bCs/>
-          <w:lang w:val="en-BR"/>
-        </w:rPr>
-        <w:t>CLÁUSULA 11 – DOS CRÉDITOS EM CASO DE INADIMPLÊNCIA</w:t>
-      </w:r>
-    </w:p>
-    <w:p>
-      <w:pPr>
-        <w:spacing w:before="100" w:beforeAutospacing="1" w:after="100" w:afterAutospacing="1"/>
-        <w:rPr>
-          <w:lang w:val="en-BR"/>
-        </w:rPr>
-      </w:pPr>
-      <w:r>
-        <w:rPr>
-          <w:lang w:val="en-BR"/>
-        </w:rPr>
-        <w:t>11.1. Estando adimplente, o CONTRATANTE usufruirá integralmente dos créditos de energia.</w:t>
-      </w:r>
-    </w:p>
-    <w:p>
-      <w:pPr>
-        <w:pStyle w:val="p1"/>
-      </w:pPr>
-      <w:r>
-        <w:t>11.2. Em caso de inadimplência, os créditos de energia passam a ser de uso exclusivo da SOLARINVEST enquanto perdurar a inadimplência, podendo esta, a seu critério:</w:t>
-      </w:r>
-    </w:p>
-    <w:p>
-      <w:pPr>
-        <w:pStyle w:val="p2"/>
-      </w:pPr>
-    </w:p>
-    <w:p>
-      <w:pPr>
-        <w:pStyle w:val="p1"/>
-      </w:pPr>
-      <w:r>
-        <w:lastRenderedPageBreak/>
-        <w:t>a) redirecioná-los a outras unidades consumidoras;</w:t>
-      </w:r>
-    </w:p>
-    <w:p>
-      <w:pPr>
-        <w:pStyle w:val="p1"/>
-      </w:pPr>
-      <w:r>
-        <w:t>b) retê-los;</w:t>
-      </w:r>
-    </w:p>
-    <w:p>
-      <w:pPr>
-        <w:pStyle w:val="p1"/>
-      </w:pPr>
-      <w:r>
-        <w:t>c) redistribuí-los;</w:t>
-      </w:r>
-    </w:p>
-    <w:p>
-      <w:pPr>
-        <w:pStyle w:val="p1"/>
-      </w:pPr>
-      <w:r>
-        <w:t>d) utilizá-los para mitigação de prejuízos decorrentes do inadimplemento.</w:t>
-      </w:r>
-    </w:p>
-    <w:p>
-      <w:pPr>
-        <w:spacing w:before="100" w:beforeAutospacing="1" w:after="100" w:afterAutospacing="1"/>
-        <w:rPr>
-          <w:lang w:val="en-BR"/>
-        </w:rPr>
-      </w:pPr>
-      <w:r>
-        <w:rPr>
-          <w:lang w:val="en-BR"/>
-        </w:rPr>
-        <w:t xml:space="preserve">11.3. Não há direito à compensação retroativa dos créditos usados pela </w:t>
-      </w:r>
-      <w:r>
-        <w:rPr>
-          <w:lang w:val="en-BR"/>
-        </w:rPr>
-        <w:t>SOLARINVEST</w:t>
-      </w:r>
-      <w:r>
-        <w:rPr>
-          <w:lang w:val="en-BR"/>
-        </w:rPr>
-        <w:t>.</w:t>
-      </w:r>
-    </w:p>
-    <w:p>
-      <w:pPr>
-        <w:pStyle w:val="p1"/>
-        <w:rPr>
-          <w:b/>
-          <w:bCs/>
-        </w:rPr>
-      </w:pPr>
-      <w:r>
-        <w:rPr>
-          <w:b/>
-          <w:bCs/>
-        </w:rPr>
-        <w:t>CLÁUSULA 11.</w:t>
-      </w:r>
-      <w:r>
-        <w:rPr>
-          <w:b/>
-          <w:bCs/>
-        </w:rPr>
-        <w:t>4</w:t>
-      </w:r>
-      <w:r>
-        <w:rPr>
-          <w:b/>
-          <w:bCs/>
-        </w:rPr>
-        <w:t xml:space="preserve"> – DA ANÁLISE, APROVAÇÃO E EVENTUAL NÃO EXECUÇÃO DO PROJETO</w:t>
-      </w:r>
-    </w:p>
-    <w:p>
-      <w:pPr>
-        <w:pStyle w:val="p1"/>
-      </w:pPr>
-      <w:r>
-        <w:t>11.</w:t>
-      </w:r>
-      <w:r>
-        <w:t>4</w:t>
-      </w:r>
-      <w:r>
-        <w:t>.1. A assinatura do presente contrato não implica, por si só, obrigação de execução imediata do projeto por parte da SOLARINVEST, ficando sua efetiva implementação condicionada à conclusão satisfatória das análises técnicas, operacionais, comerciais, cadastrais e de crédito do CONTRATANTE.</w:t>
-      </w:r>
-    </w:p>
-    <w:p>
-      <w:pPr>
-        <w:pStyle w:val="p1"/>
-      </w:pPr>
-      <w:r>
-        <w:t>11.</w:t>
-      </w:r>
-      <w:r>
-        <w:t>4</w:t>
-      </w:r>
-      <w:r>
-        <w:t>.2. A SOLARINVEST poderá, a seu exclusivo critério técnico e comercial, suspender, recusar ou cancelar a execução do projeto, a qualquer tempo antes do início efetivo da instalação, caso sejam identificadas condições que:</w:t>
-      </w:r>
-    </w:p>
-    <w:p>
-      <w:pPr>
-        <w:pStyle w:val="p1"/>
-      </w:pPr>
-      <w:r>
-        <w:t>a) inviabilizem tecnicamente a instalação ou operação do Sistema;</w:t>
-      </w:r>
-    </w:p>
-    <w:p>
-      <w:pPr>
-        <w:pStyle w:val="p1"/>
-      </w:pPr>
-      <w:r>
-        <w:t>b) comprometam a viabilidade econômica do projeto;</w:t>
-      </w:r>
-    </w:p>
-    <w:p>
-      <w:pPr>
-        <w:pStyle w:val="p1"/>
-      </w:pPr>
-      <w:r>
-        <w:t>c) indiquem risco de inadimplência;</w:t>
-      </w:r>
-    </w:p>
-    <w:p>
-      <w:pPr>
-        <w:pStyle w:val="p1"/>
-      </w:pPr>
-      <w:r>
-        <w:t>d) estejam em desacordo com seus critérios internos de aprovação.</w:t>
-      </w:r>
-    </w:p>
-    <w:p>
-      <w:pPr>
-        <w:pStyle w:val="p1"/>
-      </w:pPr>
-      <w:r>
-        <w:t>11.</w:t>
-      </w:r>
-      <w:r>
-        <w:t>4</w:t>
-      </w:r>
-      <w:r>
-        <w:t>.3. Na hipótese de não aprovação ou cancelamento do projeto nos termos desta cláusula, o presente contrato será considerado automaticamente resolvido, sem ônus para a SOLARINVEST, não sendo devida qualquer indenização ao CONTRATANTE.</w:t>
-      </w:r>
-    </w:p>
-    <w:p>
-      <w:pPr>
-        <w:pStyle w:val="p1"/>
-      </w:pPr>
-      <w:r>
-        <w:t>11.</w:t>
-      </w:r>
-      <w:r>
-        <w:t>4</w:t>
-      </w:r>
-      <w:r>
-        <w:t>.4. Caso tenham sido realizados custos específicos e comprovados exclusivamente em função da solicitação do CONTRATANTE, estes poderão ser cobrados de forma proporcional, desde que previamente informados.</w:t>
-      </w:r>
-    </w:p>
-    <w:p>
-      <w:pPr>
-        <w:pStyle w:val="p1"/>
-      </w:pPr>
-      <w:r>
-        <w:t>11.</w:t>
-      </w:r>
-      <w:r>
-        <w:t>4</w:t>
-      </w:r>
-      <w:r>
-        <w:t>.5. O CONTRATANTE declara estar ciente de que a execução do projeto está condicionada à sua aprovação final pela SOLARINVEST, não constituindo a assinatura deste contrato garantia de instalação ou fornecimento do Sistema.</w:t>
-      </w:r>
-    </w:p>
-    <w:p>
-      <w:pPr>
-        <w:pStyle w:val="p1"/>
-      </w:pPr>
-    </w:p>
-    <w:p>
-      <w:pPr>
-        <w:pStyle w:val="p1"/>
-      </w:pPr>
-      <w:r>
-        <w:rPr>
-          <w:b/>
-          <w:bCs/>
-        </w:rPr>
-        <w:lastRenderedPageBreak/>
-        <w:t>CLÁUSULA 11.5 – DA ANÁLISE, APROVAÇÃO E CONDIÇÃO SUSPENSIVA DE EXECUÇÃO DO PROJETO</w:t>
-      </w:r>
-    </w:p>
-    <w:p>
-      <w:pPr>
-        <w:pStyle w:val="p3"/>
-      </w:pPr>
-      <w:r>
-        <w:t>11.5.1. A eficácia plena deste contrato, no que se refere à obrigação de execução do projeto, instalação e início de operação do Sistema, fica expressamente condicionada à aprovação final do projeto pela SOLARINVEST, após a conclusão de todas as análises técnicas, operacionais, comerciais, cadastrais, regulatórias e de crédito do CONTRATANTE.</w:t>
-      </w:r>
-    </w:p>
-    <w:p>
-      <w:pPr>
-        <w:pStyle w:val="p3"/>
-      </w:pPr>
-      <w:r>
-        <w:t>11.5.2. Até a ocorrência da aprovação final mencionada nesta cláusula, o presente contrato terá natureza preliminar quanto à execução do objeto, não constituindo obrigação definitiva de instalação, fornecimento ou início de operação do Sistema por parte da SOLARINVEST.</w:t>
-      </w:r>
-    </w:p>
-    <w:p>
-      <w:pPr>
-        <w:pStyle w:val="p3"/>
-      </w:pPr>
-      <w:r>
-        <w:t>11.5.3. A aprovação final do projeto será considerada formalizada apenas após validação interna da SOLARINVEST e liberação expressa para início da execução, podendo tal confirmação ocorrer por meio eletrônico, registro interno ou comunicação formal ao CONTRATANTE.</w:t>
-      </w:r>
-    </w:p>
-    <w:p>
-      <w:pPr>
-        <w:pStyle w:val="p3"/>
-      </w:pPr>
-      <w:r>
-        <w:t>11.5.4. A SOLARINVEST poderá, a seu exclusivo critério técnico e comercial, não aprovar, suspender ou cancelar a execução do projeto, a qualquer tempo antes do início efetivo da instalação, especialmente quando forem identificadas condições que:</w:t>
-      </w:r>
-    </w:p>
-    <w:p>
-      <w:pPr>
-        <w:pStyle w:val="p3"/>
-      </w:pPr>
-      <w:r>
-        <w:t>a) inviabilizem tecnicamente a instalação ou operação do Sistema;</w:t>
-      </w:r>
-    </w:p>
-    <w:p>
-      <w:pPr>
-        <w:pStyle w:val="p3"/>
-      </w:pPr>
-      <w:r>
-        <w:t>b) comprometam a viabilidade econômica do projeto;</w:t>
-      </w:r>
-    </w:p>
-    <w:p>
-      <w:pPr>
-        <w:pStyle w:val="p3"/>
-      </w:pPr>
-      <w:r>
-        <w:t>c) indiquem risco de inadimplência;</w:t>
-      </w:r>
-    </w:p>
-    <w:p>
-      <w:pPr>
-        <w:pStyle w:val="p3"/>
-      </w:pPr>
-      <w:r>
-        <w:t>d) estejam em desacordo com critérios internos de aprovação;</w:t>
-      </w:r>
-    </w:p>
-    <w:p>
-      <w:pPr>
-        <w:pStyle w:val="p3"/>
-      </w:pPr>
-      <w:r>
-        <w:t>e) envolvam limitações regulatórias, operacionais ou estruturais não previstas inicialmente.</w:t>
-      </w:r>
-    </w:p>
-    <w:p>
-      <w:pPr>
-        <w:pStyle w:val="p3"/>
-      </w:pPr>
-      <w:r>
-        <w:t>11.5.5. Na hipótese de não aprovação ou cancelamento do projeto nos termos desta cláusula, o presente contrato será considerado automaticamente sem efeito quanto à execução do objeto, não sendo devida qualquer indenização, multa ou compensação ao CONTRATANTE.</w:t>
-      </w:r>
-    </w:p>
-    <w:p>
-      <w:pPr>
-        <w:pStyle w:val="p3"/>
-      </w:pPr>
-      <w:r>
-        <w:t>11.5.6. Caso tenham sido realizados custos específicos, comprovados e diretamente relacionados a solicitações do CONTRATANTE, estes poderão ser cobrados de forma proporcional, desde que previamente informados.</w:t>
-      </w:r>
-    </w:p>
-    <w:p>
-      <w:pPr>
-        <w:pStyle w:val="p3"/>
-      </w:pPr>
-      <w:r>
-        <w:t>11.5.7. O CONTRATANTE declara estar ciente de que a assinatura deste contrato não garante a execução do projeto, estando esta integralmente condicionada à aprovação final pela SOLARINVEST, nos termos desta cláusula.</w:t>
-      </w:r>
-    </w:p>
-    <w:p>
-      <w:pPr>
-        <w:spacing w:before="100" w:beforeAutospacing="1" w:after="100" w:afterAutospacing="1"/>
-        <w:outlineLvl w:val="1"/>
-        <w:rPr>
-          <w:b/>
-          <w:bCs/>
-          <w:lang w:val="en-BR"/>
-        </w:rPr>
-      </w:pPr>
-    </w:p>
-    <w:p>
-      <w:pPr>
-        <w:spacing w:before="100" w:beforeAutospacing="1" w:after="100" w:afterAutospacing="1"/>
-        <w:outlineLvl w:val="1"/>
-        <w:rPr>
-          <w:b/>
-          <w:bCs/>
-          <w:lang w:val="en-BR"/>
-        </w:rPr>
-      </w:pPr>
-      <w:r>
-        <w:rPr>
-          <w:b/>
-          <w:bCs/>
-          <w:lang w:val="en-BR"/>
-        </w:rPr>
-        <w:lastRenderedPageBreak/>
         <w:t>CLÁUSULA 12 – DA RESCISÃO E MULTA</w:t>
       </w:r>
     </w:p>
@@ -3033,6 +2875,58 @@
     </w:p>
     <w:p>
       <w:pPr>
+        <w:pStyle w:val="NormalWeb"/>
+        <w:rPr>
+          <w:b/>
+          <w:bCs/>
+        </w:rPr>
+      </w:pPr>
+      <w:r>
+        <w:rPr>
+          <w:rStyle w:val="Strong"/>
+          <w:b w:val="0"/>
+          <w:bCs w:val="0"/>
+        </w:rPr>
+        <w:t>12.1.1. Caso o CONTRATANTE solicite a rescisão imotivada após a assinatura deste instrumento e antes do início da instalação, fica estabelecido que:</w:t>
+      </w:r>
+    </w:p>
+    <w:p>
+      <w:pPr>
+        <w:pStyle w:val="NormalWeb"/>
+        <w:rPr>
+          <w:b/>
+          <w:bCs/>
+        </w:rPr>
+      </w:pPr>
+      <w:r>
+        <w:rPr>
+          <w:rStyle w:val="Strong"/>
+          <w:b w:val="0"/>
+          <w:bCs w:val="0"/>
+        </w:rPr>
+        <w:lastRenderedPageBreak/>
+        <w:t>a) Se a SOLARINVEST ainda não tiver incorrido em custos diretos com a aquisição de equipamentos ou serviços para o projeto específico, a rescisão ocorrerá sem ônus.</w:t>
+      </w:r>
+    </w:p>
+    <w:p>
+      <w:pPr>
+        <w:pStyle w:val="NormalWeb"/>
+        <w:rPr>
+          <w:b/>
+          <w:bCs/>
+        </w:rPr>
+      </w:pPr>
+      <w:r>
+        <w:rPr>
+          <w:rStyle w:val="Strong"/>
+          <w:b w:val="0"/>
+          <w:bCs w:val="0"/>
+        </w:rPr>
+        <w:t>b) Se a SOLARINVEST já tiver comprovadamente incorrido em custos com a aquisição de equipamentos, elaboração de projeto executivo ou contratação de serviços específicos para a execução do contrato, será devida pelo CONTRATANTE uma multa compensatória de 20% (vinte por cento) sobre o valor total do projeto, ou o valor integral dos custos diretos comprovados pela SOLARINVEST, o que for maior. A SOLARINVEST fornecerá ao CONTRATANTE os respectivos comprovantes de despesa para justificar a cobrança.</w:t>
+      </w:r>
+    </w:p>
+    <w:p>
+      <w:pPr>
         <w:pStyle w:val="p1"/>
       </w:pPr>
       <w:r>
@@ -3092,379 +2986,119 @@
         <w:pStyle w:val="p1"/>
       </w:pPr>
       <w:r>
-        <w:t>12.9. As partes reconhecem que a multa prevista nesta cláusula possui natureza compensatória, proporcional aos investimentos realizados pela SOLARINVEST e à legítima expectativa de retorno econômico do contrato, não configurando penalidade abusiva, devendo ser interpretada de acordo com os princípios da boa-fé objetiva, equilíbrio contratual e função social do contrato.</w:t>
+        <w:t xml:space="preserve">12.9. As partes reconhecem que a multa prevista nesta cláusula possui natureza compensatória, proporcional aos investimentos realizados pela SOLARINVEST e à legítima expectativa de </w:t>
+      </w:r>
+      <w:r>
+        <w:lastRenderedPageBreak/>
+        <w:t>retorno econômico do contrato, não configurando penalidade abusiva, devendo ser interpretada de acordo com os princípios da boa-fé objetiva, equilíbrio contratual e função social do contrato.</w:t>
+      </w:r>
+    </w:p>
+    <w:p>
+      <w:pPr>
+        <w:spacing w:before="100" w:beforeAutospacing="1" w:after="100" w:afterAutospacing="1"/>
+        <w:outlineLvl w:val="1"/>
+        <w:rPr>
+          <w:b/>
+          <w:bCs/>
+          <w:lang w:val="en-BR"/>
+        </w:rPr>
+      </w:pPr>
+      <w:r>
+        <w:rPr>
+          <w:b/>
+          <w:bCs/>
+          <w:lang w:val="en-BR"/>
+        </w:rPr>
+        <w:t>CLÁUSULA 13 – DISPOSIÇÕES GERAIS</w:t>
+      </w:r>
+    </w:p>
+    <w:p>
+      <w:pPr>
+        <w:spacing w:before="100" w:beforeAutospacing="1" w:after="100" w:afterAutospacing="1"/>
+        <w:rPr>
+          <w:lang w:val="en-BR"/>
+        </w:rPr>
+      </w:pPr>
+      <w:r>
+        <w:rPr>
+          <w:lang w:val="en-BR"/>
+        </w:rPr>
+        <w:t>13.1. Todos os Anexos deste contrato (</w:t>
+      </w:r>
+      <w:r>
+        <w:rPr>
+          <w:b/>
+          <w:bCs/>
+          <w:lang w:val="en-BR"/>
+        </w:rPr>
+        <w:t>I a VII e X</w:t>
+      </w:r>
+      <w:r>
+        <w:rPr>
+          <w:lang w:val="en-BR"/>
+        </w:rPr>
+        <w:t>) são partes integrantes.</w:t>
+      </w:r>
+    </w:p>
+    <w:p>
+      <w:pPr>
+        <w:spacing w:before="100" w:beforeAutospacing="1" w:after="100" w:afterAutospacing="1"/>
+        <w:rPr>
+          <w:lang w:val="en-BR"/>
+        </w:rPr>
+      </w:pPr>
+      <w:r>
+        <w:rPr>
+          <w:lang w:val="en-BR"/>
+        </w:rPr>
+        <w:t>13.2. A assinatura eletrônica possui plena validade jurídica em contratos entre particulares, nos termos da Lei nº 14.063/2020 e do art. 10, §2º, da Medida Provisória nº 2.200-2/2001, desde que admitida pelas partes.</w:t>
+      </w:r>
+    </w:p>
+    <w:p>
+      <w:pPr>
+        <w:spacing w:before="100" w:beforeAutospacing="1" w:after="100" w:afterAutospacing="1"/>
+        <w:rPr>
+          <w:lang w:val="en-BR"/>
+        </w:rPr>
+      </w:pPr>
+      <w:r>
+        <w:rPr>
+          <w:lang w:val="en-BR"/>
+        </w:rPr>
+        <w:t xml:space="preserve">13.3. Fica eleito o foro da comarca de </w:t>
+      </w:r>
+      <w:r>
+        <w:rPr>
+          <w:b/>
+          <w:bCs/>
+          <w:lang w:val="en-BR"/>
+        </w:rPr>
+        <w:t>{{cidade}}</w:t>
+      </w:r>
+      <w:r>
+        <w:rPr>
+          <w:lang w:val="en-BR"/>
+        </w:rPr>
+        <w:t xml:space="preserve">, Estado de </w:t>
+      </w:r>
+      <w:r>
+        <w:rPr>
+          <w:b/>
+          <w:bCs/>
+          <w:lang w:val="en-BR"/>
+        </w:rPr>
+        <w:t>{{UF}}</w:t>
+      </w:r>
+      <w:r>
+        <w:rPr>
+          <w:lang w:val="en-BR"/>
+        </w:rPr>
+        <w:t>, para dirimir quaisquer dúvidas ou litígios decorrentes do presente contrato, renunciando as partes a qualquer outro, por mais privilegiado que seja.</w:t>
       </w:r>
     </w:p>
     <w:p>
       <w:pPr>
         <w:pStyle w:val="p1"/>
-        <w:rPr>
-          <w:b/>
-          <w:bCs/>
-        </w:rPr>
-      </w:pPr>
-      <w:r>
-        <w:rPr>
-          <w:b/>
-          <w:bCs/>
-        </w:rPr>
-        <w:lastRenderedPageBreak/>
-        <w:t>CLÁUSULA 1</w:t>
-      </w:r>
-      <w:r>
-        <w:rPr>
-          <w:b/>
-          <w:bCs/>
-        </w:rPr>
-        <w:t>3</w:t>
-      </w:r>
-      <w:r>
-        <w:rPr>
-          <w:b/>
-          <w:bCs/>
-        </w:rPr>
-        <w:t xml:space="preserve"> – INÍCIO DA COBRANÇA</w:t>
-      </w:r>
-    </w:p>
-    <w:p>
-      <w:pPr>
-        <w:pStyle w:val="p1"/>
-      </w:pPr>
-      <w:r>
-        <w:t>A cobrança da mensalidade terá início somente após a ocorrência cumulativa dos seguintes eventos:</w:t>
-      </w:r>
-    </w:p>
-    <w:p>
-      <w:pPr>
-        <w:pStyle w:val="p1"/>
-      </w:pPr>
-      <w:r>
-        <w:t>a) homologação do sistema pela distribuidora de energia elétrica;</w:t>
-      </w:r>
-    </w:p>
-    <w:p>
-      <w:pPr>
-        <w:pStyle w:val="p1"/>
-      </w:pPr>
-      <w:r>
-        <w:t>b) início da efetiva injeção de energia na rede;</w:t>
-      </w:r>
-    </w:p>
-    <w:p>
-      <w:pPr>
-        <w:pStyle w:val="p1"/>
-      </w:pPr>
-      <w:r>
-        <w:t>c) conclusão de, no mínimo, um ciclo completo de medição da distribuidora, equivalente a aproximadamente 30 (trinta) dias de operação.</w:t>
-      </w:r>
-    </w:p>
-    <w:p>
-      <w:pPr>
-        <w:pStyle w:val="p1"/>
-      </w:pPr>
-      <w:r>
-        <w:t>Para fins deste contrato, considera-se como início da cobrança o primeiro faturamento subsequente ao ciclo completo de medição da distribuidora, independentemente da quantidade exata de dias decorridos.</w:t>
-      </w:r>
-    </w:p>
-    <w:p>
-      <w:pPr>
-        <w:pStyle w:val="p1"/>
-      </w:pPr>
-      <w:r>
-        <w:t>Na hipótese de atraso no início da operação por fato imputável ao CONTRATANTE, devidamente comprovado, a SOLARINVEST poderá iniciar a cobrança após 30 (trinta) dias da conclusão da instalação do sistema.</w:t>
-      </w:r>
-    </w:p>
-    <w:p>
-      <w:pPr>
-        <w:spacing w:before="100" w:beforeAutospacing="1" w:after="100" w:afterAutospacing="1"/>
-        <w:outlineLvl w:val="1"/>
-        <w:rPr>
-          <w:b/>
-          <w:bCs/>
-          <w:lang w:val="en-BR"/>
-        </w:rPr>
-      </w:pPr>
-    </w:p>
-    <w:p>
-      <w:pPr>
-        <w:spacing w:before="100" w:beforeAutospacing="1" w:after="100" w:afterAutospacing="1"/>
-        <w:outlineLvl w:val="1"/>
-        <w:rPr>
-          <w:b/>
-          <w:bCs/>
-          <w:lang w:val="en-BR"/>
-        </w:rPr>
-      </w:pPr>
-    </w:p>
-    <w:p>
-      <w:pPr>
-        <w:spacing w:before="100" w:beforeAutospacing="1" w:after="100" w:afterAutospacing="1"/>
-        <w:outlineLvl w:val="1"/>
-        <w:rPr>
-          <w:b/>
-          <w:bCs/>
-          <w:lang w:val="en-BR"/>
-        </w:rPr>
-      </w:pPr>
-    </w:p>
-    <w:p>
-      <w:pPr>
-        <w:spacing w:before="100" w:beforeAutospacing="1" w:after="100" w:afterAutospacing="1"/>
-        <w:outlineLvl w:val="1"/>
-        <w:rPr>
-          <w:b/>
-          <w:bCs/>
-          <w:lang w:val="en-BR"/>
-        </w:rPr>
-      </w:pPr>
-    </w:p>
-    <w:p>
-      <w:pPr>
-        <w:spacing w:before="100" w:beforeAutospacing="1" w:after="100" w:afterAutospacing="1"/>
-        <w:outlineLvl w:val="1"/>
-        <w:rPr>
-          <w:b/>
-          <w:bCs/>
-          <w:lang w:val="en-BR"/>
-        </w:rPr>
-      </w:pPr>
-    </w:p>
-    <w:p>
-      <w:pPr>
-        <w:spacing w:before="100" w:beforeAutospacing="1" w:after="100" w:afterAutospacing="1"/>
-        <w:outlineLvl w:val="1"/>
-        <w:rPr>
-          <w:b/>
-          <w:bCs/>
-          <w:lang w:val="en-BR"/>
-        </w:rPr>
-      </w:pPr>
-    </w:p>
-    <w:p>
-      <w:pPr>
-        <w:spacing w:before="100" w:beforeAutospacing="1" w:after="100" w:afterAutospacing="1"/>
-        <w:outlineLvl w:val="1"/>
-        <w:rPr>
-          <w:b/>
-          <w:bCs/>
-          <w:lang w:val="en-BR"/>
-        </w:rPr>
-      </w:pPr>
-    </w:p>
-    <w:p>
-      <w:pPr>
-        <w:spacing w:before="100" w:beforeAutospacing="1" w:after="100" w:afterAutospacing="1"/>
-        <w:outlineLvl w:val="1"/>
-        <w:rPr>
-          <w:b/>
-          <w:bCs/>
-          <w:lang w:val="en-BR"/>
-        </w:rPr>
-      </w:pPr>
-    </w:p>
-    <w:p>
-      <w:pPr>
-        <w:spacing w:before="100" w:beforeAutospacing="1" w:after="100" w:afterAutospacing="1"/>
-        <w:outlineLvl w:val="1"/>
-        <w:rPr>
-          <w:b/>
-          <w:bCs/>
-          <w:lang w:val="en-BR"/>
-        </w:rPr>
-      </w:pPr>
-    </w:p>
-    <w:p>
-      <w:pPr>
-        <w:spacing w:before="100" w:beforeAutospacing="1" w:after="100" w:afterAutospacing="1"/>
-        <w:outlineLvl w:val="1"/>
-        <w:rPr>
-          <w:b/>
-          <w:bCs/>
-          <w:lang w:val="en-BR"/>
-        </w:rPr>
-      </w:pPr>
-    </w:p>
-    <w:p>
-      <w:pPr>
-        <w:spacing w:before="100" w:beforeAutospacing="1" w:after="100" w:afterAutospacing="1"/>
-        <w:outlineLvl w:val="1"/>
-        <w:rPr>
-          <w:b/>
-          <w:bCs/>
-          <w:lang w:val="en-BR"/>
-        </w:rPr>
-      </w:pPr>
-    </w:p>
-    <w:p>
-      <w:pPr>
-        <w:spacing w:before="100" w:beforeAutospacing="1" w:after="100" w:afterAutospacing="1"/>
-        <w:outlineLvl w:val="1"/>
-        <w:rPr>
-          <w:b/>
-          <w:bCs/>
-          <w:lang w:val="en-BR"/>
-        </w:rPr>
-      </w:pPr>
-    </w:p>
-    <w:p>
-      <w:pPr>
-        <w:spacing w:before="100" w:beforeAutospacing="1" w:after="100" w:afterAutospacing="1"/>
-        <w:outlineLvl w:val="1"/>
-        <w:rPr>
-          <w:b/>
-          <w:bCs/>
-          <w:lang w:val="en-BR"/>
-        </w:rPr>
-      </w:pPr>
-      <w:r>
-        <w:rPr>
-          <w:b/>
-          <w:bCs/>
-          <w:lang w:val="en-BR"/>
-        </w:rPr>
-        <w:lastRenderedPageBreak/>
-        <w:t>CLÁUSULA 1</w:t>
-      </w:r>
-      <w:r>
-        <w:rPr>
-          <w:b/>
-          <w:bCs/>
-          <w:lang w:val="en-BR"/>
-        </w:rPr>
-        <w:t>4</w:t>
-      </w:r>
-      <w:r>
-        <w:rPr>
-          <w:b/>
-          <w:bCs/>
-          <w:lang w:val="en-BR"/>
-        </w:rPr>
-        <w:t xml:space="preserve"> – DISPOSIÇÕES GERAIS</w:t>
-      </w:r>
-    </w:p>
-    <w:p>
-      <w:pPr>
-        <w:spacing w:before="100" w:beforeAutospacing="1" w:after="100" w:afterAutospacing="1"/>
-        <w:rPr>
-          <w:lang w:val="en-BR"/>
-        </w:rPr>
-      </w:pPr>
-      <w:r>
-        <w:rPr>
-          <w:lang w:val="en-BR"/>
-        </w:rPr>
-        <w:t>1</w:t>
-      </w:r>
-      <w:r>
-        <w:rPr>
-          <w:lang w:val="en-BR"/>
-        </w:rPr>
-        <w:t>4</w:t>
-      </w:r>
-      <w:r>
-        <w:rPr>
-          <w:lang w:val="en-BR"/>
-        </w:rPr>
-        <w:t>.1. Todos os Anexos deste contrato (</w:t>
-      </w:r>
-      <w:r>
-        <w:rPr>
-          <w:b/>
-          <w:bCs/>
-          <w:lang w:val="en-BR"/>
-        </w:rPr>
-        <w:t>I a VII e X</w:t>
-      </w:r>
-      <w:r>
-        <w:rPr>
-          <w:lang w:val="en-BR"/>
-        </w:rPr>
-        <w:t>) são partes integrantes.</w:t>
-      </w:r>
-    </w:p>
-    <w:p>
-      <w:pPr>
-        <w:spacing w:before="100" w:beforeAutospacing="1" w:after="100" w:afterAutospacing="1"/>
-        <w:rPr>
-          <w:lang w:val="en-BR"/>
-        </w:rPr>
-      </w:pPr>
-      <w:r>
-        <w:rPr>
-          <w:lang w:val="en-BR"/>
-        </w:rPr>
-        <w:t>1</w:t>
-      </w:r>
-      <w:r>
-        <w:rPr>
-          <w:lang w:val="en-BR"/>
-        </w:rPr>
-        <w:t>4</w:t>
-      </w:r>
-      <w:r>
-        <w:rPr>
-          <w:lang w:val="en-BR"/>
-        </w:rPr>
-        <w:t>.2. A assinatura eletrônica possui plena validade jurídica em contratos entre particulares, nos termos da Lei nº 14.063/2020 e do art. 10, §2º, da Medida Provisória nº 2.200-2/2001, desde que admitida pelas partes.</w:t>
-      </w:r>
-    </w:p>
-    <w:p>
-      <w:pPr>
-        <w:spacing w:before="100" w:beforeAutospacing="1" w:after="100" w:afterAutospacing="1"/>
-        <w:rPr>
-          <w:lang w:val="en-BR"/>
-        </w:rPr>
-      </w:pPr>
-      <w:r>
-        <w:rPr>
-          <w:lang w:val="en-BR"/>
-        </w:rPr>
-        <w:t>1</w:t>
-      </w:r>
-      <w:r>
-        <w:rPr>
-          <w:lang w:val="en-BR"/>
-        </w:rPr>
-        <w:t>4</w:t>
-      </w:r>
-      <w:r>
-        <w:rPr>
-          <w:lang w:val="en-BR"/>
-        </w:rPr>
-        <w:t xml:space="preserve">.3. Fica eleito o foro da comarca de </w:t>
-      </w:r>
-      <w:r>
-        <w:rPr>
-          <w:b/>
-          <w:bCs/>
-          <w:lang w:val="en-BR"/>
-        </w:rPr>
-        <w:t>{{cidade}}</w:t>
-      </w:r>
-      <w:r>
-        <w:rPr>
-          <w:lang w:val="en-BR"/>
-        </w:rPr>
-        <w:t xml:space="preserve">, Estado de </w:t>
-      </w:r>
-      <w:r>
-        <w:rPr>
-          <w:b/>
-          <w:bCs/>
-          <w:lang w:val="en-BR"/>
-        </w:rPr>
-        <w:t>{{UF}}</w:t>
-      </w:r>
-      <w:r>
-        <w:rPr>
-          <w:lang w:val="en-BR"/>
-        </w:rPr>
-        <w:t>, para dirimir quaisquer dúvidas ou litígios decorrentes do presente contrato, renunciando as partes a qualquer outro, por mais privilegiado que seja.</w:t>
-      </w:r>
-    </w:p>
-    <w:p>
-      <w:pPr>
-        <w:pStyle w:val="p1"/>
       </w:pPr>
       <w:r>
         <w:t>E, por estarem justas e contratadas, firmam o presente instrumento.</w:t>
@@ -3488,8 +3122,6 @@
       <w:pPr>
         <w:spacing w:before="100" w:beforeAutospacing="1" w:after="100" w:afterAutospacing="1"/>
         <w:rPr>
-          <w:b/>
-          <w:bCs/>
           <w:lang w:val="en-BR"/>
         </w:rPr>
       </w:pPr>
@@ -3513,19 +3145,7 @@
         <w:rPr>
           <w:lang w:val="en-BR"/>
         </w:rPr>
-        <w:t xml:space="preserve"> __________________________________</w:t>
-      </w:r>
-      <w:r>
-        <w:rPr>
-          <w:lang w:val="en-BR"/>
-        </w:rPr>
-        <w:t>____________</w:t>
-      </w:r>
-      <w:r>
-        <w:rPr>
-          <w:lang w:val="en-BR"/>
-        </w:rPr>
-        <w:t>_</w:t>
+        <w:t xml:space="preserve"> ___________________________________</w:t>
       </w:r>
     </w:p>
     <w:p>
@@ -3578,12 +3198,6 @@
           <w:lang w:val="en-BR"/>
         </w:rPr>
         <w:t xml:space="preserve"> ___________________________________</w:t>
-      </w:r>
-      <w:r>
-        <w:rPr>
-          <w:lang w:val="en-BR"/>
-        </w:rPr>
-        <w:t>_______________</w:t>
       </w:r>
     </w:p>
     <w:p>
@@ -3929,7 +3543,7 @@
       <w:rPr>
         <w:noProof/>
       </w:rPr>
-      <w:pict w14:anchorId="1B3CFB47">
+      <w:pict w14:anchorId="658EC536">
         <v:shapetype id="_x0000_t75" coordsize="21600,21600" o:spt="75" o:preferrelative="t" path="m@4@5l@4@11@9@11@9@5xe" filled="f" stroked="f">
           <v:stroke joinstyle="miter"/>
           <v:formulas>
@@ -3959,7 +3573,7 @@
       <w:rPr>
         <w:noProof/>
       </w:rPr>
-      <w:pict w14:anchorId="056CD5DB">
+      <w:pict w14:anchorId="61A33EF0">
         <v:shape id="WordPictureWatermark361223196" o:spid="_x0000_s1029" type="#_x0000_t75" alt="" style="position:absolute;margin-left:0;margin-top:0;width:470.1pt;height:149.05pt;z-index:-251658239;mso-wrap-edited:f;mso-width-percent:0;mso-height-percent:0;mso-position-horizontal:center;mso-position-horizontal-relative:margin;mso-position-vertical:center;mso-position-vertical-relative:margin;mso-width-percent:0;mso-height-percent:0" o:allowincell="f">
           <v:imagedata r:id="rId1" o:title="SolarInvest_Logo" gain="19661f" blacklevel="22938f"/>
           <w10:wrap anchorx="margin" anchory="margin"/>
@@ -4109,7 +3723,7 @@
       <w:rPr>
         <w:noProof/>
       </w:rPr>
-      <w:pict w14:anchorId="7BD53514">
+      <w:pict w14:anchorId="31D93FED">
         <v:shapetype id="_x0000_t75" coordsize="21600,21600" o:spt="75" o:preferrelative="t" path="m@4@5l@4@11@9@11@9@5xe" filled="f" stroked="f">
           <v:stroke joinstyle="miter"/>
           <v:formulas>
@@ -4139,7 +3753,7 @@
       <w:rPr>
         <w:noProof/>
       </w:rPr>
-      <w:pict w14:anchorId="68025E05">
+      <w:pict w14:anchorId="3FDDAB4C">
         <v:shape id="_x0000_s1027" type="#_x0000_t75" alt="" style="position:absolute;margin-left:0;margin-top:0;width:470.1pt;height:149.05pt;z-index:-251658238;mso-wrap-edited:f;mso-width-percent:0;mso-height-percent:0;mso-position-horizontal:center;mso-position-horizontal-relative:margin;mso-position-vertical:center;mso-position-vertical-relative:margin;mso-width-percent:0;mso-height-percent:0" o:allowincell="f">
           <v:imagedata r:id="rId2" o:title="SolarInvest_Logo" gain="19661f" blacklevel="22938f"/>
           <w10:wrap anchorx="margin" anchory="margin"/>
@@ -4160,7 +3774,7 @@
       <w:rPr>
         <w:noProof/>
       </w:rPr>
-      <w:pict w14:anchorId="421FB77F">
+      <w:pict w14:anchorId="10852517">
         <v:shapetype id="_x0000_t75" coordsize="21600,21600" o:spt="75" o:preferrelative="t" path="m@4@5l@4@11@9@11@9@5xe" filled="f" stroked="f">
           <v:stroke joinstyle="miter"/>
           <v:formulas>
@@ -4190,7 +3804,7 @@
       <w:rPr>
         <w:noProof/>
       </w:rPr>
-      <w:pict w14:anchorId="15D977DC">
+      <w:pict w14:anchorId="660F14AC">
         <v:shape id="WordPictureWatermark361223195" o:spid="_x0000_s1025" type="#_x0000_t75" alt="" style="position:absolute;margin-left:0;margin-top:0;width:470.1pt;height:149.05pt;z-index:-251658240;mso-wrap-edited:f;mso-width-percent:0;mso-height-percent:0;mso-position-horizontal:center;mso-position-horizontal-relative:margin;mso-position-vertical:center;mso-position-vertical-relative:margin;mso-width-percent:0;mso-height-percent:0" o:allowincell="f">
           <v:imagedata r:id="rId1" o:title="SolarInvest_Logo" gain="19661f" blacklevel="22938f"/>
           <w10:wrap anchorx="margin" anchory="margin"/>
@@ -10451,28 +10065,28 @@
 </file>
 
 <file path=customXml/item1.xml><?xml version="1.0" encoding="utf-8"?>
-<b:Sources xmlns:b="http://schemas.openxmlformats.org/officeDocument/2006/bibliography" xmlns="http://schemas.openxmlformats.org/officeDocument/2006/bibliography" SelectedStyle="/APASixthEditionOfficeOnline.xsl" StyleName="APA" Version="6"/>
-</file>
-
-<file path=customXml/item2.xml><?xml version="1.0" encoding="utf-8"?>
 <go:gDocsCustomXmlDataStorage xmlns:go="http://customooxmlschemas.google.com/" xmlns:r="http://schemas.openxmlformats.org/officeDocument/2006/relationships" uri="GoogleDocsCustomDataVersion2">
   <go:docsCustomData xmlns:go="http://customooxmlschemas.google.com/" roundtripDataSignature="AMtx7mjIXpIDhFE5JiDbn3RZVFB3fzHULQ==">CgMxLjAyCWlkLmdqZGd4czgAciExRzZ2TFpjWF9OSEszNzd4dVk3R0NBVmtWWDRRa0g3X2U=</go:docsCustomData>
 </go:gDocsCustomXmlDataStorage>
 </file>
 
-<file path=customXml/itemProps1.xml><?xml version="1.0" encoding="utf-8"?>
-<ds:datastoreItem xmlns:ds="http://schemas.openxmlformats.org/officeDocument/2006/customXml" ds:itemID="{9067BF80-6573-1547-967C-573EEC1877A2}">
-  <ds:schemaRefs>
-    <ds:schemaRef ds:uri="http://schemas.openxmlformats.org/officeDocument/2006/bibliography"/>
-  </ds:schemaRefs>
-</ds:datastoreItem>
+<file path=customXml/item2.xml><?xml version="1.0" encoding="utf-8"?>
+<b:Sources xmlns:b="http://schemas.openxmlformats.org/officeDocument/2006/bibliography" xmlns="http://schemas.openxmlformats.org/officeDocument/2006/bibliography" SelectedStyle="/APASixthEditionOfficeOnline.xsl" StyleName="APA" Version="6"/>
 </file>
 
-<file path=customXml/itemProps2.xml><?xml version="1.0" encoding="utf-8"?>
+<file path=customXml/itemProps1.xml><?xml version="1.0" encoding="utf-8"?>
 <ds:datastoreItem xmlns:ds="http://schemas.openxmlformats.org/officeDocument/2006/customXml" ds:itemID="{11111111-1234-1234-1234-123412341234}">
   <ds:schemaRefs>
     <ds:schemaRef ds:uri="http://customooxmlschemas.google.com/"/>
     <ds:schemaRef ds:uri="http://schemas.openxmlformats.org/officeDocument/2006/relationships"/>
   </ds:schemaRefs>
 </ds:datastoreItem>
+</file>
+
+<file path=customXml/itemProps2.xml><?xml version="1.0" encoding="utf-8"?>
+<ds:datastoreItem xmlns:ds="http://schemas.openxmlformats.org/officeDocument/2006/customXml" ds:itemID="{9067BF80-6573-1547-967C-573EEC1877A2}">
+  <ds:schemaRefs>
+    <ds:schemaRef ds:uri="http://schemas.openxmlformats.org/officeDocument/2006/bibliography"/>
+  </ds:schemaRefs>
+</ds:datastoreItem>
 </file>
--- a/public/templates/contratos/leasing/CONTRATO DE LEASING OPERACIONAL DE SISTEMA FOTOVOLTAICO.docx
+++ b/public/templates/contratos/leasing/CONTRATO DE LEASING OPERACIONAL DE SISTEMA FOTOVOLTAICO.docx
@@ -314,6 +314,22 @@
     </w:p>
     <w:p>
       <w:pPr>
+        <w:pStyle w:val="p1"/>
+      </w:pPr>
+      <w:r>
+        <w:rPr>
+          <w:rStyle w:val="Strong"/>
+          <w:b w:val="0"/>
+          <w:bCs w:val="0"/>
+        </w:rPr>
+        <w:t>2.4.</w:t>
+      </w:r>
+      <w:r>
+        <w:t xml:space="preserve"> Fica expressamente vedado ao CONTRATANTE ceder, alugar, vender, penhorar, dar em garantia ou de qualquer outra forma onerar o Sistema, que é de propriedade exclusiva da SOLARINVEST, sob pena de rescisão imediata do contrato, aplicação de multa e apuração de perdas e danos.</w:t>
+      </w:r>
+    </w:p>
+    <w:p>
+      <w:pPr>
         <w:spacing w:before="100" w:beforeAutospacing="1" w:after="100" w:afterAutospacing="1"/>
         <w:rPr>
           <w:b/>
@@ -491,6 +507,7 @@
         <w:rPr>
           <w:lang w:val="en-BR"/>
         </w:rPr>
+        <w:lastRenderedPageBreak/>
         <w:t xml:space="preserve">3.4. A titularidade em nome da </w:t>
       </w:r>
       <w:r>
@@ -511,7 +528,6 @@
         <w:pStyle w:val="p1"/>
       </w:pPr>
       <w:r>
-        <w:lastRenderedPageBreak/>
         <w:t>3.5 O CONTRATANTE reconhece expressamente que a eventual titularidade da unidade consumidora em nome da SOLARINVEST possui caráter exclusivamente operacional e regulatório, não alterando, em nenhuma hipótese, sua responsabilidade integral pelos encargos, tarifas, tributos e demais obrigações perante a distribuidora de energia elétrica.</w:t>
       </w:r>
     </w:p>
@@ -545,41 +561,53 @@
       </w:pPr>
       <w:r>
         <w:rPr>
+          <w:lang w:val="en-BR"/>
+        </w:rPr>
+        <w:t>4.1.</w:t>
+      </w:r>
+      <w:r>
+        <w:rPr>
+          <w:lang w:val="en-BR"/>
+        </w:rPr>
+        <w:t xml:space="preserve"> O valor mensal (“Mensalidade”) devido pelo CONTRATANTE à </w:t>
+      </w:r>
+      <w:r>
+        <w:rPr>
+          <w:lang w:val="en-BR"/>
+        </w:rPr>
+        <w:t>SOLARINVEST</w:t>
+      </w:r>
+      <w:r>
+        <w:rPr>
+          <w:lang w:val="en-BR"/>
+        </w:rPr>
+        <w:t xml:space="preserve"> é estipulado com base na energia mensal </w:t>
+      </w:r>
+      <w:r>
+        <w:rPr>
+          <w:lang w:val="en-BR"/>
+        </w:rPr>
+        <w:t>SOLARINVEST</w:t>
+      </w:r>
+      <w:r>
+        <w:rPr>
+          <w:lang w:val="en-BR"/>
+        </w:rPr>
+        <w:t xml:space="preserve"> estimada (“Kc”), conforme definido no </w:t>
+      </w:r>
+      <w:r>
+        <w:rPr>
           <w:b/>
           <w:bCs/>
           <w:lang w:val="en-BR"/>
         </w:rPr>
-        <w:t>4.1.</w:t>
-      </w:r>
-      <w:r>
-        <w:rPr>
-          <w:lang w:val="en-BR"/>
-        </w:rPr>
-        <w:t xml:space="preserve"> O valor mensal (“Mensalidade”) devido pelo CONTRATANTE à </w:t>
-      </w:r>
-      <w:r>
-        <w:rPr>
-          <w:lang w:val="en-BR"/>
-        </w:rPr>
-        <w:t>SOLARINVEST</w:t>
-      </w:r>
-      <w:r>
-        <w:rPr>
-          <w:lang w:val="en-BR"/>
-        </w:rPr>
-        <w:t xml:space="preserve"> é estipulado com base na energia mensal </w:t>
-      </w:r>
-      <w:r>
-        <w:rPr>
-          <w:lang w:val="en-BR"/>
-        </w:rPr>
-        <w:t>SOLARINVEST</w:t>
-      </w:r>
-      <w:r>
-        <w:rPr>
-          <w:lang w:val="en-BR"/>
-        </w:rPr>
-        <w:t xml:space="preserve"> estimada (“Kc”), conforme definido no </w:t>
+        <w:t>Anexo I – Especificações Técnicas e Proposta Comercial</w:t>
+      </w:r>
+      <w:r>
+        <w:rPr>
+          <w:lang w:val="en-BR"/>
+        </w:rPr>
+        <w:t xml:space="preserve">, e será calculado de acordo com a metodologia estabelecida no </w:t>
       </w:r>
       <w:r>
         <w:rPr>
@@ -587,13 +615,33 @@
           <w:bCs/>
           <w:lang w:val="en-BR"/>
         </w:rPr>
-        <w:t>Anexo I – Especificações Técnicas e Proposta Comercial</w:t>
-      </w:r>
-      <w:r>
-        <w:rPr>
-          <w:lang w:val="en-BR"/>
-        </w:rPr>
-        <w:t xml:space="preserve">, e será calculado de acordo com a metodologia estabelecida no </w:t>
+        <w:t>ANEXO III – REGRAS DE CÁLCULO DA MENSALIDADE</w:t>
+      </w:r>
+      <w:r>
+        <w:rPr>
+          <w:lang w:val="en-BR"/>
+        </w:rPr>
+        <w:t>.</w:t>
+      </w:r>
+    </w:p>
+    <w:p>
+      <w:pPr>
+        <w:spacing w:before="100" w:beforeAutospacing="1" w:after="100" w:afterAutospacing="1"/>
+        <w:rPr>
+          <w:lang w:val="en-BR"/>
+        </w:rPr>
+      </w:pPr>
+      <w:r>
+        <w:rPr>
+          <w:lang w:val="en-BR"/>
+        </w:rPr>
+        <w:t>4.2.</w:t>
+      </w:r>
+      <w:r>
+        <w:rPr>
+          <w:lang w:val="en-BR"/>
+        </w:rPr>
+        <w:t xml:space="preserve"> Para fins de cálculo da Mensalidade contratual, será considerada como </w:t>
       </w:r>
       <w:r>
         <w:rPr>
@@ -601,78 +649,40 @@
           <w:bCs/>
           <w:lang w:val="en-BR"/>
         </w:rPr>
-        <w:t>ANEXO III – REGRAS DE CÁLCULO DA MENSALIDADE</w:t>
-      </w:r>
-      <w:r>
-        <w:rPr>
-          <w:lang w:val="en-BR"/>
-        </w:rPr>
-        <w:t>.</w:t>
-      </w:r>
-    </w:p>
-    <w:p>
-      <w:pPr>
-        <w:spacing w:before="100" w:beforeAutospacing="1" w:after="100" w:afterAutospacing="1"/>
-        <w:rPr>
-          <w:lang w:val="en-BR"/>
-        </w:rPr>
-      </w:pPr>
+        <w:t>tarifa de referência o valor integral do quilowatt-hora (kWh) praticado pela distribuidora de energia elétrica aplicável à unidade consumidora do CONTRATANTE</w:t>
+      </w:r>
+      <w:r>
+        <w:rPr>
+          <w:lang w:val="en-BR"/>
+        </w:rPr>
+        <w:t>, vigente no período de faturamento.</w:t>
+      </w:r>
+    </w:p>
+    <w:p>
+      <w:pPr>
+        <w:spacing w:before="100" w:beforeAutospacing="1" w:after="100" w:afterAutospacing="1"/>
+        <w:rPr>
+          <w:lang w:val="en-BR"/>
+        </w:rPr>
+      </w:pPr>
+      <w:r>
+        <w:rPr>
+          <w:lang w:val="en-BR"/>
+        </w:rPr>
+        <w:t>4.3.</w:t>
+      </w:r>
+      <w:r>
+        <w:rPr>
+          <w:lang w:val="en-BR"/>
+        </w:rPr>
+        <w:t xml:space="preserve"> A tarifa considerada para cálculo da Mensalidade corresponde à </w:t>
+      </w:r>
       <w:r>
         <w:rPr>
           <w:b/>
           <w:bCs/>
           <w:lang w:val="en-BR"/>
         </w:rPr>
-        <w:t>4.2.</w:t>
-      </w:r>
-      <w:r>
-        <w:rPr>
-          <w:lang w:val="en-BR"/>
-        </w:rPr>
-        <w:t xml:space="preserve"> Para fins de cálculo da Mensalidade contratual, será considerada como </w:t>
-      </w:r>
-      <w:r>
-        <w:rPr>
-          <w:b/>
-          <w:bCs/>
-          <w:lang w:val="en-BR"/>
-        </w:rPr>
-        <w:t>tarifa de referência o valor integral do quilowatt-hora (kWh) praticado pela distribuidora de energia elétrica aplicável à unidade consumidora do CONTRATANTE</w:t>
-      </w:r>
-      <w:r>
-        <w:rPr>
-          <w:lang w:val="en-BR"/>
-        </w:rPr>
-        <w:t>, vigente no período de faturamento.</w:t>
-      </w:r>
-    </w:p>
-    <w:p>
-      <w:pPr>
-        <w:spacing w:before="100" w:beforeAutospacing="1" w:after="100" w:afterAutospacing="1"/>
-        <w:rPr>
-          <w:lang w:val="en-BR"/>
-        </w:rPr>
-      </w:pPr>
-      <w:r>
-        <w:rPr>
-          <w:b/>
-          <w:bCs/>
-          <w:lang w:val="en-BR"/>
-        </w:rPr>
-        <w:t>4.3.</w:t>
-      </w:r>
-      <w:r>
-        <w:rPr>
-          <w:lang w:val="en-BR"/>
-        </w:rPr>
-        <w:t xml:space="preserve"> A tarifa considerada para cálculo da Mensalidade corresponde à </w:t>
-      </w:r>
-      <w:r>
-        <w:rPr>
-          <w:b/>
-          <w:bCs/>
-          <w:lang w:val="en-BR"/>
-        </w:rPr>
         <w:t>tarifa final ao consumidor</w:t>
       </w:r>
       <w:r>
@@ -761,8 +771,6 @@
       </w:pPr>
       <w:r>
         <w:rPr>
-          <w:b/>
-          <w:bCs/>
           <w:lang w:val="en-BR"/>
         </w:rPr>
         <w:t>4.4.</w:t>
@@ -872,6 +880,7 @@
         <w:rPr>
           <w:lang w:val="en-BR"/>
         </w:rPr>
+        <w:lastRenderedPageBreak/>
         <w:t>a) Esse reajuste incide sobre o valor do quilowatt-hora (kWh) considerado no contrato, mantendo a proporcionalidade da economia prevista ao CONTRATANTE;</w:t>
       </w:r>
     </w:p>
@@ -886,7 +895,6 @@
         <w:rPr>
           <w:lang w:val="en-BR"/>
         </w:rPr>
-        <w:lastRenderedPageBreak/>
         <w:t>b) a atualização do valor será realizada de forma automática e imediata, acompanhando a publicação oficial da nova tarifa homologada pela ANEEL ou aplicada pela distribuidora;</w:t>
       </w:r>
     </w:p>
@@ -957,29 +965,41 @@
       </w:pPr>
       <w:r>
         <w:rPr>
+          <w:lang w:val="en-BR"/>
+        </w:rPr>
+        <w:t>4.6.</w:t>
+      </w:r>
+      <w:r>
+        <w:rPr>
+          <w:lang w:val="en-BR"/>
+        </w:rPr>
+        <w:t xml:space="preserve"> A Mensalidade </w:t>
+      </w:r>
+      <w:r>
+        <w:rPr>
+          <w:lang w:val="en-BR"/>
+        </w:rPr>
+        <w:t>SOLARINVEST</w:t>
+      </w:r>
+      <w:r>
+        <w:rPr>
+          <w:lang w:val="en-BR"/>
+        </w:rPr>
+        <w:t xml:space="preserve"> tem como base um consumo estimado de </w:t>
+      </w:r>
+      <w:r>
+        <w:rPr>
           <w:b/>
           <w:bCs/>
           <w:lang w:val="en-BR"/>
         </w:rPr>
-        <w:t>4.6.</w:t>
-      </w:r>
-      <w:r>
-        <w:rPr>
-          <w:lang w:val="en-BR"/>
-        </w:rPr>
-        <w:t xml:space="preserve"> A Mensalidade </w:t>
-      </w:r>
-      <w:r>
-        <w:rPr>
-          <w:lang w:val="en-BR"/>
-        </w:rPr>
-        <w:t>SOLARINVEST</w:t>
-      </w:r>
-      <w:r>
-        <w:rPr>
-          <w:lang w:val="en-BR"/>
-        </w:rPr>
-        <w:t xml:space="preserve"> tem como base um consumo estimado de </w:t>
+        <w:t>{{kwhContratado}} kWh por mês (“Kc”)</w:t>
+      </w:r>
+      <w:r>
+        <w:rPr>
+          <w:lang w:val="en-BR"/>
+        </w:rPr>
+        <w:t xml:space="preserve">, conforme simulação técnica detalhada no </w:t>
       </w:r>
       <w:r>
         <w:rPr>
@@ -987,20 +1007,6 @@
           <w:bCs/>
           <w:lang w:val="en-BR"/>
         </w:rPr>
-        <w:t>{{kwhContratado}} kWh por mês (“Kc”)</w:t>
-      </w:r>
-      <w:r>
-        <w:rPr>
-          <w:lang w:val="en-BR"/>
-        </w:rPr>
-        <w:t xml:space="preserve">, conforme simulação técnica detalhada no </w:t>
-      </w:r>
-      <w:r>
-        <w:rPr>
-          <w:b/>
-          <w:bCs/>
-          <w:lang w:val="en-BR"/>
-        </w:rPr>
         <w:t>Anexo I</w:t>
       </w:r>
       <w:r>
@@ -1019,8 +1025,6 @@
       </w:pPr>
       <w:r>
         <w:rPr>
-          <w:b/>
-          <w:bCs/>
           <w:lang w:val="en-BR"/>
         </w:rPr>
         <w:t>4.7.</w:t>
@@ -1128,10 +1132,6 @@
         <w:pStyle w:val="p1"/>
       </w:pPr>
       <w:r>
-        <w:rPr>
-          <w:b/>
-          <w:bCs/>
-        </w:rPr>
         <w:t>4.8.</w:t>
       </w:r>
       <w:r>
@@ -1159,6 +1159,7 @@
         <w:pStyle w:val="p1"/>
       </w:pPr>
       <w:r>
+        <w:lastRenderedPageBreak/>
         <w:t xml:space="preserve">c) </w:t>
       </w:r>
       <w:r>
@@ -1167,25 +1168,13 @@
     </w:p>
     <w:p>
       <w:pPr>
-        <w:pStyle w:val="p1"/>
-      </w:pPr>
-    </w:p>
-    <w:p>
-      <w:pPr>
-        <w:spacing w:before="100" w:beforeAutospacing="1" w:after="100" w:afterAutospacing="1"/>
-      </w:pPr>
-    </w:p>
-    <w:p>
-      <w:pPr>
-        <w:spacing w:before="100" w:beforeAutospacing="1" w:after="100" w:afterAutospacing="1"/>
-        <w:rPr>
-          <w:lang w:val="en-BR"/>
-        </w:rPr>
-      </w:pPr>
-      <w:r>
-        <w:rPr>
-          <w:b/>
-          <w:bCs/>
+        <w:spacing w:before="100" w:beforeAutospacing="1" w:after="100" w:afterAutospacing="1"/>
+        <w:rPr>
+          <w:lang w:val="en-BR"/>
+        </w:rPr>
+      </w:pPr>
+      <w:r>
+        <w:rPr>
           <w:lang w:val="en-BR"/>
         </w:rPr>
         <w:t>4.9.</w:t>
@@ -1227,17 +1216,29 @@
       </w:pPr>
       <w:r>
         <w:rPr>
+          <w:lang w:val="en-BR"/>
+        </w:rPr>
+        <w:t>4.10.</w:t>
+      </w:r>
+      <w:r>
+        <w:rPr>
+          <w:lang w:val="en-BR"/>
+        </w:rPr>
+        <w:t xml:space="preserve"> O pagamento da Mensalidade deverá ser realizado até o dia </w:t>
+      </w:r>
+      <w:r>
+        <w:rPr>
           <w:b/>
           <w:bCs/>
           <w:lang w:val="en-BR"/>
         </w:rPr>
-        <w:t>4.10.</w:t>
-      </w:r>
-      <w:r>
-        <w:rPr>
-          <w:lang w:val="en-BR"/>
-        </w:rPr>
-        <w:t xml:space="preserve"> O pagamento da Mensalidade deverá ser realizado até o dia </w:t>
+        <w:t>10 (dez)</w:t>
+      </w:r>
+      <w:r>
+        <w:rPr>
+          <w:lang w:val="en-BR"/>
+        </w:rPr>
+        <w:t xml:space="preserve"> de cada mês, salvo se houver </w:t>
       </w:r>
       <w:r>
         <w:rPr>
@@ -1245,13 +1246,7 @@
           <w:bCs/>
           <w:lang w:val="en-BR"/>
         </w:rPr>
-        <w:t>10 (dez)</w:t>
-      </w:r>
-      <w:r>
-        <w:rPr>
-          <w:lang w:val="en-BR"/>
-        </w:rPr>
-        <w:t xml:space="preserve"> de cada mês, salvo se houver </w:t>
+        <w:t xml:space="preserve">data de vencimento previamente acordada entre as partes e indicada no documento de cobrança emitido pela </w:t>
       </w:r>
       <w:r>
         <w:rPr>
@@ -1259,14 +1254,6 @@
           <w:bCs/>
           <w:lang w:val="en-BR"/>
         </w:rPr>
-        <w:t xml:space="preserve">data de vencimento previamente acordada entre as partes e indicada no documento de cobrança emitido pela </w:t>
-      </w:r>
-      <w:r>
-        <w:rPr>
-          <w:b/>
-          <w:bCs/>
-          <w:lang w:val="en-BR"/>
-        </w:rPr>
         <w:t>SOLARINVEST</w:t>
       </w:r>
       <w:r>
@@ -1285,8 +1272,6 @@
       </w:pPr>
       <w:r>
         <w:rPr>
-          <w:b/>
-          <w:bCs/>
           <w:lang w:val="en-BR"/>
         </w:rPr>
         <w:t>4.11.</w:t>
@@ -1307,8 +1292,6 @@
       </w:pPr>
       <w:r>
         <w:rPr>
-          <w:b/>
-          <w:bCs/>
           <w:lang w:val="en-BR"/>
         </w:rPr>
         <w:t>4.12.</w:t>
@@ -1364,8 +1347,6 @@
       </w:pPr>
       <w:r>
         <w:rPr>
-          <w:b/>
-          <w:bCs/>
           <w:lang w:val="en-BR"/>
         </w:rPr>
         <w:t>4.13.</w:t>
@@ -1491,17 +1472,61 @@
       </w:pPr>
       <w:r>
         <w:rPr>
+          <w:lang w:val="en-BR"/>
+        </w:rPr>
+        <w:t>4.14.</w:t>
+      </w:r>
+      <w:r>
+        <w:rPr>
+          <w:lang w:val="en-BR"/>
+        </w:rPr>
+        <w:t xml:space="preserve"> A inadimplência será caracterizada quando o pagamento permanecer em aberto por período superior a </w:t>
+      </w:r>
+      <w:r>
+        <w:rPr>
           <w:b/>
           <w:bCs/>
           <w:lang w:val="en-BR"/>
         </w:rPr>
-        <w:t>4.14.</w:t>
-      </w:r>
-      <w:r>
-        <w:rPr>
-          <w:lang w:val="en-BR"/>
-        </w:rPr>
-        <w:t xml:space="preserve"> A inadimplência será caracterizada quando o pagamento permanecer em aberto por período superior a </w:t>
+        <w:t>15 (quinze) dias corridos após o vencimento</w:t>
+      </w:r>
+      <w:r>
+        <w:rPr>
+          <w:lang w:val="en-BR"/>
+        </w:rPr>
+        <w:t>, constituindo infração contratual grave.</w:t>
+      </w:r>
+    </w:p>
+    <w:p>
+      <w:pPr>
+        <w:spacing w:before="100" w:beforeAutospacing="1" w:after="100" w:afterAutospacing="1"/>
+        <w:rPr>
+          <w:lang w:val="en-BR"/>
+        </w:rPr>
+      </w:pPr>
+      <w:r>
+        <w:rPr>
+          <w:lang w:val="en-BR"/>
+        </w:rPr>
+        <w:t>4.15.</w:t>
+      </w:r>
+      <w:r>
+        <w:rPr>
+          <w:lang w:val="en-BR"/>
+        </w:rPr>
+        <w:t xml:space="preserve"> Caracterizada a inadimplência, a </w:t>
+      </w:r>
+      <w:r>
+        <w:rPr>
+          <w:lang w:val="en-BR"/>
+        </w:rPr>
+        <w:t>SOLARINVEST</w:t>
+      </w:r>
+      <w:r>
+        <w:rPr>
+          <w:lang w:val="en-BR"/>
+        </w:rPr>
+        <w:t xml:space="preserve"> poderá, após </w:t>
       </w:r>
       <w:r>
         <w:rPr>
@@ -1509,47 +1534,110 @@
           <w:bCs/>
           <w:lang w:val="en-BR"/>
         </w:rPr>
-        <w:t>15 (quinze) dias corridos após o vencimento</w:t>
-      </w:r>
-      <w:r>
-        <w:rPr>
-          <w:lang w:val="en-BR"/>
-        </w:rPr>
-        <w:t>, constituindo infração contratual grave.</w:t>
-      </w:r>
-    </w:p>
-    <w:p>
-      <w:pPr>
-        <w:spacing w:before="100" w:beforeAutospacing="1" w:after="100" w:afterAutospacing="1"/>
-        <w:rPr>
-          <w:lang w:val="en-BR"/>
-        </w:rPr>
-      </w:pPr>
+        <w:t>notificação formal concedendo prazo adicional de 10 (dez) dias corridos para regularização</w:t>
+      </w:r>
+      <w:r>
+        <w:rPr>
+          <w:lang w:val="en-BR"/>
+        </w:rPr>
+        <w:t>, adotar, isolada ou cumu</w:t>
+      </w:r>
+      <w:r>
+        <w:rPr>
+          <w:lang w:val="en-BR"/>
+        </w:rPr>
+        <w:t>l</w:t>
+      </w:r>
+      <w:r>
+        <w:rPr>
+          <w:lang w:val="en-BR"/>
+        </w:rPr>
+        <w:t>ativamente, as seguintes medidas:</w:t>
+      </w:r>
+    </w:p>
+    <w:p>
+      <w:pPr>
+        <w:spacing w:before="100" w:beforeAutospacing="1" w:after="100" w:afterAutospacing="1"/>
+        <w:rPr>
+          <w:lang w:val="en-BR"/>
+        </w:rPr>
+      </w:pPr>
+      <w:r>
+        <w:rPr>
+          <w:lang w:val="en-BR"/>
+        </w:rPr>
+        <w:t>a) aplicar as penalidades previstas neste contrato;</w:t>
+      </w:r>
+    </w:p>
+    <w:p>
+      <w:pPr>
+        <w:spacing w:before="100" w:beforeAutospacing="1" w:after="100" w:afterAutospacing="1"/>
+        <w:rPr>
+          <w:lang w:val="en-BR"/>
+        </w:rPr>
+      </w:pPr>
+      <w:r>
+        <w:rPr>
+          <w:lang w:val="en-BR"/>
+        </w:rPr>
+        <w:lastRenderedPageBreak/>
+        <w:t>b) suspender serviços não essenciais relacionados à operação, monitoramento ou suporte do sistema;</w:t>
+      </w:r>
+    </w:p>
+    <w:p>
+      <w:pPr>
+        <w:spacing w:before="100" w:beforeAutospacing="1" w:after="100" w:afterAutospacing="1"/>
+        <w:rPr>
+          <w:lang w:val="en-BR"/>
+        </w:rPr>
+      </w:pPr>
+      <w:r>
+        <w:rPr>
+          <w:lang w:val="en-BR"/>
+        </w:rPr>
+        <w:t xml:space="preserve">c) </w:t>
+      </w:r>
       <w:r>
         <w:rPr>
           <w:b/>
           <w:bCs/>
           <w:lang w:val="en-BR"/>
         </w:rPr>
-        <w:t>4.15.</w:t>
-      </w:r>
-      <w:r>
-        <w:rPr>
-          <w:lang w:val="en-BR"/>
-        </w:rPr>
-        <w:t xml:space="preserve"> Caracterizada a inadimplência, a </w:t>
-      </w:r>
-      <w:r>
-        <w:rPr>
-          <w:lang w:val="en-BR"/>
-        </w:rPr>
-        <w:t>SOLARINVEST</w:t>
-      </w:r>
-      <w:r>
-        <w:rPr>
-          <w:lang w:val="en-BR"/>
-        </w:rPr>
-        <w:t xml:space="preserve"> poderá, após </w:t>
+        <w:t>reter, bloquear, realocar ou redirecionar créditos de energia eventualmente existentes</w:t>
+      </w:r>
+      <w:r>
+        <w:rPr>
+          <w:lang w:val="en-BR"/>
+        </w:rPr>
+        <w:t>, até a regularização integral dos débitos;</w:t>
+      </w:r>
+    </w:p>
+    <w:p>
+      <w:pPr>
+        <w:spacing w:before="100" w:beforeAutospacing="1" w:after="100" w:afterAutospacing="1"/>
+        <w:rPr>
+          <w:lang w:val="en-BR"/>
+        </w:rPr>
+      </w:pPr>
+      <w:r>
+        <w:rPr>
+          <w:lang w:val="en-BR"/>
+        </w:rPr>
+        <w:t>d) rescindir o contrato nos termos das cláusulas de rescisão;</w:t>
+      </w:r>
+    </w:p>
+    <w:p>
+      <w:pPr>
+        <w:spacing w:before="100" w:beforeAutospacing="1" w:after="100" w:afterAutospacing="1"/>
+        <w:rPr>
+          <w:lang w:val="en-BR"/>
+        </w:rPr>
+      </w:pPr>
+      <w:r>
+        <w:rPr>
+          <w:lang w:val="en-BR"/>
+        </w:rPr>
+        <w:t xml:space="preserve">e) promover a </w:t>
       </w:r>
       <w:r>
         <w:rPr>
@@ -1557,348 +1645,271 @@
           <w:bCs/>
           <w:lang w:val="en-BR"/>
         </w:rPr>
-        <w:t>notificação formal concedendo prazo adicional de 10 (dez) dias corridos para regularização</w:t>
-      </w:r>
-      <w:r>
-        <w:rPr>
-          <w:lang w:val="en-BR"/>
-        </w:rPr>
-        <w:t>, adotar, isolada ou cumu</w:t>
-      </w:r>
-      <w:r>
-        <w:rPr>
-          <w:lang w:val="en-BR"/>
-        </w:rPr>
-        <w:t>l</w:t>
-      </w:r>
-      <w:r>
-        <w:rPr>
-          <w:lang w:val="en-BR"/>
-        </w:rPr>
-        <w:t>ativamente, as seguintes medidas:</w:t>
-      </w:r>
-    </w:p>
-    <w:p>
-      <w:pPr>
-        <w:spacing w:before="100" w:beforeAutospacing="1" w:after="100" w:afterAutospacing="1"/>
-        <w:rPr>
-          <w:lang w:val="en-BR"/>
-        </w:rPr>
-      </w:pPr>
-      <w:r>
-        <w:rPr>
-          <w:lang w:val="en-BR"/>
-        </w:rPr>
-        <w:t>a) aplicar as penalidades previstas neste contrato;</w:t>
-      </w:r>
-    </w:p>
-    <w:p>
-      <w:pPr>
-        <w:spacing w:before="100" w:beforeAutospacing="1" w:after="100" w:afterAutospacing="1"/>
-        <w:rPr>
-          <w:lang w:val="en-BR"/>
-        </w:rPr>
-      </w:pPr>
-      <w:r>
-        <w:rPr>
-          <w:lang w:val="en-BR"/>
-        </w:rPr>
-        <w:t>b) suspender serviços não essenciais relacionados à operação, monitoramento ou suporte do sistema;</w:t>
-      </w:r>
-    </w:p>
-    <w:p>
-      <w:pPr>
-        <w:spacing w:before="100" w:beforeAutospacing="1" w:after="100" w:afterAutospacing="1"/>
-        <w:rPr>
-          <w:lang w:val="en-BR"/>
-        </w:rPr>
-      </w:pPr>
-      <w:r>
-        <w:rPr>
-          <w:lang w:val="en-BR"/>
-        </w:rPr>
-        <w:lastRenderedPageBreak/>
-        <w:t xml:space="preserve">c) </w:t>
-      </w:r>
-      <w:r>
+        <w:t>cobrança judicial ou extrajudicial</w:t>
+      </w:r>
+      <w:r>
+        <w:rPr>
+          <w:lang w:val="en-BR"/>
+        </w:rPr>
+        <w:t xml:space="preserve"> dos valores devidos.</w:t>
+      </w:r>
+    </w:p>
+    <w:p>
+      <w:pPr>
+        <w:spacing w:before="100" w:beforeAutospacing="1" w:after="100" w:afterAutospacing="1"/>
+        <w:outlineLvl w:val="1"/>
         <w:rPr>
           <w:b/>
           <w:bCs/>
           <w:lang w:val="en-BR"/>
         </w:rPr>
-        <w:t>reter, bloquear, realocar ou redirecionar créditos de energia eventualmente existentes</w:t>
-      </w:r>
-      <w:r>
-        <w:rPr>
-          <w:lang w:val="en-BR"/>
-        </w:rPr>
-        <w:t>, até a regularização integral dos débitos;</w:t>
-      </w:r>
-    </w:p>
-    <w:p>
-      <w:pPr>
-        <w:spacing w:before="100" w:beforeAutospacing="1" w:after="100" w:afterAutospacing="1"/>
-        <w:rPr>
-          <w:lang w:val="en-BR"/>
-        </w:rPr>
-      </w:pPr>
-      <w:r>
-        <w:rPr>
-          <w:lang w:val="en-BR"/>
-        </w:rPr>
-        <w:t>d) rescindir o contrato nos termos das cláusulas de rescisão;</w:t>
-      </w:r>
-    </w:p>
-    <w:p>
-      <w:pPr>
-        <w:spacing w:before="100" w:beforeAutospacing="1" w:after="100" w:afterAutospacing="1"/>
-        <w:rPr>
-          <w:lang w:val="en-BR"/>
-        </w:rPr>
-      </w:pPr>
-      <w:r>
-        <w:rPr>
-          <w:lang w:val="en-BR"/>
-        </w:rPr>
-        <w:t xml:space="preserve">e) promover a </w:t>
-      </w:r>
+      </w:pPr>
       <w:r>
         <w:rPr>
           <w:b/>
           <w:bCs/>
           <w:lang w:val="en-BR"/>
         </w:rPr>
-        <w:t>cobrança judicial ou extrajudicial</w:t>
-      </w:r>
-      <w:r>
-        <w:rPr>
-          <w:lang w:val="en-BR"/>
-        </w:rPr>
-        <w:t xml:space="preserve"> dos valores devidos.</w:t>
+        <w:t>CLÁUSULA 5 – DA CONDIÇÃO DE APROVAÇÃO COM CORRESPONSÁVEL FINANCEIRO</w:t>
       </w:r>
     </w:p>
     <w:p>
       <w:pPr>
         <w:spacing w:before="100" w:beforeAutospacing="1" w:after="100" w:afterAutospacing="1"/>
         <w:outlineLvl w:val="1"/>
+        <w:rPr>
+          <w:lang w:val="en-BR"/>
+        </w:rPr>
+      </w:pPr>
+      <w:r>
         <w:rPr>
           <w:b/>
           <w:bCs/>
           <w:lang w:val="en-BR"/>
         </w:rPr>
-      </w:pPr>
+        <w:t> </w:t>
+      </w:r>
+      <w:r>
+        <w:rPr>
+          <w:lang w:val="en-BR"/>
+        </w:rPr>
+        <w:t xml:space="preserve">5.1. A </w:t>
+      </w:r>
+      <w:r>
+        <w:rPr>
+          <w:lang w:val="en-BR"/>
+        </w:rPr>
+        <w:t>SOLARINVEST</w:t>
+      </w:r>
+      <w:r>
+        <w:rPr>
+          <w:lang w:val="en-BR"/>
+        </w:rPr>
+        <w:t xml:space="preserve"> poderá, a seu exclusivo critério de análise de risco e crédito, condicionar a aprovação, validade ou continuidade do presente contrato à indicação e aceitação de CORRESPONSÁVEL FINANCEIRO.</w:t>
+      </w:r>
+    </w:p>
+    <w:p>
+      <w:pPr>
+        <w:spacing w:before="100" w:beforeAutospacing="1" w:after="100" w:afterAutospacing="1"/>
+        <w:rPr>
+          <w:lang w:val="en-BR"/>
+        </w:rPr>
+      </w:pPr>
+      <w:r>
+        <w:rPr>
+          <w:lang w:val="en-BR"/>
+        </w:rPr>
+        <w:t>5.2. O CORRESPONSÁVEL FINANCEIRO assumirá responsabilidade solidária por todas as obrigações financeiras decorrentes deste contrato, incluindo, mas não se limitando, a mensalidades, encargos, multas, juros, penalidades e indenizações.</w:t>
+      </w:r>
+    </w:p>
+    <w:p>
+      <w:pPr>
+        <w:spacing w:before="100" w:beforeAutospacing="1" w:after="100" w:afterAutospacing="1"/>
+        <w:rPr>
+          <w:lang w:val="en-BR"/>
+        </w:rPr>
+      </w:pPr>
+      <w:r>
+        <w:rPr>
+          <w:lang w:val="en-BR"/>
+        </w:rPr>
+        <w:t xml:space="preserve">5.3. A corresponsabilidade financeira será formalizada por meio do </w:t>
+      </w:r>
       <w:r>
         <w:rPr>
           <w:b/>
           <w:bCs/>
           <w:lang w:val="en-BR"/>
         </w:rPr>
-        <w:t>CLÁUSULA 5 – DA CONDIÇÃO DE APROVAÇÃO COM CORRESPONSÁVEL FINANCEIRO</w:t>
+        <w:t>ANEXO X – TERMO DE CORRESPONSABILIDADE FINANCEIRA</w:t>
+      </w:r>
+      <w:r>
+        <w:rPr>
+          <w:lang w:val="en-BR"/>
+        </w:rPr>
+        <w:t>, parte integrante e indissociável deste contrato.</w:t>
+      </w:r>
+    </w:p>
+    <w:p>
+      <w:pPr>
+        <w:spacing w:before="100" w:beforeAutospacing="1" w:after="100" w:afterAutospacing="1"/>
+        <w:rPr>
+          <w:lang w:val="en-BR"/>
+        </w:rPr>
+      </w:pPr>
+      <w:r>
+        <w:rPr>
+          <w:lang w:val="en-BR"/>
+        </w:rPr>
+        <w:t xml:space="preserve">5.4. A ausência, recusa, invalidação ou não assinatura do referido Anexo poderá impedir a aprovação do contrato ou ensejar sua suspensão ou rescisão, a critério exclusivo da </w:t>
+      </w:r>
+      <w:r>
+        <w:rPr>
+          <w:lang w:val="en-BR"/>
+        </w:rPr>
+        <w:t>SOLARINVEST</w:t>
+      </w:r>
+      <w:r>
+        <w:rPr>
+          <w:lang w:val="en-BR"/>
+        </w:rPr>
+        <w:t xml:space="preserve">, sem que isso configure inadimplemento por parte da </w:t>
+      </w:r>
+      <w:r>
+        <w:rPr>
+          <w:lang w:val="en-BR"/>
+        </w:rPr>
+        <w:t>SOLARINVEST</w:t>
+      </w:r>
+      <w:r>
+        <w:rPr>
+          <w:lang w:val="en-BR"/>
+        </w:rPr>
+        <w:t>.</w:t>
       </w:r>
     </w:p>
     <w:p>
       <w:pPr>
         <w:spacing w:before="100" w:beforeAutospacing="1" w:after="100" w:afterAutospacing="1"/>
         <w:outlineLvl w:val="1"/>
-        <w:rPr>
-          <w:lang w:val="en-BR"/>
-        </w:rPr>
-      </w:pPr>
-      <w:r>
         <w:rPr>
           <w:b/>
           <w:bCs/>
           <w:lang w:val="en-BR"/>
         </w:rPr>
-        <w:t> </w:t>
-      </w:r>
-      <w:r>
-        <w:rPr>
-          <w:lang w:val="en-BR"/>
-        </w:rPr>
-        <w:t xml:space="preserve">5.1. A </w:t>
-      </w:r>
-      <w:r>
-        <w:rPr>
-          <w:lang w:val="en-BR"/>
-        </w:rPr>
-        <w:t>SOLARINVEST</w:t>
-      </w:r>
-      <w:r>
-        <w:rPr>
-          <w:lang w:val="en-BR"/>
-        </w:rPr>
-        <w:t xml:space="preserve"> poderá, a seu exclusivo critério de análise de risco e crédito, condicionar a aprovação, validade ou continuidade do presente contrato à indicação e aceitação de CORRESPONSÁVEL FINANCEIRO.</w:t>
-      </w:r>
-    </w:p>
-    <w:p>
-      <w:pPr>
-        <w:spacing w:before="100" w:beforeAutospacing="1" w:after="100" w:afterAutospacing="1"/>
-        <w:rPr>
-          <w:lang w:val="en-BR"/>
-        </w:rPr>
-      </w:pPr>
-      <w:r>
-        <w:rPr>
-          <w:lang w:val="en-BR"/>
-        </w:rPr>
-        <w:t>5.2. O CORRESPONSÁVEL FINANCEIRO assumirá responsabilidade solidária por todas as obrigações financeiras decorrentes deste contrato, incluindo, mas não se limitando, a mensalidades, encargos, multas, juros, penalidades e indenizações.</w:t>
-      </w:r>
-    </w:p>
-    <w:p>
-      <w:pPr>
-        <w:spacing w:before="100" w:beforeAutospacing="1" w:after="100" w:afterAutospacing="1"/>
-        <w:rPr>
-          <w:lang w:val="en-BR"/>
-        </w:rPr>
-      </w:pPr>
-      <w:r>
-        <w:rPr>
-          <w:lang w:val="en-BR"/>
-        </w:rPr>
-        <w:t xml:space="preserve">5.3. A corresponsabilidade financeira será formalizada por meio do </w:t>
-      </w:r>
+      </w:pPr>
       <w:r>
         <w:rPr>
           <w:b/>
           <w:bCs/>
           <w:lang w:val="en-BR"/>
         </w:rPr>
-        <w:t>ANEXO X – TERMO DE CORRESPONSABILIDADE FINANCEIRA</w:t>
-      </w:r>
-      <w:r>
-        <w:rPr>
-          <w:lang w:val="en-BR"/>
-        </w:rPr>
-        <w:t>, parte integrante e indissociável deste contrato.</w:t>
-      </w:r>
-    </w:p>
-    <w:p>
-      <w:pPr>
-        <w:spacing w:before="100" w:beforeAutospacing="1" w:after="100" w:afterAutospacing="1"/>
-        <w:rPr>
-          <w:lang w:val="en-BR"/>
-        </w:rPr>
-      </w:pPr>
-      <w:r>
-        <w:rPr>
-          <w:lang w:val="en-BR"/>
-        </w:rPr>
-        <w:t xml:space="preserve">5.4. A ausência, recusa, invalidação ou não assinatura do referido Anexo poderá impedir a aprovação do contrato ou ensejar sua suspensão ou rescisão, a critério exclusivo da </w:t>
-      </w:r>
-      <w:r>
-        <w:rPr>
-          <w:lang w:val="en-BR"/>
-        </w:rPr>
-        <w:t>SOLARINVEST</w:t>
-      </w:r>
-      <w:r>
-        <w:rPr>
-          <w:lang w:val="en-BR"/>
-        </w:rPr>
-        <w:t xml:space="preserve">, sem que isso configure inadimplemento por parte da </w:t>
-      </w:r>
-      <w:r>
-        <w:rPr>
-          <w:lang w:val="en-BR"/>
-        </w:rPr>
-        <w:t>SOLARINVEST</w:t>
-      </w:r>
-      <w:r>
-        <w:rPr>
-          <w:lang w:val="en-BR"/>
-        </w:rPr>
-        <w:t>.</w:t>
-      </w:r>
-    </w:p>
-    <w:p>
-      <w:pPr>
-        <w:spacing w:before="100" w:beforeAutospacing="1" w:after="100" w:afterAutospacing="1"/>
-        <w:outlineLvl w:val="1"/>
+        <w:t>CLÁUSULA 6 – DA VIGÊNCIA E INÍCIO DAS COBRANÇAS</w:t>
+      </w:r>
+    </w:p>
+    <w:p>
+      <w:pPr>
+        <w:spacing w:before="100" w:beforeAutospacing="1" w:after="100" w:afterAutospacing="1"/>
+        <w:rPr>
+          <w:lang w:val="en-BR"/>
+        </w:rPr>
+      </w:pPr>
+      <w:r>
+        <w:rPr>
+          <w:lang w:val="en-BR"/>
+        </w:rPr>
+        <w:t>6.1. O contrato terá vigência de {{prazoContratual}} meses, iniciando-se no primeiro ciclo completo de medição da distribuidora após a instalação e homologação do sistema.</w:t>
+      </w:r>
+    </w:p>
+    <w:p>
+      <w:pPr>
+        <w:pStyle w:val="p1"/>
+      </w:pPr>
+      <w:r>
+        <w:rPr>
+          <w:lang w:val="en-BR"/>
+        </w:rPr>
+        <w:t xml:space="preserve">6.2. </w:t>
+      </w:r>
+      <w:r>
+        <w:t xml:space="preserve">Caso haja atraso no comissionamento, homologação ou início da operação do sistema por </w:t>
+      </w:r>
+      <w:r>
+        <w:rPr>
+          <w:rStyle w:val="Strong"/>
+        </w:rPr>
+        <w:t>fato imputável ao CONTRATANTE</w:t>
+      </w:r>
+      <w:r>
+        <w:t xml:space="preserve"> (tais como, mas não se limitando a: demora na execução de obras de adequação de sua responsabilidade, não liberação de acesso para a equipe técnica nas datas agendadas, pendências documentais, ou recusa em realizar reformas necessárias no padrão de entrada de energia), devidamente comprovado por registro técnico, operacional ou documental, a SOLARINVEST poderá iniciar as cobranças da mensalidade após </w:t>
+      </w:r>
+      <w:r>
+        <w:rPr>
+          <w:rStyle w:val="Strong"/>
+        </w:rPr>
+        <w:t>45 (quarententa e cinco) dias</w:t>
+      </w:r>
+      <w:r>
+        <w:t xml:space="preserve"> da data de conclusão da instalação física do Sistema, independentemente da conclusão das demais etapas de homologação ou comissionamento.</w:t>
+      </w:r>
+    </w:p>
+    <w:p>
+      <w:pPr>
+        <w:spacing w:before="100" w:beforeAutospacing="1" w:after="100" w:afterAutospacing="1"/>
+      </w:pPr>
+      <w:r>
+        <w:rPr>
+          <w:lang w:val="en-BR"/>
+        </w:rPr>
+        <w:lastRenderedPageBreak/>
+        <w:t xml:space="preserve">6.3. </w:t>
+      </w:r>
+      <w:r>
+        <w:t>O presente contrato torna-se vinculante para ambas as partes na data de sua assinatura, sujeitando o CONTRATANTE, a partir deste momento, às obrigações e penalidades previstas neste instrumento, em especial as dispostas na Cláusula 12. As obrigações de execução, fornecimento e instalação do Sistema por parte da SOLARINVEST, contudo, permanecem com sua eficácia condicionada à aprovação final descrita na Cláusula 11.5.</w:t>
+      </w:r>
+    </w:p>
+    <w:p>
+      <w:pPr>
+        <w:spacing w:before="100" w:beforeAutospacing="1" w:after="100" w:afterAutospacing="1"/>
         <w:rPr>
           <w:b/>
           <w:bCs/>
           <w:lang w:val="en-BR"/>
         </w:rPr>
       </w:pPr>
-      <w:r>
+    </w:p>
+    <w:p>
+      <w:pPr>
+        <w:spacing w:before="100" w:beforeAutospacing="1" w:after="100" w:afterAutospacing="1"/>
         <w:rPr>
           <w:b/>
           <w:bCs/>
           <w:lang w:val="en-BR"/>
         </w:rPr>
-        <w:t>CLÁUSULA 6 – DA VIGÊNCIA E INÍCIO DAS COBRANÇAS</w:t>
-      </w:r>
-    </w:p>
-    <w:p>
-      <w:pPr>
-        <w:spacing w:before="100" w:beforeAutospacing="1" w:after="100" w:afterAutospacing="1"/>
-        <w:rPr>
-          <w:lang w:val="en-BR"/>
-        </w:rPr>
-      </w:pPr>
-      <w:r>
-        <w:rPr>
-          <w:lang w:val="en-BR"/>
-        </w:rPr>
-        <w:t>6.1. O contrato terá vigência de {{prazoContratual}} meses, iniciando-se no primeiro ciclo completo de medição da distribuidora após a instalação e homologação do sistema.</w:t>
-      </w:r>
-    </w:p>
-    <w:p>
-      <w:pPr>
-        <w:pStyle w:val="p1"/>
-      </w:pPr>
-      <w:r>
-        <w:rPr>
-          <w:lang w:val="en-BR"/>
-        </w:rPr>
-        <w:t xml:space="preserve">6.2. </w:t>
-      </w:r>
-      <w:r>
-        <w:t>Caso haja atraso na instalação, comissionamento, homologação ou início da operação do sistema por fato imputável ao CONTRATANTE, devidamente comprovado por registro técnico, operacional ou documental, a SOLARINVEST poderá iniciar as cobranças após 30 (trinta) dias da conclusão da instalação física do Sistema, independentemente da conclusão das demais etapas.</w:t>
-      </w:r>
-    </w:p>
-    <w:p>
-      <w:pPr>
-        <w:spacing w:before="100" w:beforeAutospacing="1" w:after="100" w:afterAutospacing="1"/>
-      </w:pPr>
-      <w:r>
-        <w:rPr>
-          <w:lang w:val="en-BR"/>
-        </w:rPr>
-        <w:t xml:space="preserve">6.3. </w:t>
-      </w:r>
-      <w:r>
-        <w:t>O presente contrato torna-se vinculante para ambas as partes na data de sua assinatura, sujeitando o CONTRATANTE, a partir deste momento, às obrigações e penalidades previstas neste instrumento, em especial as dispostas na Cláusula 12. As obrigações de execução, fornecimento e instalação do Sistema por parte da SOLARINVEST, contudo, permanecem com sua eficácia condicionada à aprovação final descrita na Cláusula 11.5.</w:t>
-      </w:r>
-    </w:p>
-    <w:p>
-      <w:pPr>
-        <w:spacing w:before="100" w:beforeAutospacing="1" w:after="100" w:afterAutospacing="1"/>
+      </w:pPr>
+      <w:r>
         <w:rPr>
           <w:b/>
           <w:bCs/>
           <w:lang w:val="en-BR"/>
         </w:rPr>
-      </w:pPr>
-    </w:p>
-    <w:p>
-      <w:pPr>
-        <w:spacing w:before="100" w:beforeAutospacing="1" w:after="100" w:afterAutospacing="1"/>
+        <w:t>CL</w:t>
+      </w:r>
+      <w:r>
         <w:rPr>
           <w:b/>
           <w:bCs/>
           <w:lang w:val="en-BR"/>
         </w:rPr>
-      </w:pPr>
+        <w:t>Á</w:t>
+      </w:r>
       <w:r>
         <w:rPr>
           <w:b/>
           <w:bCs/>
           <w:lang w:val="en-BR"/>
         </w:rPr>
-        <w:lastRenderedPageBreak/>
-        <w:t>CL</w:t>
+        <w:t xml:space="preserve">USULA 7 – DAS OBRIGAÇÕES DA </w:t>
       </w:r>
       <w:r>
         <w:rPr>
@@ -1906,22 +1917,6 @@
           <w:bCs/>
           <w:lang w:val="en-BR"/>
         </w:rPr>
-        <w:t>Á</w:t>
-      </w:r>
-      <w:r>
-        <w:rPr>
-          <w:b/>
-          <w:bCs/>
-          <w:lang w:val="en-BR"/>
-        </w:rPr>
-        <w:t xml:space="preserve">USULA 7 – DAS OBRIGAÇÕES DA </w:t>
-      </w:r>
-      <w:r>
-        <w:rPr>
-          <w:b/>
-          <w:bCs/>
-          <w:lang w:val="en-BR"/>
-        </w:rPr>
         <w:t>SOLARINVEST</w:t>
       </w:r>
     </w:p>
@@ -1984,901 +1979,6 @@
         <w:spacing w:before="100" w:beforeAutospacing="1" w:after="100" w:afterAutospacing="1"/>
         <w:rPr>
           <w:lang w:val="en-BR"/>
-        </w:rPr>
-      </w:pPr>
-      <w:r>
-        <w:rPr>
-          <w:lang w:val="en-BR"/>
-        </w:rPr>
-        <w:t>c) manutenção corretiva;</w:t>
-      </w:r>
-    </w:p>
-    <w:p>
-      <w:pPr>
-        <w:spacing w:before="100" w:beforeAutospacing="1" w:after="100" w:afterAutospacing="1"/>
-        <w:rPr>
-          <w:lang w:val="en-BR"/>
-        </w:rPr>
-      </w:pPr>
-      <w:r>
-        <w:rPr>
-          <w:lang w:val="en-BR"/>
-        </w:rPr>
-        <w:t>d) seguro contra sinistros e danos;</w:t>
-      </w:r>
-    </w:p>
-    <w:p>
-      <w:pPr>
-        <w:spacing w:before="100" w:beforeAutospacing="1" w:after="100" w:afterAutospacing="1"/>
-        <w:rPr>
-          <w:lang w:val="en-BR"/>
-        </w:rPr>
-      </w:pPr>
-      <w:r>
-        <w:rPr>
-          <w:lang w:val="en-BR"/>
-        </w:rPr>
-        <w:t>e) suporte ao CONTRATANTE durante a vigência.</w:t>
-      </w:r>
-    </w:p>
-    <w:p>
-      <w:pPr>
-        <w:spacing w:before="100" w:beforeAutospacing="1" w:after="100" w:afterAutospacing="1"/>
-        <w:outlineLvl w:val="1"/>
-        <w:rPr>
-          <w:b/>
-          <w:bCs/>
-          <w:lang w:val="en-BR"/>
-        </w:rPr>
-      </w:pPr>
-      <w:r>
-        <w:rPr>
-          <w:b/>
-          <w:bCs/>
-          <w:lang w:val="en-BR"/>
-        </w:rPr>
-        <w:t>CLÁUSULA 8 – DAS OBRIGAÇÕES DO CONTRATANTE</w:t>
-      </w:r>
-    </w:p>
-    <w:p>
-      <w:pPr>
-        <w:spacing w:before="100" w:beforeAutospacing="1" w:after="100" w:afterAutospacing="1"/>
-        <w:rPr>
-          <w:lang w:val="en-BR"/>
-        </w:rPr>
-      </w:pPr>
-      <w:r>
-        <w:rPr>
-          <w:lang w:val="en-BR"/>
-        </w:rPr>
-        <w:t>8.1. São obrigações do CONTRATANTE:</w:t>
-      </w:r>
-    </w:p>
-    <w:p>
-      <w:pPr>
-        <w:spacing w:before="100" w:beforeAutospacing="1" w:after="100" w:afterAutospacing="1"/>
-        <w:rPr>
-          <w:lang w:val="en-BR"/>
-        </w:rPr>
-      </w:pPr>
-      <w:r>
-        <w:rPr>
-          <w:lang w:val="en-BR"/>
-        </w:rPr>
-        <w:t>a) manter o imóvel regular e com titularidade em dia junto à distribuidora;</w:t>
-      </w:r>
-    </w:p>
-    <w:p>
-      <w:pPr>
-        <w:spacing w:before="100" w:beforeAutospacing="1" w:after="100" w:afterAutospacing="1"/>
-        <w:rPr>
-          <w:lang w:val="en-BR"/>
-        </w:rPr>
-      </w:pPr>
-      <w:r>
-        <w:rPr>
-          <w:lang w:val="en-BR"/>
-        </w:rPr>
-        <w:t>b) permitir acesso ao Sistema;</w:t>
-      </w:r>
-    </w:p>
-    <w:p>
-      <w:pPr>
-        <w:spacing w:before="100" w:beforeAutospacing="1" w:after="100" w:afterAutospacing="1"/>
-        <w:rPr>
-          <w:lang w:val="en-BR"/>
-        </w:rPr>
-      </w:pPr>
-      <w:r>
-        <w:rPr>
-          <w:lang w:val="en-BR"/>
-        </w:rPr>
-        <w:t>c) manter conexão Wi-Fi estável para monitoramento;</w:t>
-      </w:r>
-    </w:p>
-    <w:p>
-      <w:pPr>
-        <w:spacing w:before="100" w:beforeAutospacing="1" w:after="100" w:afterAutospacing="1"/>
-        <w:rPr>
-          <w:lang w:val="en-BR"/>
-        </w:rPr>
-      </w:pPr>
-      <w:r>
-        <w:rPr>
-          <w:lang w:val="en-BR"/>
-        </w:rPr>
-        <w:t>d) não realizar obras que prejudiquem o sistema;</w:t>
-      </w:r>
-    </w:p>
-    <w:p>
-      <w:pPr>
-        <w:spacing w:before="100" w:beforeAutospacing="1" w:after="100" w:afterAutospacing="1"/>
-        <w:rPr>
-          <w:lang w:val="en-BR"/>
-        </w:rPr>
-      </w:pPr>
-      <w:r>
-        <w:rPr>
-          <w:lang w:val="en-BR"/>
-        </w:rPr>
-        <w:t>e) comunicar falhas imediatamente.</w:t>
-      </w:r>
-    </w:p>
-    <w:p>
-      <w:pPr>
-        <w:spacing w:before="100" w:beforeAutospacing="1" w:after="100" w:afterAutospacing="1"/>
-        <w:rPr>
-          <w:lang w:val="en-BR"/>
-        </w:rPr>
-      </w:pPr>
-      <w:r>
-        <w:rPr>
-          <w:lang w:val="en-BR"/>
-        </w:rPr>
-        <w:t xml:space="preserve">8.2. O CONTRATANTE reconhece que, embora a </w:t>
-      </w:r>
-      <w:r>
-        <w:rPr>
-          <w:lang w:val="en-BR"/>
-        </w:rPr>
-        <w:t>SOLARINVEST</w:t>
-      </w:r>
-      <w:r>
-        <w:rPr>
-          <w:lang w:val="en-BR"/>
-        </w:rPr>
-        <w:t xml:space="preserve"> e seus técnicos adotem os mais elevados padrões de cuidado, segurança e zelo durante a instalação do sistema fotovoltaico, o processo pode envolver o deslocamento de telhas ou intervenções sobre coberturas existentes, o que representa risco especialmente em estruturas frágeis, antigas ou previamente danificadas.</w:t>
-      </w:r>
-    </w:p>
-    <w:p>
-      <w:pPr>
-        <w:spacing w:before="100" w:beforeAutospacing="1" w:after="100" w:afterAutospacing="1"/>
-        <w:rPr>
-          <w:lang w:val="en-BR"/>
-        </w:rPr>
-      </w:pPr>
-      <w:r>
-        <w:rPr>
-          <w:lang w:val="en-BR"/>
-        </w:rPr>
-        <w:t>8.2.1. É de responsabilidade exclusiva do CONTRATANTE assegurar que o telhado, estrutura de cobertura ou superfície onde será instalado o sistema esteja em boas condições de integridade, suportando carga adicional e acesso seguro por parte da equipe técnica.</w:t>
-      </w:r>
-    </w:p>
-    <w:p>
-      <w:pPr>
-        <w:spacing w:before="100" w:beforeAutospacing="1" w:after="100" w:afterAutospacing="1"/>
-        <w:rPr>
-          <w:lang w:val="en-BR"/>
-        </w:rPr>
-      </w:pPr>
-      <w:r>
-        <w:rPr>
-          <w:lang w:val="en-BR"/>
-        </w:rPr>
-        <w:t xml:space="preserve">8.2.2. Caso, durante a instalação, venham a ocorrer quebras, rachaduras ou deslocamentos de telhas ou partes da cobertura, em decorrência de sua fragilidade ou desgaste pré-existente, o CONTRATANTE será o responsável por sua substituição, sem que isso configure obrigação de reparo ou compensação por parte da </w:t>
-      </w:r>
-      <w:r>
-        <w:rPr>
-          <w:lang w:val="en-BR"/>
-        </w:rPr>
-        <w:t>SOLARINVEST</w:t>
-      </w:r>
-      <w:r>
-        <w:rPr>
-          <w:lang w:val="en-BR"/>
-        </w:rPr>
-        <w:t>.</w:t>
-      </w:r>
-    </w:p>
-    <w:p>
-      <w:pPr>
-        <w:spacing w:before="100" w:beforeAutospacing="1" w:after="100" w:afterAutospacing="1"/>
-        <w:rPr>
-          <w:lang w:val="en-BR"/>
-        </w:rPr>
-      </w:pPr>
-      <w:r>
-        <w:rPr>
-          <w:lang w:val="en-BR"/>
-        </w:rPr>
-        <w:lastRenderedPageBreak/>
-        <w:t xml:space="preserve">8.2.3. Caso seja identificada condição estrutural crítica que comprometa a segurança da instalação, a </w:t>
-      </w:r>
-      <w:r>
-        <w:rPr>
-          <w:lang w:val="en-BR"/>
-        </w:rPr>
-        <w:t>SOLARINVEST</w:t>
-      </w:r>
-      <w:r>
-        <w:rPr>
-          <w:lang w:val="en-BR"/>
-        </w:rPr>
-        <w:t xml:space="preserve"> poderá suspender os trabalhos até que as adequações sejam providenciadas pelo CONTRATANTE.</w:t>
-      </w:r>
-    </w:p>
-    <w:p>
-      <w:pPr>
-        <w:spacing w:before="100" w:beforeAutospacing="1" w:after="100" w:afterAutospacing="1"/>
-        <w:rPr>
-          <w:lang w:val="en-BR"/>
-        </w:rPr>
-      </w:pPr>
-      <w:r>
-        <w:rPr>
-          <w:lang w:val="en-BR"/>
-        </w:rPr>
-        <w:t xml:space="preserve">8.2.4. A </w:t>
-      </w:r>
-      <w:r>
-        <w:rPr>
-          <w:lang w:val="en-BR"/>
-        </w:rPr>
-        <w:t>SOLARINVEST</w:t>
-      </w:r>
-      <w:r>
-        <w:rPr>
-          <w:lang w:val="en-BR"/>
-        </w:rPr>
-        <w:t xml:space="preserve"> não realiza, não está obrigada a realizar e não se responsabiliza por avaliação estrutural, cálculo de carga, análise de resistência mecânica ou emissão de laudo técnico do telhado, cobertura ou de qualquer estrutura do imóvel onde será instalado o Sistema.</w:t>
-      </w:r>
-    </w:p>
-    <w:p>
-      <w:pPr>
-        <w:spacing w:before="100" w:beforeAutospacing="1" w:after="100" w:afterAutospacing="1"/>
-        <w:rPr>
-          <w:lang w:val="en-BR"/>
-        </w:rPr>
-      </w:pPr>
-      <w:r>
-        <w:rPr>
-          <w:lang w:val="en-BR"/>
-        </w:rPr>
-        <w:t xml:space="preserve">8.2.5. A eventual vistoria técnica realizada pela </w:t>
-      </w:r>
-      <w:r>
-        <w:rPr>
-          <w:lang w:val="en-BR"/>
-        </w:rPr>
-        <w:t>SOLARINVEST</w:t>
-      </w:r>
-      <w:r>
-        <w:rPr>
-          <w:lang w:val="en-BR"/>
-        </w:rPr>
-        <w:t xml:space="preserve"> possui caráter exclusivamente operacional, destinada à verificação de viabilidade de instalação do Sistema, não substituindo, em nenhuma hipótese, laudo estrutural emitido por profissional legalmente habilitado, cuja contratação é de inteira e exclusiva responsabilidade do CONTRATANTE.</w:t>
-      </w:r>
-    </w:p>
-    <w:p>
-      <w:pPr>
-        <w:spacing w:before="100" w:beforeAutospacing="1" w:after="100" w:afterAutospacing="1"/>
-        <w:outlineLvl w:val="2"/>
-        <w:rPr>
-          <w:b/>
-          <w:bCs/>
-          <w:lang w:val="en-BR"/>
-        </w:rPr>
-      </w:pPr>
-      <w:r>
-        <w:rPr>
-          <w:b/>
-          <w:bCs/>
-          <w:lang w:val="en-BR"/>
-        </w:rPr>
-        <w:t>CLÁUSULA 8-A – DA GUARDA PROVISÓRIA DO SISTEMA ANTES DA INSTALAÇÃO</w:t>
-      </w:r>
-    </w:p>
-    <w:p>
-      <w:pPr>
-        <w:spacing w:before="100" w:beforeAutospacing="1" w:after="100" w:afterAutospacing="1"/>
-        <w:rPr>
-          <w:lang w:val="en-BR"/>
-        </w:rPr>
-      </w:pPr>
-      <w:r>
-        <w:rPr>
-          <w:lang w:val="en-BR"/>
-        </w:rPr>
-        <w:t>8-A.1. Caso, por necessidade logística, operacional ou estratégica, os equipamentos que compõem o Sistema sejam entregues no imóvel do CONTRATANTE antes da efetiva instalação, considera-se que, a partir da entrega física e assinatura do comprovante de recebimento, ocorre a transferência provisória da guarda do bem ao CONTRATANTE, sem transferência de propriedade.</w:t>
-      </w:r>
-    </w:p>
-    <w:p>
-      <w:pPr>
-        <w:spacing w:before="100" w:beforeAutospacing="1" w:after="100" w:afterAutospacing="1"/>
-        <w:rPr>
-          <w:lang w:val="en-BR"/>
-        </w:rPr>
-      </w:pPr>
-      <w:r>
-        <w:rPr>
-          <w:lang w:val="en-BR"/>
-        </w:rPr>
-        <w:t>8-A.2. Durante o período compreendido entre a entrega e a instalação, o CONTRATANTE compromete-se a:</w:t>
-      </w:r>
-    </w:p>
-    <w:p>
-      <w:pPr>
-        <w:spacing w:before="100" w:beforeAutospacing="1" w:after="100" w:afterAutospacing="1"/>
-        <w:rPr>
-          <w:lang w:val="en-BR"/>
-        </w:rPr>
-      </w:pPr>
-      <w:r>
-        <w:rPr>
-          <w:lang w:val="en-BR"/>
-        </w:rPr>
-        <w:t>a) armazenar os equipamentos em local coberto, seco e protegido contra intempéries;</w:t>
-      </w:r>
-    </w:p>
-    <w:p>
-      <w:pPr>
-        <w:spacing w:before="100" w:beforeAutospacing="1" w:after="100" w:afterAutospacing="1"/>
-        <w:rPr>
-          <w:lang w:val="en-BR"/>
-        </w:rPr>
-      </w:pPr>
-      <w:r>
-        <w:rPr>
-          <w:lang w:val="en-BR"/>
-        </w:rPr>
-        <w:t>b) adotar medidas razoáveis de segurança para evitar furto, extravio ou danos;</w:t>
-      </w:r>
-    </w:p>
-    <w:p>
-      <w:pPr>
-        <w:spacing w:before="100" w:beforeAutospacing="1" w:after="100" w:afterAutospacing="1"/>
-        <w:rPr>
-          <w:lang w:val="en-BR"/>
-        </w:rPr>
-      </w:pPr>
-      <w:r>
-        <w:rPr>
-          <w:lang w:val="en-BR"/>
-        </w:rPr>
-        <w:t>c) não manusear, abrir embalagens técnicas ou permitir intervenção de terceiros não autorizados.</w:t>
-      </w:r>
-    </w:p>
-    <w:p>
-      <w:pPr>
-        <w:spacing w:before="100" w:beforeAutospacing="1" w:after="100" w:afterAutospacing="1"/>
-        <w:rPr>
-          <w:lang w:val="en-BR"/>
-        </w:rPr>
-      </w:pPr>
-      <w:r>
-        <w:rPr>
-          <w:lang w:val="en-BR"/>
-        </w:rPr>
-        <w:t>8-A.3. O CONTRATANTE responderá por danos, perdas, extravios ou deteriorações decorrentes de culpa, negligência, imprudência ou má conservação durante o período de guarda provisória.</w:t>
-      </w:r>
-    </w:p>
-    <w:p>
-      <w:pPr>
-        <w:spacing w:before="100" w:beforeAutospacing="1" w:after="100" w:afterAutospacing="1"/>
-        <w:rPr>
-          <w:lang w:val="en-BR"/>
-        </w:rPr>
-      </w:pPr>
-      <w:r>
-        <w:rPr>
-          <w:lang w:val="en-BR"/>
-        </w:rPr>
-        <w:t>8-A.4. Não será imputada responsabilidade ao CONTRATANTE quando o dano decorrer de caso fortuito externo ou força maior devidamente comprovados, nos termos do artigo 393 do Código Civil.</w:t>
-      </w:r>
-    </w:p>
-    <w:p>
-      <w:pPr>
-        <w:spacing w:before="100" w:beforeAutospacing="1" w:after="100" w:afterAutospacing="1"/>
-        <w:rPr>
-          <w:lang w:val="en-BR"/>
-        </w:rPr>
-      </w:pPr>
-      <w:r>
-        <w:rPr>
-          <w:lang w:val="en-BR"/>
-        </w:rPr>
-        <w:t>8-A.5. Eventual sinistro ocorrido durante o período de guarda provisória poderá ensejar a cobrança dos custos de reposição dos equipamentos danificados, sem prejuízo das demais obrigações contratuais.</w:t>
-      </w:r>
-    </w:p>
-    <w:p>
-      <w:pPr>
-        <w:spacing w:before="100" w:beforeAutospacing="1" w:after="100" w:afterAutospacing="1"/>
-        <w:outlineLvl w:val="1"/>
-        <w:rPr>
-          <w:b/>
-          <w:bCs/>
-          <w:lang w:val="en-BR"/>
-        </w:rPr>
-      </w:pPr>
-    </w:p>
-    <w:p>
-      <w:pPr>
-        <w:spacing w:before="100" w:beforeAutospacing="1" w:after="100" w:afterAutospacing="1"/>
-        <w:outlineLvl w:val="1"/>
-        <w:rPr>
-          <w:b/>
-          <w:bCs/>
-          <w:lang w:val="en-BR"/>
-        </w:rPr>
-      </w:pPr>
-      <w:r>
-        <w:rPr>
-          <w:b/>
-          <w:bCs/>
-          <w:lang w:val="en-BR"/>
-        </w:rPr>
-        <w:lastRenderedPageBreak/>
-        <w:t>CLÁUSULA 9 – DO DESEMPENHO E DA OBRIGAÇÃO DE MEIO</w:t>
-      </w:r>
-    </w:p>
-    <w:p>
-      <w:pPr>
-        <w:spacing w:before="100" w:beforeAutospacing="1" w:after="100" w:afterAutospacing="1"/>
-        <w:rPr>
-          <w:lang w:val="en-BR"/>
-        </w:rPr>
-      </w:pPr>
-      <w:r>
-        <w:rPr>
-          <w:lang w:val="en-BR"/>
-        </w:rPr>
-        <w:t xml:space="preserve">9.1. A </w:t>
-      </w:r>
-      <w:r>
-        <w:rPr>
-          <w:lang w:val="en-BR"/>
-        </w:rPr>
-        <w:t>SOLARINVEST</w:t>
-      </w:r>
-      <w:r>
-        <w:rPr>
-          <w:lang w:val="en-BR"/>
-        </w:rPr>
-        <w:t xml:space="preserve"> possui obrigação de meio, e não de resultado.</w:t>
-      </w:r>
-    </w:p>
-    <w:p>
-      <w:pPr>
-        <w:spacing w:before="100" w:beforeAutospacing="1" w:after="100" w:afterAutospacing="1"/>
-        <w:rPr>
-          <w:lang w:val="en-BR"/>
-        </w:rPr>
-      </w:pPr>
-      <w:r>
-        <w:rPr>
-          <w:lang w:val="en-BR"/>
-        </w:rPr>
-        <w:t xml:space="preserve">9.2. A </w:t>
-      </w:r>
-      <w:r>
-        <w:rPr>
-          <w:lang w:val="en-BR"/>
-        </w:rPr>
-        <w:t>SOLARINVEST</w:t>
-      </w:r>
-      <w:r>
-        <w:rPr>
-          <w:lang w:val="en-BR"/>
-        </w:rPr>
-        <w:t xml:space="preserve"> não se responsabiliza por redução de geração causada por:</w:t>
-      </w:r>
-    </w:p>
-    <w:p>
-      <w:pPr>
-        <w:spacing w:before="100" w:beforeAutospacing="1" w:after="100" w:afterAutospacing="1"/>
-        <w:rPr>
-          <w:lang w:val="en-BR"/>
-        </w:rPr>
-      </w:pPr>
-      <w:r>
-        <w:rPr>
-          <w:lang w:val="en-BR"/>
-        </w:rPr>
-        <w:t>a) sombreamento, clima ou obras no imóvel;</w:t>
-      </w:r>
-    </w:p>
-    <w:p>
-      <w:pPr>
-        <w:spacing w:before="100" w:beforeAutospacing="1" w:after="100" w:afterAutospacing="1"/>
-        <w:rPr>
-          <w:lang w:val="en-BR"/>
-        </w:rPr>
-      </w:pPr>
-      <w:r>
-        <w:rPr>
-          <w:lang w:val="en-BR"/>
-        </w:rPr>
-        <w:t>b) falta de limpeza dos módulos;</w:t>
-      </w:r>
-    </w:p>
-    <w:p>
-      <w:pPr>
-        <w:spacing w:before="100" w:beforeAutospacing="1" w:after="100" w:afterAutospacing="1"/>
-        <w:rPr>
-          <w:lang w:val="en-BR"/>
-        </w:rPr>
-      </w:pPr>
-      <w:r>
-        <w:rPr>
-          <w:lang w:val="en-BR"/>
-        </w:rPr>
-        <w:t>c) falhas na rede da distribuidora;</w:t>
-      </w:r>
-    </w:p>
-    <w:p>
-      <w:pPr>
-        <w:spacing w:before="100" w:beforeAutospacing="1" w:after="100" w:afterAutospacing="1"/>
-        <w:rPr>
-          <w:lang w:val="en-BR"/>
-        </w:rPr>
-      </w:pPr>
-      <w:r>
-        <w:rPr>
-          <w:lang w:val="en-BR"/>
-        </w:rPr>
-        <w:t>d) desconexão da internet.</w:t>
-      </w:r>
-    </w:p>
-    <w:p>
-      <w:pPr>
-        <w:spacing w:before="100" w:beforeAutospacing="1" w:after="100" w:afterAutospacing="1"/>
-        <w:rPr>
-          <w:lang w:val="en-BR"/>
-        </w:rPr>
-      </w:pPr>
-      <w:r>
-        <w:rPr>
-          <w:lang w:val="en-BR"/>
-        </w:rPr>
-        <w:t>9.3. Em caso de limitação técnica permanente, o valor do Kc poderá ser ajustado, sem caracterizar inadimplemento.</w:t>
-      </w:r>
-    </w:p>
-    <w:p>
-      <w:pPr>
-        <w:pStyle w:val="p1"/>
-      </w:pPr>
-      <w:r>
-        <w:t>9.4 O CONTRATANTE declara estar ciente de que eventuais estimativas de geração de energia, economia financeira ou desempenho do sistema possuem caráter meramente indicativo, não constituindo garantia mínima de resultado, rendimento ou economia.</w:t>
-      </w:r>
-    </w:p>
-    <w:p>
-      <w:pPr>
-        <w:spacing w:before="100" w:beforeAutospacing="1" w:after="100" w:afterAutospacing="1"/>
-        <w:outlineLvl w:val="1"/>
-        <w:rPr>
-          <w:b/>
-          <w:bCs/>
-          <w:lang w:val="en-BR"/>
-        </w:rPr>
-      </w:pPr>
-      <w:r>
-        <w:rPr>
-          <w:b/>
-          <w:bCs/>
-          <w:lang w:val="en-BR"/>
-        </w:rPr>
-        <w:t>CLÁUSULA 10 – DOS ENCARGOS JUNTO À DISTRIBUIDORA</w:t>
-      </w:r>
-    </w:p>
-    <w:p>
-      <w:pPr>
-        <w:spacing w:before="100" w:beforeAutospacing="1" w:after="100" w:afterAutospacing="1"/>
-        <w:rPr>
-          <w:lang w:val="en-BR"/>
-        </w:rPr>
-      </w:pPr>
-      <w:r>
-        <w:rPr>
-          <w:lang w:val="en-BR"/>
-        </w:rPr>
-        <w:t xml:space="preserve">10.1. </w:t>
-      </w:r>
-      <w:r>
-        <w:rPr>
-          <w:lang w:val="en-BR"/>
-        </w:rPr>
-        <w:t xml:space="preserve">Permanecem de responsabilidade exclusiva do CONTRATANTE, perante a distribuidora de energia elétrica e os órgãos competentes, os encargos, tarifas, tributos, contribuições, bandeiras tarifárias, refaturamentos, multas e demais valores cobrados diretamente em sua fatura de energia elétrica, não se confundindo tais obrigações com a metodologia de cálculo da mensalidade devida à </w:t>
-      </w:r>
-      <w:r>
-        <w:rPr>
-          <w:lang w:val="en-BR"/>
-        </w:rPr>
-        <w:t>SOLARINVEST</w:t>
-      </w:r>
-      <w:r>
-        <w:rPr>
-          <w:lang w:val="en-BR"/>
-        </w:rPr>
-        <w:t>, prevista na Cláusula 4 e no Anexo III deste contrato</w:t>
-      </w:r>
-      <w:r>
-        <w:rPr>
-          <w:lang w:val="en-BR"/>
-        </w:rPr>
-        <w:t>.</w:t>
-      </w:r>
-    </w:p>
-    <w:p>
-      <w:pPr>
-        <w:spacing w:before="100" w:beforeAutospacing="1" w:after="100" w:afterAutospacing="1"/>
-        <w:outlineLvl w:val="1"/>
-        <w:rPr>
-          <w:b/>
-          <w:bCs/>
-          <w:lang w:val="en-BR"/>
-        </w:rPr>
-      </w:pPr>
-      <w:r>
-        <w:rPr>
-          <w:b/>
-          <w:bCs/>
-          <w:lang w:val="en-BR"/>
-        </w:rPr>
-        <w:t>CLÁUSULA 11 – DOS CRÉDITOS EM CASO DE INADIMPLÊNCIA</w:t>
-      </w:r>
-    </w:p>
-    <w:p>
-      <w:pPr>
-        <w:spacing w:before="100" w:beforeAutospacing="1" w:after="100" w:afterAutospacing="1"/>
-        <w:rPr>
-          <w:lang w:val="en-BR"/>
-        </w:rPr>
-      </w:pPr>
-      <w:r>
-        <w:rPr>
-          <w:lang w:val="en-BR"/>
-        </w:rPr>
-        <w:t>11.1. Estando adimplente, o CONTRATANTE usufruirá integralmente dos créditos de energia.</w:t>
-      </w:r>
-    </w:p>
-    <w:p>
-      <w:pPr>
-        <w:spacing w:before="100" w:beforeAutospacing="1" w:after="100" w:afterAutospacing="1"/>
-        <w:rPr>
-          <w:lang w:val="en-BR"/>
-        </w:rPr>
-      </w:pPr>
-      <w:r>
-        <w:rPr>
-          <w:lang w:val="en-BR"/>
-        </w:rPr>
-        <w:t xml:space="preserve">11.2. Em caso de inadimplência, os créditos passam a ser de uso exclusivo da </w:t>
-      </w:r>
-      <w:r>
-        <w:rPr>
-          <w:lang w:val="en-BR"/>
-        </w:rPr>
-        <w:t>SOLARINVEST</w:t>
-      </w:r>
-      <w:r>
-        <w:rPr>
-          <w:lang w:val="en-BR"/>
-        </w:rPr>
-        <w:t>, que poderá:</w:t>
-      </w:r>
-    </w:p>
-    <w:p>
-      <w:pPr>
-        <w:spacing w:before="100" w:beforeAutospacing="1" w:after="100" w:afterAutospacing="1"/>
-        <w:rPr>
-          <w:lang w:val="en-BR"/>
-        </w:rPr>
-      </w:pPr>
-      <w:r>
-        <w:rPr>
-          <w:lang w:val="en-BR"/>
-        </w:rPr>
-        <w:t>a) redirecioná-los a outras UCs;</w:t>
-      </w:r>
-    </w:p>
-    <w:p>
-      <w:pPr>
-        <w:spacing w:before="100" w:beforeAutospacing="1" w:after="100" w:afterAutospacing="1"/>
-        <w:rPr>
-          <w:lang w:val="en-BR"/>
-        </w:rPr>
-      </w:pPr>
-      <w:r>
-        <w:rPr>
-          <w:lang w:val="en-BR"/>
-        </w:rPr>
-        <w:t>b) retê-los;</w:t>
-      </w:r>
-    </w:p>
-    <w:p>
-      <w:pPr>
-        <w:spacing w:before="100" w:beforeAutospacing="1" w:after="100" w:afterAutospacing="1"/>
-        <w:rPr>
-          <w:lang w:val="en-BR"/>
-        </w:rPr>
-      </w:pPr>
-      <w:r>
-        <w:rPr>
-          <w:lang w:val="en-BR"/>
-        </w:rPr>
-        <w:t>c) redistribuí-los.</w:t>
-      </w:r>
-    </w:p>
-    <w:p>
-      <w:pPr>
-        <w:spacing w:before="100" w:beforeAutospacing="1" w:after="100" w:afterAutospacing="1"/>
-        <w:rPr>
-          <w:lang w:val="en-BR"/>
-        </w:rPr>
-      </w:pPr>
-      <w:r>
-        <w:rPr>
-          <w:lang w:val="en-BR"/>
-        </w:rPr>
-        <w:t xml:space="preserve">11.3. Não há direito à compensação retroativa dos créditos usados pela </w:t>
-      </w:r>
-      <w:r>
-        <w:rPr>
-          <w:lang w:val="en-BR"/>
-        </w:rPr>
-        <w:t>SOLARINVEST</w:t>
-      </w:r>
-      <w:r>
-        <w:rPr>
-          <w:lang w:val="en-BR"/>
-        </w:rPr>
-        <w:t>.</w:t>
-      </w:r>
-    </w:p>
-    <w:p>
-      <w:pPr>
-        <w:pStyle w:val="p1"/>
-        <w:rPr>
-          <w:b/>
-          <w:bCs/>
-        </w:rPr>
-      </w:pPr>
-      <w:r>
-        <w:rPr>
-          <w:b/>
-          <w:bCs/>
-        </w:rPr>
-        <w:lastRenderedPageBreak/>
-        <w:t>CLÁUSULA 11.5 – DA ANÁLISE, APROVAÇÃO E EVENTUAL NÃO EXECUÇÃO DO PROJETO</w:t>
-      </w:r>
-    </w:p>
-    <w:p>
-      <w:pPr>
-        <w:pStyle w:val="p1"/>
-      </w:pPr>
-      <w:r>
-        <w:t>11.5.1. A assinatura do presente contrato não implica, por si só, obrigação de execução imediata do projeto por parte da SOLARINVEST, ficando sua efetiva implementação condicionada à conclusão satisfatória das análises técnicas, operacionais, comerciais, cadastrais e de crédito do CONTRATANTE.</w:t>
-      </w:r>
-    </w:p>
-    <w:p>
-      <w:pPr>
-        <w:pStyle w:val="p1"/>
-      </w:pPr>
-      <w:r>
-        <w:t>11.5.2. A SOLARINVEST poderá, a seu exclusivo critério técnico e comercial, suspender, recusar ou cancelar a execução do projeto, a qualquer tempo antes do início efetivo da instalação, caso sejam identificadas condições que:</w:t>
-      </w:r>
-    </w:p>
-    <w:p>
-      <w:pPr>
-        <w:pStyle w:val="p1"/>
-      </w:pPr>
-      <w:r>
-        <w:t>a) inviabilizem tecnicamente a instalação ou operação do Sistema;</w:t>
-      </w:r>
-    </w:p>
-    <w:p>
-      <w:pPr>
-        <w:pStyle w:val="p1"/>
-      </w:pPr>
-      <w:r>
-        <w:t>b) comprometam a viabilidade econômica do projeto;</w:t>
-      </w:r>
-    </w:p>
-    <w:p>
-      <w:pPr>
-        <w:pStyle w:val="p1"/>
-      </w:pPr>
-      <w:r>
-        <w:t>c) indiquem risco de inadimplência;</w:t>
-      </w:r>
-    </w:p>
-    <w:p>
-      <w:pPr>
-        <w:pStyle w:val="p1"/>
-      </w:pPr>
-      <w:r>
-        <w:t>d) estejam em desacordo com seus critérios internos de aprovação.</w:t>
-      </w:r>
-    </w:p>
-    <w:p>
-      <w:pPr>
-        <w:pStyle w:val="p1"/>
-      </w:pPr>
-      <w:r>
-        <w:t>11.5.3. Na hipótese de não aprovação ou cancelamento do projeto nos termos desta cláusula, o presente contrato será considerado automaticamente resolvido, sem ônus para a SOLARINVEST, não sendo devida qualquer indenização ao CONTRATANTE.</w:t>
-      </w:r>
-    </w:p>
-    <w:p>
-      <w:pPr>
-        <w:pStyle w:val="p1"/>
-      </w:pPr>
-      <w:r>
-        <w:t>11.5.4. Caso tenham sido realizados custos específicos e comprovados exclusivamente em função da solicitação do CONTRATANTE, estes poderão ser cobrados de forma proporcional, desde que previamente informados.</w:t>
-      </w:r>
-    </w:p>
-    <w:p>
-      <w:pPr>
-        <w:pStyle w:val="p1"/>
-      </w:pPr>
-      <w:r>
-        <w:t>11.5.5. O CONTRATANTE declara estar ciente de que a execução do projeto está condicionada à sua aprovação final pela SOLARINVEST, não constituindo a assinatura deste contrato garantia de instalação ou fornecimento do Sistema.</w:t>
-      </w:r>
-    </w:p>
-    <w:p>
-      <w:pPr>
-        <w:spacing w:before="100" w:beforeAutospacing="1" w:after="100" w:afterAutospacing="1"/>
-        <w:outlineLvl w:val="1"/>
-        <w:rPr>
-          <w:b/>
-          <w:bCs/>
-          <w:lang w:val="en-BR"/>
-        </w:rPr>
-      </w:pPr>
-      <w:r>
-        <w:rPr>
-          <w:b/>
-          <w:bCs/>
-          <w:lang w:val="en-BR"/>
-        </w:rPr>
-        <w:t>CLÁUSULA 12 – DA RESCISÃO E MULTA</w:t>
-      </w:r>
-    </w:p>
-    <w:p>
-      <w:pPr>
-        <w:pStyle w:val="p1"/>
-      </w:pPr>
-      <w:r>
-        <w:t>12.1. O presente contrato poderá ser rescindido nas seguintes hipóteses:</w:t>
-      </w:r>
-      <w:r>
-        <w:br/>
-        <w:t>a) por inadimplemento contratual de qualquer das partes;</w:t>
-      </w:r>
-      <w:r>
-        <w:br/>
-        <w:t>b) por comum acordo entre as partes;</w:t>
-      </w:r>
-      <w:r>
-        <w:br/>
-        <w:t>c) por solicitação motivada do CONTRATANTE, nos termos deste contrato.</w:t>
-      </w:r>
-    </w:p>
-    <w:p>
-      <w:pPr>
-        <w:pStyle w:val="NormalWeb"/>
-        <w:rPr>
-          <w:b/>
-          <w:bCs/>
         </w:rPr>
       </w:pPr>
       <w:r>
@@ -2887,16 +1987,1237 @@
           <w:b w:val="0"/>
           <w:bCs w:val="0"/>
         </w:rPr>
-        <w:t>12.1.1. Caso o CONTRATANTE solicite a rescisão imotivada após a assinatura deste instrumento e antes do início da instalação, fica estabelecido que:</w:t>
-      </w:r>
-    </w:p>
-    <w:p>
-      <w:pPr>
-        <w:pStyle w:val="NormalWeb"/>
+        <w:t>c)</w:t>
+      </w:r>
+      <w:r>
+        <w:t xml:space="preserve"> manutenção corretiva, assim entendida como o reparo de defeitos de funcionamento dos equipamentos ou da instalação, excluindo-se a manutenção preventiva;</w:t>
+      </w:r>
+    </w:p>
+    <w:p>
+      <w:pPr>
+        <w:spacing w:before="100" w:beforeAutospacing="1" w:after="100" w:afterAutospacing="1"/>
+        <w:rPr>
+          <w:lang w:val="en-BR"/>
+        </w:rPr>
+      </w:pPr>
+      <w:r>
+        <w:rPr>
+          <w:lang w:val="en-BR"/>
+        </w:rPr>
+        <w:t>c) manutenção corretiva;</w:t>
+      </w:r>
+    </w:p>
+    <w:p>
+      <w:pPr>
+        <w:spacing w:before="100" w:beforeAutospacing="1" w:after="100" w:afterAutospacing="1"/>
+        <w:rPr>
+          <w:lang w:val="en-BR"/>
+        </w:rPr>
+      </w:pPr>
+      <w:r>
+        <w:rPr>
+          <w:lang w:val="en-BR"/>
+        </w:rPr>
+        <w:t>d) seguro contra sinistros e danos;</w:t>
+      </w:r>
+    </w:p>
+    <w:p>
+      <w:pPr>
+        <w:spacing w:before="100" w:beforeAutospacing="1" w:after="100" w:afterAutospacing="1"/>
+        <w:rPr>
+          <w:lang w:val="en-BR"/>
+        </w:rPr>
+      </w:pPr>
+      <w:r>
+        <w:rPr>
+          <w:lang w:val="en-BR"/>
+        </w:rPr>
+        <w:t>e) suporte ao CONTRATANTE durante a vigência.</w:t>
+      </w:r>
+    </w:p>
+    <w:p>
+      <w:pPr>
+        <w:spacing w:before="100" w:beforeAutospacing="1" w:after="100" w:afterAutospacing="1"/>
+        <w:outlineLvl w:val="2"/>
         <w:rPr>
           <w:b/>
           <w:bCs/>
-        </w:rPr>
+          <w:lang w:val="en-BR"/>
+        </w:rPr>
+      </w:pPr>
+      <w:r>
+        <w:rPr>
+          <w:b/>
+          <w:bCs/>
+          <w:lang w:val="en-BR"/>
+        </w:rPr>
+        <w:t>CLÁUSULA 7-A – DA GARANTIA SOBRE O PATRIMÔNIO E TRANSFERÊNCIA DE RESPONSABILIDADE</w:t>
+      </w:r>
+    </w:p>
+    <w:p>
+      <w:pPr>
+        <w:spacing w:before="100" w:beforeAutospacing="1" w:after="100" w:afterAutospacing="1"/>
+        <w:rPr>
+          <w:lang w:val="en-BR"/>
+        </w:rPr>
+      </w:pPr>
+      <w:r>
+        <w:rPr>
+          <w:b/>
+          <w:bCs/>
+          <w:lang w:val="en-BR"/>
+        </w:rPr>
+        <w:t>7-A.1. GARANTIA DIRETA DA SOLARINVEST DURANTE O LEASING.</w:t>
+      </w:r>
+      <w:r>
+        <w:rPr>
+          <w:lang w:val="en-BR"/>
+        </w:rPr>
+        <w:t xml:space="preserve"> </w:t>
+      </w:r>
+    </w:p>
+    <w:p>
+      <w:pPr>
+        <w:spacing w:before="100" w:beforeAutospacing="1" w:after="100" w:afterAutospacing="1"/>
+        <w:rPr>
+          <w:lang w:val="en-BR"/>
+        </w:rPr>
+      </w:pPr>
+      <w:r>
+        <w:rPr>
+          <w:lang w:val="en-BR"/>
+        </w:rPr>
+        <w:t>Durante toda a vigência deste contrato, a SOLARINVEST assume diretamente a responsabilidade pelos custos de reparo ou reposição do Sistema em caso de danos materiais ou perda decorrentes dos seguintes eventos: a) Incêndio, Queda de Raio e Explosão; b) Vendaval, Furacão, Ciclone e Granizo; c) Impacto de Veículos; d) Danos Elétricos (não decorrentes de falhas na rede interna do imóvel); e) Roubo e Furto Qualificado (mediante arrombamento e vestígios); f) Inundação e Alagamento.</w:t>
+      </w:r>
+    </w:p>
+    <w:p>
+      <w:pPr>
+        <w:spacing w:before="100" w:beforeAutospacing="1" w:after="100" w:afterAutospacing="1"/>
+        <w:rPr>
+          <w:lang w:val="en-BR"/>
+        </w:rPr>
+      </w:pPr>
+      <w:r>
+        <w:rPr>
+          <w:b/>
+          <w:bCs/>
+          <w:lang w:val="en-BR"/>
+        </w:rPr>
+        <w:t>Parágrafo Único:</w:t>
+      </w:r>
+      <w:r>
+        <w:rPr>
+          <w:lang w:val="en-BR"/>
+        </w:rPr>
+        <w:t xml:space="preserve"> Esta obrigação de garantia é de responsabilidade direta da SOLARINVEST, que arcará com os custos de reparo ou reposição como se seguradora fosse, </w:t>
+      </w:r>
+      <w:r>
+        <w:rPr>
+          <w:b/>
+          <w:bCs/>
+          <w:lang w:val="en-BR"/>
+        </w:rPr>
+        <w:t>independentemente da contratação de uma apólice de seguro junto a terceiros.</w:t>
+      </w:r>
+    </w:p>
+    <w:p>
+      <w:pPr>
+        <w:spacing w:before="100" w:beforeAutospacing="1" w:after="100" w:afterAutospacing="1"/>
+        <w:rPr>
+          <w:b/>
+          <w:bCs/>
+          <w:lang w:val="en-BR"/>
+        </w:rPr>
+      </w:pPr>
+    </w:p>
+    <w:p>
+      <w:pPr>
+        <w:spacing w:before="100" w:beforeAutospacing="1" w:after="100" w:afterAutospacing="1"/>
+        <w:rPr>
+          <w:lang w:val="en-BR"/>
+        </w:rPr>
+      </w:pPr>
+      <w:r>
+        <w:rPr>
+          <w:b/>
+          <w:bCs/>
+          <w:lang w:val="en-BR"/>
+        </w:rPr>
+        <w:lastRenderedPageBreak/>
+        <w:t>7-A.2. OBRIGAÇÕES DO CONTRATANTE E CONDIÇÕES PARA VALIDADE DA GARANTIA.</w:t>
+      </w:r>
+      <w:r>
+        <w:rPr>
+          <w:lang w:val="en-BR"/>
+        </w:rPr>
+        <w:t xml:space="preserve"> </w:t>
+      </w:r>
+    </w:p>
+    <w:p>
+      <w:pPr>
+        <w:spacing w:before="100" w:beforeAutospacing="1" w:after="100" w:afterAutospacing="1"/>
+        <w:rPr>
+          <w:lang w:val="en-BR"/>
+        </w:rPr>
+      </w:pPr>
+      <w:r>
+        <w:rPr>
+          <w:lang w:val="en-BR"/>
+        </w:rPr>
+        <w:t xml:space="preserve">A garantia e a responsabilidade de custeio da SOLARINVEST, previstas no item 7-A.1, ficam estritamente condicionadas ao cumprimento das seguintes obrigações pelo CONTRATANTE: </w:t>
+      </w:r>
+    </w:p>
+    <w:p>
+      <w:pPr>
+        <w:spacing w:before="100" w:beforeAutospacing="1" w:after="100" w:afterAutospacing="1"/>
+        <w:rPr>
+          <w:lang w:val="en-BR"/>
+        </w:rPr>
+      </w:pPr>
+      <w:r>
+        <w:rPr>
+          <w:lang w:val="en-BR"/>
+        </w:rPr>
+        <w:t xml:space="preserve">a) </w:t>
+      </w:r>
+      <w:r>
+        <w:rPr>
+          <w:b/>
+          <w:bCs/>
+          <w:lang w:val="en-BR"/>
+        </w:rPr>
+        <w:t>Uso Adequado:</w:t>
+      </w:r>
+      <w:r>
+        <w:rPr>
+          <w:lang w:val="en-BR"/>
+        </w:rPr>
+        <w:t xml:space="preserve"> Não causar danos por mau uso, negligência, imprudência, ou por intervenções e modificações no Sistema realizadas por si ou por terceiros não autorizados pela SOLARINVEST. </w:t>
+      </w:r>
+    </w:p>
+    <w:p>
+      <w:pPr>
+        <w:spacing w:before="100" w:beforeAutospacing="1" w:after="100" w:afterAutospacing="1"/>
+        <w:rPr>
+          <w:lang w:val="en-BR"/>
+        </w:rPr>
+      </w:pPr>
+      <w:r>
+        <w:rPr>
+          <w:lang w:val="en-BR"/>
+        </w:rPr>
+        <w:t xml:space="preserve">b) </w:t>
+      </w:r>
+      <w:r>
+        <w:rPr>
+          <w:b/>
+          <w:bCs/>
+          <w:lang w:val="en-BR"/>
+        </w:rPr>
+        <w:t>Segurança Mínima:</w:t>
+      </w:r>
+      <w:r>
+        <w:rPr>
+          <w:lang w:val="en-BR"/>
+        </w:rPr>
+        <w:t xml:space="preserve"> Em casos de Roubo ou Furto, a garantia só será válida se o CONTRATANTE mantiver o local da instalação devidamente protegido por muro ou cerca com, no mínimo, 1,80m de altura em todo o seu perímetro, e com portão de acesso devidamente trancado. </w:t>
+      </w:r>
+    </w:p>
+    <w:p>
+      <w:pPr>
+        <w:spacing w:before="100" w:beforeAutospacing="1" w:after="100" w:afterAutospacing="1"/>
+        <w:rPr>
+          <w:lang w:val="en-BR"/>
+        </w:rPr>
+      </w:pPr>
+      <w:r>
+        <w:rPr>
+          <w:lang w:val="en-BR"/>
+        </w:rPr>
+        <w:t xml:space="preserve">c) </w:t>
+      </w:r>
+      <w:r>
+        <w:rPr>
+          <w:b/>
+          <w:bCs/>
+          <w:lang w:val="en-BR"/>
+        </w:rPr>
+        <w:t>Comunicação Imediata:</w:t>
+      </w:r>
+      <w:r>
+        <w:rPr>
+          <w:lang w:val="en-BR"/>
+        </w:rPr>
+        <w:t xml:space="preserve"> Comunicar à SOLARINVEST qualquer dano, falha ou sinistro no Sistema em até 48 horas da ocorrência.</w:t>
+      </w:r>
+    </w:p>
+    <w:p>
+      <w:pPr>
+        <w:spacing w:before="100" w:beforeAutospacing="1" w:after="100" w:afterAutospacing="1"/>
+      </w:pPr>
+      <w:r>
+        <w:rPr>
+          <w:rStyle w:val="Strong"/>
+        </w:rPr>
+        <w:t>Parágrafo Único:</w:t>
+      </w:r>
+      <w:r>
+        <w:t xml:space="preserve"> Caso o dano ou a perda do equipamento ocorra por descumprimento de qualquer uma das condições previstas nesta cláusula, a garantia da SOLARINVEST será considerada nula para o evento em questão. Nesta hipótese, o CONTRATANTE será obrigado a adquirir o patrimônio danificado, pagando à SOLARINVEST o valor correspondente ao </w:t>
+      </w:r>
+      <w:r>
+        <w:rPr>
+          <w:rStyle w:val="Strong"/>
+        </w:rPr>
+        <w:t>Valor de Exercício de Compra (VEC)</w:t>
+      </w:r>
+      <w:r>
+        <w:t xml:space="preserve">, estipulado no </w:t>
+      </w:r>
+      <w:r>
+        <w:rPr>
+          <w:rStyle w:val="Strong"/>
+        </w:rPr>
+        <w:t>Anexo II</w:t>
+      </w:r>
+      <w:r>
+        <w:t xml:space="preserve"> deste contrato, atualizado até a data do evento. Após a quitação do referido valor, a propriedade do Sistema, no estado em que se encontrar, será transferida de forma definitiva ao CONTRATANTE, resolvendo-se a obrigação de reparo.</w:t>
+      </w:r>
+    </w:p>
+    <w:p>
+      <w:pPr>
+        <w:spacing w:before="100" w:beforeAutospacing="1" w:after="100" w:afterAutospacing="1"/>
+        <w:rPr>
+          <w:lang w:val="en-BR"/>
+        </w:rPr>
+      </w:pPr>
+      <w:r>
+        <w:rPr>
+          <w:b/>
+          <w:bCs/>
+          <w:lang w:val="en-BR"/>
+        </w:rPr>
+        <w:t>7-A.3. TRANSFERÊNCIA DE RESPONSABILIDADE AO FINAL DO CONTRATO.</w:t>
+      </w:r>
+      <w:r>
+        <w:rPr>
+          <w:lang w:val="en-BR"/>
+        </w:rPr>
+        <w:t xml:space="preserve"> Ao término do prazo contratual, que se concretiza com o pagamento integral da última mensalidade do leasing, </w:t>
+      </w:r>
+      <w:r>
+        <w:rPr>
+          <w:b/>
+          <w:bCs/>
+          <w:lang w:val="en-BR"/>
+        </w:rPr>
+        <w:t>cessa por completo</w:t>
+      </w:r>
+      <w:r>
+        <w:rPr>
+          <w:lang w:val="en-BR"/>
+        </w:rPr>
+        <w:t xml:space="preserve"> qualquer garantia ou responsabilidade da SOLARINVEST referente à proteção do Sistema contra os riscos mencionados nesta cláusula.</w:t>
+      </w:r>
+    </w:p>
+    <w:p>
+      <w:pPr>
+        <w:spacing w:before="100" w:beforeAutospacing="1" w:after="100" w:afterAutospacing="1"/>
+        <w:rPr>
+          <w:lang w:val="en-BR"/>
+        </w:rPr>
+      </w:pPr>
+      <w:r>
+        <w:rPr>
+          <w:lang w:val="en-BR"/>
+        </w:rPr>
+        <w:t xml:space="preserve">7-A.4. A partir da data de término do contrato, a responsabilidade por proteger o equipamento contra todos e quaisquer riscos, bem como por contratar e custear qualquer tipo de seguro, passa a ser </w:t>
+      </w:r>
+      <w:r>
+        <w:rPr>
+          <w:b/>
+          <w:bCs/>
+          <w:lang w:val="en-BR"/>
+        </w:rPr>
+        <w:t>integral e exclusiva do CONTRATANTE</w:t>
+      </w:r>
+      <w:r>
+        <w:rPr>
+          <w:lang w:val="en-BR"/>
+        </w:rPr>
+        <w:t>.</w:t>
+      </w:r>
+    </w:p>
+    <w:p>
+      <w:pPr>
+        <w:spacing w:before="100" w:beforeAutospacing="1" w:after="100" w:afterAutospacing="1"/>
+        <w:rPr>
+          <w:lang w:val="en-BR"/>
+        </w:rPr>
+      </w:pPr>
+      <w:r>
+        <w:rPr>
+          <w:lang w:val="en-BR"/>
+        </w:rPr>
+        <w:t>7-A.5. Ao final do contrato, o CONTRATANTE poderá optar por contratar uma apólice de seguro por seus próprios meios ou, se disponível à época, solicitar à SOLARINVEST uma proposta para a contratação de um seguro por seu intermédio, cujos custos correrão integralmente por conta do CONTRATANTE.</w:t>
+      </w:r>
+    </w:p>
+    <w:p>
+      <w:pPr>
+        <w:spacing w:before="100" w:beforeAutospacing="1" w:after="100" w:afterAutospacing="1"/>
+        <w:outlineLvl w:val="1"/>
+        <w:rPr>
+          <w:b/>
+          <w:bCs/>
+          <w:lang w:val="en-BR"/>
+        </w:rPr>
+      </w:pPr>
+    </w:p>
+    <w:p>
+      <w:pPr>
+        <w:spacing w:before="100" w:beforeAutospacing="1" w:after="100" w:afterAutospacing="1"/>
+        <w:outlineLvl w:val="1"/>
+        <w:rPr>
+          <w:b/>
+          <w:bCs/>
+          <w:lang w:val="en-BR"/>
+        </w:rPr>
+      </w:pPr>
+      <w:r>
+        <w:rPr>
+          <w:b/>
+          <w:bCs/>
+          <w:lang w:val="en-BR"/>
+        </w:rPr>
+        <w:lastRenderedPageBreak/>
+        <w:t>CLÁUSULA 8 – DAS OBRIGAÇÕES DO CONTRATANTE</w:t>
+      </w:r>
+    </w:p>
+    <w:p>
+      <w:pPr>
+        <w:spacing w:before="100" w:beforeAutospacing="1" w:after="100" w:afterAutospacing="1"/>
+        <w:rPr>
+          <w:lang w:val="en-BR"/>
+        </w:rPr>
+      </w:pPr>
+      <w:r>
+        <w:rPr>
+          <w:lang w:val="en-BR"/>
+        </w:rPr>
+        <w:t>8.1. São obrigações do CONTRATANTE:</w:t>
+      </w:r>
+    </w:p>
+    <w:p>
+      <w:pPr>
+        <w:spacing w:before="100" w:beforeAutospacing="1" w:after="100" w:afterAutospacing="1"/>
+        <w:rPr>
+          <w:lang w:val="en-BR"/>
+        </w:rPr>
+      </w:pPr>
+      <w:r>
+        <w:rPr>
+          <w:lang w:val="en-BR"/>
+        </w:rPr>
+        <w:t>a) manter o imóvel regular e com titularidade em dia junto à distribuidora;</w:t>
+      </w:r>
+    </w:p>
+    <w:p>
+      <w:pPr>
+        <w:spacing w:before="100" w:beforeAutospacing="1" w:after="100" w:afterAutospacing="1"/>
+        <w:rPr>
+          <w:lang w:val="en-BR"/>
+        </w:rPr>
+      </w:pPr>
+      <w:r>
+        <w:rPr>
+          <w:lang w:val="en-BR"/>
+        </w:rPr>
+        <w:t>b) permitir acesso ao Sistema;</w:t>
+      </w:r>
+    </w:p>
+    <w:p>
+      <w:pPr>
+        <w:spacing w:before="100" w:beforeAutospacing="1" w:after="100" w:afterAutospacing="1"/>
+        <w:rPr>
+          <w:lang w:val="en-BR"/>
+        </w:rPr>
+      </w:pPr>
+      <w:r>
+        <w:rPr>
+          <w:lang w:val="en-BR"/>
+        </w:rPr>
+        <w:t>c) manter conexão Wi-Fi estável para monitoramento;</w:t>
+      </w:r>
+    </w:p>
+    <w:p>
+      <w:pPr>
+        <w:spacing w:before="100" w:beforeAutospacing="1" w:after="100" w:afterAutospacing="1"/>
+        <w:rPr>
+          <w:lang w:val="en-BR"/>
+        </w:rPr>
+      </w:pPr>
+      <w:r>
+        <w:rPr>
+          <w:lang w:val="en-BR"/>
+        </w:rPr>
+        <w:t>d) não realizar obras que prejudiquem o sistema;</w:t>
+      </w:r>
+    </w:p>
+    <w:p>
+      <w:pPr>
+        <w:spacing w:before="100" w:beforeAutospacing="1" w:after="100" w:afterAutospacing="1"/>
+        <w:rPr>
+          <w:lang w:val="en-BR"/>
+        </w:rPr>
+      </w:pPr>
+      <w:r>
+        <w:rPr>
+          <w:lang w:val="en-BR"/>
+        </w:rPr>
+        <w:t>e) comunicar falhas imediatamente</w:t>
+      </w:r>
+      <w:r>
+        <w:rPr>
+          <w:lang w:val="en-BR"/>
+        </w:rPr>
+        <w:t>;</w:t>
+      </w:r>
+    </w:p>
+    <w:p>
+      <w:pPr>
+        <w:spacing w:before="100" w:beforeAutospacing="1" w:after="100" w:afterAutospacing="1"/>
+        <w:rPr>
+          <w:lang w:val="en-BR"/>
+        </w:rPr>
+      </w:pPr>
+      <w:r>
+        <w:rPr>
+          <w:lang w:val="en-BR"/>
+        </w:rPr>
+        <w:t xml:space="preserve">f) </w:t>
+      </w:r>
+      <w:r>
+        <w:t>Realizar a manutenção preventiva do Sistema, incluindo a limpeza periódica dos módulos fotovoltaicos conforme orientação da SOLARINVEST, de modo a garantir o bom desempenho do equipamento.</w:t>
+      </w:r>
+    </w:p>
+    <w:p>
+      <w:pPr>
+        <w:spacing w:before="100" w:beforeAutospacing="1" w:after="100" w:afterAutospacing="1"/>
+        <w:rPr>
+          <w:lang w:val="en-BR"/>
+        </w:rPr>
+      </w:pPr>
+      <w:r>
+        <w:rPr>
+          <w:lang w:val="en-BR"/>
+        </w:rPr>
+        <w:t xml:space="preserve">8.2. O CONTRATANTE reconhece que, embora a </w:t>
+      </w:r>
+      <w:r>
+        <w:rPr>
+          <w:lang w:val="en-BR"/>
+        </w:rPr>
+        <w:t>SOLARINVEST</w:t>
+      </w:r>
+      <w:r>
+        <w:rPr>
+          <w:lang w:val="en-BR"/>
+        </w:rPr>
+        <w:t xml:space="preserve"> e seus técnicos adotem os mais elevados padrões de cuidado, segurança e zelo durante a instalação do sistema fotovoltaico, o processo pode envolver o deslocamento de telhas ou intervenções sobre coberturas existentes, o que representa risco especialmente em estruturas frágeis, antigas ou previamente danificadas.</w:t>
+      </w:r>
+    </w:p>
+    <w:p>
+      <w:pPr>
+        <w:spacing w:before="100" w:beforeAutospacing="1" w:after="100" w:afterAutospacing="1"/>
+        <w:rPr>
+          <w:lang w:val="en-BR"/>
+        </w:rPr>
+      </w:pPr>
+      <w:r>
+        <w:rPr>
+          <w:lang w:val="en-BR"/>
+        </w:rPr>
+        <w:t>8.2.1. É de responsabilidade exclusiva do CONTRATANTE assegurar que o telhado, estrutura de cobertura ou superfície onde será instalado o sistema esteja em boas condições de integridade, suportando carga adicional e acesso seguro por parte da equipe técnica.</w:t>
+      </w:r>
+    </w:p>
+    <w:p>
+      <w:pPr>
+        <w:spacing w:before="100" w:beforeAutospacing="1" w:after="100" w:afterAutospacing="1"/>
+        <w:rPr>
+          <w:lang w:val="en-BR"/>
+        </w:rPr>
+      </w:pPr>
+      <w:r>
+        <w:rPr>
+          <w:lang w:val="en-BR"/>
+        </w:rPr>
+        <w:t xml:space="preserve">8.2.2. Caso, durante a instalação, venham a ocorrer quebras, rachaduras ou deslocamentos de telhas ou partes da cobertura, em decorrência de sua fragilidade ou desgaste pré-existente, o CONTRATANTE será o responsável por sua substituição, sem que isso configure obrigação de reparo ou compensação por parte da </w:t>
+      </w:r>
+      <w:r>
+        <w:rPr>
+          <w:lang w:val="en-BR"/>
+        </w:rPr>
+        <w:t>SOLARINVEST</w:t>
+      </w:r>
+      <w:r>
+        <w:rPr>
+          <w:lang w:val="en-BR"/>
+        </w:rPr>
+        <w:t>.</w:t>
+      </w:r>
+    </w:p>
+    <w:p>
+      <w:pPr>
+        <w:spacing w:before="100" w:beforeAutospacing="1" w:after="100" w:afterAutospacing="1"/>
+        <w:rPr>
+          <w:lang w:val="en-BR"/>
+        </w:rPr>
+      </w:pPr>
+      <w:r>
+        <w:rPr>
+          <w:lang w:val="en-BR"/>
+        </w:rPr>
+        <w:t xml:space="preserve">8.2.3. Caso seja identificada condição estrutural crítica que comprometa a segurança da instalação, a </w:t>
+      </w:r>
+      <w:r>
+        <w:rPr>
+          <w:lang w:val="en-BR"/>
+        </w:rPr>
+        <w:t>SOLARINVEST</w:t>
+      </w:r>
+      <w:r>
+        <w:rPr>
+          <w:lang w:val="en-BR"/>
+        </w:rPr>
+        <w:t xml:space="preserve"> poderá suspender os trabalhos até que as adequações sejam providenciadas pelo CONTRATANTE.</w:t>
+      </w:r>
+    </w:p>
+    <w:p>
+      <w:pPr>
+        <w:spacing w:before="100" w:beforeAutospacing="1" w:after="100" w:afterAutospacing="1"/>
+        <w:rPr>
+          <w:lang w:val="en-BR"/>
+        </w:rPr>
+      </w:pPr>
+      <w:r>
+        <w:rPr>
+          <w:lang w:val="en-BR"/>
+        </w:rPr>
+        <w:t xml:space="preserve">8.2.4. A </w:t>
+      </w:r>
+      <w:r>
+        <w:rPr>
+          <w:lang w:val="en-BR"/>
+        </w:rPr>
+        <w:t>SOLARINVEST</w:t>
+      </w:r>
+      <w:r>
+        <w:rPr>
+          <w:lang w:val="en-BR"/>
+        </w:rPr>
+        <w:t xml:space="preserve"> não realiza, não está obrigada a realizar e não se responsabiliza por avaliação estrutural, cálculo de carga, análise de resistência mecânica ou emissão de laudo técnico do telhado, cobertura ou de qualquer estrutura do imóvel onde será instalado o Sistema.</w:t>
+      </w:r>
+    </w:p>
+    <w:p>
+      <w:pPr>
+        <w:spacing w:before="100" w:beforeAutospacing="1" w:after="100" w:afterAutospacing="1"/>
+        <w:rPr>
+          <w:lang w:val="en-BR"/>
+        </w:rPr>
+      </w:pPr>
+      <w:r>
+        <w:rPr>
+          <w:lang w:val="en-BR"/>
+        </w:rPr>
+        <w:t xml:space="preserve">8.2.5. A eventual vistoria técnica realizada pela </w:t>
+      </w:r>
+      <w:r>
+        <w:rPr>
+          <w:lang w:val="en-BR"/>
+        </w:rPr>
+        <w:t>SOLARINVEST</w:t>
+      </w:r>
+      <w:r>
+        <w:rPr>
+          <w:lang w:val="en-BR"/>
+        </w:rPr>
+        <w:t xml:space="preserve"> possui caráter exclusivamente operacional, destinada à verificação de viabilidade de instalação do Sistema, não substituindo, em </w:t>
+      </w:r>
+      <w:r>
+        <w:rPr>
+          <w:lang w:val="en-BR"/>
+        </w:rPr>
+        <w:lastRenderedPageBreak/>
+        <w:t>nenhuma hipótese, laudo estrutural emitido por profissional legalmente habilitado, cuja contratação é de inteira e exclusiva responsabilidade do CONTRATANTE.</w:t>
+      </w:r>
+    </w:p>
+    <w:p>
+      <w:pPr>
+        <w:spacing w:before="100" w:beforeAutospacing="1" w:after="100" w:afterAutospacing="1"/>
+        <w:outlineLvl w:val="2"/>
+        <w:rPr>
+          <w:b/>
+          <w:bCs/>
+          <w:lang w:val="en-BR"/>
+        </w:rPr>
+      </w:pPr>
+      <w:r>
+        <w:rPr>
+          <w:b/>
+          <w:bCs/>
+          <w:lang w:val="en-BR"/>
+        </w:rPr>
+        <w:t>CLÁUSULA 8-A – DA GUARDA PROVISÓRIA DO SISTEMA ANTES DA INSTALAÇÃO</w:t>
+      </w:r>
+    </w:p>
+    <w:p>
+      <w:pPr>
+        <w:spacing w:before="100" w:beforeAutospacing="1" w:after="100" w:afterAutospacing="1"/>
+        <w:rPr>
+          <w:lang w:val="en-BR"/>
+        </w:rPr>
+      </w:pPr>
+      <w:r>
+        <w:rPr>
+          <w:lang w:val="en-BR"/>
+        </w:rPr>
+        <w:t>8-A.1. Caso, por necessidade logística, operacional ou estratégica, os equipamentos que compõem o Sistema sejam entregues no imóvel do CONTRATANTE antes da efetiva instalação, considera-se que, a partir da entrega física e assinatura do comprovante de recebimento, ocorre a transferência provisória da guarda do bem ao CONTRATANTE, sem transferência de propriedade.</w:t>
+      </w:r>
+    </w:p>
+    <w:p>
+      <w:pPr>
+        <w:spacing w:before="100" w:beforeAutospacing="1" w:after="100" w:afterAutospacing="1"/>
+        <w:rPr>
+          <w:lang w:val="en-BR"/>
+        </w:rPr>
+      </w:pPr>
+      <w:r>
+        <w:rPr>
+          <w:lang w:val="en-BR"/>
+        </w:rPr>
+        <w:t>8-A.2. Durante o período compreendido entre a entrega e a instalação, o CONTRATANTE compromete-se a:</w:t>
+      </w:r>
+    </w:p>
+    <w:p>
+      <w:pPr>
+        <w:spacing w:before="100" w:beforeAutospacing="1" w:after="100" w:afterAutospacing="1"/>
+        <w:rPr>
+          <w:lang w:val="en-BR"/>
+        </w:rPr>
+      </w:pPr>
+      <w:r>
+        <w:rPr>
+          <w:lang w:val="en-BR"/>
+        </w:rPr>
+        <w:t>a) armazenar os equipamentos em local coberto, seco e protegido contra intempéries;</w:t>
+      </w:r>
+    </w:p>
+    <w:p>
+      <w:pPr>
+        <w:spacing w:before="100" w:beforeAutospacing="1" w:after="100" w:afterAutospacing="1"/>
+        <w:rPr>
+          <w:lang w:val="en-BR"/>
+        </w:rPr>
+      </w:pPr>
+      <w:r>
+        <w:rPr>
+          <w:lang w:val="en-BR"/>
+        </w:rPr>
+        <w:t>b) adotar medidas razoáveis de segurança para evitar furto, extravio ou danos;</w:t>
+      </w:r>
+    </w:p>
+    <w:p>
+      <w:pPr>
+        <w:spacing w:before="100" w:beforeAutospacing="1" w:after="100" w:afterAutospacing="1"/>
+        <w:rPr>
+          <w:lang w:val="en-BR"/>
+        </w:rPr>
+      </w:pPr>
+      <w:r>
+        <w:rPr>
+          <w:lang w:val="en-BR"/>
+        </w:rPr>
+        <w:t>c) não manusear, abrir embalagens técnicas ou permitir intervenção de terceiros não autorizados.</w:t>
+      </w:r>
+    </w:p>
+    <w:p>
+      <w:pPr>
+        <w:spacing w:before="100" w:beforeAutospacing="1" w:after="100" w:afterAutospacing="1"/>
+        <w:rPr>
+          <w:lang w:val="en-BR"/>
+        </w:rPr>
+      </w:pPr>
+      <w:r>
+        <w:rPr>
+          <w:lang w:val="en-BR"/>
+        </w:rPr>
+        <w:t>8-A.3. O CONTRATANTE responderá por danos, perdas, extravios ou deteriorações decorrentes de culpa, negligência, imprudência ou má conservação durante o período de guarda provisória.</w:t>
+      </w:r>
+    </w:p>
+    <w:p>
+      <w:pPr>
+        <w:spacing w:before="100" w:beforeAutospacing="1" w:after="100" w:afterAutospacing="1"/>
+        <w:rPr>
+          <w:lang w:val="en-BR"/>
+        </w:rPr>
+      </w:pPr>
+      <w:r>
+        <w:rPr>
+          <w:lang w:val="en-BR"/>
+        </w:rPr>
+        <w:t>8-A.4. Não será imputada responsabilidade ao CONTRATANTE quando o dano decorrer de caso fortuito externo ou força maior devidamente comprovados, nos termos do artigo 393 do Código Civil.</w:t>
+      </w:r>
+    </w:p>
+    <w:p>
+      <w:pPr>
+        <w:spacing w:before="100" w:beforeAutospacing="1" w:after="100" w:afterAutospacing="1"/>
+        <w:rPr>
+          <w:lang w:val="en-BR"/>
+        </w:rPr>
+      </w:pPr>
+      <w:r>
+        <w:rPr>
+          <w:lang w:val="en-BR"/>
+        </w:rPr>
+        <w:t>8-A.5. Eventual sinistro ocorrido durante o período de guarda provisória poderá ensejar a cobrança dos custos de reposição dos equipamentos danificados, sem prejuízo das demais obrigações contratuais.</w:t>
+      </w:r>
+    </w:p>
+    <w:p>
+      <w:pPr>
+        <w:spacing w:before="100" w:beforeAutospacing="1" w:after="100" w:afterAutospacing="1"/>
+        <w:outlineLvl w:val="1"/>
+        <w:rPr>
+          <w:b/>
+          <w:bCs/>
+          <w:lang w:val="en-BR"/>
+        </w:rPr>
+      </w:pPr>
+    </w:p>
+    <w:p>
+      <w:pPr>
+        <w:spacing w:before="100" w:beforeAutospacing="1" w:after="100" w:afterAutospacing="1"/>
+        <w:outlineLvl w:val="1"/>
+        <w:rPr>
+          <w:b/>
+          <w:bCs/>
+          <w:lang w:val="en-BR"/>
+        </w:rPr>
+      </w:pPr>
+      <w:r>
+        <w:rPr>
+          <w:b/>
+          <w:bCs/>
+          <w:lang w:val="en-BR"/>
+        </w:rPr>
+        <w:t>CLÁUSULA 9 – DO DESEMPENHO E DA OBRIGAÇÃO DE MEIO</w:t>
+      </w:r>
+    </w:p>
+    <w:p>
+      <w:pPr>
+        <w:spacing w:before="100" w:beforeAutospacing="1" w:after="100" w:afterAutospacing="1"/>
+        <w:rPr>
+          <w:lang w:val="en-BR"/>
+        </w:rPr>
+      </w:pPr>
+      <w:r>
+        <w:rPr>
+          <w:lang w:val="en-BR"/>
+        </w:rPr>
+        <w:t xml:space="preserve">9.1. A </w:t>
+      </w:r>
+      <w:r>
+        <w:rPr>
+          <w:lang w:val="en-BR"/>
+        </w:rPr>
+        <w:t>SOLARINVEST</w:t>
+      </w:r>
+      <w:r>
+        <w:rPr>
+          <w:lang w:val="en-BR"/>
+        </w:rPr>
+        <w:t xml:space="preserve"> possui obrigação de meio, e não de resultado.</w:t>
+      </w:r>
+    </w:p>
+    <w:p>
+      <w:pPr>
+        <w:spacing w:before="100" w:beforeAutospacing="1" w:after="100" w:afterAutospacing="1"/>
+        <w:rPr>
+          <w:lang w:val="en-BR"/>
+        </w:rPr>
+      </w:pPr>
+      <w:r>
+        <w:rPr>
+          <w:lang w:val="en-BR"/>
+        </w:rPr>
+        <w:t xml:space="preserve">9.2. A </w:t>
+      </w:r>
+      <w:r>
+        <w:rPr>
+          <w:lang w:val="en-BR"/>
+        </w:rPr>
+        <w:t>SOLARINVEST</w:t>
+      </w:r>
+      <w:r>
+        <w:rPr>
+          <w:lang w:val="en-BR"/>
+        </w:rPr>
+        <w:t xml:space="preserve"> não se responsabiliza por redução de geração causada por:</w:t>
+      </w:r>
+    </w:p>
+    <w:p>
+      <w:pPr>
+        <w:spacing w:before="100" w:beforeAutospacing="1" w:after="100" w:afterAutospacing="1"/>
+        <w:rPr>
+          <w:lang w:val="en-BR"/>
+        </w:rPr>
+      </w:pPr>
+      <w:r>
+        <w:rPr>
+          <w:lang w:val="en-BR"/>
+        </w:rPr>
+        <w:t>a) sombreamento, clima ou obras no imóvel;</w:t>
+      </w:r>
+    </w:p>
+    <w:p>
+      <w:pPr>
+        <w:spacing w:before="100" w:beforeAutospacing="1" w:after="100" w:afterAutospacing="1"/>
+        <w:rPr>
+          <w:lang w:val="en-BR"/>
+        </w:rPr>
+      </w:pPr>
+      <w:r>
+        <w:rPr>
+          <w:lang w:val="en-BR"/>
+        </w:rPr>
+        <w:t>b) falta de limpeza dos módulos;</w:t>
+      </w:r>
+    </w:p>
+    <w:p>
+      <w:pPr>
+        <w:spacing w:before="100" w:beforeAutospacing="1" w:after="100" w:afterAutospacing="1"/>
+        <w:rPr>
+          <w:lang w:val="en-BR"/>
+        </w:rPr>
+      </w:pPr>
+      <w:r>
+        <w:rPr>
+          <w:lang w:val="en-BR"/>
+        </w:rPr>
+        <w:lastRenderedPageBreak/>
+        <w:t>c) falhas na rede da distribuidora;</w:t>
+      </w:r>
+    </w:p>
+    <w:p>
+      <w:pPr>
+        <w:spacing w:before="100" w:beforeAutospacing="1" w:after="100" w:afterAutospacing="1"/>
+        <w:rPr>
+          <w:lang w:val="en-BR"/>
+        </w:rPr>
+      </w:pPr>
+      <w:r>
+        <w:rPr>
+          <w:lang w:val="en-BR"/>
+        </w:rPr>
+        <w:t>d) desconexão da internet.</w:t>
+      </w:r>
+    </w:p>
+    <w:p>
+      <w:pPr>
+        <w:spacing w:before="100" w:beforeAutospacing="1" w:after="100" w:afterAutospacing="1"/>
+        <w:rPr>
+          <w:lang w:val="en-BR"/>
+        </w:rPr>
+      </w:pPr>
+      <w:r>
+        <w:rPr>
+          <w:lang w:val="en-BR"/>
+        </w:rPr>
+        <w:t>9.3. Em caso de limitação técnica permanente, o valor do Kc poderá ser ajustado, sem caracterizar inadimplemento.</w:t>
+      </w:r>
+    </w:p>
+    <w:p>
+      <w:pPr>
+        <w:pStyle w:val="p1"/>
+      </w:pPr>
+      <w:r>
+        <w:t>9.4 O CONTRATANTE declara estar ciente de que eventuais estimativas de geração de energia, economia financeira ou desempenho do sistema possuem caráter meramente indicativo, não constituindo garantia mínima de resultado, rendimento ou economia.</w:t>
+      </w:r>
+    </w:p>
+    <w:p>
+      <w:pPr>
+        <w:spacing w:before="100" w:beforeAutospacing="1" w:after="100" w:afterAutospacing="1"/>
+        <w:outlineLvl w:val="1"/>
+        <w:rPr>
+          <w:b/>
+          <w:bCs/>
+          <w:lang w:val="en-BR"/>
+        </w:rPr>
+      </w:pPr>
+      <w:r>
+        <w:rPr>
+          <w:b/>
+          <w:bCs/>
+          <w:lang w:val="en-BR"/>
+        </w:rPr>
+        <w:t>CLÁUSULA 10 – DOS ENCARGOS JUNTO À DISTRIBUIDORA</w:t>
+      </w:r>
+    </w:p>
+    <w:p>
+      <w:pPr>
+        <w:spacing w:before="100" w:beforeAutospacing="1" w:after="100" w:afterAutospacing="1"/>
+        <w:rPr>
+          <w:lang w:val="en-BR"/>
+        </w:rPr>
+      </w:pPr>
+      <w:r>
+        <w:rPr>
+          <w:lang w:val="en-BR"/>
+        </w:rPr>
+        <w:t xml:space="preserve">10.1. </w:t>
+      </w:r>
+      <w:r>
+        <w:rPr>
+          <w:lang w:val="en-BR"/>
+        </w:rPr>
+        <w:t xml:space="preserve">Permanecem de responsabilidade exclusiva do CONTRATANTE, perante a distribuidora de energia elétrica e os órgãos competentes, os encargos, tarifas, tributos, contribuições, bandeiras tarifárias, refaturamentos, multas e demais valores cobrados diretamente em sua fatura de energia elétrica, não se confundindo tais obrigações com a metodologia de cálculo da mensalidade devida à </w:t>
+      </w:r>
+      <w:r>
+        <w:rPr>
+          <w:lang w:val="en-BR"/>
+        </w:rPr>
+        <w:t>SOLARINVEST</w:t>
+      </w:r>
+      <w:r>
+        <w:rPr>
+          <w:lang w:val="en-BR"/>
+        </w:rPr>
+        <w:t>, prevista na Cláusula 4 e no Anexo III deste contrato</w:t>
+      </w:r>
+      <w:r>
+        <w:rPr>
+          <w:lang w:val="en-BR"/>
+        </w:rPr>
+        <w:t>.</w:t>
+      </w:r>
+    </w:p>
+    <w:p>
+      <w:pPr>
+        <w:spacing w:before="100" w:beforeAutospacing="1" w:after="100" w:afterAutospacing="1"/>
+        <w:outlineLvl w:val="1"/>
+        <w:rPr>
+          <w:b/>
+          <w:bCs/>
+          <w:lang w:val="en-BR"/>
+        </w:rPr>
+      </w:pPr>
+      <w:r>
+        <w:rPr>
+          <w:b/>
+          <w:bCs/>
+          <w:lang w:val="en-BR"/>
+        </w:rPr>
+        <w:t>CLÁUSULA 11 – DOS CRÉDITOS EM CASO DE INADIMPLÊNCIA</w:t>
+      </w:r>
+    </w:p>
+    <w:p>
+      <w:pPr>
+        <w:spacing w:before="100" w:beforeAutospacing="1" w:after="100" w:afterAutospacing="1"/>
+        <w:rPr>
+          <w:lang w:val="en-BR"/>
+        </w:rPr>
+      </w:pPr>
+      <w:r>
+        <w:rPr>
+          <w:lang w:val="en-BR"/>
+        </w:rPr>
+        <w:t>11.1. Estando adimplente, o CONTRATANTE usufruirá integralmente dos créditos de energia.</w:t>
+      </w:r>
+    </w:p>
+    <w:p>
+      <w:pPr>
+        <w:spacing w:before="100" w:beforeAutospacing="1" w:after="100" w:afterAutospacing="1"/>
+        <w:rPr>
+          <w:lang w:val="en-BR"/>
+        </w:rPr>
+      </w:pPr>
+      <w:r>
+        <w:rPr>
+          <w:lang w:val="en-BR"/>
+        </w:rPr>
+        <w:t xml:space="preserve">11.2. Em caso de inadimplência, os créditos passam a ser de uso exclusivo da </w:t>
+      </w:r>
+      <w:r>
+        <w:rPr>
+          <w:lang w:val="en-BR"/>
+        </w:rPr>
+        <w:t>SOLARINVEST</w:t>
+      </w:r>
+      <w:r>
+        <w:rPr>
+          <w:lang w:val="en-BR"/>
+        </w:rPr>
+        <w:t>, que poderá:</w:t>
+      </w:r>
+    </w:p>
+    <w:p>
+      <w:pPr>
+        <w:spacing w:before="100" w:beforeAutospacing="1" w:after="100" w:afterAutospacing="1"/>
+        <w:rPr>
+          <w:lang w:val="en-BR"/>
+        </w:rPr>
+      </w:pPr>
+      <w:r>
+        <w:rPr>
+          <w:lang w:val="en-BR"/>
+        </w:rPr>
+        <w:t>a) redirecioná-los a outras UCs;</w:t>
+      </w:r>
+    </w:p>
+    <w:p>
+      <w:pPr>
+        <w:spacing w:before="100" w:beforeAutospacing="1" w:after="100" w:afterAutospacing="1"/>
+        <w:rPr>
+          <w:lang w:val="en-BR"/>
+        </w:rPr>
+      </w:pPr>
+      <w:r>
+        <w:rPr>
+          <w:lang w:val="en-BR"/>
+        </w:rPr>
+        <w:t>b) retê-los;</w:t>
+      </w:r>
+    </w:p>
+    <w:p>
+      <w:pPr>
+        <w:spacing w:before="100" w:beforeAutospacing="1" w:after="100" w:afterAutospacing="1"/>
+        <w:rPr>
+          <w:lang w:val="en-BR"/>
+        </w:rPr>
+      </w:pPr>
+      <w:r>
+        <w:rPr>
+          <w:lang w:val="en-BR"/>
+        </w:rPr>
+        <w:t>c) redistribuí-los.</w:t>
+      </w:r>
+    </w:p>
+    <w:p>
+      <w:pPr>
+        <w:spacing w:before="100" w:beforeAutospacing="1" w:after="100" w:afterAutospacing="1"/>
+        <w:rPr>
+          <w:lang w:val="en-BR"/>
+        </w:rPr>
+      </w:pPr>
+      <w:r>
+        <w:rPr>
+          <w:lang w:val="en-BR"/>
+        </w:rPr>
+        <w:t xml:space="preserve">11.3. Não há direito à compensação retroativa dos créditos usados pela </w:t>
+      </w:r>
+      <w:r>
+        <w:rPr>
+          <w:lang w:val="en-BR"/>
+        </w:rPr>
+        <w:t>SOLARINVEST</w:t>
+      </w:r>
+      <w:r>
+        <w:rPr>
+          <w:lang w:val="en-BR"/>
+        </w:rPr>
+        <w:t>.</w:t>
+      </w:r>
+    </w:p>
+    <w:p>
+      <w:pPr>
+        <w:pStyle w:val="p1"/>
+        <w:rPr>
+          <w:b/>
+          <w:bCs/>
+        </w:rPr>
+      </w:pPr>
+      <w:r>
+        <w:rPr>
+          <w:b/>
+          <w:bCs/>
+        </w:rPr>
+        <w:t>CLÁUSULA 11.5 – DA ANÁLISE, APROVAÇÃO E EVENTUAL NÃO EXECUÇÃO DO PROJETO</w:t>
+      </w:r>
+    </w:p>
+    <w:p>
+      <w:pPr>
+        <w:pStyle w:val="p1"/>
+      </w:pPr>
+      <w:r>
+        <w:t>11.5.1. A assinatura do presente contrato não implica, por si só, obrigação de execução imediata do projeto por parte da SOLARINVEST, ficando sua efetiva implementação condicionada à conclusão satisfatória das análises técnicas, operacionais, comerciais, cadastrais e de crédito do CONTRATANTE.</w:t>
+      </w:r>
+    </w:p>
+    <w:p>
+      <w:pPr>
+        <w:pStyle w:val="p1"/>
+      </w:pPr>
+      <w:r>
+        <w:lastRenderedPageBreak/>
+        <w:t>11.5.2. A SOLARINVEST poderá, a seu exclusivo critério técnico e comercial, suspender, recusar ou cancelar a execução do projeto, a qualquer tempo antes do início efetivo da instalação, caso sejam identificadas condições que:</w:t>
+      </w:r>
+    </w:p>
+    <w:p>
+      <w:pPr>
+        <w:pStyle w:val="p1"/>
+      </w:pPr>
+      <w:r>
+        <w:t>a) inviabilizem tecnicamente a instalação ou operação do Sistema;</w:t>
+      </w:r>
+    </w:p>
+    <w:p>
+      <w:pPr>
+        <w:pStyle w:val="p1"/>
+      </w:pPr>
+      <w:r>
+        <w:t>b) comprometam a viabilidade econômica do projeto;</w:t>
+      </w:r>
+    </w:p>
+    <w:p>
+      <w:pPr>
+        <w:pStyle w:val="p1"/>
+      </w:pPr>
+      <w:r>
+        <w:t>c) indiquem risco de inadimplência;</w:t>
+      </w:r>
+    </w:p>
+    <w:p>
+      <w:pPr>
+        <w:pStyle w:val="p1"/>
+      </w:pPr>
+      <w:r>
+        <w:t>d) estejam em desacordo com seus critérios internos de aprovação.</w:t>
+      </w:r>
+    </w:p>
+    <w:p>
+      <w:pPr>
+        <w:pStyle w:val="p1"/>
+      </w:pPr>
+      <w:r>
+        <w:t>11.5.3. Na hipótese de não aprovação ou cancelamento do projeto nos termos desta cláusula, o presente contrato será considerado automaticamente resolvido, sem ônus para a SOLARINVEST, não sendo devida qualquer indenização ao CONTRATANTE.</w:t>
+      </w:r>
+    </w:p>
+    <w:p>
+      <w:pPr>
+        <w:pStyle w:val="p1"/>
+      </w:pPr>
+      <w:r>
+        <w:t>11.5.4. Caso tenham sido realizados custos específicos e comprovados exclusivamente em função da solicitação do CONTRATANTE, estes poderão ser cobrados de forma proporcional, desde que previamente informados.</w:t>
+      </w:r>
+    </w:p>
+    <w:p>
+      <w:pPr>
+        <w:pStyle w:val="p1"/>
+      </w:pPr>
+      <w:r>
+        <w:t>11.5.5. O CONTRATANTE declara estar ciente de que a execução do projeto está condicionada à sua aprovação final pela SOLARINVEST, não constituindo a assinatura deste contrato garantia de instalação ou fornecimento do Sistema.</w:t>
+      </w:r>
+    </w:p>
+    <w:p>
+      <w:pPr>
+        <w:pStyle w:val="p1"/>
       </w:pPr>
       <w:r>
         <w:rPr>
@@ -2904,8 +3225,78 @@
           <w:b w:val="0"/>
           <w:bCs w:val="0"/>
         </w:rPr>
-        <w:lastRenderedPageBreak/>
-        <w:t>a) Se a SOLARINVEST ainda não tiver incorrido em custos diretos com a aquisição de equipamentos ou serviços para o projeto específico, a rescisão ocorrerá sem ônus.</w:t>
+        <w:t>11.5.6.</w:t>
+      </w:r>
+      <w:r>
+        <w:t xml:space="preserve"> Caso a não execução do projeto, nos termos desta cláusula, decorra de inviabilidade técnica do imóvel não informada previamente pelo CONTRATANTE ou da prestação de informações inverídicas por este, a CONTRATANTE poderá cobrar do CONTRATANTE uma taxa de</w:t>
+      </w:r>
+      <w:r>
+        <w:t xml:space="preserve"> até</w:t>
+      </w:r>
+      <w:r>
+        <w:t xml:space="preserve"> </w:t>
+      </w:r>
+      <w:r>
+        <w:rPr>
+          <w:b/>
+          <w:bCs/>
+        </w:rPr>
+        <w:t xml:space="preserve">R$ </w:t>
+      </w:r>
+      <w:r>
+        <w:rPr>
+          <w:b/>
+          <w:bCs/>
+        </w:rPr>
+        <w:t>700,00</w:t>
+      </w:r>
+      <w:r>
+        <w:t xml:space="preserve"> (</w:t>
+      </w:r>
+      <w:r>
+        <w:t>setecentos reais</w:t>
+      </w:r>
+      <w:r>
+        <w:t>) para cobrir os custos da visita técnica e elaboração de projeto preliminar.</w:t>
+      </w:r>
+    </w:p>
+    <w:p>
+      <w:pPr>
+        <w:spacing w:before="100" w:beforeAutospacing="1" w:after="100" w:afterAutospacing="1"/>
+        <w:outlineLvl w:val="1"/>
+        <w:rPr>
+          <w:b/>
+          <w:bCs/>
+          <w:lang w:val="en-BR"/>
+        </w:rPr>
+      </w:pPr>
+      <w:r>
+        <w:rPr>
+          <w:b/>
+          <w:bCs/>
+          <w:lang w:val="en-BR"/>
+        </w:rPr>
+        <w:t>CLÁUSULA 12 – DA RESCISÃO E MULTA</w:t>
+      </w:r>
+    </w:p>
+    <w:p>
+      <w:pPr>
+        <w:pStyle w:val="p1"/>
+      </w:pPr>
+      <w:r>
+        <w:t>12.1. O presente contrato poderá ser rescindido nas seguintes hipóteses:</w:t>
+      </w:r>
+      <w:r>
+        <w:br/>
+        <w:t>a) por inadimplemento contratual de qualquer das partes;</w:t>
+      </w:r>
+      <w:r>
+        <w:br/>
+        <w:t>b) por comum acordo entre as partes;</w:t>
+      </w:r>
+      <w:r>
+        <w:br/>
+        <w:t>c) por solicitação motivada do CONTRATANTE, nos termos deste contrato.</w:t>
       </w:r>
     </w:p>
     <w:p>
@@ -2922,93 +3313,125 @@
           <w:b w:val="0"/>
           <w:bCs w:val="0"/>
         </w:rPr>
-        <w:t>b) Se a SOLARINVEST já tiver comprovadamente incorrido em custos com a aquisição de equipamentos, elaboração de projeto executivo ou contratação de serviços específicos para a execução do contrato, será devida pelo CONTRATANTE uma multa compensatória de 20% (vinte por cento) sobre o valor total do projeto, ou o valor integral dos custos diretos comprovados pela SOLARINVEST, o que for maior. A SOLARINVEST fornecerá ao CONTRATANTE os respectivos comprovantes de despesa para justificar a cobrança.</w:t>
-      </w:r>
-    </w:p>
-    <w:p>
-      <w:pPr>
-        <w:pStyle w:val="p1"/>
-      </w:pPr>
-      <w:r>
-        <w:t>12.2. A rescisão imotivada por parte do CONTRATANTE, após a instalação do Sistema, implicará o pagamento de multa compensatória equivalente a 30% (trinta por cento) sobre o valor das parcelas vincendas, calculadas com base no valor vigente do kWh da concessionária à época da rescisão, observados os critérios de proporcionalidade e razoabilidade previstos neste contrato.</w:t>
-      </w:r>
-    </w:p>
-    <w:p>
-      <w:pPr>
-        <w:pStyle w:val="p1"/>
-      </w:pPr>
-      <w:r>
-        <w:t>12.3. A multa prevista no item anterior será aplicada de forma proporcional ao período restante do contrato, considerando os investimentos realizados pela SOLARINVEST, incluindo, mas não se limitando, aos custos de aquisição, instalação, homologação, operação, manutenção e demais despesas associadas ao Sistema.</w:t>
-      </w:r>
-    </w:p>
-    <w:p>
-      <w:pPr>
-        <w:pStyle w:val="p1"/>
-      </w:pPr>
-      <w:r>
-        <w:t>12.4. O valor da multa não poderá ser inferior ao Valor de Exercício de Compra (VEC), conforme estabelecido no Anexo II, ressalvada a possibilidade de revisão em caso de manifesta desproporcionalidade, nos termos da legislação aplicável.</w:t>
-      </w:r>
-    </w:p>
-    <w:p>
-      <w:pPr>
-        <w:pStyle w:val="p1"/>
-      </w:pPr>
-      <w:r>
-        <w:t>12.5. Decorridos 6 (seis) meses de vigência contratual, o CONTRATANTE poderá optar pela aquisição do Sistema mediante pagamento do Valor de Exercício de Compra (VEC), conforme Anexo II, sem que tal opção seja caracterizada como rescisão contratual.</w:t>
-      </w:r>
-    </w:p>
-    <w:p>
-      <w:pPr>
-        <w:pStyle w:val="p1"/>
-      </w:pPr>
-      <w:r>
-        <w:t>12.6. Em caso de rescisão contratual, a SOLARINVEST fica autorizada a promover a remoção do Sistema, observado o disposto neste contrato e os limites legais aplicáveis, mediante prévia comunicação ao CONTRATANTE, podendo, se necessário, adotar as medidas judiciais ou extrajudiciais cabíveis para assegurar o acesso ao imóvel e a retirada do Sistema, sempre preservando a integridade do imóvel e dos bens nele existentes.</w:t>
-      </w:r>
-    </w:p>
-    <w:p>
-      <w:pPr>
-        <w:pStyle w:val="p1"/>
-      </w:pPr>
-      <w:r>
-        <w:t>12.7. A negativa injustificada de acesso ao imóvel pelo CONTRATANTE para fins de retirada do Sistema poderá ensejar responsabilidade civil, bem como a obrigação de indenizar eventuais prejuízos decorrentes.</w:t>
-      </w:r>
-    </w:p>
-    <w:p>
-      <w:pPr>
-        <w:pStyle w:val="p1"/>
-      </w:pPr>
-      <w:r>
-        <w:t>12.8. O recolhimento do Sistema não exonera o CONTRATANTE do cumprimento das obrigações financeiras pendentes até a data da efetiva rescisão.</w:t>
-      </w:r>
-    </w:p>
-    <w:p>
-      <w:pPr>
-        <w:pStyle w:val="p1"/>
-      </w:pPr>
-      <w:r>
-        <w:t xml:space="preserve">12.9. As partes reconhecem que a multa prevista nesta cláusula possui natureza compensatória, proporcional aos investimentos realizados pela SOLARINVEST e à legítima expectativa de </w:t>
-      </w:r>
-      <w:r>
-        <w:lastRenderedPageBreak/>
-        <w:t>retorno econômico do contrato, não configurando penalidade abusiva, devendo ser interpretada de acordo com os princípios da boa-fé objetiva, equilíbrio contratual e função social do contrato.</w:t>
-      </w:r>
-    </w:p>
-    <w:p>
-      <w:pPr>
-        <w:spacing w:before="100" w:beforeAutospacing="1" w:after="100" w:afterAutospacing="1"/>
-        <w:outlineLvl w:val="1"/>
+        <w:t>12.1.1. Caso o CONTRATANTE solicite a rescisão imotivada após a assinatura deste instrumento e antes do início da instalação, fica estabelecido que:</w:t>
+      </w:r>
+    </w:p>
+    <w:p>
+      <w:pPr>
+        <w:pStyle w:val="NormalWeb"/>
         <w:rPr>
           <w:b/>
           <w:bCs/>
-          <w:lang w:val="en-BR"/>
-        </w:rPr>
-      </w:pPr>
-      <w:r>
+        </w:rPr>
+      </w:pPr>
+      <w:r>
+        <w:rPr>
+          <w:rStyle w:val="Strong"/>
+          <w:b w:val="0"/>
+          <w:bCs w:val="0"/>
+        </w:rPr>
+        <w:t>a) Se a SOLARINVEST ainda não tiver incorrido em custos diretos com a aquisição de equipamentos ou serviços para o projeto específico, a rescisão ocorrerá sem ônus.</w:t>
+      </w:r>
+    </w:p>
+    <w:p>
+      <w:pPr>
+        <w:pStyle w:val="NormalWeb"/>
         <w:rPr>
           <w:b/>
           <w:bCs/>
-          <w:lang w:val="en-BR"/>
-        </w:rPr>
+        </w:rPr>
+      </w:pPr>
+      <w:r>
+        <w:rPr>
+          <w:rStyle w:val="Strong"/>
+          <w:b w:val="0"/>
+          <w:bCs w:val="0"/>
+        </w:rPr>
+        <w:lastRenderedPageBreak/>
+        <w:t>b) Se a SOLARINVEST já tiver comprovadamente incorrido em custos com a aquisição de equipamentos, elaboração de projeto executivo ou contratação de serviços específicos para a execução do contrato, será devida pelo CONTRATANTE uma multa compensatória de 20% (vinte por cento) sobre o valor total do projeto, ou o valor integral dos custos diretos comprovados pela SOLARINVEST, o que for maior. A SOLARINVEST fornecerá ao CONTRATANTE os respectivos comprovantes de despesa para justificar a cobrança.</w:t>
+      </w:r>
+    </w:p>
+    <w:p>
+      <w:pPr>
+        <w:pStyle w:val="p1"/>
+      </w:pPr>
+      <w:r>
+        <w:t>12.2. A rescisão imotivada por parte do CONTRATANTE, após a instalação do Sistema, implicará o pagamento de multa compensatória equivalente a 30% (trinta por cento) sobre o valor das parcelas vincendas, calculadas com base no valor vigente do kWh da concessionária à época da rescisão, observados os critérios de proporcionalidade e razoabilidade previstos neste contrato.</w:t>
+      </w:r>
+    </w:p>
+    <w:p>
+      <w:pPr>
+        <w:pStyle w:val="p1"/>
+      </w:pPr>
+      <w:r>
+        <w:t>12.3. A multa prevista no item anterior será aplicada de forma proporcional ao período restante do contrato, considerando os investimentos realizados pela SOLARINVEST, incluindo, mas não se limitando, aos custos de aquisição, instalação, homologação, operação, manutenção e demais despesas associadas ao Sistema.</w:t>
+      </w:r>
+    </w:p>
+    <w:p>
+      <w:pPr>
+        <w:pStyle w:val="p1"/>
+      </w:pPr>
+      <w:r>
+        <w:t>12.4. O valor da multa não poderá ser inferior ao Valor de Exercício de Compra (VEC), conforme estabelecido no Anexo II, ressalvada a possibilidade de revisão em caso de manifesta desproporcionalidade, nos termos da legislação aplicável.</w:t>
+      </w:r>
+    </w:p>
+    <w:p>
+      <w:pPr>
+        <w:pStyle w:val="p1"/>
+      </w:pPr>
+      <w:r>
+        <w:t>12.5. Decorridos 6 (seis) meses de vigência contratual, o CONTRATANTE poderá optar pela aquisição do Sistema mediante pagamento do Valor de Exercício de Compra (VEC), conforme Anexo II, sem que tal opção seja caracterizada como rescisão contratual.</w:t>
+      </w:r>
+    </w:p>
+    <w:p>
+      <w:pPr>
+        <w:pStyle w:val="p1"/>
+      </w:pPr>
+      <w:r>
+        <w:t>12.6. Em caso de rescisão contratual, a SOLARINVEST fica autorizada a promover a remoção do Sistema, observado o disposto neste contrato e os limites legais aplicáveis, mediante prévia comunicação ao CONTRATANTE, podendo, se necessário, adotar as medidas judiciais ou extrajudiciais cabíveis para assegurar o acesso ao imóvel e a retirada do Sistema, sempre preservando a integridade do imóvel e dos bens nele existentes.</w:t>
+      </w:r>
+    </w:p>
+    <w:p>
+      <w:pPr>
+        <w:pStyle w:val="p1"/>
+      </w:pPr>
+      <w:r>
+        <w:t>12.7. A negativa injustificada de acesso ao imóvel pelo CONTRATANTE para fins de retirada do Sistema poderá ensejar responsabilidade civil, bem como a obrigação de indenizar eventuais prejuízos decorrentes.</w:t>
+      </w:r>
+    </w:p>
+    <w:p>
+      <w:pPr>
+        <w:pStyle w:val="p1"/>
+      </w:pPr>
+      <w:r>
+        <w:t>12.8. O recolhimento do Sistema não exonera o CONTRATANTE do cumprimento das obrigações financeiras pendentes até a data da efetiva rescisão.</w:t>
+      </w:r>
+    </w:p>
+    <w:p>
+      <w:pPr>
+        <w:pStyle w:val="p1"/>
+      </w:pPr>
+      <w:r>
+        <w:t>12.9. As partes reconhecem que a multa prevista nesta cláusula possui natureza compensatória, proporcional aos investimentos realizados pela SOLARINVEST e à legítima expectativa de retorno econômico do contrato, não configurando penalidade abusiva, devendo ser interpretada de acordo com os princípios da boa-fé objetiva, equilíbrio contratual e função social do contrato.</w:t>
+      </w:r>
+    </w:p>
+    <w:p>
+      <w:pPr>
+        <w:spacing w:before="100" w:beforeAutospacing="1" w:after="100" w:afterAutospacing="1"/>
+        <w:outlineLvl w:val="1"/>
+        <w:rPr>
+          <w:b/>
+          <w:bCs/>
+          <w:lang w:val="en-BR"/>
+        </w:rPr>
+      </w:pPr>
+      <w:r>
+        <w:rPr>
+          <w:b/>
+          <w:bCs/>
+          <w:lang w:val="en-BR"/>
+        </w:rPr>
+        <w:lastRenderedPageBreak/>
         <w:t>CLÁUSULA 13 – DISPOSIÇÕES GERAIS</w:t>
       </w:r>
     </w:p>
@@ -3543,7 +3966,7 @@
       <w:rPr>
         <w:noProof/>
       </w:rPr>
-      <w:pict w14:anchorId="658EC536">
+      <w:pict w14:anchorId="563AFDF3">
         <v:shapetype id="_x0000_t75" coordsize="21600,21600" o:spt="75" o:preferrelative="t" path="m@4@5l@4@11@9@11@9@5xe" filled="f" stroked="f">
           <v:stroke joinstyle="miter"/>
           <v:formulas>
@@ -3573,7 +3996,7 @@
       <w:rPr>
         <w:noProof/>
       </w:rPr>
-      <w:pict w14:anchorId="61A33EF0">
+      <w:pict w14:anchorId="55A9426A">
         <v:shape id="WordPictureWatermark361223196" o:spid="_x0000_s1029" type="#_x0000_t75" alt="" style="position:absolute;margin-left:0;margin-top:0;width:470.1pt;height:149.05pt;z-index:-251658239;mso-wrap-edited:f;mso-width-percent:0;mso-height-percent:0;mso-position-horizontal:center;mso-position-horizontal-relative:margin;mso-position-vertical:center;mso-position-vertical-relative:margin;mso-width-percent:0;mso-height-percent:0" o:allowincell="f">
           <v:imagedata r:id="rId1" o:title="SolarInvest_Logo" gain="19661f" blacklevel="22938f"/>
           <w10:wrap anchorx="margin" anchory="margin"/>
@@ -3723,7 +4146,7 @@
       <w:rPr>
         <w:noProof/>
       </w:rPr>
-      <w:pict w14:anchorId="31D93FED">
+      <w:pict w14:anchorId="1EFD3507">
         <v:shapetype id="_x0000_t75" coordsize="21600,21600" o:spt="75" o:preferrelative="t" path="m@4@5l@4@11@9@11@9@5xe" filled="f" stroked="f">
           <v:stroke joinstyle="miter"/>
           <v:formulas>
@@ -3753,7 +4176,7 @@
       <w:rPr>
         <w:noProof/>
       </w:rPr>
-      <w:pict w14:anchorId="3FDDAB4C">
+      <w:pict w14:anchorId="6DE41F5A">
         <v:shape id="_x0000_s1027" type="#_x0000_t75" alt="" style="position:absolute;margin-left:0;margin-top:0;width:470.1pt;height:149.05pt;z-index:-251658238;mso-wrap-edited:f;mso-width-percent:0;mso-height-percent:0;mso-position-horizontal:center;mso-position-horizontal-relative:margin;mso-position-vertical:center;mso-position-vertical-relative:margin;mso-width-percent:0;mso-height-percent:0" o:allowincell="f">
           <v:imagedata r:id="rId2" o:title="SolarInvest_Logo" gain="19661f" blacklevel="22938f"/>
           <w10:wrap anchorx="margin" anchory="margin"/>
@@ -3774,7 +4197,7 @@
       <w:rPr>
         <w:noProof/>
       </w:rPr>
-      <w:pict w14:anchorId="10852517">
+      <w:pict w14:anchorId="1002E0E8">
         <v:shapetype id="_x0000_t75" coordsize="21600,21600" o:spt="75" o:preferrelative="t" path="m@4@5l@4@11@9@11@9@5xe" filled="f" stroked="f">
           <v:stroke joinstyle="miter"/>
           <v:formulas>
@@ -3804,7 +4227,7 @@
       <w:rPr>
         <w:noProof/>
       </w:rPr>
-      <w:pict w14:anchorId="660F14AC">
+      <w:pict w14:anchorId="714485DD">
         <v:shape id="WordPictureWatermark361223195" o:spid="_x0000_s1025" type="#_x0000_t75" alt="" style="position:absolute;margin-left:0;margin-top:0;width:470.1pt;height:149.05pt;z-index:-251658240;mso-wrap-edited:f;mso-width-percent:0;mso-height-percent:0;mso-position-horizontal:center;mso-position-horizontal-relative:margin;mso-position-vertical:center;mso-position-vertical-relative:margin;mso-width-percent:0;mso-height-percent:0" o:allowincell="f">
           <v:imagedata r:id="rId1" o:title="SolarInvest_Logo" gain="19661f" blacklevel="22938f"/>
           <w10:wrap anchorx="margin" anchory="margin"/>

--- a/public/templates/contratos/leasing/CONTRATO DE LEASING OPERACIONAL DE SISTEMA FOTOVOLTAICO.docx
+++ b/public/templates/contratos/leasing/CONTRATO DE LEASING OPERACIONAL DE SISTEMA FOTOVOLTAICO.docx
@@ -259,7 +259,19 @@
         <w:pStyle w:val="p1"/>
       </w:pPr>
       <w:r>
-        <w:t>2.3. Ao término do prazo contratual, e estando o CONTRATANTE integralmente adimplente e em conformidade com todas as obrigações contratuais, a SOLARINVEST poderá efetuar a transferência definitiva da propriedade do Sistema, conforme previsto no Anexo II, como consequência do integral cumprimento das obrigações contratuais, não constituindo tal transferência operação de compra e venda, financiamento, parcelamento ou amortização do bem, mas sim efeito jurídico do encerramento do contrato de cessão de uso. As partes reconhecem que as mensalidades pagas ao longo da vigência contratual remuneram exclusivamente os serviços prestados pela SOLARINVEST, não se vinculando à aquisição do Sistema.</w:t>
+        <w:t xml:space="preserve">2.3. Ao término do prazo contratual, ou mediante o exercício da opção de compra antecipada prevista no </w:t>
+      </w:r>
+      <w:r>
+        <w:rPr>
+          <w:rStyle w:val="Strong"/>
+        </w:rPr>
+        <w:t>Anexo II</w:t>
+      </w:r>
+      <w:r>
+        <w:t>, e estando o CONTRATANTE integralmente adimplente com todas as suas obrigações, a SOLARINVEST efetuará a transferência definitiva da propriedade do Sistema ao CONTRATANTE. As partes reconhecem e declaram que as mensalidades pagas ao longo da vigência contratual remuneram exclusivamente a cessão de uso e os serviços prestados pela SOLARINVEST, não se confundindo com amortização do preço do bem. A transferência de propriedade aqui prevista é decorrente do exercício da opção de compra pelo valor residual (VEC) estipulado no Anexo II, em estrita observância à natureza jurídica do arrendamento mercantil</w:t>
+      </w:r>
+      <w:r>
+        <w:t>.</w:t>
       </w:r>
     </w:p>
     <w:p>
@@ -443,6 +455,7 @@
         <w:rPr>
           <w:lang w:val="en-BR"/>
         </w:rPr>
+        <w:lastRenderedPageBreak/>
         <w:t>b) praticar todos os atos necessários junto à concessionária e órgãos reguladores.</w:t>
       </w:r>
     </w:p>
@@ -457,359 +470,359 @@
         <w:rPr>
           <w:lang w:val="en-BR"/>
         </w:rPr>
+        <w:t xml:space="preserve">3.4. A titularidade em nome da </w:t>
+      </w:r>
+      <w:r>
+        <w:rPr>
+          <w:lang w:val="en-BR"/>
+        </w:rPr>
+        <w:t>SOLARINVEST</w:t>
+      </w:r>
+      <w:r>
+        <w:rPr>
+          <w:lang w:val="en-BR"/>
+        </w:rPr>
+        <w:t xml:space="preserve"> não implica responsabilidade por encargos da distribuidora, os quais permanecem a cargo do CONTRATANTE.</w:t>
+      </w:r>
+    </w:p>
+    <w:p>
+      <w:pPr>
+        <w:pStyle w:val="p1"/>
+      </w:pPr>
+      <w:r>
+        <w:t>3.5 O CONTRATANTE reconhece expressamente que a eventual titularidade da unidade consumidora em nome da SOLARINVEST possui caráter exclusivamente operacional e regulatório, não alterando, em nenhuma hipótese, sua responsabilidade integral pelos encargos, tarifas, tributos e demais obrigações perante a distribuidora de energia elétrica.</w:t>
+      </w:r>
+    </w:p>
+    <w:p>
+      <w:pPr>
+        <w:spacing w:before="100" w:beforeAutospacing="1" w:after="100" w:afterAutospacing="1"/>
+        <w:outlineLvl w:val="0"/>
+        <w:rPr>
+          <w:b/>
+          <w:bCs/>
+          <w:kern w:val="36"/>
+          <w:lang w:val="en-BR"/>
+        </w:rPr>
+      </w:pPr>
+      <w:r>
+        <w:rPr>
+          <w:b/>
+          <w:bCs/>
+          <w:kern w:val="36"/>
+          <w:lang w:val="en-BR"/>
+        </w:rPr>
+        <w:t>CLÁUSULA 4 – DO VALOR, REAJUSTE E PAGAMENTO DA MENSALIDADE</w:t>
+      </w:r>
+    </w:p>
+    <w:p>
+      <w:pPr>
+        <w:spacing w:before="100" w:beforeAutospacing="1" w:after="100" w:afterAutospacing="1"/>
+        <w:rPr>
+          <w:lang w:val="en-BR"/>
+        </w:rPr>
+      </w:pPr>
+      <w:r>
+        <w:rPr>
+          <w:lang w:val="en-BR"/>
+        </w:rPr>
+        <w:t>4.1.</w:t>
+      </w:r>
+      <w:r>
+        <w:rPr>
+          <w:lang w:val="en-BR"/>
+        </w:rPr>
+        <w:t xml:space="preserve"> O valor mensal (“Mensalidade”) devido pelo CONTRATANTE à </w:t>
+      </w:r>
+      <w:r>
+        <w:rPr>
+          <w:lang w:val="en-BR"/>
+        </w:rPr>
+        <w:t>SOLARINVEST</w:t>
+      </w:r>
+      <w:r>
+        <w:rPr>
+          <w:lang w:val="en-BR"/>
+        </w:rPr>
+        <w:t xml:space="preserve"> é estipulado com base na energia mensal </w:t>
+      </w:r>
+      <w:r>
+        <w:rPr>
+          <w:lang w:val="en-BR"/>
+        </w:rPr>
+        <w:t>SOLARINVEST</w:t>
+      </w:r>
+      <w:r>
+        <w:rPr>
+          <w:lang w:val="en-BR"/>
+        </w:rPr>
+        <w:t xml:space="preserve"> estimada (“Kc”), conforme definido no </w:t>
+      </w:r>
+      <w:r>
+        <w:rPr>
+          <w:b/>
+          <w:bCs/>
+          <w:lang w:val="en-BR"/>
+        </w:rPr>
+        <w:t>Anexo I – Especificações Técnicas e Proposta Comercial</w:t>
+      </w:r>
+      <w:r>
+        <w:rPr>
+          <w:lang w:val="en-BR"/>
+        </w:rPr>
+        <w:t xml:space="preserve">, e será calculado de acordo com a metodologia estabelecida no </w:t>
+      </w:r>
+      <w:r>
+        <w:rPr>
+          <w:b/>
+          <w:bCs/>
+          <w:lang w:val="en-BR"/>
+        </w:rPr>
+        <w:t>ANEXO III – REGRAS DE CÁLCULO DA MENSALIDADE</w:t>
+      </w:r>
+      <w:r>
+        <w:rPr>
+          <w:lang w:val="en-BR"/>
+        </w:rPr>
+        <w:t>.</w:t>
+      </w:r>
+    </w:p>
+    <w:p>
+      <w:pPr>
+        <w:spacing w:before="100" w:beforeAutospacing="1" w:after="100" w:afterAutospacing="1"/>
+        <w:rPr>
+          <w:lang w:val="en-BR"/>
+        </w:rPr>
+      </w:pPr>
+      <w:r>
+        <w:rPr>
+          <w:lang w:val="en-BR"/>
+        </w:rPr>
+        <w:t>4.2.</w:t>
+      </w:r>
+      <w:r>
+        <w:rPr>
+          <w:lang w:val="en-BR"/>
+        </w:rPr>
+        <w:t xml:space="preserve"> Para fins de cálculo da Mensalidade contratual, será considerada como </w:t>
+      </w:r>
+      <w:r>
+        <w:rPr>
+          <w:b/>
+          <w:bCs/>
+          <w:lang w:val="en-BR"/>
+        </w:rPr>
+        <w:t>tarifa de referência o valor integral do quilowatt-hora (kWh) praticado pela distribuidora de energia elétrica aplicável à unidade consumidora do CONTRATANTE</w:t>
+      </w:r>
+      <w:r>
+        <w:rPr>
+          <w:lang w:val="en-BR"/>
+        </w:rPr>
+        <w:t>, vigente no período de faturamento.</w:t>
+      </w:r>
+    </w:p>
+    <w:p>
+      <w:pPr>
+        <w:spacing w:before="100" w:beforeAutospacing="1" w:after="100" w:afterAutospacing="1"/>
+        <w:rPr>
+          <w:lang w:val="en-BR"/>
+        </w:rPr>
+      </w:pPr>
+      <w:r>
+        <w:rPr>
+          <w:lang w:val="en-BR"/>
+        </w:rPr>
+        <w:t>4.3.</w:t>
+      </w:r>
+      <w:r>
+        <w:rPr>
+          <w:lang w:val="en-BR"/>
+        </w:rPr>
+        <w:t xml:space="preserve"> A tarifa considerada para cálculo da Mensalidade corresponde à </w:t>
+      </w:r>
+      <w:r>
+        <w:rPr>
+          <w:b/>
+          <w:bCs/>
+          <w:lang w:val="en-BR"/>
+        </w:rPr>
+        <w:t>tarifa final ao consumidor</w:t>
+      </w:r>
+      <w:r>
+        <w:rPr>
+          <w:lang w:val="en-BR"/>
+        </w:rPr>
+        <w:t>, incluindo todos os componentes tarifários, encargos e tributos incidentes sobre o fornecimento de energia elétrica, tais como, exemplificativamente:</w:t>
+      </w:r>
+    </w:p>
+    <w:p>
+      <w:pPr>
+        <w:spacing w:before="100" w:beforeAutospacing="1" w:after="100" w:afterAutospacing="1"/>
+        <w:rPr>
+          <w:lang w:val="en-BR"/>
+        </w:rPr>
+      </w:pPr>
+      <w:r>
+        <w:rPr>
+          <w:lang w:val="en-BR"/>
+        </w:rPr>
+        <w:t>a) Tarifa de Energia (TE);</w:t>
+      </w:r>
+    </w:p>
+    <w:p>
+      <w:pPr>
+        <w:spacing w:before="100" w:beforeAutospacing="1" w:after="100" w:afterAutospacing="1"/>
+        <w:rPr>
+          <w:lang w:val="en-BR"/>
+        </w:rPr>
+      </w:pPr>
+      <w:r>
+        <w:rPr>
+          <w:lang w:val="en-BR"/>
+        </w:rPr>
+        <w:t>b) Tarifa de Uso do Sistema de Distribuição (TUSD);</w:t>
+      </w:r>
+    </w:p>
+    <w:p>
+      <w:pPr>
+        <w:spacing w:before="100" w:beforeAutospacing="1" w:after="100" w:afterAutospacing="1"/>
+        <w:rPr>
+          <w:lang w:val="en-BR"/>
+        </w:rPr>
+      </w:pPr>
+      <w:r>
+        <w:rPr>
+          <w:lang w:val="en-BR"/>
+        </w:rPr>
+        <w:t>c) encargos setoriais do setor elétrico;</w:t>
+      </w:r>
+    </w:p>
+    <w:p>
+      <w:pPr>
+        <w:spacing w:before="100" w:beforeAutospacing="1" w:after="100" w:afterAutospacing="1"/>
+        <w:rPr>
+          <w:lang w:val="en-BR"/>
+        </w:rPr>
+      </w:pPr>
+      <w:r>
+        <w:rPr>
+          <w:lang w:val="en-BR"/>
+        </w:rPr>
+        <w:t>d) tributos incidentes sobre o consumo de energia elétrica, incluindo ICMS, PIS e COFINS;</w:t>
+      </w:r>
+    </w:p>
+    <w:p>
+      <w:pPr>
+        <w:spacing w:before="100" w:beforeAutospacing="1" w:after="100" w:afterAutospacing="1"/>
+        <w:rPr>
+          <w:lang w:val="en-BR"/>
+        </w:rPr>
+      </w:pPr>
+      <w:r>
+        <w:rPr>
+          <w:lang w:val="en-BR"/>
+        </w:rPr>
+        <w:t>e) quaisquer outros componentes tarifários que integrem o valor final do kWh cobrado pela distribuidora.</w:t>
+      </w:r>
+    </w:p>
+    <w:p>
+      <w:pPr>
+        <w:spacing w:before="100" w:beforeAutospacing="1" w:after="100" w:afterAutospacing="1"/>
+        <w:rPr>
+          <w:lang w:val="en-BR"/>
+        </w:rPr>
+      </w:pPr>
+      <w:r>
+        <w:rPr>
+          <w:lang w:val="en-BR"/>
+        </w:rPr>
+        <w:t>4.4.</w:t>
+      </w:r>
+      <w:r>
+        <w:rPr>
+          <w:lang w:val="en-BR"/>
+        </w:rPr>
+        <w:t xml:space="preserve"> A utilização da tarifa integral da distribuidora como referência tem por finalidade refletir o </w:t>
+      </w:r>
+      <w:r>
+        <w:rPr>
+          <w:b/>
+          <w:bCs/>
+          <w:lang w:val="en-BR"/>
+        </w:rPr>
+        <w:t>custo real da energia elétrica que seria suportado pelo CONTRATANTE caso estivesse consumindo integralmente energia da rede elétrica</w:t>
+      </w:r>
+      <w:r>
+        <w:rPr>
+          <w:lang w:val="en-BR"/>
+        </w:rPr>
+        <w:t xml:space="preserve">, convertendo tal custo em contraprestação pelo serviço energético prestado pela </w:t>
+      </w:r>
+      <w:r>
+        <w:rPr>
+          <w:lang w:val="en-BR"/>
+        </w:rPr>
+        <w:t>SOLARINVEST</w:t>
+      </w:r>
+      <w:r>
+        <w:rPr>
+          <w:lang w:val="en-BR"/>
+        </w:rPr>
+        <w:t>.</w:t>
+      </w:r>
+    </w:p>
+    <w:p>
+      <w:pPr>
+        <w:spacing w:before="100" w:beforeAutospacing="1" w:after="100" w:afterAutospacing="1"/>
+        <w:outlineLvl w:val="0"/>
+        <w:rPr>
+          <w:b/>
+          <w:bCs/>
+          <w:kern w:val="36"/>
+          <w:lang w:val="en-BR"/>
+        </w:rPr>
+      </w:pPr>
+      <w:r>
+        <w:rPr>
+          <w:b/>
+          <w:bCs/>
+          <w:kern w:val="36"/>
+          <w:lang w:val="en-BR"/>
+        </w:rPr>
+        <w:t>R</w:t>
+      </w:r>
+      <w:r>
+        <w:rPr>
+          <w:b/>
+          <w:bCs/>
+          <w:kern w:val="36"/>
+          <w:lang w:val="en-BR"/>
+        </w:rPr>
+        <w:t>E</w:t>
+      </w:r>
+      <w:r>
+        <w:rPr>
+          <w:b/>
+          <w:bCs/>
+          <w:kern w:val="36"/>
+          <w:lang w:val="en-BR"/>
+        </w:rPr>
+        <w:t>AJUSTE DA MENSALIDADE</w:t>
+      </w:r>
+    </w:p>
+    <w:p>
+      <w:pPr>
+        <w:spacing w:before="100" w:beforeAutospacing="1" w:after="100" w:afterAutospacing="1"/>
+        <w:rPr>
+          <w:lang w:val="en-BR"/>
+        </w:rPr>
+      </w:pPr>
+      <w:r>
+        <w:rPr>
+          <w:b/>
+          <w:bCs/>
+          <w:lang w:val="en-BR"/>
+        </w:rPr>
         <w:lastRenderedPageBreak/>
-        <w:t xml:space="preserve">3.4. A titularidade em nome da </w:t>
-      </w:r>
-      <w:r>
-        <w:rPr>
-          <w:lang w:val="en-BR"/>
-        </w:rPr>
-        <w:t>SOLARINVEST</w:t>
-      </w:r>
-      <w:r>
-        <w:rPr>
-          <w:lang w:val="en-BR"/>
-        </w:rPr>
-        <w:t xml:space="preserve"> não implica responsabilidade por encargos da distribuidora, os quais permanecem a cargo do CONTRATANTE.</w:t>
-      </w:r>
-    </w:p>
-    <w:p>
-      <w:pPr>
-        <w:pStyle w:val="p1"/>
-      </w:pPr>
-      <w:r>
-        <w:t>3.5 O CONTRATANTE reconhece expressamente que a eventual titularidade da unidade consumidora em nome da SOLARINVEST possui caráter exclusivamente operacional e regulatório, não alterando, em nenhuma hipótese, sua responsabilidade integral pelos encargos, tarifas, tributos e demais obrigações perante a distribuidora de energia elétrica.</w:t>
-      </w:r>
-    </w:p>
-    <w:p>
-      <w:pPr>
-        <w:spacing w:before="100" w:beforeAutospacing="1" w:after="100" w:afterAutospacing="1"/>
-        <w:outlineLvl w:val="0"/>
-        <w:rPr>
-          <w:b/>
-          <w:bCs/>
-          <w:kern w:val="36"/>
-          <w:lang w:val="en-BR"/>
-        </w:rPr>
-      </w:pPr>
-      <w:r>
-        <w:rPr>
-          <w:b/>
-          <w:bCs/>
-          <w:kern w:val="36"/>
-          <w:lang w:val="en-BR"/>
-        </w:rPr>
-        <w:t>CLÁUSULA 4 – DO VALOR, REAJUSTE E PAGAMENTO DA MENSALIDADE</w:t>
-      </w:r>
-    </w:p>
-    <w:p>
-      <w:pPr>
-        <w:spacing w:before="100" w:beforeAutospacing="1" w:after="100" w:afterAutospacing="1"/>
-        <w:rPr>
-          <w:lang w:val="en-BR"/>
-        </w:rPr>
-      </w:pPr>
-      <w:r>
-        <w:rPr>
-          <w:lang w:val="en-BR"/>
-        </w:rPr>
-        <w:t>4.1.</w:t>
-      </w:r>
-      <w:r>
-        <w:rPr>
-          <w:lang w:val="en-BR"/>
-        </w:rPr>
-        <w:t xml:space="preserve"> O valor mensal (“Mensalidade”) devido pelo CONTRATANTE à </w:t>
-      </w:r>
-      <w:r>
-        <w:rPr>
-          <w:lang w:val="en-BR"/>
-        </w:rPr>
-        <w:t>SOLARINVEST</w:t>
-      </w:r>
-      <w:r>
-        <w:rPr>
-          <w:lang w:val="en-BR"/>
-        </w:rPr>
-        <w:t xml:space="preserve"> é estipulado com base na energia mensal </w:t>
-      </w:r>
-      <w:r>
-        <w:rPr>
-          <w:lang w:val="en-BR"/>
-        </w:rPr>
-        <w:t>SOLARINVEST</w:t>
-      </w:r>
-      <w:r>
-        <w:rPr>
-          <w:lang w:val="en-BR"/>
-        </w:rPr>
-        <w:t xml:space="preserve"> estimada (“Kc”), conforme definido no </w:t>
-      </w:r>
-      <w:r>
-        <w:rPr>
-          <w:b/>
-          <w:bCs/>
-          <w:lang w:val="en-BR"/>
-        </w:rPr>
-        <w:t>Anexo I – Especificações Técnicas e Proposta Comercial</w:t>
-      </w:r>
-      <w:r>
-        <w:rPr>
-          <w:lang w:val="en-BR"/>
-        </w:rPr>
-        <w:t xml:space="preserve">, e será calculado de acordo com a metodologia estabelecida no </w:t>
-      </w:r>
-      <w:r>
-        <w:rPr>
-          <w:b/>
-          <w:bCs/>
-          <w:lang w:val="en-BR"/>
-        </w:rPr>
-        <w:t>ANEXO III – REGRAS DE CÁLCULO DA MENSALIDADE</w:t>
-      </w:r>
-      <w:r>
-        <w:rPr>
-          <w:lang w:val="en-BR"/>
-        </w:rPr>
-        <w:t>.</w:t>
-      </w:r>
-    </w:p>
-    <w:p>
-      <w:pPr>
-        <w:spacing w:before="100" w:beforeAutospacing="1" w:after="100" w:afterAutospacing="1"/>
-        <w:rPr>
-          <w:lang w:val="en-BR"/>
-        </w:rPr>
-      </w:pPr>
-      <w:r>
-        <w:rPr>
-          <w:lang w:val="en-BR"/>
-        </w:rPr>
-        <w:t>4.2.</w:t>
-      </w:r>
-      <w:r>
-        <w:rPr>
-          <w:lang w:val="en-BR"/>
-        </w:rPr>
-        <w:t xml:space="preserve"> Para fins de cálculo da Mensalidade contratual, será considerada como </w:t>
-      </w:r>
-      <w:r>
-        <w:rPr>
-          <w:b/>
-          <w:bCs/>
-          <w:lang w:val="en-BR"/>
-        </w:rPr>
-        <w:t>tarifa de referência o valor integral do quilowatt-hora (kWh) praticado pela distribuidora de energia elétrica aplicável à unidade consumidora do CONTRATANTE</w:t>
-      </w:r>
-      <w:r>
-        <w:rPr>
-          <w:lang w:val="en-BR"/>
-        </w:rPr>
-        <w:t>, vigente no período de faturamento.</w:t>
-      </w:r>
-    </w:p>
-    <w:p>
-      <w:pPr>
-        <w:spacing w:before="100" w:beforeAutospacing="1" w:after="100" w:afterAutospacing="1"/>
-        <w:rPr>
-          <w:lang w:val="en-BR"/>
-        </w:rPr>
-      </w:pPr>
-      <w:r>
-        <w:rPr>
-          <w:lang w:val="en-BR"/>
-        </w:rPr>
-        <w:t>4.3.</w:t>
-      </w:r>
-      <w:r>
-        <w:rPr>
-          <w:lang w:val="en-BR"/>
-        </w:rPr>
-        <w:t xml:space="preserve"> A tarifa considerada para cálculo da Mensalidade corresponde à </w:t>
-      </w:r>
-      <w:r>
-        <w:rPr>
-          <w:b/>
-          <w:bCs/>
-          <w:lang w:val="en-BR"/>
-        </w:rPr>
-        <w:t>tarifa final ao consumidor</w:t>
-      </w:r>
-      <w:r>
-        <w:rPr>
-          <w:lang w:val="en-BR"/>
-        </w:rPr>
-        <w:t>, incluindo todos os componentes tarifários, encargos e tributos incidentes sobre o fornecimento de energia elétrica, tais como, exemplificativamente:</w:t>
-      </w:r>
-    </w:p>
-    <w:p>
-      <w:pPr>
-        <w:spacing w:before="100" w:beforeAutospacing="1" w:after="100" w:afterAutospacing="1"/>
-        <w:rPr>
-          <w:lang w:val="en-BR"/>
-        </w:rPr>
-      </w:pPr>
-      <w:r>
-        <w:rPr>
-          <w:lang w:val="en-BR"/>
-        </w:rPr>
-        <w:t>a) Tarifa de Energia (TE);</w:t>
-      </w:r>
-    </w:p>
-    <w:p>
-      <w:pPr>
-        <w:spacing w:before="100" w:beforeAutospacing="1" w:after="100" w:afterAutospacing="1"/>
-        <w:rPr>
-          <w:lang w:val="en-BR"/>
-        </w:rPr>
-      </w:pPr>
-      <w:r>
-        <w:rPr>
-          <w:lang w:val="en-BR"/>
-        </w:rPr>
-        <w:t>b) Tarifa de Uso do Sistema de Distribuição (TUSD);</w:t>
-      </w:r>
-    </w:p>
-    <w:p>
-      <w:pPr>
-        <w:spacing w:before="100" w:beforeAutospacing="1" w:after="100" w:afterAutospacing="1"/>
-        <w:rPr>
-          <w:lang w:val="en-BR"/>
-        </w:rPr>
-      </w:pPr>
-      <w:r>
-        <w:rPr>
-          <w:lang w:val="en-BR"/>
-        </w:rPr>
-        <w:t>c) encargos setoriais do setor elétrico;</w:t>
-      </w:r>
-    </w:p>
-    <w:p>
-      <w:pPr>
-        <w:spacing w:before="100" w:beforeAutospacing="1" w:after="100" w:afterAutospacing="1"/>
-        <w:rPr>
-          <w:lang w:val="en-BR"/>
-        </w:rPr>
-      </w:pPr>
-      <w:r>
-        <w:rPr>
-          <w:lang w:val="en-BR"/>
-        </w:rPr>
-        <w:t>d) tributos incidentes sobre o consumo de energia elétrica, incluindo ICMS, PIS e COFINS;</w:t>
-      </w:r>
-    </w:p>
-    <w:p>
-      <w:pPr>
-        <w:spacing w:before="100" w:beforeAutospacing="1" w:after="100" w:afterAutospacing="1"/>
-        <w:rPr>
-          <w:lang w:val="en-BR"/>
-        </w:rPr>
-      </w:pPr>
-      <w:r>
-        <w:rPr>
-          <w:lang w:val="en-BR"/>
-        </w:rPr>
-        <w:t>e) quaisquer outros componentes tarifários que integrem o valor final do kWh cobrado pela distribuidora.</w:t>
-      </w:r>
-    </w:p>
-    <w:p>
-      <w:pPr>
-        <w:spacing w:before="100" w:beforeAutospacing="1" w:after="100" w:afterAutospacing="1"/>
-        <w:rPr>
-          <w:lang w:val="en-BR"/>
-        </w:rPr>
-      </w:pPr>
-      <w:r>
-        <w:rPr>
-          <w:lang w:val="en-BR"/>
-        </w:rPr>
-        <w:t>4.4.</w:t>
-      </w:r>
-      <w:r>
-        <w:rPr>
-          <w:lang w:val="en-BR"/>
-        </w:rPr>
-        <w:t xml:space="preserve"> A utilização da tarifa integral da distribuidora como referência tem por finalidade refletir o </w:t>
-      </w:r>
-      <w:r>
-        <w:rPr>
-          <w:b/>
-          <w:bCs/>
-          <w:lang w:val="en-BR"/>
-        </w:rPr>
-        <w:t>custo real da energia elétrica que seria suportado pelo CONTRATANTE caso estivesse consumindo integralmente energia da rede elétrica</w:t>
-      </w:r>
-      <w:r>
-        <w:rPr>
-          <w:lang w:val="en-BR"/>
-        </w:rPr>
-        <w:t xml:space="preserve">, convertendo tal custo em contraprestação pelo serviço energético prestado pela </w:t>
-      </w:r>
-      <w:r>
-        <w:rPr>
-          <w:lang w:val="en-BR"/>
-        </w:rPr>
-        <w:t>SOLARINVEST</w:t>
-      </w:r>
-      <w:r>
-        <w:rPr>
-          <w:lang w:val="en-BR"/>
-        </w:rPr>
-        <w:t>.</w:t>
-      </w:r>
-    </w:p>
-    <w:p>
-      <w:pPr>
-        <w:spacing w:before="100" w:beforeAutospacing="1" w:after="100" w:afterAutospacing="1"/>
-        <w:outlineLvl w:val="0"/>
-        <w:rPr>
-          <w:b/>
-          <w:bCs/>
-          <w:kern w:val="36"/>
-          <w:lang w:val="en-BR"/>
-        </w:rPr>
-      </w:pPr>
-      <w:r>
-        <w:rPr>
-          <w:b/>
-          <w:bCs/>
-          <w:kern w:val="36"/>
-          <w:lang w:val="en-BR"/>
-        </w:rPr>
-        <w:t>R</w:t>
-      </w:r>
-      <w:r>
-        <w:rPr>
-          <w:b/>
-          <w:bCs/>
-          <w:kern w:val="36"/>
-          <w:lang w:val="en-BR"/>
-        </w:rPr>
-        <w:t>E</w:t>
-      </w:r>
-      <w:r>
-        <w:rPr>
-          <w:b/>
-          <w:bCs/>
-          <w:kern w:val="36"/>
-          <w:lang w:val="en-BR"/>
-        </w:rPr>
-        <w:t>AJUSTE DA MENSALIDADE</w:t>
-      </w:r>
-    </w:p>
-    <w:p>
-      <w:pPr>
-        <w:spacing w:before="100" w:beforeAutospacing="1" w:after="100" w:afterAutospacing="1"/>
-        <w:rPr>
-          <w:lang w:val="en-BR"/>
-        </w:rPr>
-      </w:pPr>
-      <w:r>
-        <w:rPr>
-          <w:b/>
-          <w:bCs/>
-          <w:lang w:val="en-BR"/>
-        </w:rPr>
         <w:t>4.5.</w:t>
       </w:r>
       <w:r>
@@ -830,7 +843,6 @@
         <w:rPr>
           <w:lang w:val="en-BR"/>
         </w:rPr>
-        <w:lastRenderedPageBreak/>
         <w:t>a) Esse reajuste incide sobre o valor do quilowatt-hora (kWh) considerado no contrato, mantendo a proporcionalidade da economia prevista ao CONTRATANTE;</w:t>
       </w:r>
     </w:p>
@@ -1898,38 +1910,1289 @@
     </w:p>
     <w:p>
       <w:pPr>
-        <w:spacing w:before="100" w:beforeAutospacing="1" w:after="100" w:afterAutospacing="1"/>
-        <w:rPr>
-          <w:lang w:val="en-BR"/>
-        </w:rPr>
-      </w:pPr>
-      <w:r>
-        <w:rPr>
-          <w:lang w:val="en-BR"/>
-        </w:rPr>
-        <w:t>a) projeto, instalação e homologação do Sistema;</w:t>
-      </w:r>
-    </w:p>
-    <w:p>
-      <w:pPr>
-        <w:spacing w:before="100" w:beforeAutospacing="1" w:after="100" w:afterAutospacing="1"/>
-        <w:rPr>
-          <w:lang w:val="en-BR"/>
-        </w:rPr>
-      </w:pPr>
-      <w:r>
-        <w:rPr>
-          <w:lang w:val="en-BR"/>
-        </w:rPr>
-        <w:t>b) monitoramento remoto;</w:t>
-      </w:r>
-    </w:p>
-    <w:p>
-      <w:pPr>
-        <w:spacing w:before="100" w:beforeAutospacing="1" w:after="100" w:afterAutospacing="1"/>
-        <w:rPr>
-          <w:lang w:val="en-BR"/>
-        </w:rPr>
+        <w:pStyle w:val="NormalWeb"/>
+      </w:pPr>
+      <w:r>
+        <w:t>a) projeto, instalação e homologação do Sistema junto à distribuidora de energia;</w:t>
+      </w:r>
+    </w:p>
+    <w:p>
+      <w:pPr>
+        <w:pStyle w:val="NormalWeb"/>
+      </w:pPr>
+      <w:r>
+        <w:t>b) monitoramento remoto do desempenho do Sistema;</w:t>
+      </w:r>
+    </w:p>
+    <w:p>
+      <w:pPr>
+        <w:pStyle w:val="NormalWeb"/>
+      </w:pPr>
+      <w:r>
+        <w:t>c) manutenção corretiva, assim entendida como o reparo de defeitos de funcionamento dos equipamentos ou da instalação</w:t>
+      </w:r>
+      <w:r>
+        <w:t>;</w:t>
+      </w:r>
+    </w:p>
+    <w:p>
+      <w:pPr>
+        <w:pStyle w:val="NormalWeb"/>
+      </w:pPr>
+      <w:r>
+        <w:t>d) proteção patrimonial (garantia direta) contra sinistros e danos, nos termos da Cláusula 7-A;</w:t>
+      </w:r>
+    </w:p>
+    <w:p>
+      <w:pPr>
+        <w:pStyle w:val="NormalWeb"/>
+      </w:pPr>
+      <w:r>
+        <w:t>e) suporte técnico ao CONTRATANTE durante toda a vigência deste contrato.</w:t>
+      </w:r>
+    </w:p>
+    <w:p>
+      <w:pPr>
+        <w:spacing w:before="100" w:beforeAutospacing="1" w:after="100" w:afterAutospacing="1"/>
+        <w:outlineLvl w:val="2"/>
+        <w:rPr>
+          <w:b/>
+          <w:bCs/>
+          <w:lang w:val="en-BR"/>
+        </w:rPr>
+      </w:pPr>
+      <w:r>
+        <w:rPr>
+          <w:b/>
+          <w:bCs/>
+          <w:lang w:val="en-BR"/>
+        </w:rPr>
+        <w:t>CLÁUSULA 7-A – DA GARANTIA SOBRE O PATRIMÔNIO E TRANSFERÊNCIA DE RESPONSABILIDADE</w:t>
+      </w:r>
+    </w:p>
+    <w:p>
+      <w:pPr>
+        <w:spacing w:before="100" w:beforeAutospacing="1" w:after="100" w:afterAutospacing="1"/>
+        <w:rPr>
+          <w:lang w:val="en-BR"/>
+        </w:rPr>
+      </w:pPr>
+      <w:r>
+        <w:rPr>
+          <w:b/>
+          <w:bCs/>
+          <w:lang w:val="en-BR"/>
+        </w:rPr>
+        <w:t>7-A.1. GARANTIA DIRETA DA SOLARINVEST DURANTE O LEASING.</w:t>
+      </w:r>
+      <w:r>
+        <w:rPr>
+          <w:lang w:val="en-BR"/>
+        </w:rPr>
+        <w:t xml:space="preserve"> </w:t>
+      </w:r>
+    </w:p>
+    <w:p>
+      <w:pPr>
+        <w:spacing w:before="100" w:beforeAutospacing="1" w:after="100" w:afterAutospacing="1"/>
+        <w:rPr>
+          <w:lang w:val="en-BR"/>
+        </w:rPr>
+      </w:pPr>
+      <w:r>
+        <w:rPr>
+          <w:lang w:val="en-BR"/>
+        </w:rPr>
+        <w:t>Durante toda a vigência deste contrato, a SOLARINVEST assume diretamente a responsabilidade pelos custos de reparo ou reposição do Sistema em caso de danos materiais ou perda decorrentes dos seguintes eventos: a) Incêndio, Queda de Raio e Explosão; b) Vendaval, Furacão, Ciclone e Granizo; c) Impacto de Veículos; d) Danos Elétricos (não decorrentes de falhas na rede interna do imóvel); e) Roubo e Furto Qualificado (mediante arrombamento e vestígios); f) Inundação e Alagamento.</w:t>
+      </w:r>
+    </w:p>
+    <w:p>
+      <w:pPr>
+        <w:spacing w:before="100" w:beforeAutospacing="1" w:after="100" w:afterAutospacing="1"/>
+        <w:rPr>
+          <w:lang w:val="en-BR"/>
+        </w:rPr>
+      </w:pPr>
+      <w:r>
+        <w:rPr>
+          <w:b/>
+          <w:bCs/>
+          <w:lang w:val="en-BR"/>
+        </w:rPr>
+        <w:t>Parágrafo Único:</w:t>
+      </w:r>
+      <w:r>
+        <w:rPr>
+          <w:lang w:val="en-BR"/>
+        </w:rPr>
+        <w:t xml:space="preserve"> Esta obrigação de garantia é de responsabilidade direta da SOLARINVEST, que arcará com os custos de reparo ou reposição como se seguradora fosse, </w:t>
+      </w:r>
+      <w:r>
+        <w:rPr>
+          <w:b/>
+          <w:bCs/>
+          <w:lang w:val="en-BR"/>
+        </w:rPr>
+        <w:t>independentemente da contratação de uma apólice de seguro junto a terceiros.</w:t>
+      </w:r>
+    </w:p>
+    <w:p>
+      <w:pPr>
+        <w:spacing w:before="100" w:beforeAutospacing="1" w:after="100" w:afterAutospacing="1"/>
+        <w:rPr>
+          <w:b/>
+          <w:bCs/>
+          <w:lang w:val="en-BR"/>
+        </w:rPr>
+      </w:pPr>
+    </w:p>
+    <w:p>
+      <w:pPr>
+        <w:spacing w:before="100" w:beforeAutospacing="1" w:after="100" w:afterAutospacing="1"/>
+        <w:rPr>
+          <w:lang w:val="en-BR"/>
+        </w:rPr>
+      </w:pPr>
+      <w:r>
+        <w:rPr>
+          <w:b/>
+          <w:bCs/>
+          <w:lang w:val="en-BR"/>
+        </w:rPr>
+        <w:t>7-A.2. OBRIGAÇÕES DO CONTRATANTE E CONDIÇÕES PARA VALIDADE DA GARANTIA.</w:t>
+      </w:r>
+      <w:r>
+        <w:rPr>
+          <w:lang w:val="en-BR"/>
+        </w:rPr>
+        <w:t xml:space="preserve"> </w:t>
+      </w:r>
+    </w:p>
+    <w:p>
+      <w:pPr>
+        <w:spacing w:before="100" w:beforeAutospacing="1" w:after="100" w:afterAutospacing="1"/>
+        <w:rPr>
+          <w:lang w:val="en-BR"/>
+        </w:rPr>
+      </w:pPr>
+      <w:r>
+        <w:rPr>
+          <w:lang w:val="en-BR"/>
+        </w:rPr>
+        <w:lastRenderedPageBreak/>
+        <w:t xml:space="preserve">A garantia e a responsabilidade de custeio da SOLARINVEST, previstas no item 7-A.1, ficam estritamente condicionadas ao cumprimento das seguintes obrigações pelo CONTRATANTE: </w:t>
+      </w:r>
+    </w:p>
+    <w:p>
+      <w:pPr>
+        <w:spacing w:before="100" w:beforeAutospacing="1" w:after="100" w:afterAutospacing="1"/>
+        <w:rPr>
+          <w:lang w:val="en-BR"/>
+        </w:rPr>
+      </w:pPr>
+      <w:r>
+        <w:rPr>
+          <w:lang w:val="en-BR"/>
+        </w:rPr>
+        <w:t xml:space="preserve">a) </w:t>
+      </w:r>
+      <w:r>
+        <w:rPr>
+          <w:b/>
+          <w:bCs/>
+          <w:lang w:val="en-BR"/>
+        </w:rPr>
+        <w:t>Uso Adequado:</w:t>
+      </w:r>
+      <w:r>
+        <w:rPr>
+          <w:lang w:val="en-BR"/>
+        </w:rPr>
+        <w:t xml:space="preserve"> Não causar danos por mau uso, negligência, imprudência, ou por intervenções e modificações no Sistema realizadas por si ou por terceiros não autorizados pela SOLARINVEST. </w:t>
+      </w:r>
+    </w:p>
+    <w:p>
+      <w:pPr>
+        <w:spacing w:before="100" w:beforeAutospacing="1" w:after="100" w:afterAutospacing="1"/>
+        <w:rPr>
+          <w:lang w:val="en-BR"/>
+        </w:rPr>
+      </w:pPr>
+      <w:r>
+        <w:rPr>
+          <w:lang w:val="en-BR"/>
+        </w:rPr>
+        <w:t xml:space="preserve">b) </w:t>
+      </w:r>
+      <w:r>
+        <w:rPr>
+          <w:b/>
+          <w:bCs/>
+          <w:lang w:val="en-BR"/>
+        </w:rPr>
+        <w:t>Segurança Mínima:</w:t>
+      </w:r>
+      <w:r>
+        <w:rPr>
+          <w:lang w:val="en-BR"/>
+        </w:rPr>
+        <w:t xml:space="preserve"> Em casos de Roubo ou Furto, a garantia só será válida se o CONTRATANTE mantiver o local da instalação devidamente protegido por muro ou cerca com, no mínimo, 1,80m de altura em todo o seu perímetro, e com portão de acesso devidamente trancado. </w:t>
+      </w:r>
+    </w:p>
+    <w:p>
+      <w:pPr>
+        <w:spacing w:before="100" w:beforeAutospacing="1" w:after="100" w:afterAutospacing="1"/>
+        <w:rPr>
+          <w:lang w:val="en-BR"/>
+        </w:rPr>
+      </w:pPr>
+      <w:r>
+        <w:rPr>
+          <w:lang w:val="en-BR"/>
+        </w:rPr>
+        <w:t xml:space="preserve">c) </w:t>
+      </w:r>
+      <w:r>
+        <w:rPr>
+          <w:b/>
+          <w:bCs/>
+          <w:lang w:val="en-BR"/>
+        </w:rPr>
+        <w:t>Comunicação Imediata:</w:t>
+      </w:r>
+      <w:r>
+        <w:rPr>
+          <w:lang w:val="en-BR"/>
+        </w:rPr>
+        <w:t xml:space="preserve"> Comunicar à SOLARINVEST qualquer dano, falha ou sinistro no Sistema em até 48 horas da ocorrência.</w:t>
+      </w:r>
+    </w:p>
+    <w:p>
+      <w:pPr>
+        <w:spacing w:before="100" w:beforeAutospacing="1" w:after="100" w:afterAutospacing="1"/>
+      </w:pPr>
+      <w:r>
+        <w:rPr>
+          <w:rStyle w:val="Strong"/>
+        </w:rPr>
+        <w:t>Parágrafo Único:</w:t>
+      </w:r>
+      <w:r>
+        <w:t xml:space="preserve"> Caso o dano ou a perda do equipamento ocorra por descumprimento de qualquer uma das condições previstas nesta cláusula, a garantia da SOLARINVEST será considerada nula para o evento em questão. Nesta hipótese, o CONTRATANTE será obrigado a adquirir o patrimônio danificado, pagando à SOLARINVEST o valor correspondente ao </w:t>
+      </w:r>
+      <w:r>
+        <w:rPr>
+          <w:rStyle w:val="Strong"/>
+        </w:rPr>
+        <w:t>Valor de Exercício de Compra (VEC)</w:t>
+      </w:r>
+      <w:r>
+        <w:t xml:space="preserve">, estipulado no </w:t>
+      </w:r>
+      <w:r>
+        <w:rPr>
+          <w:rStyle w:val="Strong"/>
+        </w:rPr>
+        <w:t>Anexo II</w:t>
+      </w:r>
+      <w:r>
+        <w:t xml:space="preserve"> deste contrato, atualizado até a data do evento. Após a quitação do referido valor, a propriedade do Sistema, no estado em que se encontrar, será transferida de forma definitiva ao CONTRATANTE, resolvendo-se a obrigação de reparo.</w:t>
+      </w:r>
+    </w:p>
+    <w:p>
+      <w:pPr>
+        <w:spacing w:before="100" w:beforeAutospacing="1" w:after="100" w:afterAutospacing="1"/>
+        <w:rPr>
+          <w:lang w:val="en-BR"/>
+        </w:rPr>
+      </w:pPr>
+      <w:r>
+        <w:rPr>
+          <w:b/>
+          <w:bCs/>
+          <w:lang w:val="en-BR"/>
+        </w:rPr>
+        <w:t>7-A.3. TRANSFERÊNCIA DE RESPONSABILIDADE AO FINAL DO CONTRATO.</w:t>
+      </w:r>
+      <w:r>
+        <w:rPr>
+          <w:lang w:val="en-BR"/>
+        </w:rPr>
+        <w:t xml:space="preserve"> Ao término do prazo contratual, que se concretiza com o pagamento integral da última mensalidade do leasing, </w:t>
+      </w:r>
+      <w:r>
+        <w:rPr>
+          <w:b/>
+          <w:bCs/>
+          <w:lang w:val="en-BR"/>
+        </w:rPr>
+        <w:t>cessa por completo</w:t>
+      </w:r>
+      <w:r>
+        <w:rPr>
+          <w:lang w:val="en-BR"/>
+        </w:rPr>
+        <w:t xml:space="preserve"> qualquer garantia ou responsabilidade da SOLARINVEST referente à proteção do Sistema contra os riscos mencionados nesta cláusula.</w:t>
+      </w:r>
+    </w:p>
+    <w:p>
+      <w:pPr>
+        <w:spacing w:before="100" w:beforeAutospacing="1" w:after="100" w:afterAutospacing="1"/>
+        <w:rPr>
+          <w:lang w:val="en-BR"/>
+        </w:rPr>
+      </w:pPr>
+      <w:r>
+        <w:rPr>
+          <w:lang w:val="en-BR"/>
+        </w:rPr>
+        <w:t xml:space="preserve">7-A.4. A partir da data de término do contrato, a responsabilidade por proteger o equipamento contra todos e quaisquer riscos, bem como por contratar e custear qualquer tipo de seguro, passa a ser </w:t>
+      </w:r>
+      <w:r>
+        <w:rPr>
+          <w:b/>
+          <w:bCs/>
+          <w:lang w:val="en-BR"/>
+        </w:rPr>
+        <w:t>integral e exclusiva do CONTRATANTE</w:t>
+      </w:r>
+      <w:r>
+        <w:rPr>
+          <w:lang w:val="en-BR"/>
+        </w:rPr>
+        <w:t>.</w:t>
+      </w:r>
+    </w:p>
+    <w:p>
+      <w:pPr>
+        <w:spacing w:before="100" w:beforeAutospacing="1" w:after="100" w:afterAutospacing="1"/>
+        <w:rPr>
+          <w:lang w:val="en-BR"/>
+        </w:rPr>
+      </w:pPr>
+      <w:r>
+        <w:rPr>
+          <w:lang w:val="en-BR"/>
+        </w:rPr>
+        <w:t>7-A.5. Ao final do contrato, o CONTRATANTE poderá optar por contratar uma apólice de seguro por seus próprios meios ou, se disponível à época, solicitar à SOLARINVEST uma proposta para a contratação de um seguro por seu intermédio, cujos custos correrão integralmente por conta do CONTRATANTE.</w:t>
+      </w:r>
+    </w:p>
+    <w:p>
+      <w:pPr>
+        <w:spacing w:before="100" w:beforeAutospacing="1" w:after="100" w:afterAutospacing="1"/>
+        <w:outlineLvl w:val="1"/>
+        <w:rPr>
+          <w:b/>
+          <w:bCs/>
+          <w:lang w:val="en-BR"/>
+        </w:rPr>
+      </w:pPr>
+    </w:p>
+    <w:p>
+      <w:pPr>
+        <w:spacing w:before="100" w:beforeAutospacing="1" w:after="100" w:afterAutospacing="1"/>
+        <w:outlineLvl w:val="1"/>
+        <w:rPr>
+          <w:b/>
+          <w:bCs/>
+          <w:lang w:val="en-BR"/>
+        </w:rPr>
+      </w:pPr>
+      <w:r>
+        <w:rPr>
+          <w:b/>
+          <w:bCs/>
+          <w:lang w:val="en-BR"/>
+        </w:rPr>
+        <w:t>CLÁUSULA 8 – DAS OBRIGAÇÕES DO CONTRATANTE</w:t>
+      </w:r>
+    </w:p>
+    <w:p>
+      <w:pPr>
+        <w:spacing w:before="100" w:beforeAutospacing="1" w:after="100" w:afterAutospacing="1"/>
+        <w:rPr>
+          <w:lang w:val="en-BR"/>
+        </w:rPr>
+      </w:pPr>
+      <w:r>
+        <w:rPr>
+          <w:lang w:val="en-BR"/>
+        </w:rPr>
+        <w:t>8.1. São obrigações do CONTRATANTE:</w:t>
+      </w:r>
+    </w:p>
+    <w:p>
+      <w:pPr>
+        <w:spacing w:before="100" w:beforeAutospacing="1" w:after="100" w:afterAutospacing="1"/>
+        <w:rPr>
+          <w:lang w:val="en-BR"/>
+        </w:rPr>
+      </w:pPr>
+      <w:r>
+        <w:rPr>
+          <w:lang w:val="en-BR"/>
+        </w:rPr>
+        <w:lastRenderedPageBreak/>
+        <w:t>a) manter o imóvel regular e com titularidade em dia junto à distribuidora;</w:t>
+      </w:r>
+    </w:p>
+    <w:p>
+      <w:pPr>
+        <w:spacing w:before="100" w:beforeAutospacing="1" w:after="100" w:afterAutospacing="1"/>
+        <w:rPr>
+          <w:lang w:val="en-BR"/>
+        </w:rPr>
+      </w:pPr>
+      <w:r>
+        <w:rPr>
+          <w:lang w:val="en-BR"/>
+        </w:rPr>
+        <w:t>b) permitir acesso ao Sistema;</w:t>
+      </w:r>
+    </w:p>
+    <w:p>
+      <w:pPr>
+        <w:spacing w:before="100" w:beforeAutospacing="1" w:after="100" w:afterAutospacing="1"/>
+        <w:rPr>
+          <w:lang w:val="en-BR"/>
+        </w:rPr>
+      </w:pPr>
+      <w:r>
+        <w:rPr>
+          <w:lang w:val="en-BR"/>
+        </w:rPr>
+        <w:t>c) manter conexão Wi-Fi estável para monitoramento;</w:t>
+      </w:r>
+    </w:p>
+    <w:p>
+      <w:pPr>
+        <w:spacing w:before="100" w:beforeAutospacing="1" w:after="100" w:afterAutospacing="1"/>
+        <w:rPr>
+          <w:lang w:val="en-BR"/>
+        </w:rPr>
+      </w:pPr>
+      <w:r>
+        <w:rPr>
+          <w:lang w:val="en-BR"/>
+        </w:rPr>
+        <w:t>d) não realizar obras que prejudiquem o sistema;</w:t>
+      </w:r>
+    </w:p>
+    <w:p>
+      <w:pPr>
+        <w:spacing w:before="100" w:beforeAutospacing="1" w:after="100" w:afterAutospacing="1"/>
+        <w:rPr>
+          <w:lang w:val="en-BR"/>
+        </w:rPr>
+      </w:pPr>
+      <w:r>
+        <w:rPr>
+          <w:lang w:val="en-BR"/>
+        </w:rPr>
+        <w:t>e) comunicar falhas imediatamente</w:t>
+      </w:r>
+      <w:r>
+        <w:rPr>
+          <w:lang w:val="en-BR"/>
+        </w:rPr>
+        <w:t>;</w:t>
+      </w:r>
+    </w:p>
+    <w:p>
+      <w:pPr>
+        <w:spacing w:before="100" w:beforeAutospacing="1" w:after="100" w:afterAutospacing="1"/>
+        <w:rPr>
+          <w:lang w:val="en-BR"/>
+        </w:rPr>
+      </w:pPr>
+      <w:r>
+        <w:rPr>
+          <w:lang w:val="en-BR"/>
+        </w:rPr>
+        <w:t xml:space="preserve">f) </w:t>
+      </w:r>
+      <w:r>
+        <w:t>Realizar a manutenção preventiva do Sistema, incluindo a limpeza periódica dos módulos fotovoltaicos conforme orientação da SOLARINVEST, de modo a garantir o bom desempenho do equipamento.</w:t>
+      </w:r>
+    </w:p>
+    <w:p>
+      <w:pPr>
+        <w:spacing w:before="100" w:beforeAutospacing="1" w:after="100" w:afterAutospacing="1"/>
+        <w:rPr>
+          <w:lang w:val="en-BR"/>
+        </w:rPr>
+      </w:pPr>
+      <w:r>
+        <w:rPr>
+          <w:lang w:val="en-BR"/>
+        </w:rPr>
+        <w:t xml:space="preserve">8.2. O CONTRATANTE reconhece que, embora a </w:t>
+      </w:r>
+      <w:r>
+        <w:rPr>
+          <w:lang w:val="en-BR"/>
+        </w:rPr>
+        <w:t>SOLARINVEST</w:t>
+      </w:r>
+      <w:r>
+        <w:rPr>
+          <w:lang w:val="en-BR"/>
+        </w:rPr>
+        <w:t xml:space="preserve"> e seus técnicos adotem os mais elevados padrões de cuidado, segurança e zelo durante a instalação do sistema fotovoltaico, o processo pode envolver o deslocamento de telhas ou intervenções sobre coberturas existentes, o que representa risco especialmente em estruturas frágeis, antigas ou previamente danificadas.</w:t>
+      </w:r>
+    </w:p>
+    <w:p>
+      <w:pPr>
+        <w:spacing w:before="100" w:beforeAutospacing="1" w:after="100" w:afterAutospacing="1"/>
+        <w:rPr>
+          <w:lang w:val="en-BR"/>
+        </w:rPr>
+      </w:pPr>
+      <w:r>
+        <w:rPr>
+          <w:lang w:val="en-BR"/>
+        </w:rPr>
+        <w:t>8.2.1. É de responsabilidade exclusiva do CONTRATANTE assegurar que o telhado, estrutura de cobertura ou superfície onde será instalado o sistema esteja em boas condições de integridade, suportando carga adicional e acesso seguro por parte da equipe técnica.</w:t>
+      </w:r>
+    </w:p>
+    <w:p>
+      <w:pPr>
+        <w:spacing w:before="100" w:beforeAutospacing="1" w:after="100" w:afterAutospacing="1"/>
+        <w:rPr>
+          <w:lang w:val="en-BR"/>
+        </w:rPr>
+      </w:pPr>
+      <w:r>
+        <w:rPr>
+          <w:lang w:val="en-BR"/>
+        </w:rPr>
+        <w:t xml:space="preserve">8.2.2. Caso, durante a instalação, venham a ocorrer quebras, rachaduras ou deslocamentos de telhas ou partes da cobertura, em decorrência de sua fragilidade ou desgaste pré-existente, o CONTRATANTE será o responsável por sua substituição, sem que isso configure obrigação de reparo ou compensação por parte da </w:t>
+      </w:r>
+      <w:r>
+        <w:rPr>
+          <w:lang w:val="en-BR"/>
+        </w:rPr>
+        <w:t>SOLARINVEST</w:t>
+      </w:r>
+      <w:r>
+        <w:rPr>
+          <w:lang w:val="en-BR"/>
+        </w:rPr>
+        <w:t>.</w:t>
+      </w:r>
+    </w:p>
+    <w:p>
+      <w:pPr>
+        <w:spacing w:before="100" w:beforeAutospacing="1" w:after="100" w:afterAutospacing="1"/>
+        <w:rPr>
+          <w:lang w:val="en-BR"/>
+        </w:rPr>
+      </w:pPr>
+      <w:r>
+        <w:rPr>
+          <w:lang w:val="en-BR"/>
+        </w:rPr>
+        <w:t xml:space="preserve">8.2.3. Caso seja identificada condição estrutural crítica que comprometa a segurança da instalação, a </w:t>
+      </w:r>
+      <w:r>
+        <w:rPr>
+          <w:lang w:val="en-BR"/>
+        </w:rPr>
+        <w:t>SOLARINVEST</w:t>
+      </w:r>
+      <w:r>
+        <w:rPr>
+          <w:lang w:val="en-BR"/>
+        </w:rPr>
+        <w:t xml:space="preserve"> poderá suspender os trabalhos até que as adequações sejam providenciadas pelo CONTRATANTE.</w:t>
+      </w:r>
+    </w:p>
+    <w:p>
+      <w:pPr>
+        <w:spacing w:before="100" w:beforeAutospacing="1" w:after="100" w:afterAutospacing="1"/>
+        <w:rPr>
+          <w:lang w:val="en-BR"/>
+        </w:rPr>
+      </w:pPr>
+      <w:r>
+        <w:rPr>
+          <w:lang w:val="en-BR"/>
+        </w:rPr>
+        <w:t xml:space="preserve">8.2.4. A </w:t>
+      </w:r>
+      <w:r>
+        <w:rPr>
+          <w:lang w:val="en-BR"/>
+        </w:rPr>
+        <w:t>SOLARINVEST</w:t>
+      </w:r>
+      <w:r>
+        <w:rPr>
+          <w:lang w:val="en-BR"/>
+        </w:rPr>
+        <w:t xml:space="preserve"> não realiza, não está obrigada a realizar e não se responsabiliza por avaliação estrutural, cálculo de carga, análise de resistência mecânica ou emissão de laudo técnico do telhado, cobertura ou de qualquer estrutura do imóvel onde será instalado o Sistema.</w:t>
+      </w:r>
+    </w:p>
+    <w:p>
+      <w:pPr>
+        <w:spacing w:before="100" w:beforeAutospacing="1" w:after="100" w:afterAutospacing="1"/>
+        <w:rPr>
+          <w:lang w:val="en-BR"/>
+        </w:rPr>
+      </w:pPr>
+      <w:r>
+        <w:rPr>
+          <w:lang w:val="en-BR"/>
+        </w:rPr>
+        <w:t xml:space="preserve">8.2.5. A eventual vistoria técnica realizada pela </w:t>
+      </w:r>
+      <w:r>
+        <w:rPr>
+          <w:lang w:val="en-BR"/>
+        </w:rPr>
+        <w:t>SOLARINVEST</w:t>
+      </w:r>
+      <w:r>
+        <w:rPr>
+          <w:lang w:val="en-BR"/>
+        </w:rPr>
+        <w:t xml:space="preserve"> possui caráter exclusivamente operacional, destinada à verificação de viabilidade de instalação do Sistema, não substituindo, em nenhuma hipótese, laudo estrutural emitido por profissional legalmente habilitado, cuja contratação é de inteira e exclusiva responsabilidade do CONTRATANTE.</w:t>
+      </w:r>
+    </w:p>
+    <w:p>
+      <w:pPr>
+        <w:pStyle w:val="p1"/>
+      </w:pPr>
+      <w:r>
+        <w:rPr>
+          <w:lang w:val="en-BR"/>
+        </w:rPr>
+        <w:lastRenderedPageBreak/>
+        <w:t xml:space="preserve">8.2.6. </w:t>
+      </w:r>
+      <w:r>
+        <w:t>O CONTRATANTE declara estar ciente de que o monitoramento remoto do Sistema depende de conexão ativa com a internet no local de instalação, sendo esta de sua responsabilidade.</w:t>
+      </w:r>
+    </w:p>
+    <w:p>
+      <w:pPr>
+        <w:pStyle w:val="p2"/>
+      </w:pPr>
+      <w:r>
+        <w:rPr>
+          <w:lang w:val="en-BR"/>
+        </w:rPr>
+        <w:t xml:space="preserve">8.2.7. </w:t>
+      </w:r>
+      <w:r>
+        <w:t>A ausência de conexão com a internet poderá impedir ou retardar a identificação de falhas, quedas de desempenho ou necessidade de manutenção, não podendo a SOLARINVEST ser responsabilizada por eventuais perdas de geração decorrentes dessa limitação</w:t>
+      </w:r>
+    </w:p>
+    <w:p>
+      <w:pPr>
+        <w:spacing w:before="100" w:beforeAutospacing="1" w:after="100" w:afterAutospacing="1"/>
+        <w:outlineLvl w:val="2"/>
+        <w:rPr>
+          <w:b/>
+          <w:bCs/>
+          <w:lang w:val="en-BR"/>
+        </w:rPr>
+      </w:pPr>
+      <w:r>
+        <w:rPr>
+          <w:b/>
+          <w:bCs/>
+          <w:lang w:val="en-BR"/>
+        </w:rPr>
+        <w:t>CLÁUSULA 8-A – DA GUARDA PROVISÓRIA DO SISTEMA ANTES DA INSTALAÇÃO</w:t>
+      </w:r>
+    </w:p>
+    <w:p>
+      <w:pPr>
+        <w:spacing w:before="100" w:beforeAutospacing="1" w:after="100" w:afterAutospacing="1"/>
+        <w:rPr>
+          <w:lang w:val="en-BR"/>
+        </w:rPr>
+      </w:pPr>
+      <w:r>
+        <w:rPr>
+          <w:lang w:val="en-BR"/>
+        </w:rPr>
+        <w:t>8-A.1. Caso, por necessidade logística, operacional ou estratégica, os equipamentos que compõem o Sistema sejam entregues no imóvel do CONTRATANTE antes da efetiva instalação, considera-se que, a partir da entrega física e assinatura do comprovante de recebimento, ocorre a transferência provisória da guarda do bem ao CONTRATANTE, sem transferência de propriedade.</w:t>
+      </w:r>
+    </w:p>
+    <w:p>
+      <w:pPr>
+        <w:spacing w:before="100" w:beforeAutospacing="1" w:after="100" w:afterAutospacing="1"/>
+        <w:rPr>
+          <w:lang w:val="en-BR"/>
+        </w:rPr>
+      </w:pPr>
+      <w:r>
+        <w:rPr>
+          <w:lang w:val="en-BR"/>
+        </w:rPr>
+        <w:t>8-A.2. Durante o período compreendido entre a entrega e a instalação, o CONTRATANTE compromete-se a:</w:t>
+      </w:r>
+    </w:p>
+    <w:p>
+      <w:pPr>
+        <w:spacing w:before="100" w:beforeAutospacing="1" w:after="100" w:afterAutospacing="1"/>
+        <w:rPr>
+          <w:lang w:val="en-BR"/>
+        </w:rPr>
+      </w:pPr>
+      <w:r>
+        <w:rPr>
+          <w:lang w:val="en-BR"/>
+        </w:rPr>
+        <w:t>a) armazenar os equipamentos em local coberto, seco e protegido contra intempéries;</w:t>
+      </w:r>
+    </w:p>
+    <w:p>
+      <w:pPr>
+        <w:spacing w:before="100" w:beforeAutospacing="1" w:after="100" w:afterAutospacing="1"/>
+        <w:rPr>
+          <w:lang w:val="en-BR"/>
+        </w:rPr>
+      </w:pPr>
+      <w:r>
+        <w:rPr>
+          <w:lang w:val="en-BR"/>
+        </w:rPr>
+        <w:t>b) adotar medidas razoáveis de segurança para evitar furto, extravio ou danos;</w:t>
+      </w:r>
+    </w:p>
+    <w:p>
+      <w:pPr>
+        <w:spacing w:before="100" w:beforeAutospacing="1" w:after="100" w:afterAutospacing="1"/>
+        <w:rPr>
+          <w:lang w:val="en-BR"/>
+        </w:rPr>
+      </w:pPr>
+      <w:r>
+        <w:rPr>
+          <w:lang w:val="en-BR"/>
+        </w:rPr>
+        <w:t>c) não manusear, abrir embalagens técnicas ou permitir intervenção de terceiros não autorizados.</w:t>
+      </w:r>
+    </w:p>
+    <w:p>
+      <w:pPr>
+        <w:spacing w:before="100" w:beforeAutospacing="1" w:after="100" w:afterAutospacing="1"/>
+        <w:rPr>
+          <w:lang w:val="en-BR"/>
+        </w:rPr>
+      </w:pPr>
+      <w:r>
+        <w:rPr>
+          <w:lang w:val="en-BR"/>
+        </w:rPr>
+        <w:t>8-A.3. O CONTRATANTE responderá por danos, perdas, extravios ou deteriorações decorrentes de culpa, negligência, imprudência ou má conservação durante o período de guarda provisória.</w:t>
+      </w:r>
+    </w:p>
+    <w:p>
+      <w:pPr>
+        <w:spacing w:before="100" w:beforeAutospacing="1" w:after="100" w:afterAutospacing="1"/>
+        <w:rPr>
+          <w:lang w:val="en-BR"/>
+        </w:rPr>
+      </w:pPr>
+      <w:r>
+        <w:rPr>
+          <w:lang w:val="en-BR"/>
+        </w:rPr>
+        <w:t>8-A.4. Não será imputada responsabilidade ao CONTRATANTE quando o dano decorrer de caso fortuito externo ou força maior devidamente comprovados, nos termos do artigo 393 do Código Civil.</w:t>
+      </w:r>
+    </w:p>
+    <w:p>
+      <w:pPr>
+        <w:spacing w:before="100" w:beforeAutospacing="1" w:after="100" w:afterAutospacing="1"/>
+        <w:rPr>
+          <w:lang w:val="en-BR"/>
+        </w:rPr>
+      </w:pPr>
+      <w:r>
+        <w:rPr>
+          <w:lang w:val="en-BR"/>
+        </w:rPr>
+        <w:t>8-A.5. Eventual sinistro ocorrido durante o período de guarda provisória poderá ensejar a cobrança dos custos de reposição dos equipamentos danificados, sem prejuízo das demais obrigações contratuais.</w:t>
+      </w:r>
+    </w:p>
+    <w:p>
+      <w:pPr>
+        <w:spacing w:before="100" w:beforeAutospacing="1" w:after="100" w:afterAutospacing="1"/>
+        <w:outlineLvl w:val="1"/>
+        <w:rPr>
+          <w:b/>
+          <w:bCs/>
+          <w:lang w:val="en-BR"/>
+        </w:rPr>
+      </w:pPr>
+    </w:p>
+    <w:p>
+      <w:pPr>
+        <w:spacing w:before="100" w:beforeAutospacing="1" w:after="100" w:afterAutospacing="1"/>
+        <w:outlineLvl w:val="1"/>
+        <w:rPr>
+          <w:b/>
+          <w:bCs/>
+          <w:lang w:val="en-BR"/>
+        </w:rPr>
+      </w:pPr>
+      <w:r>
+        <w:rPr>
+          <w:b/>
+          <w:bCs/>
+          <w:lang w:val="en-BR"/>
+        </w:rPr>
+        <w:t>CLÁUSULA 9 – DO DESEMPENHO E DA OBRIGAÇÃO DE MEIO</w:t>
+      </w:r>
+    </w:p>
+    <w:p>
+      <w:pPr>
+        <w:spacing w:before="100" w:beforeAutospacing="1" w:after="100" w:afterAutospacing="1"/>
+        <w:rPr>
+          <w:lang w:val="en-BR"/>
+        </w:rPr>
+      </w:pPr>
+      <w:r>
+        <w:rPr>
+          <w:lang w:val="en-BR"/>
+        </w:rPr>
+        <w:t xml:space="preserve">9.1. A </w:t>
+      </w:r>
+      <w:r>
+        <w:rPr>
+          <w:lang w:val="en-BR"/>
+        </w:rPr>
+        <w:t>SOLARINVEST</w:t>
+      </w:r>
+      <w:r>
+        <w:rPr>
+          <w:lang w:val="en-BR"/>
+        </w:rPr>
+        <w:t xml:space="preserve"> possui obrigação de meio, e não de resultado.</w:t>
+      </w:r>
+    </w:p>
+    <w:p>
+      <w:pPr>
+        <w:spacing w:before="100" w:beforeAutospacing="1" w:after="100" w:afterAutospacing="1"/>
+        <w:rPr>
+          <w:lang w:val="en-BR"/>
+        </w:rPr>
+      </w:pPr>
+      <w:r>
+        <w:rPr>
+          <w:lang w:val="en-BR"/>
+        </w:rPr>
+        <w:lastRenderedPageBreak/>
+        <w:t xml:space="preserve">9.2. A </w:t>
+      </w:r>
+      <w:r>
+        <w:rPr>
+          <w:lang w:val="en-BR"/>
+        </w:rPr>
+        <w:t>SOLARINVEST</w:t>
+      </w:r>
+      <w:r>
+        <w:rPr>
+          <w:lang w:val="en-BR"/>
+        </w:rPr>
+        <w:t xml:space="preserve"> não se responsabiliza por redução de geração causada por:</w:t>
+      </w:r>
+    </w:p>
+    <w:p>
+      <w:pPr>
+        <w:spacing w:before="100" w:beforeAutospacing="1" w:after="100" w:afterAutospacing="1"/>
+        <w:rPr>
+          <w:lang w:val="en-BR"/>
+        </w:rPr>
+      </w:pPr>
+      <w:r>
+        <w:rPr>
+          <w:lang w:val="en-BR"/>
+        </w:rPr>
+        <w:t>a) sombreamento, clima ou obras no imóvel;</w:t>
+      </w:r>
+    </w:p>
+    <w:p>
+      <w:pPr>
+        <w:pStyle w:val="p1"/>
+      </w:pPr>
+      <w:r>
+        <w:rPr>
+          <w:lang w:val="en-BR"/>
+        </w:rPr>
+        <w:t xml:space="preserve">b) </w:t>
+      </w:r>
+      <w:r>
+        <w:t xml:space="preserve">acúmulo de sujeira, resíduos ou agentes contaminantes em nível </w:t>
+      </w:r>
+      <w:r>
+        <w:rPr>
+          <w:rStyle w:val="s1"/>
+          <w:b/>
+          <w:bCs/>
+        </w:rPr>
+        <w:t>excessivo ou fora dos padrões normais</w:t>
+      </w:r>
+      <w:r>
+        <w:t>, especialmente quando decorrentes de atividades no imóvel, obras, poeira intensa, fuligem, dejetos ou quaisquer situações atípicas que exijam limpeza extraordinária</w:t>
+      </w:r>
+      <w:r>
+        <w:rPr>
+          <w:lang w:val="en-BR"/>
+        </w:rPr>
+        <w:t>;</w:t>
+      </w:r>
+    </w:p>
+    <w:p>
+      <w:pPr>
+        <w:spacing w:before="100" w:beforeAutospacing="1" w:after="100" w:afterAutospacing="1"/>
+        <w:rPr>
+          <w:lang w:val="en-BR"/>
+        </w:rPr>
+      </w:pPr>
+      <w:r>
+        <w:rPr>
+          <w:lang w:val="en-BR"/>
+        </w:rPr>
+        <w:t>c) falhas na rede da distribuidora;</w:t>
+      </w:r>
+    </w:p>
+    <w:p>
+      <w:pPr>
+        <w:pStyle w:val="p1"/>
+      </w:pPr>
+      <w:r>
+        <w:rPr>
+          <w:lang w:val="en-BR"/>
+        </w:rPr>
+        <w:t xml:space="preserve">d) </w:t>
+      </w:r>
+      <w:r>
+        <w:t>condições climáticas adversas ou eventos de força maior;</w:t>
+      </w:r>
+    </w:p>
+    <w:p>
+      <w:pPr>
+        <w:pStyle w:val="p1"/>
+      </w:pPr>
+      <w:r>
+        <w:rPr>
+          <w:lang w:val="en-BR"/>
+        </w:rPr>
+        <w:t>e</w:t>
+      </w:r>
+      <w:r>
+        <w:rPr>
+          <w:lang w:val="en-BR"/>
+        </w:rPr>
+        <w:t xml:space="preserve">) </w:t>
+      </w:r>
+      <w:r>
+        <w:t>indisponibilidade, interrupção ou instabilidade da conexão com a internet no local de instalação, a qual é essencial para o monitoramento remoto do Sistema;</w:t>
+      </w:r>
+    </w:p>
+    <w:p>
+      <w:pPr>
+        <w:spacing w:before="100" w:beforeAutospacing="1" w:after="100" w:afterAutospacing="1"/>
+        <w:rPr>
+          <w:lang w:val="en-BR"/>
+        </w:rPr>
+      </w:pPr>
+      <w:r>
+        <w:rPr>
+          <w:lang w:val="en-BR"/>
+        </w:rPr>
+        <w:t>9.3. Em caso de limitação técnica permanente, o valor do Kc poderá ser ajustado, sem caracterizar inadimplemento.</w:t>
+      </w:r>
+    </w:p>
+    <w:p>
+      <w:pPr>
+        <w:pStyle w:val="p1"/>
+      </w:pPr>
+      <w:r>
+        <w:t>9.4 O CONTRATANTE declara estar ciente de que eventuais estimativas de geração de energia, economia financeira ou desempenho do sistema possuem caráter meramente indicativo, não constituindo garantia mínima de resultado, rendimento ou economia.</w:t>
+      </w:r>
+    </w:p>
+    <w:p>
+      <w:pPr>
+        <w:spacing w:before="100" w:beforeAutospacing="1" w:after="100" w:afterAutospacing="1"/>
+        <w:outlineLvl w:val="1"/>
+        <w:rPr>
+          <w:b/>
+          <w:bCs/>
+          <w:lang w:val="en-BR"/>
+        </w:rPr>
+      </w:pPr>
+      <w:r>
+        <w:rPr>
+          <w:b/>
+          <w:bCs/>
+          <w:lang w:val="en-BR"/>
+        </w:rPr>
+        <w:t>CLÁUSULA 10 – DOS ENCARGOS JUNTO À DISTRIBUIDORA</w:t>
+      </w:r>
+    </w:p>
+    <w:p>
+      <w:pPr>
+        <w:spacing w:before="100" w:beforeAutospacing="1" w:after="100" w:afterAutospacing="1"/>
+        <w:rPr>
+          <w:lang w:val="en-BR"/>
+        </w:rPr>
+      </w:pPr>
+      <w:r>
+        <w:rPr>
+          <w:lang w:val="en-BR"/>
+        </w:rPr>
+        <w:t xml:space="preserve">10.1. </w:t>
+      </w:r>
+      <w:r>
+        <w:rPr>
+          <w:lang w:val="en-BR"/>
+        </w:rPr>
+        <w:t xml:space="preserve">Permanecem de responsabilidade exclusiva do CONTRATANTE, perante a distribuidora de energia elétrica e os órgãos competentes, os encargos, tarifas, tributos, contribuições, bandeiras tarifárias, refaturamentos, multas e demais valores cobrados diretamente em sua fatura de energia elétrica, não se confundindo tais obrigações com a metodologia de cálculo da mensalidade devida à </w:t>
+      </w:r>
+      <w:r>
+        <w:rPr>
+          <w:lang w:val="en-BR"/>
+        </w:rPr>
+        <w:t>SOLARINVEST</w:t>
+      </w:r>
+      <w:r>
+        <w:rPr>
+          <w:lang w:val="en-BR"/>
+        </w:rPr>
+        <w:t>, prevista na Cláusula 4 e no Anexo III deste contrato</w:t>
+      </w:r>
+      <w:r>
+        <w:rPr>
+          <w:lang w:val="en-BR"/>
+        </w:rPr>
+        <w:t>.</w:t>
+      </w:r>
+    </w:p>
+    <w:p>
+      <w:pPr>
+        <w:spacing w:before="100" w:beforeAutospacing="1" w:after="100" w:afterAutospacing="1"/>
+        <w:outlineLvl w:val="1"/>
+        <w:rPr>
+          <w:b/>
+          <w:bCs/>
+          <w:lang w:val="en-BR"/>
+        </w:rPr>
+      </w:pPr>
+      <w:r>
+        <w:rPr>
+          <w:b/>
+          <w:bCs/>
+          <w:lang w:val="en-BR"/>
+        </w:rPr>
+        <w:t>CLÁUSULA 11 – DOS CRÉDITOS EM CASO DE INADIMPLÊNCIA</w:t>
+      </w:r>
+    </w:p>
+    <w:p>
+      <w:pPr>
+        <w:spacing w:before="100" w:beforeAutospacing="1" w:after="100" w:afterAutospacing="1"/>
+        <w:rPr>
+          <w:lang w:val="en-BR"/>
+        </w:rPr>
+      </w:pPr>
+      <w:r>
+        <w:rPr>
+          <w:lang w:val="en-BR"/>
+        </w:rPr>
+        <w:t>11.1. Estando adimplente, o CONTRATANTE usufruirá integralmente dos créditos de energia.</w:t>
+      </w:r>
+    </w:p>
+    <w:p>
+      <w:pPr>
+        <w:spacing w:before="100" w:beforeAutospacing="1" w:after="100" w:afterAutospacing="1"/>
+        <w:rPr>
+          <w:lang w:val="en-BR"/>
+        </w:rPr>
+      </w:pPr>
+      <w:r>
+        <w:rPr>
+          <w:lang w:val="en-BR"/>
+        </w:rPr>
+        <w:t xml:space="preserve">11.2. Em caso de inadimplência, os créditos passam a ser de uso exclusivo da </w:t>
+      </w:r>
+      <w:r>
+        <w:rPr>
+          <w:lang w:val="en-BR"/>
+        </w:rPr>
+        <w:t>SOLARINVEST</w:t>
+      </w:r>
+      <w:r>
+        <w:rPr>
+          <w:lang w:val="en-BR"/>
+        </w:rPr>
+        <w:t>, que poderá:</w:t>
+      </w:r>
+    </w:p>
+    <w:p>
+      <w:pPr>
+        <w:spacing w:before="100" w:beforeAutospacing="1" w:after="100" w:afterAutospacing="1"/>
+        <w:rPr>
+          <w:lang w:val="en-BR"/>
+        </w:rPr>
+      </w:pPr>
+      <w:r>
+        <w:rPr>
+          <w:lang w:val="en-BR"/>
+        </w:rPr>
+        <w:t>a) redirecioná-los a outras UCs;</w:t>
+      </w:r>
+    </w:p>
+    <w:p>
+      <w:pPr>
+        <w:spacing w:before="100" w:beforeAutospacing="1" w:after="100" w:afterAutospacing="1"/>
+        <w:rPr>
+          <w:lang w:val="en-BR"/>
+        </w:rPr>
+      </w:pPr>
+      <w:r>
+        <w:rPr>
+          <w:lang w:val="en-BR"/>
+        </w:rPr>
+        <w:t>b) retê-los;</w:t>
+      </w:r>
+    </w:p>
+    <w:p>
+      <w:pPr>
+        <w:spacing w:before="100" w:beforeAutospacing="1" w:after="100" w:afterAutospacing="1"/>
+        <w:rPr>
+          <w:lang w:val="en-BR"/>
+        </w:rPr>
+      </w:pPr>
+      <w:r>
+        <w:rPr>
+          <w:lang w:val="en-BR"/>
+        </w:rPr>
+        <w:t>c) redistribuí-los.</w:t>
+      </w:r>
+    </w:p>
+    <w:p>
+      <w:pPr>
+        <w:spacing w:before="100" w:beforeAutospacing="1" w:after="100" w:afterAutospacing="1"/>
+        <w:rPr>
+          <w:lang w:val="en-BR"/>
+        </w:rPr>
+      </w:pPr>
+      <w:r>
+        <w:rPr>
+          <w:lang w:val="en-BR"/>
+        </w:rPr>
+        <w:lastRenderedPageBreak/>
+        <w:t xml:space="preserve">11.3. Não há direito à compensação retroativa dos créditos usados pela </w:t>
+      </w:r>
+      <w:r>
+        <w:rPr>
+          <w:lang w:val="en-BR"/>
+        </w:rPr>
+        <w:t>SOLARINVEST</w:t>
+      </w:r>
+      <w:r>
+        <w:rPr>
+          <w:lang w:val="en-BR"/>
+        </w:rPr>
+        <w:t>.</w:t>
+      </w:r>
+    </w:p>
+    <w:p>
+      <w:pPr>
+        <w:pStyle w:val="p1"/>
+        <w:rPr>
+          <w:b/>
+          <w:bCs/>
+        </w:rPr>
+      </w:pPr>
+      <w:r>
+        <w:rPr>
+          <w:b/>
+          <w:bCs/>
+        </w:rPr>
+        <w:t>CLÁUSULA 11.5 – DA ANÁLISE, APROVAÇÃO E EVENTUAL NÃO EXECUÇÃO DO PROJETO</w:t>
+      </w:r>
+    </w:p>
+    <w:p>
+      <w:pPr>
+        <w:pStyle w:val="p1"/>
+      </w:pPr>
+      <w:r>
+        <w:t>11.5.1. A assinatura do presente contrato não implica, por si só, obrigação de execução imediata do projeto por parte da SOLARINVEST, ficando sua efetiva implementação condicionada à conclusão satisfatória das análises técnicas, operacionais, comerciais, cadastrais e de crédito do CONTRATANTE.</w:t>
+      </w:r>
+    </w:p>
+    <w:p>
+      <w:pPr>
+        <w:pStyle w:val="p1"/>
+      </w:pPr>
+      <w:r>
+        <w:t>11.5.2. A SOLARINVEST poderá, a seu exclusivo critério técnico e comercial, suspender, recusar ou cancelar a execução do projeto, a qualquer tempo antes do início efetivo da instalação, caso sejam identificadas condições que:</w:t>
+      </w:r>
+    </w:p>
+    <w:p>
+      <w:pPr>
+        <w:pStyle w:val="p1"/>
+      </w:pPr>
+      <w:r>
+        <w:t>a) inviabilizem tecnicamente a instalação ou operação do Sistema;</w:t>
+      </w:r>
+    </w:p>
+    <w:p>
+      <w:pPr>
+        <w:pStyle w:val="p1"/>
+      </w:pPr>
+      <w:r>
+        <w:t>b) comprometam a viabilidade econômica do projeto;</w:t>
+      </w:r>
+    </w:p>
+    <w:p>
+      <w:pPr>
+        <w:pStyle w:val="p1"/>
+      </w:pPr>
+      <w:r>
+        <w:t>c) indiquem risco de inadimplência;</w:t>
+      </w:r>
+    </w:p>
+    <w:p>
+      <w:pPr>
+        <w:pStyle w:val="p1"/>
+      </w:pPr>
+      <w:r>
+        <w:t>d) estejam em desacordo com seus critérios internos de aprovação.</w:t>
+      </w:r>
+    </w:p>
+    <w:p>
+      <w:pPr>
+        <w:pStyle w:val="p1"/>
+      </w:pPr>
+      <w:r>
+        <w:t>11.5.3. Na hipótese de não aprovação ou cancelamento do projeto nos termos desta cláusula, o presente contrato será considerado automaticamente resolvido, sem ônus para a SOLARINVEST, não sendo devida qualquer indenização ao CONTRATANTE.</w:t>
+      </w:r>
+    </w:p>
+    <w:p>
+      <w:pPr>
+        <w:pStyle w:val="p1"/>
+      </w:pPr>
+      <w:r>
+        <w:t>11.5.4. Caso tenham sido realizados custos específicos e comprovados exclusivamente em função da solicitação do CONTRATANTE, estes poderão ser cobrados de forma proporcional, desde que previamente informados.</w:t>
+      </w:r>
+    </w:p>
+    <w:p>
+      <w:pPr>
+        <w:pStyle w:val="p1"/>
+      </w:pPr>
+      <w:r>
+        <w:t>11.5.5. O CONTRATANTE declara estar ciente de que a execução do projeto está condicionada à sua aprovação final pela SOLARINVEST, não constituindo a assinatura deste contrato garantia de instalação ou fornecimento do Sistema.</w:t>
+      </w:r>
+    </w:p>
+    <w:p>
+      <w:pPr>
+        <w:pStyle w:val="p1"/>
       </w:pPr>
       <w:r>
         <w:rPr>
@@ -1937,1237 +3200,86 @@
           <w:b w:val="0"/>
           <w:bCs w:val="0"/>
         </w:rPr>
-        <w:t>c)</w:t>
-      </w:r>
-      <w:r>
-        <w:t xml:space="preserve"> manutenção corretiva, assim entendida como o reparo de defeitos de funcionamento dos equipamentos ou da instalação, excluindo-se a manutenção preventiva;</w:t>
-      </w:r>
-    </w:p>
-    <w:p>
-      <w:pPr>
-        <w:spacing w:before="100" w:beforeAutospacing="1" w:after="100" w:afterAutospacing="1"/>
-        <w:rPr>
-          <w:lang w:val="en-BR"/>
-        </w:rPr>
-      </w:pPr>
-      <w:r>
-        <w:rPr>
-          <w:lang w:val="en-BR"/>
-        </w:rPr>
-        <w:t>c) manutenção corretiva;</w:t>
-      </w:r>
-    </w:p>
-    <w:p>
-      <w:pPr>
-        <w:spacing w:before="100" w:beforeAutospacing="1" w:after="100" w:afterAutospacing="1"/>
-        <w:rPr>
-          <w:lang w:val="en-BR"/>
-        </w:rPr>
-      </w:pPr>
-      <w:r>
-        <w:rPr>
-          <w:lang w:val="en-BR"/>
-        </w:rPr>
-        <w:t>d) seguro contra sinistros e danos;</w:t>
-      </w:r>
-    </w:p>
-    <w:p>
-      <w:pPr>
-        <w:spacing w:before="100" w:beforeAutospacing="1" w:after="100" w:afterAutospacing="1"/>
-        <w:rPr>
-          <w:lang w:val="en-BR"/>
-        </w:rPr>
-      </w:pPr>
-      <w:r>
-        <w:rPr>
-          <w:lang w:val="en-BR"/>
-        </w:rPr>
-        <w:t>e) suporte ao CONTRATANTE durante a vigência.</w:t>
-      </w:r>
-    </w:p>
-    <w:p>
-      <w:pPr>
-        <w:spacing w:before="100" w:beforeAutospacing="1" w:after="100" w:afterAutospacing="1"/>
-        <w:outlineLvl w:val="2"/>
-        <w:rPr>
-          <w:b/>
-          <w:bCs/>
-          <w:lang w:val="en-BR"/>
-        </w:rPr>
-      </w:pPr>
-      <w:r>
-        <w:rPr>
-          <w:b/>
-          <w:bCs/>
-          <w:lang w:val="en-BR"/>
-        </w:rPr>
-        <w:t>CLÁUSULA 7-A – DA GARANTIA SOBRE O PATRIMÔNIO E TRANSFERÊNCIA DE RESPONSABILIDADE</w:t>
-      </w:r>
-    </w:p>
-    <w:p>
-      <w:pPr>
-        <w:spacing w:before="100" w:beforeAutospacing="1" w:after="100" w:afterAutospacing="1"/>
-        <w:rPr>
-          <w:lang w:val="en-BR"/>
-        </w:rPr>
-      </w:pPr>
-      <w:r>
-        <w:rPr>
-          <w:b/>
-          <w:bCs/>
-          <w:lang w:val="en-BR"/>
-        </w:rPr>
-        <w:t>7-A.1. GARANTIA DIRETA DA SOLARINVEST DURANTE O LEASING.</w:t>
-      </w:r>
-      <w:r>
-        <w:rPr>
-          <w:lang w:val="en-BR"/>
-        </w:rPr>
-        <w:t xml:space="preserve"> </w:t>
-      </w:r>
-    </w:p>
-    <w:p>
-      <w:pPr>
-        <w:spacing w:before="100" w:beforeAutospacing="1" w:after="100" w:afterAutospacing="1"/>
-        <w:rPr>
-          <w:lang w:val="en-BR"/>
-        </w:rPr>
-      </w:pPr>
-      <w:r>
-        <w:rPr>
-          <w:lang w:val="en-BR"/>
-        </w:rPr>
-        <w:t>Durante toda a vigência deste contrato, a SOLARINVEST assume diretamente a responsabilidade pelos custos de reparo ou reposição do Sistema em caso de danos materiais ou perda decorrentes dos seguintes eventos: a) Incêndio, Queda de Raio e Explosão; b) Vendaval, Furacão, Ciclone e Granizo; c) Impacto de Veículos; d) Danos Elétricos (não decorrentes de falhas na rede interna do imóvel); e) Roubo e Furto Qualificado (mediante arrombamento e vestígios); f) Inundação e Alagamento.</w:t>
-      </w:r>
-    </w:p>
-    <w:p>
-      <w:pPr>
-        <w:spacing w:before="100" w:beforeAutospacing="1" w:after="100" w:afterAutospacing="1"/>
-        <w:rPr>
-          <w:lang w:val="en-BR"/>
-        </w:rPr>
-      </w:pPr>
-      <w:r>
-        <w:rPr>
-          <w:b/>
-          <w:bCs/>
-          <w:lang w:val="en-BR"/>
-        </w:rPr>
-        <w:t>Parágrafo Único:</w:t>
-      </w:r>
-      <w:r>
-        <w:rPr>
-          <w:lang w:val="en-BR"/>
-        </w:rPr>
-        <w:t xml:space="preserve"> Esta obrigação de garantia é de responsabilidade direta da SOLARINVEST, que arcará com os custos de reparo ou reposição como se seguradora fosse, </w:t>
-      </w:r>
-      <w:r>
-        <w:rPr>
-          <w:b/>
-          <w:bCs/>
-          <w:lang w:val="en-BR"/>
-        </w:rPr>
-        <w:t>independentemente da contratação de uma apólice de seguro junto a terceiros.</w:t>
-      </w:r>
-    </w:p>
-    <w:p>
-      <w:pPr>
-        <w:spacing w:before="100" w:beforeAutospacing="1" w:after="100" w:afterAutospacing="1"/>
-        <w:rPr>
-          <w:b/>
-          <w:bCs/>
-          <w:lang w:val="en-BR"/>
-        </w:rPr>
-      </w:pPr>
-    </w:p>
-    <w:p>
-      <w:pPr>
-        <w:spacing w:before="100" w:beforeAutospacing="1" w:after="100" w:afterAutospacing="1"/>
-        <w:rPr>
-          <w:lang w:val="en-BR"/>
-        </w:rPr>
-      </w:pPr>
-      <w:r>
-        <w:rPr>
-          <w:b/>
-          <w:bCs/>
-          <w:lang w:val="en-BR"/>
-        </w:rPr>
+        <w:t>11.5.6.</w:t>
+      </w:r>
+      <w:r>
+        <w:t xml:space="preserve"> Caso a não execução do projeto, nos termos desta cláusula, decorra de inviabilidade técnica do imóvel não informada previamente pelo CONTRATANTE ou da prestação de informações inverídicas por este, a </w:t>
+      </w:r>
+      <w:r>
+        <w:t xml:space="preserve">SOLARINVEST </w:t>
+      </w:r>
+      <w:r>
+        <w:t xml:space="preserve">poderá cobrar do CONTRATANTE uma taxa de até </w:t>
+      </w:r>
+      <w:r>
+        <w:rPr>
+          <w:b/>
+          <w:bCs/>
+        </w:rPr>
+        <w:t>R$ 700,00</w:t>
+      </w:r>
+      <w:r>
+        <w:t xml:space="preserve"> (setecentos reais) para cobrir os custos da visita técnica e elaboração de projeto preliminar.</w:t>
+      </w:r>
+    </w:p>
+    <w:p>
+      <w:pPr>
+        <w:spacing w:before="100" w:beforeAutospacing="1" w:after="100" w:afterAutospacing="1"/>
+        <w:outlineLvl w:val="1"/>
+        <w:rPr>
+          <w:b/>
+          <w:bCs/>
+          <w:lang w:val="en-BR"/>
+        </w:rPr>
+      </w:pPr>
+    </w:p>
+    <w:p>
+      <w:pPr>
+        <w:spacing w:before="100" w:beforeAutospacing="1" w:after="100" w:afterAutospacing="1"/>
+        <w:outlineLvl w:val="1"/>
+        <w:rPr>
+          <w:b/>
+          <w:bCs/>
+          <w:lang w:val="en-BR"/>
+        </w:rPr>
+      </w:pPr>
+      <w:r>
+        <w:rPr>
+          <w:b/>
+          <w:bCs/>
+          <w:lang w:val="en-BR"/>
+        </w:rPr>
+        <w:t>CLÁUSULA 12 – DA RESCISÃO E MULTA</w:t>
+      </w:r>
+    </w:p>
+    <w:p>
+      <w:pPr>
+        <w:pStyle w:val="p1"/>
+      </w:pPr>
+      <w:r>
         <w:lastRenderedPageBreak/>
-        <w:t>7-A.2. OBRIGAÇÕES DO CONTRATANTE E CONDIÇÕES PARA VALIDADE DA GARANTIA.</w:t>
-      </w:r>
-      <w:r>
-        <w:rPr>
-          <w:lang w:val="en-BR"/>
-        </w:rPr>
-        <w:t xml:space="preserve"> </w:t>
-      </w:r>
-    </w:p>
-    <w:p>
-      <w:pPr>
-        <w:spacing w:before="100" w:beforeAutospacing="1" w:after="100" w:afterAutospacing="1"/>
-        <w:rPr>
-          <w:lang w:val="en-BR"/>
-        </w:rPr>
-      </w:pPr>
-      <w:r>
-        <w:rPr>
-          <w:lang w:val="en-BR"/>
-        </w:rPr>
-        <w:t xml:space="preserve">A garantia e a responsabilidade de custeio da SOLARINVEST, previstas no item 7-A.1, ficam estritamente condicionadas ao cumprimento das seguintes obrigações pelo CONTRATANTE: </w:t>
-      </w:r>
-    </w:p>
-    <w:p>
-      <w:pPr>
-        <w:spacing w:before="100" w:beforeAutospacing="1" w:after="100" w:afterAutospacing="1"/>
-        <w:rPr>
-          <w:lang w:val="en-BR"/>
-        </w:rPr>
-      </w:pPr>
-      <w:r>
-        <w:rPr>
-          <w:lang w:val="en-BR"/>
-        </w:rPr>
-        <w:t xml:space="preserve">a) </w:t>
-      </w:r>
-      <w:r>
-        <w:rPr>
-          <w:b/>
-          <w:bCs/>
-          <w:lang w:val="en-BR"/>
-        </w:rPr>
-        <w:t>Uso Adequado:</w:t>
-      </w:r>
-      <w:r>
-        <w:rPr>
-          <w:lang w:val="en-BR"/>
-        </w:rPr>
-        <w:t xml:space="preserve"> Não causar danos por mau uso, negligência, imprudência, ou por intervenções e modificações no Sistema realizadas por si ou por terceiros não autorizados pela SOLARINVEST. </w:t>
-      </w:r>
-    </w:p>
-    <w:p>
-      <w:pPr>
-        <w:spacing w:before="100" w:beforeAutospacing="1" w:after="100" w:afterAutospacing="1"/>
-        <w:rPr>
-          <w:lang w:val="en-BR"/>
-        </w:rPr>
-      </w:pPr>
-      <w:r>
-        <w:rPr>
-          <w:lang w:val="en-BR"/>
-        </w:rPr>
-        <w:t xml:space="preserve">b) </w:t>
-      </w:r>
-      <w:r>
-        <w:rPr>
-          <w:b/>
-          <w:bCs/>
-          <w:lang w:val="en-BR"/>
-        </w:rPr>
-        <w:t>Segurança Mínima:</w:t>
-      </w:r>
-      <w:r>
-        <w:rPr>
-          <w:lang w:val="en-BR"/>
-        </w:rPr>
-        <w:t xml:space="preserve"> Em casos de Roubo ou Furto, a garantia só será válida se o CONTRATANTE mantiver o local da instalação devidamente protegido por muro ou cerca com, no mínimo, 1,80m de altura em todo o seu perímetro, e com portão de acesso devidamente trancado. </w:t>
-      </w:r>
-    </w:p>
-    <w:p>
-      <w:pPr>
-        <w:spacing w:before="100" w:beforeAutospacing="1" w:after="100" w:afterAutospacing="1"/>
-        <w:rPr>
-          <w:lang w:val="en-BR"/>
-        </w:rPr>
-      </w:pPr>
-      <w:r>
-        <w:rPr>
-          <w:lang w:val="en-BR"/>
-        </w:rPr>
-        <w:t xml:space="preserve">c) </w:t>
-      </w:r>
-      <w:r>
-        <w:rPr>
-          <w:b/>
-          <w:bCs/>
-          <w:lang w:val="en-BR"/>
-        </w:rPr>
-        <w:t>Comunicação Imediata:</w:t>
-      </w:r>
-      <w:r>
-        <w:rPr>
-          <w:lang w:val="en-BR"/>
-        </w:rPr>
-        <w:t xml:space="preserve"> Comunicar à SOLARINVEST qualquer dano, falha ou sinistro no Sistema em até 48 horas da ocorrência.</w:t>
-      </w:r>
-    </w:p>
-    <w:p>
-      <w:pPr>
-        <w:spacing w:before="100" w:beforeAutospacing="1" w:after="100" w:afterAutospacing="1"/>
-      </w:pPr>
-      <w:r>
-        <w:rPr>
-          <w:rStyle w:val="Strong"/>
-        </w:rPr>
-        <w:t>Parágrafo Único:</w:t>
-      </w:r>
-      <w:r>
-        <w:t xml:space="preserve"> Caso o dano ou a perda do equipamento ocorra por descumprimento de qualquer uma das condições previstas nesta cláusula, a garantia da SOLARINVEST será considerada nula para o evento em questão. Nesta hipótese, o CONTRATANTE será obrigado a adquirir o patrimônio danificado, pagando à SOLARINVEST o valor correspondente ao </w:t>
-      </w:r>
-      <w:r>
-        <w:rPr>
-          <w:rStyle w:val="Strong"/>
-        </w:rPr>
-        <w:t>Valor de Exercício de Compra (VEC)</w:t>
-      </w:r>
-      <w:r>
-        <w:t xml:space="preserve">, estipulado no </w:t>
-      </w:r>
-      <w:r>
-        <w:rPr>
-          <w:rStyle w:val="Strong"/>
-        </w:rPr>
-        <w:t>Anexo II</w:t>
-      </w:r>
-      <w:r>
-        <w:t xml:space="preserve"> deste contrato, atualizado até a data do evento. Após a quitação do referido valor, a propriedade do Sistema, no estado em que se encontrar, será transferida de forma definitiva ao CONTRATANTE, resolvendo-se a obrigação de reparo.</w:t>
-      </w:r>
-    </w:p>
-    <w:p>
-      <w:pPr>
-        <w:spacing w:before="100" w:beforeAutospacing="1" w:after="100" w:afterAutospacing="1"/>
-        <w:rPr>
-          <w:lang w:val="en-BR"/>
-        </w:rPr>
-      </w:pPr>
-      <w:r>
-        <w:rPr>
-          <w:b/>
-          <w:bCs/>
-          <w:lang w:val="en-BR"/>
-        </w:rPr>
-        <w:t>7-A.3. TRANSFERÊNCIA DE RESPONSABILIDADE AO FINAL DO CONTRATO.</w:t>
-      </w:r>
-      <w:r>
-        <w:rPr>
-          <w:lang w:val="en-BR"/>
-        </w:rPr>
-        <w:t xml:space="preserve"> Ao término do prazo contratual, que se concretiza com o pagamento integral da última mensalidade do leasing, </w:t>
-      </w:r>
-      <w:r>
-        <w:rPr>
-          <w:b/>
-          <w:bCs/>
-          <w:lang w:val="en-BR"/>
-        </w:rPr>
-        <w:t>cessa por completo</w:t>
-      </w:r>
-      <w:r>
-        <w:rPr>
-          <w:lang w:val="en-BR"/>
-        </w:rPr>
-        <w:t xml:space="preserve"> qualquer garantia ou responsabilidade da SOLARINVEST referente à proteção do Sistema contra os riscos mencionados nesta cláusula.</w:t>
-      </w:r>
-    </w:p>
-    <w:p>
-      <w:pPr>
-        <w:spacing w:before="100" w:beforeAutospacing="1" w:after="100" w:afterAutospacing="1"/>
-        <w:rPr>
-          <w:lang w:val="en-BR"/>
-        </w:rPr>
-      </w:pPr>
-      <w:r>
-        <w:rPr>
-          <w:lang w:val="en-BR"/>
-        </w:rPr>
-        <w:t xml:space="preserve">7-A.4. A partir da data de término do contrato, a responsabilidade por proteger o equipamento contra todos e quaisquer riscos, bem como por contratar e custear qualquer tipo de seguro, passa a ser </w:t>
-      </w:r>
-      <w:r>
-        <w:rPr>
-          <w:b/>
-          <w:bCs/>
-          <w:lang w:val="en-BR"/>
-        </w:rPr>
-        <w:t>integral e exclusiva do CONTRATANTE</w:t>
-      </w:r>
-      <w:r>
-        <w:rPr>
-          <w:lang w:val="en-BR"/>
-        </w:rPr>
-        <w:t>.</w:t>
-      </w:r>
-    </w:p>
-    <w:p>
-      <w:pPr>
-        <w:spacing w:before="100" w:beforeAutospacing="1" w:after="100" w:afterAutospacing="1"/>
-        <w:rPr>
-          <w:lang w:val="en-BR"/>
-        </w:rPr>
-      </w:pPr>
-      <w:r>
-        <w:rPr>
-          <w:lang w:val="en-BR"/>
-        </w:rPr>
-        <w:t>7-A.5. Ao final do contrato, o CONTRATANTE poderá optar por contratar uma apólice de seguro por seus próprios meios ou, se disponível à época, solicitar à SOLARINVEST uma proposta para a contratação de um seguro por seu intermédio, cujos custos correrão integralmente por conta do CONTRATANTE.</w:t>
-      </w:r>
-    </w:p>
-    <w:p>
-      <w:pPr>
-        <w:spacing w:before="100" w:beforeAutospacing="1" w:after="100" w:afterAutospacing="1"/>
-        <w:outlineLvl w:val="1"/>
-        <w:rPr>
-          <w:b/>
-          <w:bCs/>
-          <w:lang w:val="en-BR"/>
-        </w:rPr>
-      </w:pPr>
-    </w:p>
-    <w:p>
-      <w:pPr>
-        <w:spacing w:before="100" w:beforeAutospacing="1" w:after="100" w:afterAutospacing="1"/>
-        <w:outlineLvl w:val="1"/>
-        <w:rPr>
-          <w:b/>
-          <w:bCs/>
-          <w:lang w:val="en-BR"/>
-        </w:rPr>
-      </w:pPr>
-      <w:r>
-        <w:rPr>
-          <w:b/>
-          <w:bCs/>
-          <w:lang w:val="en-BR"/>
-        </w:rPr>
-        <w:lastRenderedPageBreak/>
-        <w:t>CLÁUSULA 8 – DAS OBRIGAÇÕES DO CONTRATANTE</w:t>
-      </w:r>
-    </w:p>
-    <w:p>
-      <w:pPr>
-        <w:spacing w:before="100" w:beforeAutospacing="1" w:after="100" w:afterAutospacing="1"/>
-        <w:rPr>
-          <w:lang w:val="en-BR"/>
-        </w:rPr>
-      </w:pPr>
-      <w:r>
-        <w:rPr>
-          <w:lang w:val="en-BR"/>
-        </w:rPr>
-        <w:t>8.1. São obrigações do CONTRATANTE:</w:t>
-      </w:r>
-    </w:p>
-    <w:p>
-      <w:pPr>
-        <w:spacing w:before="100" w:beforeAutospacing="1" w:after="100" w:afterAutospacing="1"/>
-        <w:rPr>
-          <w:lang w:val="en-BR"/>
-        </w:rPr>
-      </w:pPr>
-      <w:r>
-        <w:rPr>
-          <w:lang w:val="en-BR"/>
-        </w:rPr>
-        <w:t>a) manter o imóvel regular e com titularidade em dia junto à distribuidora;</w:t>
-      </w:r>
-    </w:p>
-    <w:p>
-      <w:pPr>
-        <w:spacing w:before="100" w:beforeAutospacing="1" w:after="100" w:afterAutospacing="1"/>
-        <w:rPr>
-          <w:lang w:val="en-BR"/>
-        </w:rPr>
-      </w:pPr>
-      <w:r>
-        <w:rPr>
-          <w:lang w:val="en-BR"/>
-        </w:rPr>
-        <w:t>b) permitir acesso ao Sistema;</w:t>
-      </w:r>
-    </w:p>
-    <w:p>
-      <w:pPr>
-        <w:spacing w:before="100" w:beforeAutospacing="1" w:after="100" w:afterAutospacing="1"/>
-        <w:rPr>
-          <w:lang w:val="en-BR"/>
-        </w:rPr>
-      </w:pPr>
-      <w:r>
-        <w:rPr>
-          <w:lang w:val="en-BR"/>
-        </w:rPr>
-        <w:t>c) manter conexão Wi-Fi estável para monitoramento;</w:t>
-      </w:r>
-    </w:p>
-    <w:p>
-      <w:pPr>
-        <w:spacing w:before="100" w:beforeAutospacing="1" w:after="100" w:afterAutospacing="1"/>
-        <w:rPr>
-          <w:lang w:val="en-BR"/>
-        </w:rPr>
-      </w:pPr>
-      <w:r>
-        <w:rPr>
-          <w:lang w:val="en-BR"/>
-        </w:rPr>
-        <w:t>d) não realizar obras que prejudiquem o sistema;</w:t>
-      </w:r>
-    </w:p>
-    <w:p>
-      <w:pPr>
-        <w:spacing w:before="100" w:beforeAutospacing="1" w:after="100" w:afterAutospacing="1"/>
-        <w:rPr>
-          <w:lang w:val="en-BR"/>
-        </w:rPr>
-      </w:pPr>
-      <w:r>
-        <w:rPr>
-          <w:lang w:val="en-BR"/>
-        </w:rPr>
-        <w:t>e) comunicar falhas imediatamente</w:t>
-      </w:r>
-      <w:r>
-        <w:rPr>
-          <w:lang w:val="en-BR"/>
-        </w:rPr>
-        <w:t>;</w:t>
-      </w:r>
-    </w:p>
-    <w:p>
-      <w:pPr>
-        <w:spacing w:before="100" w:beforeAutospacing="1" w:after="100" w:afterAutospacing="1"/>
-        <w:rPr>
-          <w:lang w:val="en-BR"/>
-        </w:rPr>
-      </w:pPr>
-      <w:r>
-        <w:rPr>
-          <w:lang w:val="en-BR"/>
-        </w:rPr>
-        <w:t xml:space="preserve">f) </w:t>
-      </w:r>
-      <w:r>
-        <w:t>Realizar a manutenção preventiva do Sistema, incluindo a limpeza periódica dos módulos fotovoltaicos conforme orientação da SOLARINVEST, de modo a garantir o bom desempenho do equipamento.</w:t>
-      </w:r>
-    </w:p>
-    <w:p>
-      <w:pPr>
-        <w:spacing w:before="100" w:beforeAutospacing="1" w:after="100" w:afterAutospacing="1"/>
-        <w:rPr>
-          <w:lang w:val="en-BR"/>
-        </w:rPr>
-      </w:pPr>
-      <w:r>
-        <w:rPr>
-          <w:lang w:val="en-BR"/>
-        </w:rPr>
-        <w:t xml:space="preserve">8.2. O CONTRATANTE reconhece que, embora a </w:t>
-      </w:r>
-      <w:r>
-        <w:rPr>
-          <w:lang w:val="en-BR"/>
-        </w:rPr>
-        <w:t>SOLARINVEST</w:t>
-      </w:r>
-      <w:r>
-        <w:rPr>
-          <w:lang w:val="en-BR"/>
-        </w:rPr>
-        <w:t xml:space="preserve"> e seus técnicos adotem os mais elevados padrões de cuidado, segurança e zelo durante a instalação do sistema fotovoltaico, o processo pode envolver o deslocamento de telhas ou intervenções sobre coberturas existentes, o que representa risco especialmente em estruturas frágeis, antigas ou previamente danificadas.</w:t>
-      </w:r>
-    </w:p>
-    <w:p>
-      <w:pPr>
-        <w:spacing w:before="100" w:beforeAutospacing="1" w:after="100" w:afterAutospacing="1"/>
-        <w:rPr>
-          <w:lang w:val="en-BR"/>
-        </w:rPr>
-      </w:pPr>
-      <w:r>
-        <w:rPr>
-          <w:lang w:val="en-BR"/>
-        </w:rPr>
-        <w:t>8.2.1. É de responsabilidade exclusiva do CONTRATANTE assegurar que o telhado, estrutura de cobertura ou superfície onde será instalado o sistema esteja em boas condições de integridade, suportando carga adicional e acesso seguro por parte da equipe técnica.</w:t>
-      </w:r>
-    </w:p>
-    <w:p>
-      <w:pPr>
-        <w:spacing w:before="100" w:beforeAutospacing="1" w:after="100" w:afterAutospacing="1"/>
-        <w:rPr>
-          <w:lang w:val="en-BR"/>
-        </w:rPr>
-      </w:pPr>
-      <w:r>
-        <w:rPr>
-          <w:lang w:val="en-BR"/>
-        </w:rPr>
-        <w:t xml:space="preserve">8.2.2. Caso, durante a instalação, venham a ocorrer quebras, rachaduras ou deslocamentos de telhas ou partes da cobertura, em decorrência de sua fragilidade ou desgaste pré-existente, o CONTRATANTE será o responsável por sua substituição, sem que isso configure obrigação de reparo ou compensação por parte da </w:t>
-      </w:r>
-      <w:r>
-        <w:rPr>
-          <w:lang w:val="en-BR"/>
-        </w:rPr>
-        <w:t>SOLARINVEST</w:t>
-      </w:r>
-      <w:r>
-        <w:rPr>
-          <w:lang w:val="en-BR"/>
-        </w:rPr>
-        <w:t>.</w:t>
-      </w:r>
-    </w:p>
-    <w:p>
-      <w:pPr>
-        <w:spacing w:before="100" w:beforeAutospacing="1" w:after="100" w:afterAutospacing="1"/>
-        <w:rPr>
-          <w:lang w:val="en-BR"/>
-        </w:rPr>
-      </w:pPr>
-      <w:r>
-        <w:rPr>
-          <w:lang w:val="en-BR"/>
-        </w:rPr>
-        <w:t xml:space="preserve">8.2.3. Caso seja identificada condição estrutural crítica que comprometa a segurança da instalação, a </w:t>
-      </w:r>
-      <w:r>
-        <w:rPr>
-          <w:lang w:val="en-BR"/>
-        </w:rPr>
-        <w:t>SOLARINVEST</w:t>
-      </w:r>
-      <w:r>
-        <w:rPr>
-          <w:lang w:val="en-BR"/>
-        </w:rPr>
-        <w:t xml:space="preserve"> poderá suspender os trabalhos até que as adequações sejam providenciadas pelo CONTRATANTE.</w:t>
-      </w:r>
-    </w:p>
-    <w:p>
-      <w:pPr>
-        <w:spacing w:before="100" w:beforeAutospacing="1" w:after="100" w:afterAutospacing="1"/>
-        <w:rPr>
-          <w:lang w:val="en-BR"/>
-        </w:rPr>
-      </w:pPr>
-      <w:r>
-        <w:rPr>
-          <w:lang w:val="en-BR"/>
-        </w:rPr>
-        <w:t xml:space="preserve">8.2.4. A </w:t>
-      </w:r>
-      <w:r>
-        <w:rPr>
-          <w:lang w:val="en-BR"/>
-        </w:rPr>
-        <w:t>SOLARINVEST</w:t>
-      </w:r>
-      <w:r>
-        <w:rPr>
-          <w:lang w:val="en-BR"/>
-        </w:rPr>
-        <w:t xml:space="preserve"> não realiza, não está obrigada a realizar e não se responsabiliza por avaliação estrutural, cálculo de carga, análise de resistência mecânica ou emissão de laudo técnico do telhado, cobertura ou de qualquer estrutura do imóvel onde será instalado o Sistema.</w:t>
-      </w:r>
-    </w:p>
-    <w:p>
-      <w:pPr>
-        <w:spacing w:before="100" w:beforeAutospacing="1" w:after="100" w:afterAutospacing="1"/>
-        <w:rPr>
-          <w:lang w:val="en-BR"/>
-        </w:rPr>
-      </w:pPr>
-      <w:r>
-        <w:rPr>
-          <w:lang w:val="en-BR"/>
-        </w:rPr>
-        <w:t xml:space="preserve">8.2.5. A eventual vistoria técnica realizada pela </w:t>
-      </w:r>
-      <w:r>
-        <w:rPr>
-          <w:lang w:val="en-BR"/>
-        </w:rPr>
-        <w:t>SOLARINVEST</w:t>
-      </w:r>
-      <w:r>
-        <w:rPr>
-          <w:lang w:val="en-BR"/>
-        </w:rPr>
-        <w:t xml:space="preserve"> possui caráter exclusivamente operacional, destinada à verificação de viabilidade de instalação do Sistema, não substituindo, em </w:t>
-      </w:r>
-      <w:r>
-        <w:rPr>
-          <w:lang w:val="en-BR"/>
-        </w:rPr>
-        <w:lastRenderedPageBreak/>
-        <w:t>nenhuma hipótese, laudo estrutural emitido por profissional legalmente habilitado, cuja contratação é de inteira e exclusiva responsabilidade do CONTRATANTE.</w:t>
-      </w:r>
-    </w:p>
-    <w:p>
-      <w:pPr>
-        <w:spacing w:before="100" w:beforeAutospacing="1" w:after="100" w:afterAutospacing="1"/>
-        <w:outlineLvl w:val="2"/>
-        <w:rPr>
-          <w:b/>
-          <w:bCs/>
-          <w:lang w:val="en-BR"/>
-        </w:rPr>
-      </w:pPr>
-      <w:r>
-        <w:rPr>
-          <w:b/>
-          <w:bCs/>
-          <w:lang w:val="en-BR"/>
-        </w:rPr>
-        <w:t>CLÁUSULA 8-A – DA GUARDA PROVISÓRIA DO SISTEMA ANTES DA INSTALAÇÃO</w:t>
-      </w:r>
-    </w:p>
-    <w:p>
-      <w:pPr>
-        <w:spacing w:before="100" w:beforeAutospacing="1" w:after="100" w:afterAutospacing="1"/>
-        <w:rPr>
-          <w:lang w:val="en-BR"/>
-        </w:rPr>
-      </w:pPr>
-      <w:r>
-        <w:rPr>
-          <w:lang w:val="en-BR"/>
-        </w:rPr>
-        <w:t>8-A.1. Caso, por necessidade logística, operacional ou estratégica, os equipamentos que compõem o Sistema sejam entregues no imóvel do CONTRATANTE antes da efetiva instalação, considera-se que, a partir da entrega física e assinatura do comprovante de recebimento, ocorre a transferência provisória da guarda do bem ao CONTRATANTE, sem transferência de propriedade.</w:t>
-      </w:r>
-    </w:p>
-    <w:p>
-      <w:pPr>
-        <w:spacing w:before="100" w:beforeAutospacing="1" w:after="100" w:afterAutospacing="1"/>
-        <w:rPr>
-          <w:lang w:val="en-BR"/>
-        </w:rPr>
-      </w:pPr>
-      <w:r>
-        <w:rPr>
-          <w:lang w:val="en-BR"/>
-        </w:rPr>
-        <w:t>8-A.2. Durante o período compreendido entre a entrega e a instalação, o CONTRATANTE compromete-se a:</w:t>
-      </w:r>
-    </w:p>
-    <w:p>
-      <w:pPr>
-        <w:spacing w:before="100" w:beforeAutospacing="1" w:after="100" w:afterAutospacing="1"/>
-        <w:rPr>
-          <w:lang w:val="en-BR"/>
-        </w:rPr>
-      </w:pPr>
-      <w:r>
-        <w:rPr>
-          <w:lang w:val="en-BR"/>
-        </w:rPr>
-        <w:t>a) armazenar os equipamentos em local coberto, seco e protegido contra intempéries;</w:t>
-      </w:r>
-    </w:p>
-    <w:p>
-      <w:pPr>
-        <w:spacing w:before="100" w:beforeAutospacing="1" w:after="100" w:afterAutospacing="1"/>
-        <w:rPr>
-          <w:lang w:val="en-BR"/>
-        </w:rPr>
-      </w:pPr>
-      <w:r>
-        <w:rPr>
-          <w:lang w:val="en-BR"/>
-        </w:rPr>
-        <w:t>b) adotar medidas razoáveis de segurança para evitar furto, extravio ou danos;</w:t>
-      </w:r>
-    </w:p>
-    <w:p>
-      <w:pPr>
-        <w:spacing w:before="100" w:beforeAutospacing="1" w:after="100" w:afterAutospacing="1"/>
-        <w:rPr>
-          <w:lang w:val="en-BR"/>
-        </w:rPr>
-      </w:pPr>
-      <w:r>
-        <w:rPr>
-          <w:lang w:val="en-BR"/>
-        </w:rPr>
-        <w:t>c) não manusear, abrir embalagens técnicas ou permitir intervenção de terceiros não autorizados.</w:t>
-      </w:r>
-    </w:p>
-    <w:p>
-      <w:pPr>
-        <w:spacing w:before="100" w:beforeAutospacing="1" w:after="100" w:afterAutospacing="1"/>
-        <w:rPr>
-          <w:lang w:val="en-BR"/>
-        </w:rPr>
-      </w:pPr>
-      <w:r>
-        <w:rPr>
-          <w:lang w:val="en-BR"/>
-        </w:rPr>
-        <w:t>8-A.3. O CONTRATANTE responderá por danos, perdas, extravios ou deteriorações decorrentes de culpa, negligência, imprudência ou má conservação durante o período de guarda provisória.</w:t>
-      </w:r>
-    </w:p>
-    <w:p>
-      <w:pPr>
-        <w:spacing w:before="100" w:beforeAutospacing="1" w:after="100" w:afterAutospacing="1"/>
-        <w:rPr>
-          <w:lang w:val="en-BR"/>
-        </w:rPr>
-      </w:pPr>
-      <w:r>
-        <w:rPr>
-          <w:lang w:val="en-BR"/>
-        </w:rPr>
-        <w:t>8-A.4. Não será imputada responsabilidade ao CONTRATANTE quando o dano decorrer de caso fortuito externo ou força maior devidamente comprovados, nos termos do artigo 393 do Código Civil.</w:t>
-      </w:r>
-    </w:p>
-    <w:p>
-      <w:pPr>
-        <w:spacing w:before="100" w:beforeAutospacing="1" w:after="100" w:afterAutospacing="1"/>
-        <w:rPr>
-          <w:lang w:val="en-BR"/>
-        </w:rPr>
-      </w:pPr>
-      <w:r>
-        <w:rPr>
-          <w:lang w:val="en-BR"/>
-        </w:rPr>
-        <w:t>8-A.5. Eventual sinistro ocorrido durante o período de guarda provisória poderá ensejar a cobrança dos custos de reposição dos equipamentos danificados, sem prejuízo das demais obrigações contratuais.</w:t>
-      </w:r>
-    </w:p>
-    <w:p>
-      <w:pPr>
-        <w:spacing w:before="100" w:beforeAutospacing="1" w:after="100" w:afterAutospacing="1"/>
-        <w:outlineLvl w:val="1"/>
-        <w:rPr>
-          <w:b/>
-          <w:bCs/>
-          <w:lang w:val="en-BR"/>
-        </w:rPr>
-      </w:pPr>
-    </w:p>
-    <w:p>
-      <w:pPr>
-        <w:spacing w:before="100" w:beforeAutospacing="1" w:after="100" w:afterAutospacing="1"/>
-        <w:outlineLvl w:val="1"/>
-        <w:rPr>
-          <w:b/>
-          <w:bCs/>
-          <w:lang w:val="en-BR"/>
-        </w:rPr>
-      </w:pPr>
-      <w:r>
-        <w:rPr>
-          <w:b/>
-          <w:bCs/>
-          <w:lang w:val="en-BR"/>
-        </w:rPr>
-        <w:t>CLÁUSULA 9 – DO DESEMPENHO E DA OBRIGAÇÃO DE MEIO</w:t>
-      </w:r>
-    </w:p>
-    <w:p>
-      <w:pPr>
-        <w:spacing w:before="100" w:beforeAutospacing="1" w:after="100" w:afterAutospacing="1"/>
-        <w:rPr>
-          <w:lang w:val="en-BR"/>
-        </w:rPr>
-      </w:pPr>
-      <w:r>
-        <w:rPr>
-          <w:lang w:val="en-BR"/>
-        </w:rPr>
-        <w:t xml:space="preserve">9.1. A </w:t>
-      </w:r>
-      <w:r>
-        <w:rPr>
-          <w:lang w:val="en-BR"/>
-        </w:rPr>
-        <w:t>SOLARINVEST</w:t>
-      </w:r>
-      <w:r>
-        <w:rPr>
-          <w:lang w:val="en-BR"/>
-        </w:rPr>
-        <w:t xml:space="preserve"> possui obrigação de meio, e não de resultado.</w:t>
-      </w:r>
-    </w:p>
-    <w:p>
-      <w:pPr>
-        <w:spacing w:before="100" w:beforeAutospacing="1" w:after="100" w:afterAutospacing="1"/>
-        <w:rPr>
-          <w:lang w:val="en-BR"/>
-        </w:rPr>
-      </w:pPr>
-      <w:r>
-        <w:rPr>
-          <w:lang w:val="en-BR"/>
-        </w:rPr>
-        <w:t xml:space="preserve">9.2. A </w:t>
-      </w:r>
-      <w:r>
-        <w:rPr>
-          <w:lang w:val="en-BR"/>
-        </w:rPr>
-        <w:t>SOLARINVEST</w:t>
-      </w:r>
-      <w:r>
-        <w:rPr>
-          <w:lang w:val="en-BR"/>
-        </w:rPr>
-        <w:t xml:space="preserve"> não se responsabiliza por redução de geração causada por:</w:t>
-      </w:r>
-    </w:p>
-    <w:p>
-      <w:pPr>
-        <w:spacing w:before="100" w:beforeAutospacing="1" w:after="100" w:afterAutospacing="1"/>
-        <w:rPr>
-          <w:lang w:val="en-BR"/>
-        </w:rPr>
-      </w:pPr>
-      <w:r>
-        <w:rPr>
-          <w:lang w:val="en-BR"/>
-        </w:rPr>
-        <w:t>a) sombreamento, clima ou obras no imóvel;</w:t>
-      </w:r>
-    </w:p>
-    <w:p>
-      <w:pPr>
-        <w:spacing w:before="100" w:beforeAutospacing="1" w:after="100" w:afterAutospacing="1"/>
-        <w:rPr>
-          <w:lang w:val="en-BR"/>
-        </w:rPr>
-      </w:pPr>
-      <w:r>
-        <w:rPr>
-          <w:lang w:val="en-BR"/>
-        </w:rPr>
-        <w:t>b) falta de limpeza dos módulos;</w:t>
-      </w:r>
-    </w:p>
-    <w:p>
-      <w:pPr>
-        <w:spacing w:before="100" w:beforeAutospacing="1" w:after="100" w:afterAutospacing="1"/>
-        <w:rPr>
-          <w:lang w:val="en-BR"/>
-        </w:rPr>
-      </w:pPr>
-      <w:r>
-        <w:rPr>
-          <w:lang w:val="en-BR"/>
-        </w:rPr>
-        <w:lastRenderedPageBreak/>
-        <w:t>c) falhas na rede da distribuidora;</w:t>
-      </w:r>
-    </w:p>
-    <w:p>
-      <w:pPr>
-        <w:spacing w:before="100" w:beforeAutospacing="1" w:after="100" w:afterAutospacing="1"/>
-        <w:rPr>
-          <w:lang w:val="en-BR"/>
-        </w:rPr>
-      </w:pPr>
-      <w:r>
-        <w:rPr>
-          <w:lang w:val="en-BR"/>
-        </w:rPr>
-        <w:t>d) desconexão da internet.</w:t>
-      </w:r>
-    </w:p>
-    <w:p>
-      <w:pPr>
-        <w:spacing w:before="100" w:beforeAutospacing="1" w:after="100" w:afterAutospacing="1"/>
-        <w:rPr>
-          <w:lang w:val="en-BR"/>
-        </w:rPr>
-      </w:pPr>
-      <w:r>
-        <w:rPr>
-          <w:lang w:val="en-BR"/>
-        </w:rPr>
-        <w:t>9.3. Em caso de limitação técnica permanente, o valor do Kc poderá ser ajustado, sem caracterizar inadimplemento.</w:t>
-      </w:r>
-    </w:p>
-    <w:p>
-      <w:pPr>
-        <w:pStyle w:val="p1"/>
-      </w:pPr>
-      <w:r>
-        <w:t>9.4 O CONTRATANTE declara estar ciente de que eventuais estimativas de geração de energia, economia financeira ou desempenho do sistema possuem caráter meramente indicativo, não constituindo garantia mínima de resultado, rendimento ou economia.</w:t>
-      </w:r>
-    </w:p>
-    <w:p>
-      <w:pPr>
-        <w:spacing w:before="100" w:beforeAutospacing="1" w:after="100" w:afterAutospacing="1"/>
-        <w:outlineLvl w:val="1"/>
-        <w:rPr>
-          <w:b/>
-          <w:bCs/>
-          <w:lang w:val="en-BR"/>
-        </w:rPr>
-      </w:pPr>
-      <w:r>
-        <w:rPr>
-          <w:b/>
-          <w:bCs/>
-          <w:lang w:val="en-BR"/>
-        </w:rPr>
-        <w:t>CLÁUSULA 10 – DOS ENCARGOS JUNTO À DISTRIBUIDORA</w:t>
-      </w:r>
-    </w:p>
-    <w:p>
-      <w:pPr>
-        <w:spacing w:before="100" w:beforeAutospacing="1" w:after="100" w:afterAutospacing="1"/>
-        <w:rPr>
-          <w:lang w:val="en-BR"/>
-        </w:rPr>
-      </w:pPr>
-      <w:r>
-        <w:rPr>
-          <w:lang w:val="en-BR"/>
-        </w:rPr>
-        <w:t xml:space="preserve">10.1. </w:t>
-      </w:r>
-      <w:r>
-        <w:rPr>
-          <w:lang w:val="en-BR"/>
-        </w:rPr>
-        <w:t xml:space="preserve">Permanecem de responsabilidade exclusiva do CONTRATANTE, perante a distribuidora de energia elétrica e os órgãos competentes, os encargos, tarifas, tributos, contribuições, bandeiras tarifárias, refaturamentos, multas e demais valores cobrados diretamente em sua fatura de energia elétrica, não se confundindo tais obrigações com a metodologia de cálculo da mensalidade devida à </w:t>
-      </w:r>
-      <w:r>
-        <w:rPr>
-          <w:lang w:val="en-BR"/>
-        </w:rPr>
-        <w:t>SOLARINVEST</w:t>
-      </w:r>
-      <w:r>
-        <w:rPr>
-          <w:lang w:val="en-BR"/>
-        </w:rPr>
-        <w:t>, prevista na Cláusula 4 e no Anexo III deste contrato</w:t>
-      </w:r>
-      <w:r>
-        <w:rPr>
-          <w:lang w:val="en-BR"/>
-        </w:rPr>
-        <w:t>.</w:t>
-      </w:r>
-    </w:p>
-    <w:p>
-      <w:pPr>
-        <w:spacing w:before="100" w:beforeAutospacing="1" w:after="100" w:afterAutospacing="1"/>
-        <w:outlineLvl w:val="1"/>
-        <w:rPr>
-          <w:b/>
-          <w:bCs/>
-          <w:lang w:val="en-BR"/>
-        </w:rPr>
-      </w:pPr>
-      <w:r>
-        <w:rPr>
-          <w:b/>
-          <w:bCs/>
-          <w:lang w:val="en-BR"/>
-        </w:rPr>
-        <w:t>CLÁUSULA 11 – DOS CRÉDITOS EM CASO DE INADIMPLÊNCIA</w:t>
-      </w:r>
-    </w:p>
-    <w:p>
-      <w:pPr>
-        <w:spacing w:before="100" w:beforeAutospacing="1" w:after="100" w:afterAutospacing="1"/>
-        <w:rPr>
-          <w:lang w:val="en-BR"/>
-        </w:rPr>
-      </w:pPr>
-      <w:r>
-        <w:rPr>
-          <w:lang w:val="en-BR"/>
-        </w:rPr>
-        <w:t>11.1. Estando adimplente, o CONTRATANTE usufruirá integralmente dos créditos de energia.</w:t>
-      </w:r>
-    </w:p>
-    <w:p>
-      <w:pPr>
-        <w:spacing w:before="100" w:beforeAutospacing="1" w:after="100" w:afterAutospacing="1"/>
-        <w:rPr>
-          <w:lang w:val="en-BR"/>
-        </w:rPr>
-      </w:pPr>
-      <w:r>
-        <w:rPr>
-          <w:lang w:val="en-BR"/>
-        </w:rPr>
-        <w:t xml:space="preserve">11.2. Em caso de inadimplência, os créditos passam a ser de uso exclusivo da </w:t>
-      </w:r>
-      <w:r>
-        <w:rPr>
-          <w:lang w:val="en-BR"/>
-        </w:rPr>
-        <w:t>SOLARINVEST</w:t>
-      </w:r>
-      <w:r>
-        <w:rPr>
-          <w:lang w:val="en-BR"/>
-        </w:rPr>
-        <w:t>, que poderá:</w:t>
-      </w:r>
-    </w:p>
-    <w:p>
-      <w:pPr>
-        <w:spacing w:before="100" w:beforeAutospacing="1" w:after="100" w:afterAutospacing="1"/>
-        <w:rPr>
-          <w:lang w:val="en-BR"/>
-        </w:rPr>
-      </w:pPr>
-      <w:r>
-        <w:rPr>
-          <w:lang w:val="en-BR"/>
-        </w:rPr>
-        <w:t>a) redirecioná-los a outras UCs;</w:t>
-      </w:r>
-    </w:p>
-    <w:p>
-      <w:pPr>
-        <w:spacing w:before="100" w:beforeAutospacing="1" w:after="100" w:afterAutospacing="1"/>
-        <w:rPr>
-          <w:lang w:val="en-BR"/>
-        </w:rPr>
-      </w:pPr>
-      <w:r>
-        <w:rPr>
-          <w:lang w:val="en-BR"/>
-        </w:rPr>
-        <w:t>b) retê-los;</w:t>
-      </w:r>
-    </w:p>
-    <w:p>
-      <w:pPr>
-        <w:spacing w:before="100" w:beforeAutospacing="1" w:after="100" w:afterAutospacing="1"/>
-        <w:rPr>
-          <w:lang w:val="en-BR"/>
-        </w:rPr>
-      </w:pPr>
-      <w:r>
-        <w:rPr>
-          <w:lang w:val="en-BR"/>
-        </w:rPr>
-        <w:t>c) redistribuí-los.</w:t>
-      </w:r>
-    </w:p>
-    <w:p>
-      <w:pPr>
-        <w:spacing w:before="100" w:beforeAutospacing="1" w:after="100" w:afterAutospacing="1"/>
-        <w:rPr>
-          <w:lang w:val="en-BR"/>
-        </w:rPr>
-      </w:pPr>
-      <w:r>
-        <w:rPr>
-          <w:lang w:val="en-BR"/>
-        </w:rPr>
-        <w:t xml:space="preserve">11.3. Não há direito à compensação retroativa dos créditos usados pela </w:t>
-      </w:r>
-      <w:r>
-        <w:rPr>
-          <w:lang w:val="en-BR"/>
-        </w:rPr>
-        <w:t>SOLARINVEST</w:t>
-      </w:r>
-      <w:r>
-        <w:rPr>
-          <w:lang w:val="en-BR"/>
-        </w:rPr>
-        <w:t>.</w:t>
-      </w:r>
-    </w:p>
-    <w:p>
-      <w:pPr>
-        <w:pStyle w:val="p1"/>
-        <w:rPr>
-          <w:b/>
-          <w:bCs/>
-        </w:rPr>
-      </w:pPr>
-      <w:r>
-        <w:rPr>
-          <w:b/>
-          <w:bCs/>
-        </w:rPr>
-        <w:t>CLÁUSULA 11.5 – DA ANÁLISE, APROVAÇÃO E EVENTUAL NÃO EXECUÇÃO DO PROJETO</w:t>
-      </w:r>
-    </w:p>
-    <w:p>
-      <w:pPr>
-        <w:pStyle w:val="p1"/>
-      </w:pPr>
-      <w:r>
-        <w:t>11.5.1. A assinatura do presente contrato não implica, por si só, obrigação de execução imediata do projeto por parte da SOLARINVEST, ficando sua efetiva implementação condicionada à conclusão satisfatória das análises técnicas, operacionais, comerciais, cadastrais e de crédito do CONTRATANTE.</w:t>
-      </w:r>
-    </w:p>
-    <w:p>
-      <w:pPr>
-        <w:pStyle w:val="p1"/>
-      </w:pPr>
-      <w:r>
-        <w:lastRenderedPageBreak/>
-        <w:t>11.5.2. A SOLARINVEST poderá, a seu exclusivo critério técnico e comercial, suspender, recusar ou cancelar a execução do projeto, a qualquer tempo antes do início efetivo da instalação, caso sejam identificadas condições que:</w:t>
-      </w:r>
-    </w:p>
-    <w:p>
-      <w:pPr>
-        <w:pStyle w:val="p1"/>
-      </w:pPr>
-      <w:r>
-        <w:t>a) inviabilizem tecnicamente a instalação ou operação do Sistema;</w:t>
-      </w:r>
-    </w:p>
-    <w:p>
-      <w:pPr>
-        <w:pStyle w:val="p1"/>
-      </w:pPr>
-      <w:r>
-        <w:t>b) comprometam a viabilidade econômica do projeto;</w:t>
-      </w:r>
-    </w:p>
-    <w:p>
-      <w:pPr>
-        <w:pStyle w:val="p1"/>
-      </w:pPr>
-      <w:r>
-        <w:t>c) indiquem risco de inadimplência;</w:t>
-      </w:r>
-    </w:p>
-    <w:p>
-      <w:pPr>
-        <w:pStyle w:val="p1"/>
-      </w:pPr>
-      <w:r>
-        <w:t>d) estejam em desacordo com seus critérios internos de aprovação.</w:t>
-      </w:r>
-    </w:p>
-    <w:p>
-      <w:pPr>
-        <w:pStyle w:val="p1"/>
-      </w:pPr>
-      <w:r>
-        <w:t>11.5.3. Na hipótese de não aprovação ou cancelamento do projeto nos termos desta cláusula, o presente contrato será considerado automaticamente resolvido, sem ônus para a SOLARINVEST, não sendo devida qualquer indenização ao CONTRATANTE.</w:t>
-      </w:r>
-    </w:p>
-    <w:p>
-      <w:pPr>
-        <w:pStyle w:val="p1"/>
-      </w:pPr>
-      <w:r>
-        <w:t>11.5.4. Caso tenham sido realizados custos específicos e comprovados exclusivamente em função da solicitação do CONTRATANTE, estes poderão ser cobrados de forma proporcional, desde que previamente informados.</w:t>
-      </w:r>
-    </w:p>
-    <w:p>
-      <w:pPr>
-        <w:pStyle w:val="p1"/>
-      </w:pPr>
-      <w:r>
-        <w:t>11.5.5. O CONTRATANTE declara estar ciente de que a execução do projeto está condicionada à sua aprovação final pela SOLARINVEST, não constituindo a assinatura deste contrato garantia de instalação ou fornecimento do Sistema.</w:t>
-      </w:r>
-    </w:p>
-    <w:p>
-      <w:pPr>
-        <w:pStyle w:val="p1"/>
+        <w:t>12.1. O presente contrato poderá ser rescindido nas seguintes hipóteses:</w:t>
+      </w:r>
+      <w:r>
+        <w:br/>
+        <w:t>a) por inadimplemento contratual de qualquer das partes;</w:t>
+      </w:r>
+      <w:r>
+        <w:br/>
+        <w:t>b) por comum acordo entre as partes;</w:t>
+      </w:r>
+      <w:r>
+        <w:br/>
+        <w:t>c) por solicitação motivada do CONTRATANTE, nos termos deste contrato.</w:t>
+      </w:r>
+    </w:p>
+    <w:p>
+      <w:pPr>
+        <w:pStyle w:val="NormalWeb"/>
+        <w:rPr>
+          <w:b/>
+          <w:bCs/>
+        </w:rPr>
       </w:pPr>
       <w:r>
         <w:rPr>
@@ -3175,59 +3287,7 @@
           <w:b w:val="0"/>
           <w:bCs w:val="0"/>
         </w:rPr>
-        <w:t>11.5.6.</w:t>
-      </w:r>
-      <w:r>
-        <w:t xml:space="preserve"> Caso a não execução do projeto, nos termos desta cláusula, decorra de inviabilidade técnica do imóvel não informada previamente pelo CONTRATANTE ou da prestação de informações inverídicas por este, a CONTRATANTE poderá cobrar do CONTRATANTE uma taxa de até </w:t>
-      </w:r>
-      <w:r>
-        <w:rPr>
-          <w:b/>
-          <w:bCs/>
-        </w:rPr>
-        <w:t>R$ 700,00</w:t>
-      </w:r>
-      <w:r>
-        <w:t xml:space="preserve"> (setecentos reais) para cobrir os custos da visita técnica e elaboração de projeto preliminar.</w:t>
-      </w:r>
-    </w:p>
-    <w:p>
-      <w:pPr>
-        <w:spacing w:before="100" w:beforeAutospacing="1" w:after="100" w:afterAutospacing="1"/>
-        <w:outlineLvl w:val="1"/>
-        <w:rPr>
-          <w:b/>
-          <w:bCs/>
-          <w:lang w:val="en-BR"/>
-        </w:rPr>
-      </w:pPr>
-      <w:r>
-        <w:rPr>
-          <w:b/>
-          <w:bCs/>
-          <w:lang w:val="en-BR"/>
-        </w:rPr>
-        <w:t>CLÁUSULA 12 – DA RESCISÃO E MULTA</w:t>
-      </w:r>
-    </w:p>
-    <w:p>
-      <w:pPr>
-        <w:pStyle w:val="p1"/>
-      </w:pPr>
-      <w:r>
-        <w:t>12.1. O presente contrato poderá ser rescindido nas seguintes hipóteses:</w:t>
-      </w:r>
-      <w:r>
-        <w:br/>
-        <w:t>a) por inadimplemento contratual de qualquer das partes;</w:t>
-      </w:r>
-      <w:r>
-        <w:br/>
-        <w:t>b) por comum acordo entre as partes;</w:t>
-      </w:r>
-      <w:r>
-        <w:br/>
-        <w:t>c) por solicitação motivada do CONTRATANTE, nos termos deste contrato.</w:t>
+        <w:t>12.1.1. Caso o CONTRATANTE solicite a rescisão imotivada após a assinatura deste instrumento e antes do início da instalação, fica estabelecido que:</w:t>
       </w:r>
     </w:p>
     <w:p>
@@ -3244,7 +3304,7 @@
           <w:b w:val="0"/>
           <w:bCs w:val="0"/>
         </w:rPr>
-        <w:t>12.1.1. Caso o CONTRATANTE solicite a rescisão imotivada após a assinatura deste instrumento e antes do início da instalação, fica estabelecido que:</w:t>
+        <w:t>a) Se a SOLARINVEST ainda não tiver incorrido em custos diretos com a aquisição de equipamentos ou serviços para o projeto específico, a rescisão ocorrerá sem ônus.</w:t>
       </w:r>
     </w:p>
     <w:p>
@@ -3261,25 +3321,84 @@
           <w:b w:val="0"/>
           <w:bCs w:val="0"/>
         </w:rPr>
-        <w:t>a) Se a SOLARINVEST ainda não tiver incorrido em custos diretos com a aquisição de equipamentos ou serviços para o projeto específico, a rescisão ocorrerá sem ônus.</w:t>
-      </w:r>
-    </w:p>
-    <w:p>
-      <w:pPr>
-        <w:pStyle w:val="NormalWeb"/>
-        <w:rPr>
-          <w:b/>
-          <w:bCs/>
-        </w:rPr>
-      </w:pPr>
+        <w:t>b) Se a SOLARINVEST já tiver comprovadamente incorrido em custos com a aquisição de equipamentos, elaboração de projeto executivo ou contratação de serviços específicos para a execução do contrato, será devida pelo CONTRATANTE uma multa compensatória de 20% (vinte por cento) sobre o valor total do projeto, ou o valor integral dos custos diretos comprovados pela SOLARINVEST, o que for maior. A SOLARINVEST fornecerá ao CONTRATANTE os respectivos comprovantes de despesa para justificar a cobrança.</w:t>
+      </w:r>
+    </w:p>
+    <w:p>
+      <w:pPr>
+        <w:pStyle w:val="p1"/>
+      </w:pPr>
+      <w:r>
+        <w:t>12.2. A rescisão imotivada por parte do CONTRATANTE, após a instalação do Sistema, implicará o pagamento de multa compensatória equivalente a 30% (trinta por cento) sobre o valor das parcelas vincendas, calculadas com base no valor vigente do kWh da concessionária à época da rescisão, observados os critérios de proporcionalidade e razoabilidade previstos neste contrato.</w:t>
+      </w:r>
+    </w:p>
+    <w:p>
+      <w:pPr>
+        <w:pStyle w:val="p1"/>
+      </w:pPr>
+      <w:r>
+        <w:t>12.3. A multa prevista no item anterior será aplicada de forma proporcional ao período restante do contrato, considerando os investimentos realizados pela SOLARINVEST, incluindo, mas não se limitando, aos custos de aquisição, instalação, homologação, operação, manutenção e demais despesas associadas ao Sistema.</w:t>
+      </w:r>
+    </w:p>
+    <w:p>
+      <w:pPr>
+        <w:pStyle w:val="p1"/>
+      </w:pPr>
+      <w:r>
+        <w:t xml:space="preserve">12.4. O valor da multa compensatória prevista no item 12.2 não poderá ser inferior ao </w:t>
+      </w:r>
       <w:r>
         <w:rPr>
           <w:rStyle w:val="Strong"/>
-          <w:b w:val="0"/>
-          <w:bCs w:val="0"/>
-        </w:rPr>
+        </w:rPr>
+        <w:t>Valor de Exercício de Compra (VEC)</w:t>
+      </w:r>
+      <w:r>
+        <w:t xml:space="preserve"> vigente no mês da rescisão, calculado conforme a fórmula e os critérios econômicos estabelecidos no </w:t>
+      </w:r>
+      <w:r>
+        <w:rPr>
+          <w:rStyle w:val="Strong"/>
+        </w:rPr>
+        <w:t>Anexo II</w:t>
+      </w:r>
+      <w:r>
+        <w:t>, de modo a garantir a recomposição do investimento realizado pela SOLARINVEST e o equilíbrio econômico-financeiro do contrato, ressalvada a possibilidade de revisão em caso de manifesta desproporcionalidade, nos termos da legislação civil aplicável.</w:t>
+      </w:r>
+    </w:p>
+    <w:p>
+      <w:pPr>
+        <w:pStyle w:val="p1"/>
+      </w:pPr>
+      <w:r>
+        <w:t xml:space="preserve">12.5. Decorridos </w:t>
+      </w:r>
+      <w:r>
+        <w:rPr>
+          <w:rStyle w:val="Strong"/>
+        </w:rPr>
+        <w:t>6 (seis) meses completos</w:t>
+      </w:r>
+      <w:r>
+        <w:t xml:space="preserve"> de vigência contratual, contados a partir do início efetivo das cobranças conforme definido na Cláusula 6.1, o CONTRATANTE poderá optar pela aquisição definitiva do Sistema mediante o pagamento do Valor de Exercício de Compra (VEC), seguindo rigorosamente o procedimento, os prazos e as condições de cálculo detalhadas no </w:t>
+      </w:r>
+      <w:r>
+        <w:rPr>
+          <w:rStyle w:val="Strong"/>
+        </w:rPr>
+        <w:t>Anexo II</w:t>
+      </w:r>
+      <w:r>
+        <w:t>, sem que tal exercício seja caracterizado como rescisão antecipada ou infração contratual.</w:t>
+      </w:r>
+    </w:p>
+    <w:p>
+      <w:pPr>
+        <w:pStyle w:val="p1"/>
+      </w:pPr>
+      <w:r>
         <w:lastRenderedPageBreak/>
-        <w:t>b) Se a SOLARINVEST já tiver comprovadamente incorrido em custos com a aquisição de equipamentos, elaboração de projeto executivo ou contratação de serviços específicos para a execução do contrato, será devida pelo CONTRATANTE uma multa compensatória de 20% (vinte por cento) sobre o valor total do projeto, ou o valor integral dos custos diretos comprovados pela SOLARINVEST, o que for maior. A SOLARINVEST fornecerá ao CONTRATANTE os respectivos comprovantes de despesa para justificar a cobrança.</w:t>
+        <w:t>12.6. Em caso de rescisão contratual, a SOLARINVEST fica autorizada a promover a remoção do Sistema, observado o disposto neste contrato e os limites legais aplicáveis, mediante prévia comunicação ao CONTRATANTE, podendo, se necessário, adotar as medidas judiciais ou extrajudiciais cabíveis para assegurar o acesso ao imóvel e a retirada do Sistema, sempre preservando a integridade do imóvel e dos bens nele existentes.</w:t>
       </w:r>
     </w:p>
     <w:p>
@@ -3287,7 +3406,7 @@
         <w:pStyle w:val="p1"/>
       </w:pPr>
       <w:r>
-        <w:t>12.2. A rescisão imotivada por parte do CONTRATANTE, após a instalação do Sistema, implicará o pagamento de multa compensatória equivalente a 30% (trinta por cento) sobre o valor das parcelas vincendas, calculadas com base no valor vigente do kWh da concessionária à época da rescisão, observados os critérios de proporcionalidade e razoabilidade previstos neste contrato.</w:t>
+        <w:t>12.7. A negativa injustificada de acesso ao imóvel pelo CONTRATANTE para fins de retirada do Sistema poderá ensejar responsabilidade civil, bem como a obrigação de indenizar eventuais prejuízos decorrentes.</w:t>
       </w:r>
     </w:p>
     <w:p>
@@ -3295,7 +3414,7 @@
         <w:pStyle w:val="p1"/>
       </w:pPr>
       <w:r>
-        <w:t>12.3. A multa prevista no item anterior será aplicada de forma proporcional ao período restante do contrato, considerando os investimentos realizados pela SOLARINVEST, incluindo, mas não se limitando, aos custos de aquisição, instalação, homologação, operação, manutenção e demais despesas associadas ao Sistema.</w:t>
+        <w:t>12.8. O recolhimento do Sistema não exonera o CONTRATANTE do cumprimento das obrigações financeiras pendentes até a data da efetiva rescisão.</w:t>
       </w:r>
     </w:p>
     <w:p>
@@ -3303,48 +3422,151 @@
         <w:pStyle w:val="p1"/>
       </w:pPr>
       <w:r>
-        <w:t>12.4. O valor da multa não poderá ser inferior ao Valor de Exercício de Compra (VEC), conforme estabelecido no Anexo II, ressalvada a possibilidade de revisão em caso de manifesta desproporcionalidade, nos termos da legislação aplicável.</w:t>
-      </w:r>
-    </w:p>
-    <w:p>
-      <w:pPr>
-        <w:pStyle w:val="p1"/>
-      </w:pPr>
-      <w:r>
-        <w:t>12.5. Decorridos 6 (seis) meses de vigência contratual, o CONTRATANTE poderá optar pela aquisição do Sistema mediante pagamento do Valor de Exercício de Compra (VEC), conforme Anexo II, sem que tal opção seja caracterizada como rescisão contratual.</w:t>
-      </w:r>
-    </w:p>
-    <w:p>
-      <w:pPr>
-        <w:pStyle w:val="p1"/>
-      </w:pPr>
-      <w:r>
-        <w:t>12.6. Em caso de rescisão contratual, a SOLARINVEST fica autorizada a promover a remoção do Sistema, observado o disposto neste contrato e os limites legais aplicáveis, mediante prévia comunicação ao CONTRATANTE, podendo, se necessário, adotar as medidas judiciais ou extrajudiciais cabíveis para assegurar o acesso ao imóvel e a retirada do Sistema, sempre preservando a integridade do imóvel e dos bens nele existentes.</w:t>
-      </w:r>
-    </w:p>
-    <w:p>
-      <w:pPr>
-        <w:pStyle w:val="p1"/>
-      </w:pPr>
-      <w:r>
-        <w:t>12.7. A negativa injustificada de acesso ao imóvel pelo CONTRATANTE para fins de retirada do Sistema poderá ensejar responsabilidade civil, bem como a obrigação de indenizar eventuais prejuízos decorrentes.</w:t>
-      </w:r>
-    </w:p>
-    <w:p>
-      <w:pPr>
-        <w:pStyle w:val="p1"/>
-      </w:pPr>
-      <w:r>
-        <w:t>12.8. O recolhimento do Sistema não exonera o CONTRATANTE do cumprimento das obrigações financeiras pendentes até a data da efetiva rescisão.</w:t>
-      </w:r>
-    </w:p>
-    <w:p>
-      <w:pPr>
-        <w:pStyle w:val="p1"/>
-      </w:pPr>
-      <w:r>
         <w:t>12.9. As partes reconhecem que a multa prevista nesta cláusula possui natureza compensatória, proporcional aos investimentos realizados pela SOLARINVEST e à legítima expectativa de retorno econômico do contrato, não configurando penalidade abusiva, devendo ser interpretada de acordo com os princípios da boa-fé objetiva, equilíbrio contratual e função social do contrato.</w:t>
       </w:r>
+    </w:p>
+    <w:p>
+      <w:pPr>
+        <w:spacing w:before="100" w:beforeAutospacing="1" w:after="100" w:afterAutospacing="1"/>
+        <w:outlineLvl w:val="1"/>
+        <w:rPr>
+          <w:b/>
+          <w:bCs/>
+          <w:lang w:val="en-BR"/>
+        </w:rPr>
+      </w:pPr>
+    </w:p>
+    <w:p>
+      <w:pPr>
+        <w:spacing w:before="100" w:beforeAutospacing="1" w:after="100" w:afterAutospacing="1"/>
+        <w:outlineLvl w:val="1"/>
+        <w:rPr>
+          <w:b/>
+          <w:bCs/>
+          <w:lang w:val="en-BR"/>
+        </w:rPr>
+      </w:pPr>
+    </w:p>
+    <w:p>
+      <w:pPr>
+        <w:spacing w:before="100" w:beforeAutospacing="1" w:after="100" w:afterAutospacing="1"/>
+        <w:outlineLvl w:val="1"/>
+        <w:rPr>
+          <w:b/>
+          <w:bCs/>
+          <w:lang w:val="en-BR"/>
+        </w:rPr>
+      </w:pPr>
+    </w:p>
+    <w:p>
+      <w:pPr>
+        <w:spacing w:before="100" w:beforeAutospacing="1" w:after="100" w:afterAutospacing="1"/>
+        <w:outlineLvl w:val="1"/>
+        <w:rPr>
+          <w:b/>
+          <w:bCs/>
+          <w:lang w:val="en-BR"/>
+        </w:rPr>
+      </w:pPr>
+    </w:p>
+    <w:p>
+      <w:pPr>
+        <w:spacing w:before="100" w:beforeAutospacing="1" w:after="100" w:afterAutospacing="1"/>
+        <w:outlineLvl w:val="1"/>
+        <w:rPr>
+          <w:b/>
+          <w:bCs/>
+          <w:lang w:val="en-BR"/>
+        </w:rPr>
+      </w:pPr>
+    </w:p>
+    <w:p>
+      <w:pPr>
+        <w:spacing w:before="100" w:beforeAutospacing="1" w:after="100" w:afterAutospacing="1"/>
+        <w:outlineLvl w:val="1"/>
+        <w:rPr>
+          <w:b/>
+          <w:bCs/>
+          <w:lang w:val="en-BR"/>
+        </w:rPr>
+      </w:pPr>
+    </w:p>
+    <w:p>
+      <w:pPr>
+        <w:spacing w:before="100" w:beforeAutospacing="1" w:after="100" w:afterAutospacing="1"/>
+        <w:outlineLvl w:val="1"/>
+        <w:rPr>
+          <w:b/>
+          <w:bCs/>
+          <w:lang w:val="en-BR"/>
+        </w:rPr>
+      </w:pPr>
+    </w:p>
+    <w:p>
+      <w:pPr>
+        <w:spacing w:before="100" w:beforeAutospacing="1" w:after="100" w:afterAutospacing="1"/>
+        <w:outlineLvl w:val="1"/>
+        <w:rPr>
+          <w:b/>
+          <w:bCs/>
+          <w:lang w:val="en-BR"/>
+        </w:rPr>
+      </w:pPr>
+    </w:p>
+    <w:p>
+      <w:pPr>
+        <w:spacing w:before="100" w:beforeAutospacing="1" w:after="100" w:afterAutospacing="1"/>
+        <w:outlineLvl w:val="1"/>
+        <w:rPr>
+          <w:b/>
+          <w:bCs/>
+          <w:lang w:val="en-BR"/>
+        </w:rPr>
+      </w:pPr>
+    </w:p>
+    <w:p>
+      <w:pPr>
+        <w:spacing w:before="100" w:beforeAutospacing="1" w:after="100" w:afterAutospacing="1"/>
+        <w:outlineLvl w:val="1"/>
+        <w:rPr>
+          <w:b/>
+          <w:bCs/>
+          <w:lang w:val="en-BR"/>
+        </w:rPr>
+      </w:pPr>
+    </w:p>
+    <w:p>
+      <w:pPr>
+        <w:spacing w:before="100" w:beforeAutospacing="1" w:after="100" w:afterAutospacing="1"/>
+        <w:outlineLvl w:val="1"/>
+        <w:rPr>
+          <w:b/>
+          <w:bCs/>
+          <w:lang w:val="en-BR"/>
+        </w:rPr>
+      </w:pPr>
+    </w:p>
+    <w:p>
+      <w:pPr>
+        <w:spacing w:before="100" w:beforeAutospacing="1" w:after="100" w:afterAutospacing="1"/>
+        <w:outlineLvl w:val="1"/>
+        <w:rPr>
+          <w:b/>
+          <w:bCs/>
+          <w:lang w:val="en-BR"/>
+        </w:rPr>
+      </w:pPr>
+    </w:p>
+    <w:p>
+      <w:pPr>
+        <w:spacing w:before="100" w:beforeAutospacing="1" w:after="100" w:afterAutospacing="1"/>
+        <w:outlineLvl w:val="1"/>
+        <w:rPr>
+          <w:b/>
+          <w:bCs/>
+          <w:lang w:val="en-BR"/>
+        </w:rPr>
+      </w:pPr>
     </w:p>
     <w:p>
       <w:pPr>
@@ -3897,7 +4119,7 @@
       <w:rPr>
         <w:noProof/>
       </w:rPr>
-      <w:pict w14:anchorId="631EEBFC">
+      <w:pict w14:anchorId="0F158AC3">
         <v:shapetype id="_x0000_t75" coordsize="21600,21600" o:spt="75" o:preferrelative="t" path="m@4@5l@4@11@9@11@9@5xe" filled="f" stroked="f">
           <v:stroke joinstyle="miter"/>
           <v:formulas>
@@ -3927,7 +4149,7 @@
       <w:rPr>
         <w:noProof/>
       </w:rPr>
-      <w:pict w14:anchorId="2A4F4E2E">
+      <w:pict w14:anchorId="6D8EBC97">
         <v:shape id="WordPictureWatermark361223196" o:spid="_x0000_s1029" type="#_x0000_t75" alt="" style="position:absolute;margin-left:0;margin-top:0;width:470.1pt;height:149.05pt;z-index:-251658239;mso-wrap-edited:f;mso-width-percent:0;mso-height-percent:0;mso-position-horizontal:center;mso-position-horizontal-relative:margin;mso-position-vertical:center;mso-position-vertical-relative:margin;mso-width-percent:0;mso-height-percent:0" o:allowincell="f">
           <v:imagedata r:id="rId1" o:title="SolarInvest_Logo" gain="19661f" blacklevel="22938f"/>
           <w10:wrap anchorx="margin" anchory="margin"/>
@@ -4077,7 +4299,7 @@
       <w:rPr>
         <w:noProof/>
       </w:rPr>
-      <w:pict w14:anchorId="364E69A2">
+      <w:pict w14:anchorId="01D6DAAB">
         <v:shapetype id="_x0000_t75" coordsize="21600,21600" o:spt="75" o:preferrelative="t" path="m@4@5l@4@11@9@11@9@5xe" filled="f" stroked="f">
           <v:stroke joinstyle="miter"/>
           <v:formulas>
@@ -4107,7 +4329,7 @@
       <w:rPr>
         <w:noProof/>
       </w:rPr>
-      <w:pict w14:anchorId="79D123DC">
+      <w:pict w14:anchorId="7E2EEBBC">
         <v:shape id="_x0000_s1027" type="#_x0000_t75" alt="" style="position:absolute;margin-left:0;margin-top:0;width:470.1pt;height:149.05pt;z-index:-251658238;mso-wrap-edited:f;mso-width-percent:0;mso-height-percent:0;mso-position-horizontal:center;mso-position-horizontal-relative:margin;mso-position-vertical:center;mso-position-vertical-relative:margin;mso-width-percent:0;mso-height-percent:0" o:allowincell="f">
           <v:imagedata r:id="rId2" o:title="SolarInvest_Logo" gain="19661f" blacklevel="22938f"/>
           <w10:wrap anchorx="margin" anchory="margin"/>
@@ -4128,7 +4350,7 @@
       <w:rPr>
         <w:noProof/>
       </w:rPr>
-      <w:pict w14:anchorId="568323E6">
+      <w:pict w14:anchorId="5F2C457B">
         <v:shapetype id="_x0000_t75" coordsize="21600,21600" o:spt="75" o:preferrelative="t" path="m@4@5l@4@11@9@11@9@5xe" filled="f" stroked="f">
           <v:stroke joinstyle="miter"/>
           <v:formulas>
@@ -4158,7 +4380,7 @@
       <w:rPr>
         <w:noProof/>
       </w:rPr>
-      <w:pict w14:anchorId="52E5FC74">
+      <w:pict w14:anchorId="26FE7578">
         <v:shape id="WordPictureWatermark361223195" o:spid="_x0000_s1025" type="#_x0000_t75" alt="" style="position:absolute;margin-left:0;margin-top:0;width:470.1pt;height:149.05pt;z-index:-251658240;mso-wrap-edited:f;mso-width-percent:0;mso-height-percent:0;mso-position-horizontal:center;mso-position-horizontal-relative:margin;mso-position-vertical:center;mso-position-vertical-relative:margin;mso-width-percent:0;mso-height-percent:0" o:allowincell="f">
           <v:imagedata r:id="rId1" o:title="SolarInvest_Logo" gain="19661f" blacklevel="22938f"/>
           <w10:wrap anchorx="margin" anchory="margin"/>
@@ -10419,28 +10641,28 @@
 </file>
 
 <file path=customXml/item1.xml><?xml version="1.0" encoding="utf-8"?>
-<b:Sources xmlns:b="http://schemas.openxmlformats.org/officeDocument/2006/bibliography" xmlns="http://schemas.openxmlformats.org/officeDocument/2006/bibliography" SelectedStyle="/APASixthEditionOfficeOnline.xsl" StyleName="APA" Version="6"/>
-</file>
-
-<file path=customXml/item2.xml><?xml version="1.0" encoding="utf-8"?>
 <go:gDocsCustomXmlDataStorage xmlns:go="http://customooxmlschemas.google.com/" xmlns:r="http://schemas.openxmlformats.org/officeDocument/2006/relationships" uri="GoogleDocsCustomDataVersion2">
   <go:docsCustomData xmlns:go="http://customooxmlschemas.google.com/" roundtripDataSignature="AMtx7mjIXpIDhFE5JiDbn3RZVFB3fzHULQ==">CgMxLjAyCWlkLmdqZGd4czgAciExRzZ2TFpjWF9OSEszNzd4dVk3R0NBVmtWWDRRa0g3X2U=</go:docsCustomData>
 </go:gDocsCustomXmlDataStorage>
 </file>
 
-<file path=customXml/itemProps1.xml><?xml version="1.0" encoding="utf-8"?>
-<ds:datastoreItem xmlns:ds="http://schemas.openxmlformats.org/officeDocument/2006/customXml" ds:itemID="{9067BF80-6573-1547-967C-573EEC1877A2}">
-  <ds:schemaRefs>
-    <ds:schemaRef ds:uri="http://schemas.openxmlformats.org/officeDocument/2006/bibliography"/>
-  </ds:schemaRefs>
-</ds:datastoreItem>
+<file path=customXml/item2.xml><?xml version="1.0" encoding="utf-8"?>
+<b:Sources xmlns:b="http://schemas.openxmlformats.org/officeDocument/2006/bibliography" xmlns="http://schemas.openxmlformats.org/officeDocument/2006/bibliography" SelectedStyle="/APASixthEditionOfficeOnline.xsl" StyleName="APA" Version="6"/>
 </file>
 
-<file path=customXml/itemProps2.xml><?xml version="1.0" encoding="utf-8"?>
+<file path=customXml/itemProps1.xml><?xml version="1.0" encoding="utf-8"?>
 <ds:datastoreItem xmlns:ds="http://schemas.openxmlformats.org/officeDocument/2006/customXml" ds:itemID="{11111111-1234-1234-1234-123412341234}">
   <ds:schemaRefs>
     <ds:schemaRef ds:uri="http://customooxmlschemas.google.com/"/>
     <ds:schemaRef ds:uri="http://schemas.openxmlformats.org/officeDocument/2006/relationships"/>
   </ds:schemaRefs>
 </ds:datastoreItem>
+</file>
+
+<file path=customXml/itemProps2.xml><?xml version="1.0" encoding="utf-8"?>
+<ds:datastoreItem xmlns:ds="http://schemas.openxmlformats.org/officeDocument/2006/customXml" ds:itemID="{9067BF80-6573-1547-967C-573EEC1877A2}">
+  <ds:schemaRefs>
+    <ds:schemaRef ds:uri="http://schemas.openxmlformats.org/officeDocument/2006/bibliography"/>
+  </ds:schemaRefs>
+</ds:datastoreItem>
 </file>